--- a/08-semester/Численные методы/Отчеты/ЧМ Работа 1.docx
+++ b/08-semester/Численные методы/Отчеты/ЧМ Работа 1.docx
@@ -552,37 +552,12 @@
           <w:sz w:val="26"/>
         </w:rPr>
       </w:pPr>
-      <w:proofErr w:type="spellStart"/>
       <w:r>
         <w:rPr>
           <w:rFonts w:ascii="Times New Roman" w:hAnsi="Times New Roman" w:cs="Times New Roman"/>
           <w:sz w:val="26"/>
         </w:rPr>
-        <w:t>Пришутов</w:t>
-      </w:r>
-      <w:proofErr w:type="spellEnd"/>
-      <w:r>
-        <w:rPr>
-          <w:rFonts w:ascii="Times New Roman" w:hAnsi="Times New Roman" w:cs="Times New Roman"/>
-          <w:sz w:val="26"/>
-        </w:rPr>
-        <w:t xml:space="preserve"> А.Д., </w:t>
-      </w:r>
-      <w:proofErr w:type="spellStart"/>
-      <w:r>
-        <w:rPr>
-          <w:rFonts w:ascii="Times New Roman" w:hAnsi="Times New Roman" w:cs="Times New Roman"/>
-          <w:sz w:val="26"/>
-        </w:rPr>
-        <w:t>Доманин</w:t>
-      </w:r>
-      <w:proofErr w:type="spellEnd"/>
-      <w:r>
-        <w:rPr>
-          <w:rFonts w:ascii="Times New Roman" w:hAnsi="Times New Roman" w:cs="Times New Roman"/>
-          <w:sz w:val="26"/>
-        </w:rPr>
-        <w:t xml:space="preserve"> Г.Д.</w:t>
+        <w:t>Пришутов А.Д., Доманин Г.Д.</w:t>
       </w:r>
     </w:p>
     <w:p>
@@ -656,21 +631,12 @@
         </w:rPr>
         <w:t xml:space="preserve">Преподаватель: </w:t>
       </w:r>
-      <w:proofErr w:type="spellStart"/>
       <w:r>
         <w:rPr>
           <w:rFonts w:ascii="Times New Roman" w:hAnsi="Times New Roman" w:cs="Times New Roman"/>
           <w:sz w:val="26"/>
         </w:rPr>
-        <w:t>Чигирёва</w:t>
-      </w:r>
-      <w:proofErr w:type="spellEnd"/>
-      <w:r>
-        <w:rPr>
-          <w:rFonts w:ascii="Times New Roman" w:hAnsi="Times New Roman" w:cs="Times New Roman"/>
-          <w:sz w:val="26"/>
-        </w:rPr>
-        <w:t xml:space="preserve"> Ольга Юрьевна</w:t>
+        <w:t>Чигирёва Ольга Юрьевна</w:t>
       </w:r>
     </w:p>
     <w:p>
@@ -775,7 +741,22 @@
           <w:rFonts w:ascii="Times New Roman" w:hAnsi="Times New Roman" w:cs="Times New Roman"/>
           <w:sz w:val="26"/>
         </w:rPr>
-        <w:t>Москва, 2025 г.</w:t>
+        <w:t>Москва, 202</w:t>
+      </w:r>
+      <w:r>
+        <w:rPr>
+          <w:rFonts w:ascii="Times New Roman" w:hAnsi="Times New Roman" w:cs="Times New Roman"/>
+          <w:sz w:val="26"/>
+          <w:lang w:val="en-US"/>
+        </w:rPr>
+        <w:t>6</w:t>
+      </w:r>
+      <w:r>
+        <w:rPr>
+          <w:rFonts w:ascii="Times New Roman" w:hAnsi="Times New Roman" w:cs="Times New Roman"/>
+          <w:sz w:val="26"/>
+        </w:rPr>
+        <w:t xml:space="preserve"> г.</w:t>
       </w:r>
     </w:p>
     <w:p>
@@ -808,23 +789,7 @@
         <w:pStyle w:val="a3"/>
       </w:pPr>
       <w:r>
-        <w:t xml:space="preserve">2. Провести решение двух заданных систем линейных алгебраических уравнений методом Гаусса, вычислить нормы невязок полученных приближенных решений, их абсолютные и относительные погрешности (при расчетах </w:t>
-      </w:r>
-      <w:proofErr w:type="gramStart"/>
-      <w:r>
-        <w:t>пользоваться  1</w:t>
-      </w:r>
-      <w:proofErr w:type="gramEnd"/>
-      <w:r>
-        <w:t xml:space="preserve">-нормой и </w:t>
-      </w:r>
-      <w:proofErr w:type="spellStart"/>
-      <w:r>
-        <w:t>inf</w:t>
-      </w:r>
-      <w:proofErr w:type="spellEnd"/>
-      <w:r>
-        <w:t xml:space="preserve">-нормой). </w:t>
+        <w:t xml:space="preserve">2. Провести решение двух заданных систем линейных алгебраических уравнений методом Гаусса, вычислить нормы невязок полученных приближенных решений, их абсолютные и относительные погрешности (при расчетах пользоваться  1-нормой и inf-нормой). </w:t>
       </w:r>
     </w:p>
     <w:p>
@@ -895,26 +860,16 @@
         <w:pStyle w:val="a3"/>
       </w:pPr>
       <w:r>
-        <w:t xml:space="preserve">      0.1200        32.4000         9.0500         0.4900       224.1300    </w:t>
-      </w:r>
-      <w:proofErr w:type="gramStart"/>
-      <w:r>
-        <w:t>@  5</w:t>
-      </w:r>
-      <w:proofErr w:type="gramEnd"/>
+        <w:t xml:space="preserve">      0.1200        32.4000         9.0500         0.4900       224.1300    @  5</w:t>
+      </w:r>
     </w:p>
     <w:p>
       <w:pPr>
         <w:pStyle w:val="a3"/>
       </w:pPr>
       <w:r>
-        <w:t xml:space="preserve">      0.0000         5.8800      -175.0000         2.4300        97.4000    </w:t>
-      </w:r>
-      <w:proofErr w:type="gramStart"/>
-      <w:r>
-        <w:t>@  1</w:t>
-      </w:r>
-      <w:proofErr w:type="gramEnd"/>
+        <w:t xml:space="preserve">      0.0000         5.8800      -175.0000         2.4300        97.4000    @  1</w:t>
+      </w:r>
     </w:p>
     <w:p>
       <w:pPr>
@@ -937,26 +892,16 @@
         <w:pStyle w:val="a3"/>
       </w:pPr>
       <w:r>
-        <w:t xml:space="preserve">   -558.5500      2569.1600        12.6000        55.8600       127.3100    </w:t>
-      </w:r>
-      <w:proofErr w:type="gramStart"/>
-      <w:r>
-        <w:t>@  1</w:t>
-      </w:r>
-      <w:proofErr w:type="gramEnd"/>
+        <w:t xml:space="preserve">   -558.5500      2569.1600        12.6000        55.8600       127.3100    @  1</w:t>
+      </w:r>
     </w:p>
     <w:p>
       <w:pPr>
         <w:pStyle w:val="a3"/>
       </w:pPr>
       <w:r>
-        <w:t xml:space="preserve">   -139.6500       642.3400         3.1500        13.9650        31.8150    </w:t>
-      </w:r>
-      <w:proofErr w:type="gramStart"/>
-      <w:r>
-        <w:t>@  0</w:t>
-      </w:r>
-      <w:proofErr w:type="gramEnd"/>
+        <w:t xml:space="preserve">   -139.6500       642.3400         3.1500        13.9650        31.8150    @  0</w:t>
+      </w:r>
     </w:p>
     <w:p>
       <w:pPr>
@@ -976,13 +921,8 @@
       </w:r>
       <w:r>
         <w:tab/>
-        <w:t xml:space="preserve"> 838.3900     -3855.9940       -18.9000       -83.7890      -190.3990    </w:t>
-      </w:r>
-      <w:proofErr w:type="gramStart"/>
-      <w:r>
-        <w:t>@  1</w:t>
-      </w:r>
-      <w:proofErr w:type="gramEnd"/>
+        <w:t xml:space="preserve"> 838.3900     -3855.9940       -18.9000       -83.7890      -190.3990    @  1</w:t>
+      </w:r>
     </w:p>
     <w:p>
       <w:pPr>
@@ -1772,14 +1712,7 @@
         <w:rPr>
           <w:vertAlign w:val="subscript"/>
         </w:rPr>
-        <w:t>−</w:t>
-      </w:r>
-      <w:proofErr w:type="gramStart"/>
-      <w:r>
-        <w:rPr>
-          <w:vertAlign w:val="subscript"/>
-        </w:rPr>
-        <w:t>1,</w:t>
+        <w:t>−1,</w:t>
       </w:r>
       <w:r>
         <w:rPr>
@@ -1801,7 +1734,6 @@
         </w:rPr>
         <w:t>𝑛</w:t>
       </w:r>
-      <w:proofErr w:type="gramEnd"/>
       <w:r>
         <w:t xml:space="preserve"> и т.д.</w:t>
       </w:r>
@@ -2724,19 +2656,19 @@
           <w:szCs w:val="16"/>
           <w:lang w:eastAsia="ru-RU"/>
         </w:rPr>
-        <w:t xml:space="preserve">   0.001000000000000                   0   </w:t>
-      </w:r>
-      <w:proofErr w:type="gramStart"/>
-      <w:r>
+        <w:t xml:space="preserve">   0.001000000000000                   0   0.000010877862595  -0.000090267175573   0.024984160305344</w:t>
+      </w:r>
+    </w:p>
+    <w:p>
+      <w:pPr>
+        <w:spacing w:after="0" w:line="240" w:lineRule="auto"/>
         <w:rPr>
           <w:rFonts w:ascii="Consolas" w:eastAsia="Times New Roman" w:hAnsi="Consolas" w:cs="Times New Roman"/>
           <w:sz w:val="16"/>
           <w:szCs w:val="16"/>
           <w:lang w:eastAsia="ru-RU"/>
         </w:rPr>
-        <w:t>0.000010877862595  -</w:t>
-      </w:r>
-      <w:proofErr w:type="gramEnd"/>
+      </w:pPr>
       <w:r>
         <w:rPr>
           <w:rFonts w:ascii="Consolas" w:eastAsia="Times New Roman" w:hAnsi="Consolas" w:cs="Times New Roman"/>
@@ -2744,7 +2676,7 @@
           <w:szCs w:val="16"/>
           <w:lang w:eastAsia="ru-RU"/>
         </w:rPr>
-        <w:t>0.000090267175573   0.024984160305344</w:t>
+        <w:t xml:space="preserve">                   0   0.032400000000000   0.009048694656489   0.000500832061069   0.221131900763359</w:t>
       </w:r>
     </w:p>
     <w:p>
@@ -2764,7 +2696,7 @@
           <w:szCs w:val="16"/>
           <w:lang w:eastAsia="ru-RU"/>
         </w:rPr>
-        <w:t xml:space="preserve">                   0   0.032400000000000   0.009048694656489   0.000500832061069   0.221131900763359</w:t>
+        <w:t xml:space="preserve">                   0   0.005880000000000  -0.175000000000000   0.002430000000000   0.097400000000000</w:t>
       </w:r>
     </w:p>
     <w:p>
@@ -2784,28 +2716,50 @@
           <w:szCs w:val="16"/>
           <w:lang w:eastAsia="ru-RU"/>
         </w:rPr>
-        <w:t xml:space="preserve">                   0   </w:t>
-      </w:r>
-      <w:proofErr w:type="gramStart"/>
-      <w:r>
+        <w:t xml:space="preserve">                   0  -0.002430000000000   0.001924498091603  -0.076652238549618  -7.675449356870229</w:t>
+      </w:r>
+    </w:p>
+    <w:p>
+      <w:pPr>
+        <w:spacing w:after="0" w:line="240" w:lineRule="auto"/>
         <w:rPr>
           <w:rFonts w:ascii="Consolas" w:eastAsia="Times New Roman" w:hAnsi="Consolas" w:cs="Times New Roman"/>
           <w:sz w:val="16"/>
           <w:szCs w:val="16"/>
           <w:lang w:eastAsia="ru-RU"/>
         </w:rPr>
-        <w:t>0.005880000000000  -</w:t>
-      </w:r>
-      <w:proofErr w:type="gramEnd"/>
-      <w:r>
+      </w:pPr>
+    </w:p>
+    <w:p>
+      <w:pPr>
+        <w:spacing w:after="0" w:line="240" w:lineRule="auto"/>
+        <w:rPr>
+          <w:rFonts w:ascii="Consolas" w:eastAsia="Times New Roman" w:hAnsi="Consolas" w:cs="Times New Roman"/>
+          <w:sz w:val="20"/>
+          <w:szCs w:val="20"/>
+          <w:lang w:eastAsia="ru-RU"/>
+        </w:rPr>
+      </w:pPr>
+      <w:r>
+        <w:rPr>
+          <w:rFonts w:ascii="Consolas" w:eastAsia="Times New Roman" w:hAnsi="Consolas" w:cs="Times New Roman"/>
+          <w:sz w:val="20"/>
+          <w:szCs w:val="20"/>
+          <w:lang w:eastAsia="ru-RU"/>
+        </w:rPr>
+        <w:t>Вид матрицы после шага      2</w:t>
+      </w:r>
+    </w:p>
+    <w:p>
+      <w:pPr>
+        <w:spacing w:after="0" w:line="240" w:lineRule="auto"/>
         <w:rPr>
           <w:rFonts w:ascii="Consolas" w:eastAsia="Times New Roman" w:hAnsi="Consolas" w:cs="Times New Roman"/>
           <w:sz w:val="16"/>
           <w:szCs w:val="16"/>
           <w:lang w:eastAsia="ru-RU"/>
         </w:rPr>
-        <w:t>0.175000000000000   0.002430000000000   0.097400000000000</w:t>
-      </w:r>
+      </w:pPr>
     </w:p>
     <w:p>
       <w:pPr>
@@ -2824,58 +2778,38 @@
           <w:szCs w:val="16"/>
           <w:lang w:eastAsia="ru-RU"/>
         </w:rPr>
-        <w:t xml:space="preserve">                   </w:t>
-      </w:r>
-      <w:proofErr w:type="gramStart"/>
-      <w:r>
+        <w:t xml:space="preserve">   1.0e+03 *</w:t>
+      </w:r>
+    </w:p>
+    <w:p>
+      <w:pPr>
+        <w:spacing w:after="0" w:line="240" w:lineRule="auto"/>
         <w:rPr>
           <w:rFonts w:ascii="Consolas" w:eastAsia="Times New Roman" w:hAnsi="Consolas" w:cs="Times New Roman"/>
           <w:sz w:val="16"/>
           <w:szCs w:val="16"/>
           <w:lang w:eastAsia="ru-RU"/>
         </w:rPr>
-        <w:t>0  -</w:t>
-      </w:r>
-      <w:proofErr w:type="gramEnd"/>
-      <w:r>
+      </w:pPr>
+    </w:p>
+    <w:p>
+      <w:pPr>
+        <w:spacing w:after="0" w:line="240" w:lineRule="auto"/>
         <w:rPr>
           <w:rFonts w:ascii="Consolas" w:eastAsia="Times New Roman" w:hAnsi="Consolas" w:cs="Times New Roman"/>
           <w:sz w:val="16"/>
           <w:szCs w:val="16"/>
           <w:lang w:eastAsia="ru-RU"/>
         </w:rPr>
-        <w:t>0.002430000000000   0.001924498091603  -0.076652238549618  -7.675449356870229</w:t>
-      </w:r>
-    </w:p>
-    <w:p>
-      <w:pPr>
-        <w:spacing w:after="0" w:line="240" w:lineRule="auto"/>
+      </w:pPr>
+      <w:r>
         <w:rPr>
           <w:rFonts w:ascii="Consolas" w:eastAsia="Times New Roman" w:hAnsi="Consolas" w:cs="Times New Roman"/>
           <w:sz w:val="16"/>
           <w:szCs w:val="16"/>
           <w:lang w:eastAsia="ru-RU"/>
         </w:rPr>
-      </w:pPr>
-    </w:p>
-    <w:p>
-      <w:pPr>
-        <w:spacing w:after="0" w:line="240" w:lineRule="auto"/>
-        <w:rPr>
-          <w:rFonts w:ascii="Consolas" w:eastAsia="Times New Roman" w:hAnsi="Consolas" w:cs="Times New Roman"/>
-          <w:sz w:val="20"/>
-          <w:szCs w:val="20"/>
-          <w:lang w:eastAsia="ru-RU"/>
-        </w:rPr>
-      </w:pPr>
-      <w:r>
-        <w:rPr>
-          <w:rFonts w:ascii="Consolas" w:eastAsia="Times New Roman" w:hAnsi="Consolas" w:cs="Times New Roman"/>
-          <w:sz w:val="20"/>
-          <w:szCs w:val="20"/>
-          <w:lang w:eastAsia="ru-RU"/>
-        </w:rPr>
-        <w:t>Вид матрицы после шага      2</w:t>
+        <w:t xml:space="preserve">   0.001000000000000                   0   0.000010877862595  -0.000090267175573   0.024984160305344</w:t>
       </w:r>
     </w:p>
     <w:p>
@@ -2888,37 +2822,35 @@
           <w:lang w:eastAsia="ru-RU"/>
         </w:rPr>
       </w:pPr>
-    </w:p>
-    <w:p>
-      <w:pPr>
-        <w:spacing w:after="0" w:line="240" w:lineRule="auto"/>
+      <w:r>
         <w:rPr>
           <w:rFonts w:ascii="Consolas" w:eastAsia="Times New Roman" w:hAnsi="Consolas" w:cs="Times New Roman"/>
           <w:sz w:val="16"/>
           <w:szCs w:val="16"/>
           <w:lang w:eastAsia="ru-RU"/>
         </w:rPr>
-      </w:pPr>
-      <w:r>
+        <w:t xml:space="preserve">                   0   0.001000000000000   0.000279280699274   0.000015457779663   0.006825058665536</w:t>
+      </w:r>
+    </w:p>
+    <w:p>
+      <w:pPr>
+        <w:spacing w:after="0" w:line="240" w:lineRule="auto"/>
         <w:rPr>
           <w:rFonts w:ascii="Consolas" w:eastAsia="Times New Roman" w:hAnsi="Consolas" w:cs="Times New Roman"/>
           <w:sz w:val="16"/>
           <w:szCs w:val="16"/>
           <w:lang w:eastAsia="ru-RU"/>
         </w:rPr>
-        <w:t xml:space="preserve">   1.0e+03 *</w:t>
-      </w:r>
-    </w:p>
-    <w:p>
-      <w:pPr>
-        <w:spacing w:after="0" w:line="240" w:lineRule="auto"/>
+      </w:pPr>
+      <w:r>
         <w:rPr>
           <w:rFonts w:ascii="Consolas" w:eastAsia="Times New Roman" w:hAnsi="Consolas" w:cs="Times New Roman"/>
           <w:sz w:val="16"/>
           <w:szCs w:val="16"/>
           <w:lang w:eastAsia="ru-RU"/>
         </w:rPr>
-      </w:pPr>
+        <w:t xml:space="preserve">                   0                   0  -0.176642170511733   0.002339108255584   0.057268655046650</w:t>
+      </w:r>
     </w:p>
     <w:p>
       <w:pPr>
@@ -2937,28 +2869,50 @@
           <w:szCs w:val="16"/>
           <w:lang w:eastAsia="ru-RU"/>
         </w:rPr>
-        <w:t xml:space="preserve">   0.001000000000000                   0   </w:t>
-      </w:r>
-      <w:proofErr w:type="gramStart"/>
-      <w:r>
+        <w:t xml:space="preserve">                   0                   0   0.002603150190840  -0.076614676145038  -7.658864464312978</w:t>
+      </w:r>
+    </w:p>
+    <w:p>
+      <w:pPr>
+        <w:spacing w:after="0" w:line="240" w:lineRule="auto"/>
         <w:rPr>
           <w:rFonts w:ascii="Consolas" w:eastAsia="Times New Roman" w:hAnsi="Consolas" w:cs="Times New Roman"/>
           <w:sz w:val="16"/>
           <w:szCs w:val="16"/>
           <w:lang w:eastAsia="ru-RU"/>
         </w:rPr>
-        <w:t>0.000010877862595  -</w:t>
-      </w:r>
-      <w:proofErr w:type="gramEnd"/>
-      <w:r>
+      </w:pPr>
+    </w:p>
+    <w:p>
+      <w:pPr>
+        <w:spacing w:after="0" w:line="240" w:lineRule="auto"/>
+        <w:rPr>
+          <w:rFonts w:ascii="Consolas" w:eastAsia="Times New Roman" w:hAnsi="Consolas" w:cs="Times New Roman"/>
+          <w:sz w:val="20"/>
+          <w:szCs w:val="20"/>
+          <w:lang w:eastAsia="ru-RU"/>
+        </w:rPr>
+      </w:pPr>
+      <w:r>
+        <w:rPr>
+          <w:rFonts w:ascii="Consolas" w:eastAsia="Times New Roman" w:hAnsi="Consolas" w:cs="Times New Roman"/>
+          <w:sz w:val="20"/>
+          <w:szCs w:val="20"/>
+          <w:lang w:eastAsia="ru-RU"/>
+        </w:rPr>
+        <w:t>Вид матрицы после шага      3</w:t>
+      </w:r>
+    </w:p>
+    <w:p>
+      <w:pPr>
+        <w:spacing w:after="0" w:line="240" w:lineRule="auto"/>
         <w:rPr>
           <w:rFonts w:ascii="Consolas" w:eastAsia="Times New Roman" w:hAnsi="Consolas" w:cs="Times New Roman"/>
           <w:sz w:val="16"/>
           <w:szCs w:val="16"/>
           <w:lang w:eastAsia="ru-RU"/>
         </w:rPr>
-        <w:t>0.000090267175573   0.024984160305344</w:t>
-      </w:r>
+      </w:pPr>
     </w:p>
     <w:p>
       <w:pPr>
@@ -2977,7 +2931,7 @@
           <w:szCs w:val="16"/>
           <w:lang w:eastAsia="ru-RU"/>
         </w:rPr>
-        <w:t xml:space="preserve">                   0   0.001000000000000   0.000279280699274   0.000015457779663   0.006825058665536</w:t>
+        <w:t xml:space="preserve">   1.0e+03 *</w:t>
       </w:r>
     </w:p>
     <w:p>
@@ -2990,16 +2944,17 @@
           <w:lang w:eastAsia="ru-RU"/>
         </w:rPr>
       </w:pPr>
-      <w:r>
+    </w:p>
+    <w:p>
+      <w:pPr>
+        <w:spacing w:after="0" w:line="240" w:lineRule="auto"/>
         <w:rPr>
           <w:rFonts w:ascii="Consolas" w:eastAsia="Times New Roman" w:hAnsi="Consolas" w:cs="Times New Roman"/>
           <w:sz w:val="16"/>
           <w:szCs w:val="16"/>
           <w:lang w:eastAsia="ru-RU"/>
         </w:rPr>
-        <w:t xml:space="preserve">                   0                   </w:t>
-      </w:r>
-      <w:proofErr w:type="gramStart"/>
+      </w:pPr>
       <w:r>
         <w:rPr>
           <w:rFonts w:ascii="Consolas" w:eastAsia="Times New Roman" w:hAnsi="Consolas" w:cs="Times New Roman"/>
@@ -3007,39 +2962,39 @@
           <w:szCs w:val="16"/>
           <w:lang w:eastAsia="ru-RU"/>
         </w:rPr>
-        <w:t>0  -</w:t>
-      </w:r>
-      <w:proofErr w:type="gramEnd"/>
-      <w:r>
+        <w:t xml:space="preserve">   0.001000000000000                   0   0.000010877862595  -0.000090267175573   0.024984160305344</w:t>
+      </w:r>
+    </w:p>
+    <w:p>
+      <w:pPr>
+        <w:spacing w:after="0" w:line="240" w:lineRule="auto"/>
         <w:rPr>
           <w:rFonts w:ascii="Consolas" w:eastAsia="Times New Roman" w:hAnsi="Consolas" w:cs="Times New Roman"/>
           <w:sz w:val="16"/>
           <w:szCs w:val="16"/>
           <w:lang w:eastAsia="ru-RU"/>
         </w:rPr>
-        <w:t>0.176642170511733   0.002339108255584   0.057268655046650</w:t>
-      </w:r>
-    </w:p>
-    <w:p>
-      <w:pPr>
-        <w:spacing w:after="0" w:line="240" w:lineRule="auto"/>
+      </w:pPr>
+      <w:r>
         <w:rPr>
           <w:rFonts w:ascii="Consolas" w:eastAsia="Times New Roman" w:hAnsi="Consolas" w:cs="Times New Roman"/>
           <w:sz w:val="16"/>
           <w:szCs w:val="16"/>
           <w:lang w:eastAsia="ru-RU"/>
         </w:rPr>
-      </w:pPr>
-      <w:r>
+        <w:t xml:space="preserve">                   0   0.001000000000000   0.000279280699274   0.000015457779663   0.006825058665536</w:t>
+      </w:r>
+    </w:p>
+    <w:p>
+      <w:pPr>
+        <w:spacing w:after="0" w:line="240" w:lineRule="auto"/>
         <w:rPr>
           <w:rFonts w:ascii="Consolas" w:eastAsia="Times New Roman" w:hAnsi="Consolas" w:cs="Times New Roman"/>
           <w:sz w:val="16"/>
           <w:szCs w:val="16"/>
           <w:lang w:eastAsia="ru-RU"/>
         </w:rPr>
-        <w:t xml:space="preserve">                   0                   0   </w:t>
-      </w:r>
-      <w:proofErr w:type="gramStart"/>
+      </w:pPr>
       <w:r>
         <w:rPr>
           <w:rFonts w:ascii="Consolas" w:eastAsia="Times New Roman" w:hAnsi="Consolas" w:cs="Times New Roman"/>
@@ -3047,48 +3002,27 @@
           <w:szCs w:val="16"/>
           <w:lang w:eastAsia="ru-RU"/>
         </w:rPr>
-        <w:t>0.002603150190840  -</w:t>
-      </w:r>
-      <w:proofErr w:type="gramEnd"/>
-      <w:r>
+        <w:t xml:space="preserve">                   0                   0   0.001000000000000  -0.000013242071521  -0.000324207152124</w:t>
+      </w:r>
+    </w:p>
+    <w:p>
+      <w:pPr>
+        <w:spacing w:after="0" w:line="240" w:lineRule="auto"/>
         <w:rPr>
           <w:rFonts w:ascii="Consolas" w:eastAsia="Times New Roman" w:hAnsi="Consolas" w:cs="Times New Roman"/>
           <w:sz w:val="16"/>
           <w:szCs w:val="16"/>
           <w:lang w:eastAsia="ru-RU"/>
         </w:rPr>
-        <w:t>0.076614676145038  -7.658864464312978</w:t>
-      </w:r>
-    </w:p>
-    <w:p>
-      <w:pPr>
-        <w:spacing w:after="0" w:line="240" w:lineRule="auto"/>
+      </w:pPr>
+      <w:r>
         <w:rPr>
           <w:rFonts w:ascii="Consolas" w:eastAsia="Times New Roman" w:hAnsi="Consolas" w:cs="Times New Roman"/>
           <w:sz w:val="16"/>
           <w:szCs w:val="16"/>
           <w:lang w:eastAsia="ru-RU"/>
         </w:rPr>
-      </w:pPr>
-    </w:p>
-    <w:p>
-      <w:pPr>
-        <w:spacing w:after="0" w:line="240" w:lineRule="auto"/>
-        <w:rPr>
-          <w:rFonts w:ascii="Consolas" w:eastAsia="Times New Roman" w:hAnsi="Consolas" w:cs="Times New Roman"/>
-          <w:sz w:val="20"/>
-          <w:szCs w:val="20"/>
-          <w:lang w:eastAsia="ru-RU"/>
-        </w:rPr>
-      </w:pPr>
-      <w:r>
-        <w:rPr>
-          <w:rFonts w:ascii="Consolas" w:eastAsia="Times New Roman" w:hAnsi="Consolas" w:cs="Times New Roman"/>
-          <w:sz w:val="20"/>
-          <w:szCs w:val="20"/>
-          <w:lang w:eastAsia="ru-RU"/>
-        </w:rPr>
-        <w:t>Вид матрицы после шага      3</w:t>
+        <w:t xml:space="preserve">                   0                   0                   0  -0.076580205044031  -7.658020504403053</w:t>
       </w:r>
     </w:p>
     <w:p>
@@ -3107,20 +3041,343 @@
         <w:spacing w:after="0" w:line="240" w:lineRule="auto"/>
         <w:rPr>
           <w:rFonts w:ascii="Consolas" w:eastAsia="Times New Roman" w:hAnsi="Consolas" w:cs="Times New Roman"/>
+          <w:sz w:val="20"/>
+          <w:szCs w:val="20"/>
+          <w:lang w:eastAsia="ru-RU"/>
+        </w:rPr>
+      </w:pPr>
+      <w:r>
+        <w:rPr>
+          <w:rFonts w:ascii="Consolas" w:eastAsia="Times New Roman" w:hAnsi="Consolas" w:cs="Times New Roman"/>
+          <w:sz w:val="20"/>
+          <w:szCs w:val="20"/>
+          <w:lang w:eastAsia="ru-RU"/>
+        </w:rPr>
+        <w:t>Решение x:</w:t>
+      </w:r>
+    </w:p>
+    <w:p>
+      <w:pPr>
+        <w:spacing w:after="0" w:line="240" w:lineRule="auto"/>
+        <w:rPr>
+          <w:rFonts w:ascii="Consolas" w:eastAsia="Times New Roman" w:hAnsi="Consolas" w:cs="Times New Roman"/>
+          <w:sz w:val="20"/>
+          <w:szCs w:val="20"/>
+          <w:lang w:eastAsia="ru-RU"/>
+        </w:rPr>
+      </w:pPr>
+      <w:r>
+        <w:rPr>
+          <w:rFonts w:ascii="Consolas" w:eastAsia="Times New Roman" w:hAnsi="Consolas" w:cs="Times New Roman"/>
+          <w:sz w:val="20"/>
+          <w:szCs w:val="20"/>
+          <w:lang w:eastAsia="ru-RU"/>
+        </w:rPr>
+        <w:t xml:space="preserve">   34.0000</w:t>
+      </w:r>
+    </w:p>
+    <w:p>
+      <w:pPr>
+        <w:spacing w:after="0" w:line="240" w:lineRule="auto"/>
+        <w:rPr>
+          <w:rFonts w:ascii="Consolas" w:eastAsia="Times New Roman" w:hAnsi="Consolas" w:cs="Times New Roman"/>
+          <w:sz w:val="20"/>
+          <w:szCs w:val="20"/>
+          <w:lang w:eastAsia="ru-RU"/>
+        </w:rPr>
+      </w:pPr>
+      <w:r>
+        <w:rPr>
+          <w:rFonts w:ascii="Consolas" w:eastAsia="Times New Roman" w:hAnsi="Consolas" w:cs="Times New Roman"/>
+          <w:sz w:val="20"/>
+          <w:szCs w:val="20"/>
+          <w:lang w:eastAsia="ru-RU"/>
+        </w:rPr>
+        <w:t xml:space="preserve">    5.0000</w:t>
+      </w:r>
+    </w:p>
+    <w:p>
+      <w:pPr>
+        <w:spacing w:after="0" w:line="240" w:lineRule="auto"/>
+        <w:rPr>
+          <w:rFonts w:ascii="Consolas" w:eastAsia="Times New Roman" w:hAnsi="Consolas" w:cs="Times New Roman"/>
+          <w:sz w:val="20"/>
+          <w:szCs w:val="20"/>
+          <w:lang w:eastAsia="ru-RU"/>
+        </w:rPr>
+      </w:pPr>
+      <w:r>
+        <w:rPr>
+          <w:rFonts w:ascii="Consolas" w:eastAsia="Times New Roman" w:hAnsi="Consolas" w:cs="Times New Roman"/>
+          <w:sz w:val="20"/>
+          <w:szCs w:val="20"/>
+          <w:lang w:eastAsia="ru-RU"/>
+        </w:rPr>
+        <w:t xml:space="preserve">    1.0000</w:t>
+      </w:r>
+    </w:p>
+    <w:p>
+      <w:pPr>
+        <w:spacing w:after="0" w:line="240" w:lineRule="auto"/>
+        <w:rPr>
+          <w:rFonts w:ascii="Consolas" w:eastAsia="Times New Roman" w:hAnsi="Consolas" w:cs="Times New Roman"/>
+          <w:sz w:val="20"/>
+          <w:szCs w:val="20"/>
+          <w:lang w:eastAsia="ru-RU"/>
+        </w:rPr>
+      </w:pPr>
+      <w:r>
+        <w:rPr>
+          <w:rFonts w:ascii="Consolas" w:eastAsia="Times New Roman" w:hAnsi="Consolas" w:cs="Times New Roman"/>
+          <w:sz w:val="20"/>
+          <w:szCs w:val="20"/>
+          <w:lang w:eastAsia="ru-RU"/>
+        </w:rPr>
+        <w:t xml:space="preserve">  100.0000</w:t>
+      </w:r>
+    </w:p>
+    <w:p>
+      <w:pPr>
+        <w:spacing w:after="0" w:line="240" w:lineRule="auto"/>
+        <w:rPr>
+          <w:rFonts w:ascii="Consolas" w:eastAsia="Times New Roman" w:hAnsi="Consolas" w:cs="Times New Roman"/>
+          <w:sz w:val="20"/>
+          <w:szCs w:val="20"/>
+          <w:lang w:eastAsia="ru-RU"/>
+        </w:rPr>
+      </w:pPr>
+    </w:p>
+    <w:p>
+      <w:pPr>
+        <w:spacing w:after="0" w:line="240" w:lineRule="auto"/>
+        <w:rPr>
+          <w:rFonts w:ascii="Consolas" w:eastAsia="Times New Roman" w:hAnsi="Consolas" w:cs="Times New Roman"/>
+          <w:sz w:val="20"/>
+          <w:szCs w:val="20"/>
+          <w:lang w:eastAsia="ru-RU"/>
+        </w:rPr>
+      </w:pPr>
+      <w:r>
+        <w:rPr>
+          <w:rFonts w:ascii="Consolas" w:eastAsia="Times New Roman" w:hAnsi="Consolas" w:cs="Times New Roman"/>
+          <w:sz w:val="20"/>
+          <w:szCs w:val="20"/>
+          <w:lang w:eastAsia="ru-RU"/>
+        </w:rPr>
+        <w:t>Число обусловленности (1-норма): 6.0891</w:t>
+      </w:r>
+    </w:p>
+    <w:p>
+      <w:pPr>
+        <w:spacing w:after="0" w:line="240" w:lineRule="auto"/>
+        <w:rPr>
+          <w:rFonts w:ascii="Consolas" w:eastAsia="Times New Roman" w:hAnsi="Consolas" w:cs="Times New Roman"/>
+          <w:sz w:val="20"/>
+          <w:szCs w:val="20"/>
+          <w:lang w:eastAsia="ru-RU"/>
+        </w:rPr>
+      </w:pPr>
+      <w:r>
+        <w:rPr>
+          <w:rFonts w:ascii="Consolas" w:eastAsia="Times New Roman" w:hAnsi="Consolas" w:cs="Times New Roman"/>
+          <w:sz w:val="20"/>
+          <w:szCs w:val="20"/>
+          <w:lang w:eastAsia="ru-RU"/>
+        </w:rPr>
+        <w:t>Число обусловленности (Inf-норма): 5.9532</w:t>
+      </w:r>
+    </w:p>
+    <w:p>
+      <w:pPr>
+        <w:spacing w:after="0" w:line="240" w:lineRule="auto"/>
+        <w:rPr>
+          <w:rFonts w:ascii="Consolas" w:eastAsia="Times New Roman" w:hAnsi="Consolas" w:cs="Times New Roman"/>
+          <w:sz w:val="20"/>
+          <w:szCs w:val="20"/>
+          <w:lang w:eastAsia="ru-RU"/>
+        </w:rPr>
+      </w:pPr>
+      <w:r>
+        <w:rPr>
+          <w:rFonts w:ascii="Consolas" w:eastAsia="Times New Roman" w:hAnsi="Consolas" w:cs="Times New Roman"/>
+          <w:sz w:val="20"/>
+          <w:szCs w:val="20"/>
+          <w:lang w:eastAsia="ru-RU"/>
+        </w:rPr>
+        <w:t>Абсолютная ошибка (1-норма): 2.1760e-14</w:t>
+      </w:r>
+    </w:p>
+    <w:p>
+      <w:pPr>
+        <w:spacing w:after="0" w:line="240" w:lineRule="auto"/>
+        <w:rPr>
+          <w:rFonts w:ascii="Consolas" w:eastAsia="Times New Roman" w:hAnsi="Consolas" w:cs="Times New Roman"/>
+          <w:sz w:val="20"/>
+          <w:szCs w:val="20"/>
+          <w:lang w:eastAsia="ru-RU"/>
+        </w:rPr>
+      </w:pPr>
+      <w:r>
+        <w:rPr>
+          <w:rFonts w:ascii="Consolas" w:eastAsia="Times New Roman" w:hAnsi="Consolas" w:cs="Times New Roman"/>
+          <w:sz w:val="20"/>
+          <w:szCs w:val="20"/>
+          <w:lang w:eastAsia="ru-RU"/>
+        </w:rPr>
+        <w:t>Абсолютная ошибка (Inf-норма): 1.4211e-14</w:t>
+      </w:r>
+    </w:p>
+    <w:p>
+      <w:pPr>
+        <w:spacing w:after="0" w:line="240" w:lineRule="auto"/>
+        <w:rPr>
+          <w:rFonts w:ascii="Consolas" w:eastAsia="Times New Roman" w:hAnsi="Consolas" w:cs="Times New Roman"/>
+          <w:sz w:val="20"/>
+          <w:szCs w:val="20"/>
+          <w:lang w:eastAsia="ru-RU"/>
+        </w:rPr>
+      </w:pPr>
+      <w:r>
+        <w:rPr>
+          <w:rFonts w:ascii="Consolas" w:eastAsia="Times New Roman" w:hAnsi="Consolas" w:cs="Times New Roman"/>
+          <w:sz w:val="20"/>
+          <w:szCs w:val="20"/>
+          <w:lang w:eastAsia="ru-RU"/>
+        </w:rPr>
+        <w:t>Относительная ошибка (1-норма): 1.5543e-16</w:t>
+      </w:r>
+    </w:p>
+    <w:p>
+      <w:pPr>
+        <w:spacing w:after="0" w:line="240" w:lineRule="auto"/>
+        <w:rPr>
+          <w:rFonts w:ascii="Consolas" w:eastAsia="Times New Roman" w:hAnsi="Consolas" w:cs="Times New Roman"/>
+          <w:sz w:val="20"/>
+          <w:szCs w:val="20"/>
+          <w:lang w:eastAsia="ru-RU"/>
+        </w:rPr>
+      </w:pPr>
+      <w:r>
+        <w:rPr>
+          <w:rFonts w:ascii="Consolas" w:eastAsia="Times New Roman" w:hAnsi="Consolas" w:cs="Times New Roman"/>
+          <w:sz w:val="20"/>
+          <w:szCs w:val="20"/>
+          <w:lang w:eastAsia="ru-RU"/>
+        </w:rPr>
+        <w:t>Относительная ошибка (Inf-норма): 1.4211e-16</w:t>
+      </w:r>
+    </w:p>
+    <w:p>
+      <w:pPr>
+        <w:spacing w:after="0" w:line="240" w:lineRule="auto"/>
+        <w:rPr>
+          <w:rFonts w:ascii="Consolas" w:eastAsia="Times New Roman" w:hAnsi="Consolas" w:cs="Times New Roman"/>
+          <w:sz w:val="20"/>
+          <w:szCs w:val="20"/>
+          <w:lang w:eastAsia="ru-RU"/>
+        </w:rPr>
+      </w:pPr>
+      <w:r>
+        <w:rPr>
+          <w:rFonts w:ascii="Consolas" w:eastAsia="Times New Roman" w:hAnsi="Consolas" w:cs="Times New Roman"/>
+          <w:sz w:val="20"/>
+          <w:szCs w:val="20"/>
+          <w:lang w:eastAsia="ru-RU"/>
+        </w:rPr>
+        <w:t>Невязка (1-норма): 1.8758e-12</w:t>
+      </w:r>
+    </w:p>
+    <w:p>
+      <w:pPr>
+        <w:spacing w:after="0" w:line="240" w:lineRule="auto"/>
+        <w:rPr>
+          <w:rFonts w:ascii="Consolas" w:eastAsia="Times New Roman" w:hAnsi="Consolas" w:cs="Times New Roman"/>
+          <w:sz w:val="20"/>
+          <w:szCs w:val="20"/>
+          <w:lang w:eastAsia="ru-RU"/>
+        </w:rPr>
+      </w:pPr>
+      <w:r>
+        <w:rPr>
+          <w:rFonts w:ascii="Consolas" w:eastAsia="Times New Roman" w:hAnsi="Consolas" w:cs="Times New Roman"/>
+          <w:sz w:val="20"/>
+          <w:szCs w:val="20"/>
+          <w:lang w:eastAsia="ru-RU"/>
+        </w:rPr>
+        <w:t>Невязка (Inf-норма): 1.8190e-12</w:t>
+      </w:r>
+    </w:p>
+    <w:p>
+      <w:pPr>
+        <w:spacing w:after="0" w:line="240" w:lineRule="auto"/>
+        <w:rPr>
+          <w:rFonts w:ascii="Consolas" w:eastAsia="Times New Roman" w:hAnsi="Consolas" w:cs="Times New Roman"/>
           <w:sz w:val="16"/>
           <w:szCs w:val="16"/>
           <w:lang w:eastAsia="ru-RU"/>
         </w:rPr>
       </w:pPr>
-      <w:r>
+    </w:p>
+    <w:p>
+      <w:pPr>
+        <w:spacing w:after="0" w:line="240" w:lineRule="auto"/>
+        <w:rPr>
+          <w:rFonts w:ascii="Consolas" w:eastAsia="Times New Roman" w:hAnsi="Consolas" w:cs="Times New Roman"/>
+          <w:sz w:val="20"/>
+          <w:szCs w:val="20"/>
+          <w:lang w:eastAsia="ru-RU"/>
+        </w:rPr>
+      </w:pPr>
+      <w:r>
+        <w:rPr>
+          <w:rFonts w:ascii="Consolas" w:eastAsia="Times New Roman" w:hAnsi="Consolas" w:cs="Times New Roman"/>
+          <w:sz w:val="20"/>
+          <w:szCs w:val="20"/>
+          <w:lang w:eastAsia="ru-RU"/>
+        </w:rPr>
+        <w:lastRenderedPageBreak/>
+        <w:t>Плохо обусловленная матрица</w:t>
+      </w:r>
+      <w:r>
+        <w:rPr>
+          <w:rFonts w:ascii="Consolas" w:eastAsia="Times New Roman" w:hAnsi="Consolas" w:cs="Times New Roman"/>
+          <w:sz w:val="20"/>
+          <w:szCs w:val="20"/>
+          <w:lang w:eastAsia="ru-RU"/>
+        </w:rPr>
+        <w:t>:</w:t>
+      </w:r>
+    </w:p>
+    <w:p>
+      <w:pPr>
+        <w:spacing w:after="0" w:line="240" w:lineRule="auto"/>
+        <w:rPr>
+          <w:rFonts w:ascii="Consolas" w:eastAsia="Times New Roman" w:hAnsi="Consolas" w:cs="Times New Roman"/>
+          <w:sz w:val="20"/>
+          <w:szCs w:val="20"/>
+          <w:lang w:eastAsia="ru-RU"/>
+        </w:rPr>
+      </w:pPr>
+      <w:r>
+        <w:rPr>
+          <w:rFonts w:ascii="Consolas" w:eastAsia="Times New Roman" w:hAnsi="Consolas" w:cs="Times New Roman"/>
+          <w:sz w:val="20"/>
+          <w:szCs w:val="20"/>
+          <w:lang w:eastAsia="ru-RU"/>
+        </w:rPr>
+        <w:t>Вид матрицы после шага      1</w:t>
+      </w:r>
+    </w:p>
+    <w:p>
+      <w:pPr>
+        <w:spacing w:after="0" w:line="240" w:lineRule="auto"/>
         <w:rPr>
           <w:rFonts w:ascii="Consolas" w:eastAsia="Times New Roman" w:hAnsi="Consolas" w:cs="Times New Roman"/>
           <w:sz w:val="16"/>
           <w:szCs w:val="16"/>
           <w:lang w:eastAsia="ru-RU"/>
         </w:rPr>
-        <w:t xml:space="preserve">   1.0e+03 *</w:t>
-      </w:r>
+      </w:pPr>
     </w:p>
     <w:p>
       <w:pPr>
@@ -3132,27 +3389,26 @@
           <w:lang w:eastAsia="ru-RU"/>
         </w:rPr>
       </w:pPr>
-    </w:p>
-    <w:p>
-      <w:pPr>
-        <w:spacing w:after="0" w:line="240" w:lineRule="auto"/>
+      <w:r>
         <w:rPr>
           <w:rFonts w:ascii="Consolas" w:eastAsia="Times New Roman" w:hAnsi="Consolas" w:cs="Times New Roman"/>
           <w:sz w:val="16"/>
           <w:szCs w:val="16"/>
           <w:lang w:eastAsia="ru-RU"/>
         </w:rPr>
-      </w:pPr>
-      <w:r>
+        <w:t xml:space="preserve">   1.000000000000000  -4.599284342609049  -0.022543207814979  -0.099940361884087  -0.227100752633023</w:t>
+      </w:r>
+    </w:p>
+    <w:p>
+      <w:pPr>
+        <w:spacing w:after="0" w:line="240" w:lineRule="auto"/>
         <w:rPr>
           <w:rFonts w:ascii="Consolas" w:eastAsia="Times New Roman" w:hAnsi="Consolas" w:cs="Times New Roman"/>
           <w:sz w:val="16"/>
           <w:szCs w:val="16"/>
           <w:lang w:eastAsia="ru-RU"/>
         </w:rPr>
-        <w:t xml:space="preserve">   0.001000000000000                   0   </w:t>
-      </w:r>
-      <w:proofErr w:type="gramStart"/>
+      </w:pPr>
       <w:r>
         <w:rPr>
           <w:rFonts w:ascii="Consolas" w:eastAsia="Times New Roman" w:hAnsi="Consolas" w:cs="Times New Roman"/>
@@ -3160,99 +3416,121 @@
           <w:szCs w:val="16"/>
           <w:lang w:eastAsia="ru-RU"/>
         </w:rPr>
-        <w:t>0.000010877862595  -</w:t>
-      </w:r>
-      <w:proofErr w:type="gramEnd"/>
-      <w:r>
+        <w:t xml:space="preserve">                   0   0.049941554646352   0.001841028638223   0.008328462887199   0.100379894798362</w:t>
+      </w:r>
+    </w:p>
+    <w:p>
+      <w:pPr>
+        <w:spacing w:after="0" w:line="240" w:lineRule="auto"/>
         <w:rPr>
           <w:rFonts w:ascii="Consolas" w:eastAsia="Times New Roman" w:hAnsi="Consolas" w:cs="Times New Roman"/>
           <w:sz w:val="16"/>
           <w:szCs w:val="16"/>
           <w:lang w:eastAsia="ru-RU"/>
         </w:rPr>
-        <w:t>0.000090267175573   0.024984160305344</w:t>
-      </w:r>
-    </w:p>
-    <w:p>
-      <w:pPr>
-        <w:spacing w:after="0" w:line="240" w:lineRule="auto"/>
+      </w:pPr>
+      <w:r>
         <w:rPr>
           <w:rFonts w:ascii="Consolas" w:eastAsia="Times New Roman" w:hAnsi="Consolas" w:cs="Times New Roman"/>
           <w:sz w:val="16"/>
           <w:szCs w:val="16"/>
           <w:lang w:eastAsia="ru-RU"/>
         </w:rPr>
-      </w:pPr>
-      <w:r>
+        <w:t xml:space="preserve">                   0   0.014277364949479  -0.049736995908825   0.001189780412457  -2.485660015028805</w:t>
+      </w:r>
+    </w:p>
+    <w:p>
+      <w:pPr>
+        <w:spacing w:after="0" w:line="240" w:lineRule="auto"/>
         <w:rPr>
           <w:rFonts w:ascii="Consolas" w:eastAsia="Times New Roman" w:hAnsi="Consolas" w:cs="Times New Roman"/>
           <w:sz w:val="16"/>
           <w:szCs w:val="16"/>
           <w:lang w:eastAsia="ru-RU"/>
         </w:rPr>
-        <w:t xml:space="preserve">                   0   0.001000000000000   0.000279280699274   0.000015457779663   0.006825058665536</w:t>
-      </w:r>
-    </w:p>
-    <w:p>
-      <w:pPr>
-        <w:spacing w:after="0" w:line="240" w:lineRule="auto"/>
+      </w:pPr>
+      <w:r>
         <w:rPr>
           <w:rFonts w:ascii="Consolas" w:eastAsia="Times New Roman" w:hAnsi="Consolas" w:cs="Times New Roman"/>
           <w:sz w:val="16"/>
           <w:szCs w:val="16"/>
           <w:lang w:eastAsia="ru-RU"/>
         </w:rPr>
-      </w:pPr>
-      <w:r>
+        <w:t xml:space="preserve">                   0   0.229730435715737   0.008491274943642   0.038310869643006   0.462874616825118</w:t>
+      </w:r>
+    </w:p>
+    <w:p>
+      <w:pPr>
+        <w:spacing w:after="0" w:line="240" w:lineRule="auto"/>
         <w:rPr>
           <w:rFonts w:ascii="Consolas" w:eastAsia="Times New Roman" w:hAnsi="Consolas" w:cs="Times New Roman"/>
           <w:sz w:val="16"/>
           <w:szCs w:val="16"/>
           <w:lang w:eastAsia="ru-RU"/>
         </w:rPr>
-        <w:t xml:space="preserve">                   0                   0   </w:t>
-      </w:r>
-      <w:proofErr w:type="gramStart"/>
-      <w:r>
+      </w:pPr>
+    </w:p>
+    <w:p>
+      <w:pPr>
+        <w:spacing w:after="0" w:line="240" w:lineRule="auto"/>
+        <w:rPr>
+          <w:rFonts w:ascii="Consolas" w:eastAsia="Times New Roman" w:hAnsi="Consolas" w:cs="Times New Roman"/>
+          <w:sz w:val="20"/>
+          <w:szCs w:val="20"/>
+          <w:lang w:eastAsia="ru-RU"/>
+        </w:rPr>
+      </w:pPr>
+      <w:r>
+        <w:rPr>
+          <w:rFonts w:ascii="Consolas" w:eastAsia="Times New Roman" w:hAnsi="Consolas" w:cs="Times New Roman"/>
+          <w:sz w:val="20"/>
+          <w:szCs w:val="20"/>
+          <w:lang w:eastAsia="ru-RU"/>
+        </w:rPr>
+        <w:t>Вид матрицы после шага      2</w:t>
+      </w:r>
+    </w:p>
+    <w:p>
+      <w:pPr>
+        <w:spacing w:after="0" w:line="240" w:lineRule="auto"/>
         <w:rPr>
           <w:rFonts w:ascii="Consolas" w:eastAsia="Times New Roman" w:hAnsi="Consolas" w:cs="Times New Roman"/>
           <w:sz w:val="16"/>
           <w:szCs w:val="16"/>
           <w:lang w:eastAsia="ru-RU"/>
         </w:rPr>
-        <w:t>0.001000000000000  -</w:t>
-      </w:r>
-      <w:proofErr w:type="gramEnd"/>
-      <w:r>
+      </w:pPr>
+    </w:p>
+    <w:p>
+      <w:pPr>
+        <w:spacing w:after="0" w:line="240" w:lineRule="auto"/>
         <w:rPr>
           <w:rFonts w:ascii="Consolas" w:eastAsia="Times New Roman" w:hAnsi="Consolas" w:cs="Times New Roman"/>
           <w:sz w:val="16"/>
           <w:szCs w:val="16"/>
           <w:lang w:eastAsia="ru-RU"/>
         </w:rPr>
-        <w:t>0.000013242071521  -0.000324207152124</w:t>
-      </w:r>
-    </w:p>
-    <w:p>
-      <w:pPr>
-        <w:spacing w:after="0" w:line="240" w:lineRule="auto"/>
+      </w:pPr>
+      <w:r>
         <w:rPr>
           <w:rFonts w:ascii="Consolas" w:eastAsia="Times New Roman" w:hAnsi="Consolas" w:cs="Times New Roman"/>
           <w:sz w:val="16"/>
           <w:szCs w:val="16"/>
           <w:lang w:eastAsia="ru-RU"/>
         </w:rPr>
-      </w:pPr>
-      <w:r>
+        <w:t xml:space="preserve">   1.000000000000000  -4.599284342609049  -0.022543207814979  -0.099940361884087  -0.227100752633023</w:t>
+      </w:r>
+    </w:p>
+    <w:p>
+      <w:pPr>
+        <w:spacing w:after="0" w:line="240" w:lineRule="auto"/>
         <w:rPr>
           <w:rFonts w:ascii="Consolas" w:eastAsia="Times New Roman" w:hAnsi="Consolas" w:cs="Times New Roman"/>
           <w:sz w:val="16"/>
           <w:szCs w:val="16"/>
           <w:lang w:eastAsia="ru-RU"/>
         </w:rPr>
-        <w:t xml:space="preserve">                   0                   0                   </w:t>
-      </w:r>
-      <w:proofErr w:type="gramStart"/>
+      </w:pPr>
       <w:r>
         <w:rPr>
           <w:rFonts w:ascii="Consolas" w:eastAsia="Times New Roman" w:hAnsi="Consolas" w:cs="Times New Roman"/>
@@ -3260,379 +3538,27 @@
           <w:szCs w:val="16"/>
           <w:lang w:eastAsia="ru-RU"/>
         </w:rPr>
-        <w:t>0  -</w:t>
-      </w:r>
-      <w:proofErr w:type="gramEnd"/>
-      <w:r>
+        <w:t xml:space="preserve">                   0   1.000000000000000   0.036961906754703   0.166764449489012   2.014859787224136</w:t>
+      </w:r>
+    </w:p>
+    <w:p>
+      <w:pPr>
+        <w:spacing w:after="0" w:line="240" w:lineRule="auto"/>
         <w:rPr>
           <w:rFonts w:ascii="Consolas" w:eastAsia="Times New Roman" w:hAnsi="Consolas" w:cs="Times New Roman"/>
           <w:sz w:val="16"/>
           <w:szCs w:val="16"/>
           <w:lang w:eastAsia="ru-RU"/>
         </w:rPr>
-        <w:t>0.076580205044031  -7.658020504403053</w:t>
-      </w:r>
-    </w:p>
-    <w:p>
-      <w:pPr>
-        <w:spacing w:after="0" w:line="240" w:lineRule="auto"/>
+      </w:pPr>
+      <w:r>
         <w:rPr>
           <w:rFonts w:ascii="Consolas" w:eastAsia="Times New Roman" w:hAnsi="Consolas" w:cs="Times New Roman"/>
           <w:sz w:val="16"/>
           <w:szCs w:val="16"/>
           <w:lang w:eastAsia="ru-RU"/>
         </w:rPr>
-      </w:pPr>
-    </w:p>
-    <w:p>
-      <w:pPr>
-        <w:spacing w:after="0" w:line="240" w:lineRule="auto"/>
-        <w:rPr>
-          <w:rFonts w:ascii="Consolas" w:eastAsia="Times New Roman" w:hAnsi="Consolas" w:cs="Times New Roman"/>
-          <w:sz w:val="20"/>
-          <w:szCs w:val="20"/>
-          <w:lang w:eastAsia="ru-RU"/>
-        </w:rPr>
-      </w:pPr>
-      <w:r>
-        <w:rPr>
-          <w:rFonts w:ascii="Consolas" w:eastAsia="Times New Roman" w:hAnsi="Consolas" w:cs="Times New Roman"/>
-          <w:sz w:val="20"/>
-          <w:szCs w:val="20"/>
-          <w:lang w:eastAsia="ru-RU"/>
-        </w:rPr>
-        <w:t>Решение x:</w:t>
-      </w:r>
-    </w:p>
-    <w:p>
-      <w:pPr>
-        <w:spacing w:after="0" w:line="240" w:lineRule="auto"/>
-        <w:rPr>
-          <w:rFonts w:ascii="Consolas" w:eastAsia="Times New Roman" w:hAnsi="Consolas" w:cs="Times New Roman"/>
-          <w:sz w:val="20"/>
-          <w:szCs w:val="20"/>
-          <w:lang w:eastAsia="ru-RU"/>
-        </w:rPr>
-      </w:pPr>
-      <w:r>
-        <w:rPr>
-          <w:rFonts w:ascii="Consolas" w:eastAsia="Times New Roman" w:hAnsi="Consolas" w:cs="Times New Roman"/>
-          <w:sz w:val="20"/>
-          <w:szCs w:val="20"/>
-          <w:lang w:eastAsia="ru-RU"/>
-        </w:rPr>
-        <w:t xml:space="preserve">   34.0000</w:t>
-      </w:r>
-    </w:p>
-    <w:p>
-      <w:pPr>
-        <w:spacing w:after="0" w:line="240" w:lineRule="auto"/>
-        <w:rPr>
-          <w:rFonts w:ascii="Consolas" w:eastAsia="Times New Roman" w:hAnsi="Consolas" w:cs="Times New Roman"/>
-          <w:sz w:val="20"/>
-          <w:szCs w:val="20"/>
-          <w:lang w:eastAsia="ru-RU"/>
-        </w:rPr>
-      </w:pPr>
-      <w:r>
-        <w:rPr>
-          <w:rFonts w:ascii="Consolas" w:eastAsia="Times New Roman" w:hAnsi="Consolas" w:cs="Times New Roman"/>
-          <w:sz w:val="20"/>
-          <w:szCs w:val="20"/>
-          <w:lang w:eastAsia="ru-RU"/>
-        </w:rPr>
-        <w:t xml:space="preserve">    5.0000</w:t>
-      </w:r>
-    </w:p>
-    <w:p>
-      <w:pPr>
-        <w:spacing w:after="0" w:line="240" w:lineRule="auto"/>
-        <w:rPr>
-          <w:rFonts w:ascii="Consolas" w:eastAsia="Times New Roman" w:hAnsi="Consolas" w:cs="Times New Roman"/>
-          <w:sz w:val="20"/>
-          <w:szCs w:val="20"/>
-          <w:lang w:eastAsia="ru-RU"/>
-        </w:rPr>
-      </w:pPr>
-      <w:r>
-        <w:rPr>
-          <w:rFonts w:ascii="Consolas" w:eastAsia="Times New Roman" w:hAnsi="Consolas" w:cs="Times New Roman"/>
-          <w:sz w:val="20"/>
-          <w:szCs w:val="20"/>
-          <w:lang w:eastAsia="ru-RU"/>
-        </w:rPr>
-        <w:t xml:space="preserve">    1.0000</w:t>
-      </w:r>
-    </w:p>
-    <w:p>
-      <w:pPr>
-        <w:spacing w:after="0" w:line="240" w:lineRule="auto"/>
-        <w:rPr>
-          <w:rFonts w:ascii="Consolas" w:eastAsia="Times New Roman" w:hAnsi="Consolas" w:cs="Times New Roman"/>
-          <w:sz w:val="20"/>
-          <w:szCs w:val="20"/>
-          <w:lang w:eastAsia="ru-RU"/>
-        </w:rPr>
-      </w:pPr>
-      <w:r>
-        <w:rPr>
-          <w:rFonts w:ascii="Consolas" w:eastAsia="Times New Roman" w:hAnsi="Consolas" w:cs="Times New Roman"/>
-          <w:sz w:val="20"/>
-          <w:szCs w:val="20"/>
-          <w:lang w:eastAsia="ru-RU"/>
-        </w:rPr>
-        <w:t xml:space="preserve">  100.0000</w:t>
-      </w:r>
-    </w:p>
-    <w:p>
-      <w:pPr>
-        <w:spacing w:after="0" w:line="240" w:lineRule="auto"/>
-        <w:rPr>
-          <w:rFonts w:ascii="Consolas" w:eastAsia="Times New Roman" w:hAnsi="Consolas" w:cs="Times New Roman"/>
-          <w:sz w:val="20"/>
-          <w:szCs w:val="20"/>
-          <w:lang w:eastAsia="ru-RU"/>
-        </w:rPr>
-      </w:pPr>
-    </w:p>
-    <w:p>
-      <w:pPr>
-        <w:spacing w:after="0" w:line="240" w:lineRule="auto"/>
-        <w:rPr>
-          <w:rFonts w:ascii="Consolas" w:eastAsia="Times New Roman" w:hAnsi="Consolas" w:cs="Times New Roman"/>
-          <w:sz w:val="20"/>
-          <w:szCs w:val="20"/>
-          <w:lang w:eastAsia="ru-RU"/>
-        </w:rPr>
-      </w:pPr>
-      <w:r>
-        <w:rPr>
-          <w:rFonts w:ascii="Consolas" w:eastAsia="Times New Roman" w:hAnsi="Consolas" w:cs="Times New Roman"/>
-          <w:sz w:val="20"/>
-          <w:szCs w:val="20"/>
-          <w:lang w:eastAsia="ru-RU"/>
-        </w:rPr>
-        <w:t>Число обусловленности (1-норма): 6.0891</w:t>
-      </w:r>
-    </w:p>
-    <w:p>
-      <w:pPr>
-        <w:spacing w:after="0" w:line="240" w:lineRule="auto"/>
-        <w:rPr>
-          <w:rFonts w:ascii="Consolas" w:eastAsia="Times New Roman" w:hAnsi="Consolas" w:cs="Times New Roman"/>
-          <w:sz w:val="20"/>
-          <w:szCs w:val="20"/>
-          <w:lang w:eastAsia="ru-RU"/>
-        </w:rPr>
-      </w:pPr>
-      <w:r>
-        <w:rPr>
-          <w:rFonts w:ascii="Consolas" w:eastAsia="Times New Roman" w:hAnsi="Consolas" w:cs="Times New Roman"/>
-          <w:sz w:val="20"/>
-          <w:szCs w:val="20"/>
-          <w:lang w:eastAsia="ru-RU"/>
-        </w:rPr>
-        <w:t>Число обусловленности (</w:t>
-      </w:r>
-      <w:proofErr w:type="spellStart"/>
-      <w:r>
-        <w:rPr>
-          <w:rFonts w:ascii="Consolas" w:eastAsia="Times New Roman" w:hAnsi="Consolas" w:cs="Times New Roman"/>
-          <w:sz w:val="20"/>
-          <w:szCs w:val="20"/>
-          <w:lang w:eastAsia="ru-RU"/>
-        </w:rPr>
-        <w:t>Inf</w:t>
-      </w:r>
-      <w:proofErr w:type="spellEnd"/>
-      <w:r>
-        <w:rPr>
-          <w:rFonts w:ascii="Consolas" w:eastAsia="Times New Roman" w:hAnsi="Consolas" w:cs="Times New Roman"/>
-          <w:sz w:val="20"/>
-          <w:szCs w:val="20"/>
-          <w:lang w:eastAsia="ru-RU"/>
-        </w:rPr>
-        <w:t>-норма): 5.9532</w:t>
-      </w:r>
-    </w:p>
-    <w:p>
-      <w:pPr>
-        <w:spacing w:after="0" w:line="240" w:lineRule="auto"/>
-        <w:rPr>
-          <w:rFonts w:ascii="Consolas" w:eastAsia="Times New Roman" w:hAnsi="Consolas" w:cs="Times New Roman"/>
-          <w:sz w:val="20"/>
-          <w:szCs w:val="20"/>
-          <w:lang w:eastAsia="ru-RU"/>
-        </w:rPr>
-      </w:pPr>
-      <w:r>
-        <w:rPr>
-          <w:rFonts w:ascii="Consolas" w:eastAsia="Times New Roman" w:hAnsi="Consolas" w:cs="Times New Roman"/>
-          <w:sz w:val="20"/>
-          <w:szCs w:val="20"/>
-          <w:lang w:eastAsia="ru-RU"/>
-        </w:rPr>
-        <w:t>Абсолютная ошибка (1-норма): 2.1760e-14</w:t>
-      </w:r>
-    </w:p>
-    <w:p>
-      <w:pPr>
-        <w:spacing w:after="0" w:line="240" w:lineRule="auto"/>
-        <w:rPr>
-          <w:rFonts w:ascii="Consolas" w:eastAsia="Times New Roman" w:hAnsi="Consolas" w:cs="Times New Roman"/>
-          <w:sz w:val="20"/>
-          <w:szCs w:val="20"/>
-          <w:lang w:eastAsia="ru-RU"/>
-        </w:rPr>
-      </w:pPr>
-      <w:r>
-        <w:rPr>
-          <w:rFonts w:ascii="Consolas" w:eastAsia="Times New Roman" w:hAnsi="Consolas" w:cs="Times New Roman"/>
-          <w:sz w:val="20"/>
-          <w:szCs w:val="20"/>
-          <w:lang w:eastAsia="ru-RU"/>
-        </w:rPr>
-        <w:t>Абсолютная ошибка (</w:t>
-      </w:r>
-      <w:proofErr w:type="spellStart"/>
-      <w:r>
-        <w:rPr>
-          <w:rFonts w:ascii="Consolas" w:eastAsia="Times New Roman" w:hAnsi="Consolas" w:cs="Times New Roman"/>
-          <w:sz w:val="20"/>
-          <w:szCs w:val="20"/>
-          <w:lang w:eastAsia="ru-RU"/>
-        </w:rPr>
-        <w:t>Inf</w:t>
-      </w:r>
-      <w:proofErr w:type="spellEnd"/>
-      <w:r>
-        <w:rPr>
-          <w:rFonts w:ascii="Consolas" w:eastAsia="Times New Roman" w:hAnsi="Consolas" w:cs="Times New Roman"/>
-          <w:sz w:val="20"/>
-          <w:szCs w:val="20"/>
-          <w:lang w:eastAsia="ru-RU"/>
-        </w:rPr>
-        <w:t>-норма): 1.4211e-14</w:t>
-      </w:r>
-    </w:p>
-    <w:p>
-      <w:pPr>
-        <w:spacing w:after="0" w:line="240" w:lineRule="auto"/>
-        <w:rPr>
-          <w:rFonts w:ascii="Consolas" w:eastAsia="Times New Roman" w:hAnsi="Consolas" w:cs="Times New Roman"/>
-          <w:sz w:val="20"/>
-          <w:szCs w:val="20"/>
-          <w:lang w:eastAsia="ru-RU"/>
-        </w:rPr>
-      </w:pPr>
-      <w:r>
-        <w:rPr>
-          <w:rFonts w:ascii="Consolas" w:eastAsia="Times New Roman" w:hAnsi="Consolas" w:cs="Times New Roman"/>
-          <w:sz w:val="20"/>
-          <w:szCs w:val="20"/>
-          <w:lang w:eastAsia="ru-RU"/>
-        </w:rPr>
-        <w:t>Относительная ошибка (1-норма): 1.5543e-16</w:t>
-      </w:r>
-    </w:p>
-    <w:p>
-      <w:pPr>
-        <w:spacing w:after="0" w:line="240" w:lineRule="auto"/>
-        <w:rPr>
-          <w:rFonts w:ascii="Consolas" w:eastAsia="Times New Roman" w:hAnsi="Consolas" w:cs="Times New Roman"/>
-          <w:sz w:val="20"/>
-          <w:szCs w:val="20"/>
-          <w:lang w:eastAsia="ru-RU"/>
-        </w:rPr>
-      </w:pPr>
-      <w:r>
-        <w:rPr>
-          <w:rFonts w:ascii="Consolas" w:eastAsia="Times New Roman" w:hAnsi="Consolas" w:cs="Times New Roman"/>
-          <w:sz w:val="20"/>
-          <w:szCs w:val="20"/>
-          <w:lang w:eastAsia="ru-RU"/>
-        </w:rPr>
-        <w:t>Относительная ошибка (</w:t>
-      </w:r>
-      <w:proofErr w:type="spellStart"/>
-      <w:r>
-        <w:rPr>
-          <w:rFonts w:ascii="Consolas" w:eastAsia="Times New Roman" w:hAnsi="Consolas" w:cs="Times New Roman"/>
-          <w:sz w:val="20"/>
-          <w:szCs w:val="20"/>
-          <w:lang w:eastAsia="ru-RU"/>
-        </w:rPr>
-        <w:t>Inf</w:t>
-      </w:r>
-      <w:proofErr w:type="spellEnd"/>
-      <w:r>
-        <w:rPr>
-          <w:rFonts w:ascii="Consolas" w:eastAsia="Times New Roman" w:hAnsi="Consolas" w:cs="Times New Roman"/>
-          <w:sz w:val="20"/>
-          <w:szCs w:val="20"/>
-          <w:lang w:eastAsia="ru-RU"/>
-        </w:rPr>
-        <w:t>-норма): 1.4211e-16</w:t>
-      </w:r>
-    </w:p>
-    <w:p>
-      <w:pPr>
-        <w:spacing w:after="0" w:line="240" w:lineRule="auto"/>
-        <w:rPr>
-          <w:rFonts w:ascii="Consolas" w:eastAsia="Times New Roman" w:hAnsi="Consolas" w:cs="Times New Roman"/>
-          <w:sz w:val="20"/>
-          <w:szCs w:val="20"/>
-          <w:lang w:eastAsia="ru-RU"/>
-        </w:rPr>
-      </w:pPr>
-      <w:r>
-        <w:rPr>
-          <w:rFonts w:ascii="Consolas" w:eastAsia="Times New Roman" w:hAnsi="Consolas" w:cs="Times New Roman"/>
-          <w:sz w:val="20"/>
-          <w:szCs w:val="20"/>
-          <w:lang w:eastAsia="ru-RU"/>
-        </w:rPr>
-        <w:t>Невязка (1-норма): 1.8758e-12</w:t>
-      </w:r>
-    </w:p>
-    <w:p>
-      <w:pPr>
-        <w:spacing w:after="0" w:line="240" w:lineRule="auto"/>
-        <w:rPr>
-          <w:rFonts w:ascii="Consolas" w:eastAsia="Times New Roman" w:hAnsi="Consolas" w:cs="Times New Roman"/>
-          <w:sz w:val="20"/>
-          <w:szCs w:val="20"/>
-          <w:lang w:eastAsia="ru-RU"/>
-        </w:rPr>
-      </w:pPr>
-      <w:r>
-        <w:rPr>
-          <w:rFonts w:ascii="Consolas" w:eastAsia="Times New Roman" w:hAnsi="Consolas" w:cs="Times New Roman"/>
-          <w:sz w:val="20"/>
-          <w:szCs w:val="20"/>
-          <w:lang w:eastAsia="ru-RU"/>
-        </w:rPr>
-        <w:t>Невязка (</w:t>
-      </w:r>
-      <w:proofErr w:type="spellStart"/>
-      <w:r>
-        <w:rPr>
-          <w:rFonts w:ascii="Consolas" w:eastAsia="Times New Roman" w:hAnsi="Consolas" w:cs="Times New Roman"/>
-          <w:sz w:val="20"/>
-          <w:szCs w:val="20"/>
-          <w:lang w:eastAsia="ru-RU"/>
-        </w:rPr>
-        <w:t>Inf</w:t>
-      </w:r>
-      <w:proofErr w:type="spellEnd"/>
-      <w:r>
-        <w:rPr>
-          <w:rFonts w:ascii="Consolas" w:eastAsia="Times New Roman" w:hAnsi="Consolas" w:cs="Times New Roman"/>
-          <w:sz w:val="20"/>
-          <w:szCs w:val="20"/>
-          <w:lang w:eastAsia="ru-RU"/>
-        </w:rPr>
-        <w:t>-норма): 1.8190e-12</w:t>
+        <w:t xml:space="preserve">                   0                   0  -0.050264714540791  -0.001191176493496  -2.514426903533033</w:t>
       </w:r>
     </w:p>
     <w:p>
@@ -3645,67 +3571,15 @@
           <w:lang w:eastAsia="ru-RU"/>
         </w:rPr>
       </w:pPr>
-    </w:p>
-    <w:p>
-      <w:pPr>
-        <w:spacing w:after="0" w:line="240" w:lineRule="auto"/>
-        <w:rPr>
-          <w:rFonts w:ascii="Consolas" w:eastAsia="Times New Roman" w:hAnsi="Consolas" w:cs="Times New Roman"/>
-          <w:sz w:val="20"/>
-          <w:szCs w:val="20"/>
-          <w:lang w:eastAsia="ru-RU"/>
-        </w:rPr>
-      </w:pPr>
-      <w:r>
-        <w:rPr>
-          <w:rFonts w:ascii="Consolas" w:eastAsia="Times New Roman" w:hAnsi="Consolas" w:cs="Times New Roman"/>
-          <w:sz w:val="20"/>
-          <w:szCs w:val="20"/>
-          <w:lang w:eastAsia="ru-RU"/>
-        </w:rPr>
-        <w:lastRenderedPageBreak/>
-        <w:t>Плохо обусловленная матрица</w:t>
-      </w:r>
-      <w:r>
-        <w:rPr>
-          <w:rFonts w:ascii="Consolas" w:eastAsia="Times New Roman" w:hAnsi="Consolas" w:cs="Times New Roman"/>
-          <w:sz w:val="20"/>
-          <w:szCs w:val="20"/>
-          <w:lang w:eastAsia="ru-RU"/>
-        </w:rPr>
-        <w:t>:</w:t>
-      </w:r>
-    </w:p>
-    <w:p>
-      <w:pPr>
-        <w:spacing w:after="0" w:line="240" w:lineRule="auto"/>
-        <w:rPr>
-          <w:rFonts w:ascii="Consolas" w:eastAsia="Times New Roman" w:hAnsi="Consolas" w:cs="Times New Roman"/>
-          <w:sz w:val="20"/>
-          <w:szCs w:val="20"/>
-          <w:lang w:eastAsia="ru-RU"/>
-        </w:rPr>
-      </w:pPr>
-      <w:r>
-        <w:rPr>
-          <w:rFonts w:ascii="Consolas" w:eastAsia="Times New Roman" w:hAnsi="Consolas" w:cs="Times New Roman"/>
-          <w:sz w:val="20"/>
-          <w:szCs w:val="20"/>
-          <w:lang w:eastAsia="ru-RU"/>
-        </w:rPr>
-        <w:t>Вид матрицы после шага      1</w:t>
-      </w:r>
-    </w:p>
-    <w:p>
-      <w:pPr>
-        <w:spacing w:after="0" w:line="240" w:lineRule="auto"/>
+      <w:r>
         <w:rPr>
           <w:rFonts w:ascii="Consolas" w:eastAsia="Times New Roman" w:hAnsi="Consolas" w:cs="Times New Roman"/>
           <w:sz w:val="16"/>
           <w:szCs w:val="16"/>
           <w:lang w:eastAsia="ru-RU"/>
         </w:rPr>
-      </w:pPr>
+        <w:t xml:space="preserve">                   0                   0  -0.000004906447800  -0.000000012980025  -0.000245335370030</w:t>
+      </w:r>
     </w:p>
     <w:p>
       <w:pPr>
@@ -3717,26 +3591,48 @@
           <w:lang w:eastAsia="ru-RU"/>
         </w:rPr>
       </w:pPr>
-      <w:r>
+    </w:p>
+    <w:p>
+      <w:pPr>
+        <w:spacing w:after="0" w:line="240" w:lineRule="auto"/>
+        <w:rPr>
+          <w:rFonts w:ascii="Consolas" w:eastAsia="Times New Roman" w:hAnsi="Consolas" w:cs="Times New Roman"/>
+          <w:sz w:val="20"/>
+          <w:szCs w:val="20"/>
+          <w:lang w:eastAsia="ru-RU"/>
+        </w:rPr>
+      </w:pPr>
+      <w:r>
+        <w:rPr>
+          <w:rFonts w:ascii="Consolas" w:eastAsia="Times New Roman" w:hAnsi="Consolas" w:cs="Times New Roman"/>
+          <w:sz w:val="20"/>
+          <w:szCs w:val="20"/>
+          <w:lang w:eastAsia="ru-RU"/>
+        </w:rPr>
+        <w:t>Вид матрицы после шага      3</w:t>
+      </w:r>
+    </w:p>
+    <w:p>
+      <w:pPr>
+        <w:spacing w:after="0" w:line="240" w:lineRule="auto"/>
         <w:rPr>
           <w:rFonts w:ascii="Consolas" w:eastAsia="Times New Roman" w:hAnsi="Consolas" w:cs="Times New Roman"/>
           <w:sz w:val="16"/>
           <w:szCs w:val="16"/>
           <w:lang w:eastAsia="ru-RU"/>
         </w:rPr>
-        <w:t xml:space="preserve">   </w:t>
-      </w:r>
-      <w:proofErr w:type="gramStart"/>
-      <w:r>
+      </w:pPr>
+    </w:p>
+    <w:p>
+      <w:pPr>
+        <w:spacing w:after="0" w:line="240" w:lineRule="auto"/>
         <w:rPr>
           <w:rFonts w:ascii="Consolas" w:eastAsia="Times New Roman" w:hAnsi="Consolas" w:cs="Times New Roman"/>
           <w:sz w:val="16"/>
           <w:szCs w:val="16"/>
           <w:lang w:eastAsia="ru-RU"/>
         </w:rPr>
-        <w:t>1.000000000000000  -</w:t>
-      </w:r>
-      <w:proofErr w:type="gramEnd"/>
+      </w:pPr>
       <w:r>
         <w:rPr>
           <w:rFonts w:ascii="Consolas" w:eastAsia="Times New Roman" w:hAnsi="Consolas" w:cs="Times New Roman"/>
@@ -3744,7 +3640,7 @@
           <w:szCs w:val="16"/>
           <w:lang w:eastAsia="ru-RU"/>
         </w:rPr>
-        <w:t>4.599284342609049  -0.022543207814979  -0.099940361884087  -0.227100752633023</w:t>
+        <w:t xml:space="preserve">   1.000000000000000  -4.599284342609049  -0.022543207814979  -0.099940361884087  -0.227100752633023</w:t>
       </w:r>
     </w:p>
     <w:p>
@@ -3764,7 +3660,7 @@
           <w:szCs w:val="16"/>
           <w:lang w:eastAsia="ru-RU"/>
         </w:rPr>
-        <w:t xml:space="preserve">                   0   0.049941554646352   0.001841028638223   0.008328462887199   0.100379894798362</w:t>
+        <w:t xml:space="preserve">                   0   1.000000000000000   0.036961906754703   0.166764449489012   2.014859787224136</w:t>
       </w:r>
     </w:p>
     <w:p>
@@ -3784,19 +3680,19 @@
           <w:szCs w:val="16"/>
           <w:lang w:eastAsia="ru-RU"/>
         </w:rPr>
-        <w:t xml:space="preserve">                   0   </w:t>
-      </w:r>
-      <w:proofErr w:type="gramStart"/>
-      <w:r>
+        <w:t xml:space="preserve">                   0                   0   1.000000000000000   0.023698065419821  50.023698065419879</w:t>
+      </w:r>
+    </w:p>
+    <w:p>
+      <w:pPr>
+        <w:spacing w:after="0" w:line="240" w:lineRule="auto"/>
         <w:rPr>
           <w:rFonts w:ascii="Consolas" w:eastAsia="Times New Roman" w:hAnsi="Consolas" w:cs="Times New Roman"/>
           <w:sz w:val="16"/>
           <w:szCs w:val="16"/>
           <w:lang w:eastAsia="ru-RU"/>
         </w:rPr>
-        <w:t>0.014277364949479  -</w:t>
-      </w:r>
-      <w:proofErr w:type="gramEnd"/>
+      </w:pPr>
       <w:r>
         <w:rPr>
           <w:rFonts w:ascii="Consolas" w:eastAsia="Times New Roman" w:hAnsi="Consolas" w:cs="Times New Roman"/>
@@ -3804,7 +3700,7 @@
           <w:szCs w:val="16"/>
           <w:lang w:eastAsia="ru-RU"/>
         </w:rPr>
-        <w:t>0.049736995908825   0.001189780412457  -2.485660015028805</w:t>
+        <w:t xml:space="preserve">                   0                   0                   0   0.000000103293296   0.000000103293304</w:t>
       </w:r>
     </w:p>
     <w:p>
@@ -3817,361 +3713,6 @@
           <w:lang w:eastAsia="ru-RU"/>
         </w:rPr>
       </w:pPr>
-      <w:r>
-        <w:rPr>
-          <w:rFonts w:ascii="Consolas" w:eastAsia="Times New Roman" w:hAnsi="Consolas" w:cs="Times New Roman"/>
-          <w:sz w:val="16"/>
-          <w:szCs w:val="16"/>
-          <w:lang w:eastAsia="ru-RU"/>
-        </w:rPr>
-        <w:t xml:space="preserve">                   0   0.229730435715737   0.008491274943642   0.038310869643006   0.462874616825118</w:t>
-      </w:r>
-    </w:p>
-    <w:p>
-      <w:pPr>
-        <w:spacing w:after="0" w:line="240" w:lineRule="auto"/>
-        <w:rPr>
-          <w:rFonts w:ascii="Consolas" w:eastAsia="Times New Roman" w:hAnsi="Consolas" w:cs="Times New Roman"/>
-          <w:sz w:val="16"/>
-          <w:szCs w:val="16"/>
-          <w:lang w:eastAsia="ru-RU"/>
-        </w:rPr>
-      </w:pPr>
-    </w:p>
-    <w:p>
-      <w:pPr>
-        <w:spacing w:after="0" w:line="240" w:lineRule="auto"/>
-        <w:rPr>
-          <w:rFonts w:ascii="Consolas" w:eastAsia="Times New Roman" w:hAnsi="Consolas" w:cs="Times New Roman"/>
-          <w:sz w:val="20"/>
-          <w:szCs w:val="20"/>
-          <w:lang w:eastAsia="ru-RU"/>
-        </w:rPr>
-      </w:pPr>
-      <w:r>
-        <w:rPr>
-          <w:rFonts w:ascii="Consolas" w:eastAsia="Times New Roman" w:hAnsi="Consolas" w:cs="Times New Roman"/>
-          <w:sz w:val="20"/>
-          <w:szCs w:val="20"/>
-          <w:lang w:eastAsia="ru-RU"/>
-        </w:rPr>
-        <w:t>Вид матрицы после шага      2</w:t>
-      </w:r>
-    </w:p>
-    <w:p>
-      <w:pPr>
-        <w:spacing w:after="0" w:line="240" w:lineRule="auto"/>
-        <w:rPr>
-          <w:rFonts w:ascii="Consolas" w:eastAsia="Times New Roman" w:hAnsi="Consolas" w:cs="Times New Roman"/>
-          <w:sz w:val="16"/>
-          <w:szCs w:val="16"/>
-          <w:lang w:eastAsia="ru-RU"/>
-        </w:rPr>
-      </w:pPr>
-    </w:p>
-    <w:p>
-      <w:pPr>
-        <w:spacing w:after="0" w:line="240" w:lineRule="auto"/>
-        <w:rPr>
-          <w:rFonts w:ascii="Consolas" w:eastAsia="Times New Roman" w:hAnsi="Consolas" w:cs="Times New Roman"/>
-          <w:sz w:val="16"/>
-          <w:szCs w:val="16"/>
-          <w:lang w:eastAsia="ru-RU"/>
-        </w:rPr>
-      </w:pPr>
-      <w:r>
-        <w:rPr>
-          <w:rFonts w:ascii="Consolas" w:eastAsia="Times New Roman" w:hAnsi="Consolas" w:cs="Times New Roman"/>
-          <w:sz w:val="16"/>
-          <w:szCs w:val="16"/>
-          <w:lang w:eastAsia="ru-RU"/>
-        </w:rPr>
-        <w:t xml:space="preserve">   </w:t>
-      </w:r>
-      <w:proofErr w:type="gramStart"/>
-      <w:r>
-        <w:rPr>
-          <w:rFonts w:ascii="Consolas" w:eastAsia="Times New Roman" w:hAnsi="Consolas" w:cs="Times New Roman"/>
-          <w:sz w:val="16"/>
-          <w:szCs w:val="16"/>
-          <w:lang w:eastAsia="ru-RU"/>
-        </w:rPr>
-        <w:t>1.000000000000000  -</w:t>
-      </w:r>
-      <w:proofErr w:type="gramEnd"/>
-      <w:r>
-        <w:rPr>
-          <w:rFonts w:ascii="Consolas" w:eastAsia="Times New Roman" w:hAnsi="Consolas" w:cs="Times New Roman"/>
-          <w:sz w:val="16"/>
-          <w:szCs w:val="16"/>
-          <w:lang w:eastAsia="ru-RU"/>
-        </w:rPr>
-        <w:t>4.599284342609049  -0.022543207814979  -0.099940361884087  -0.227100752633023</w:t>
-      </w:r>
-    </w:p>
-    <w:p>
-      <w:pPr>
-        <w:spacing w:after="0" w:line="240" w:lineRule="auto"/>
-        <w:rPr>
-          <w:rFonts w:ascii="Consolas" w:eastAsia="Times New Roman" w:hAnsi="Consolas" w:cs="Times New Roman"/>
-          <w:sz w:val="16"/>
-          <w:szCs w:val="16"/>
-          <w:lang w:eastAsia="ru-RU"/>
-        </w:rPr>
-      </w:pPr>
-      <w:r>
-        <w:rPr>
-          <w:rFonts w:ascii="Consolas" w:eastAsia="Times New Roman" w:hAnsi="Consolas" w:cs="Times New Roman"/>
-          <w:sz w:val="16"/>
-          <w:szCs w:val="16"/>
-          <w:lang w:eastAsia="ru-RU"/>
-        </w:rPr>
-        <w:t xml:space="preserve">                   0   1.000000000000000   0.036961906754703   0.166764449489012   2.014859787224136</w:t>
-      </w:r>
-    </w:p>
-    <w:p>
-      <w:pPr>
-        <w:spacing w:after="0" w:line="240" w:lineRule="auto"/>
-        <w:rPr>
-          <w:rFonts w:ascii="Consolas" w:eastAsia="Times New Roman" w:hAnsi="Consolas" w:cs="Times New Roman"/>
-          <w:sz w:val="16"/>
-          <w:szCs w:val="16"/>
-          <w:lang w:eastAsia="ru-RU"/>
-        </w:rPr>
-      </w:pPr>
-      <w:r>
-        <w:rPr>
-          <w:rFonts w:ascii="Consolas" w:eastAsia="Times New Roman" w:hAnsi="Consolas" w:cs="Times New Roman"/>
-          <w:sz w:val="16"/>
-          <w:szCs w:val="16"/>
-          <w:lang w:eastAsia="ru-RU"/>
-        </w:rPr>
-        <w:t xml:space="preserve">                   0                   </w:t>
-      </w:r>
-      <w:proofErr w:type="gramStart"/>
-      <w:r>
-        <w:rPr>
-          <w:rFonts w:ascii="Consolas" w:eastAsia="Times New Roman" w:hAnsi="Consolas" w:cs="Times New Roman"/>
-          <w:sz w:val="16"/>
-          <w:szCs w:val="16"/>
-          <w:lang w:eastAsia="ru-RU"/>
-        </w:rPr>
-        <w:t>0  -</w:t>
-      </w:r>
-      <w:proofErr w:type="gramEnd"/>
-      <w:r>
-        <w:rPr>
-          <w:rFonts w:ascii="Consolas" w:eastAsia="Times New Roman" w:hAnsi="Consolas" w:cs="Times New Roman"/>
-          <w:sz w:val="16"/>
-          <w:szCs w:val="16"/>
-          <w:lang w:eastAsia="ru-RU"/>
-        </w:rPr>
-        <w:t>0.050264714540791  -0.001191176493496  -2.514426903533033</w:t>
-      </w:r>
-    </w:p>
-    <w:p>
-      <w:pPr>
-        <w:spacing w:after="0" w:line="240" w:lineRule="auto"/>
-        <w:rPr>
-          <w:rFonts w:ascii="Consolas" w:eastAsia="Times New Roman" w:hAnsi="Consolas" w:cs="Times New Roman"/>
-          <w:sz w:val="16"/>
-          <w:szCs w:val="16"/>
-          <w:lang w:eastAsia="ru-RU"/>
-        </w:rPr>
-      </w:pPr>
-      <w:r>
-        <w:rPr>
-          <w:rFonts w:ascii="Consolas" w:eastAsia="Times New Roman" w:hAnsi="Consolas" w:cs="Times New Roman"/>
-          <w:sz w:val="16"/>
-          <w:szCs w:val="16"/>
-          <w:lang w:eastAsia="ru-RU"/>
-        </w:rPr>
-        <w:t xml:space="preserve">                   0                   </w:t>
-      </w:r>
-      <w:proofErr w:type="gramStart"/>
-      <w:r>
-        <w:rPr>
-          <w:rFonts w:ascii="Consolas" w:eastAsia="Times New Roman" w:hAnsi="Consolas" w:cs="Times New Roman"/>
-          <w:sz w:val="16"/>
-          <w:szCs w:val="16"/>
-          <w:lang w:eastAsia="ru-RU"/>
-        </w:rPr>
-        <w:t>0  -</w:t>
-      </w:r>
-      <w:proofErr w:type="gramEnd"/>
-      <w:r>
-        <w:rPr>
-          <w:rFonts w:ascii="Consolas" w:eastAsia="Times New Roman" w:hAnsi="Consolas" w:cs="Times New Roman"/>
-          <w:sz w:val="16"/>
-          <w:szCs w:val="16"/>
-          <w:lang w:eastAsia="ru-RU"/>
-        </w:rPr>
-        <w:t>0.000004906447800  -0.000000012980025  -0.000245335370030</w:t>
-      </w:r>
-    </w:p>
-    <w:p>
-      <w:pPr>
-        <w:spacing w:after="0" w:line="240" w:lineRule="auto"/>
-        <w:rPr>
-          <w:rFonts w:ascii="Consolas" w:eastAsia="Times New Roman" w:hAnsi="Consolas" w:cs="Times New Roman"/>
-          <w:sz w:val="16"/>
-          <w:szCs w:val="16"/>
-          <w:lang w:eastAsia="ru-RU"/>
-        </w:rPr>
-      </w:pPr>
-    </w:p>
-    <w:p>
-      <w:pPr>
-        <w:spacing w:after="0" w:line="240" w:lineRule="auto"/>
-        <w:rPr>
-          <w:rFonts w:ascii="Consolas" w:eastAsia="Times New Roman" w:hAnsi="Consolas" w:cs="Times New Roman"/>
-          <w:sz w:val="20"/>
-          <w:szCs w:val="20"/>
-          <w:lang w:eastAsia="ru-RU"/>
-        </w:rPr>
-      </w:pPr>
-      <w:r>
-        <w:rPr>
-          <w:rFonts w:ascii="Consolas" w:eastAsia="Times New Roman" w:hAnsi="Consolas" w:cs="Times New Roman"/>
-          <w:sz w:val="20"/>
-          <w:szCs w:val="20"/>
-          <w:lang w:eastAsia="ru-RU"/>
-        </w:rPr>
-        <w:t>Вид матрицы после шага      3</w:t>
-      </w:r>
-    </w:p>
-    <w:p>
-      <w:pPr>
-        <w:spacing w:after="0" w:line="240" w:lineRule="auto"/>
-        <w:rPr>
-          <w:rFonts w:ascii="Consolas" w:eastAsia="Times New Roman" w:hAnsi="Consolas" w:cs="Times New Roman"/>
-          <w:sz w:val="16"/>
-          <w:szCs w:val="16"/>
-          <w:lang w:eastAsia="ru-RU"/>
-        </w:rPr>
-      </w:pPr>
-    </w:p>
-    <w:p>
-      <w:pPr>
-        <w:spacing w:after="0" w:line="240" w:lineRule="auto"/>
-        <w:rPr>
-          <w:rFonts w:ascii="Consolas" w:eastAsia="Times New Roman" w:hAnsi="Consolas" w:cs="Times New Roman"/>
-          <w:sz w:val="16"/>
-          <w:szCs w:val="16"/>
-          <w:lang w:eastAsia="ru-RU"/>
-        </w:rPr>
-      </w:pPr>
-      <w:r>
-        <w:rPr>
-          <w:rFonts w:ascii="Consolas" w:eastAsia="Times New Roman" w:hAnsi="Consolas" w:cs="Times New Roman"/>
-          <w:sz w:val="16"/>
-          <w:szCs w:val="16"/>
-          <w:lang w:eastAsia="ru-RU"/>
-        </w:rPr>
-        <w:t xml:space="preserve">   </w:t>
-      </w:r>
-      <w:proofErr w:type="gramStart"/>
-      <w:r>
-        <w:rPr>
-          <w:rFonts w:ascii="Consolas" w:eastAsia="Times New Roman" w:hAnsi="Consolas" w:cs="Times New Roman"/>
-          <w:sz w:val="16"/>
-          <w:szCs w:val="16"/>
-          <w:lang w:eastAsia="ru-RU"/>
-        </w:rPr>
-        <w:t>1.000000000000000  -</w:t>
-      </w:r>
-      <w:proofErr w:type="gramEnd"/>
-      <w:r>
-        <w:rPr>
-          <w:rFonts w:ascii="Consolas" w:eastAsia="Times New Roman" w:hAnsi="Consolas" w:cs="Times New Roman"/>
-          <w:sz w:val="16"/>
-          <w:szCs w:val="16"/>
-          <w:lang w:eastAsia="ru-RU"/>
-        </w:rPr>
-        <w:t>4.599284342609049  -0.022543207814979  -0.099940361884087  -0.227100752633023</w:t>
-      </w:r>
-    </w:p>
-    <w:p>
-      <w:pPr>
-        <w:spacing w:after="0" w:line="240" w:lineRule="auto"/>
-        <w:rPr>
-          <w:rFonts w:ascii="Consolas" w:eastAsia="Times New Roman" w:hAnsi="Consolas" w:cs="Times New Roman"/>
-          <w:sz w:val="16"/>
-          <w:szCs w:val="16"/>
-          <w:lang w:eastAsia="ru-RU"/>
-        </w:rPr>
-      </w:pPr>
-      <w:r>
-        <w:rPr>
-          <w:rFonts w:ascii="Consolas" w:eastAsia="Times New Roman" w:hAnsi="Consolas" w:cs="Times New Roman"/>
-          <w:sz w:val="16"/>
-          <w:szCs w:val="16"/>
-          <w:lang w:eastAsia="ru-RU"/>
-        </w:rPr>
-        <w:t xml:space="preserve">                   0   1.000000000000000   0.036961906754703   0.166764449489012   2.014859787224136</w:t>
-      </w:r>
-    </w:p>
-    <w:p>
-      <w:pPr>
-        <w:spacing w:after="0" w:line="240" w:lineRule="auto"/>
-        <w:rPr>
-          <w:rFonts w:ascii="Consolas" w:eastAsia="Times New Roman" w:hAnsi="Consolas" w:cs="Times New Roman"/>
-          <w:sz w:val="16"/>
-          <w:szCs w:val="16"/>
-          <w:lang w:eastAsia="ru-RU"/>
-        </w:rPr>
-      </w:pPr>
-      <w:r>
-        <w:rPr>
-          <w:rFonts w:ascii="Consolas" w:eastAsia="Times New Roman" w:hAnsi="Consolas" w:cs="Times New Roman"/>
-          <w:sz w:val="16"/>
-          <w:szCs w:val="16"/>
-          <w:lang w:eastAsia="ru-RU"/>
-        </w:rPr>
-        <w:t xml:space="preserve">                   0                   0   1.000000000000000   </w:t>
-      </w:r>
-      <w:proofErr w:type="gramStart"/>
-      <w:r>
-        <w:rPr>
-          <w:rFonts w:ascii="Consolas" w:eastAsia="Times New Roman" w:hAnsi="Consolas" w:cs="Times New Roman"/>
-          <w:sz w:val="16"/>
-          <w:szCs w:val="16"/>
-          <w:lang w:eastAsia="ru-RU"/>
-        </w:rPr>
-        <w:t>0.023698065419821  50.023698065419879</w:t>
-      </w:r>
-      <w:proofErr w:type="gramEnd"/>
-    </w:p>
-    <w:p>
-      <w:pPr>
-        <w:spacing w:after="0" w:line="240" w:lineRule="auto"/>
-        <w:rPr>
-          <w:rFonts w:ascii="Consolas" w:eastAsia="Times New Roman" w:hAnsi="Consolas" w:cs="Times New Roman"/>
-          <w:sz w:val="16"/>
-          <w:szCs w:val="16"/>
-          <w:lang w:eastAsia="ru-RU"/>
-        </w:rPr>
-      </w:pPr>
-      <w:r>
-        <w:rPr>
-          <w:rFonts w:ascii="Consolas" w:eastAsia="Times New Roman" w:hAnsi="Consolas" w:cs="Times New Roman"/>
-          <w:sz w:val="16"/>
-          <w:szCs w:val="16"/>
-          <w:lang w:eastAsia="ru-RU"/>
-        </w:rPr>
-        <w:t xml:space="preserve">                   0                   0                   0   0.000000103293296   0.000000103293304</w:t>
-      </w:r>
-    </w:p>
-    <w:p>
-      <w:pPr>
-        <w:spacing w:after="0" w:line="240" w:lineRule="auto"/>
-        <w:rPr>
-          <w:rFonts w:ascii="Consolas" w:eastAsia="Times New Roman" w:hAnsi="Consolas" w:cs="Times New Roman"/>
-          <w:sz w:val="16"/>
-          <w:szCs w:val="16"/>
-          <w:lang w:eastAsia="ru-RU"/>
-        </w:rPr>
-      </w:pPr>
     </w:p>
     <w:p>
       <w:pPr>
@@ -4321,27 +3862,7 @@
           <w:szCs w:val="20"/>
           <w:lang w:eastAsia="ru-RU"/>
         </w:rPr>
-        <w:t>Число обусловленности (</w:t>
-      </w:r>
-      <w:proofErr w:type="spellStart"/>
-      <w:r>
-        <w:rPr>
-          <w:rFonts w:ascii="Consolas" w:eastAsia="Times New Roman" w:hAnsi="Consolas" w:cs="Times New Roman"/>
-          <w:sz w:val="20"/>
-          <w:szCs w:val="20"/>
-          <w:lang w:eastAsia="ru-RU"/>
-        </w:rPr>
-        <w:t>Inf</w:t>
-      </w:r>
-      <w:proofErr w:type="spellEnd"/>
-      <w:r>
-        <w:rPr>
-          <w:rFonts w:ascii="Consolas" w:eastAsia="Times New Roman" w:hAnsi="Consolas" w:cs="Times New Roman"/>
-          <w:sz w:val="20"/>
-          <w:szCs w:val="20"/>
-          <w:lang w:eastAsia="ru-RU"/>
-        </w:rPr>
-        <w:t>-норма): 5.7551e+10</w:t>
+        <w:t>Число обусловленности (Inf-норма): 5.7551e+10</w:t>
       </w:r>
     </w:p>
     <w:p>
@@ -4381,27 +3902,7 @@
           <w:szCs w:val="20"/>
           <w:lang w:eastAsia="ru-RU"/>
         </w:rPr>
-        <w:t>Абсолютная ошибка (</w:t>
-      </w:r>
-      <w:proofErr w:type="spellStart"/>
-      <w:r>
-        <w:rPr>
-          <w:rFonts w:ascii="Consolas" w:eastAsia="Times New Roman" w:hAnsi="Consolas" w:cs="Times New Roman"/>
-          <w:sz w:val="20"/>
-          <w:szCs w:val="20"/>
-          <w:lang w:eastAsia="ru-RU"/>
-        </w:rPr>
-        <w:t>Inf</w:t>
-      </w:r>
-      <w:proofErr w:type="spellEnd"/>
-      <w:r>
-        <w:rPr>
-          <w:rFonts w:ascii="Consolas" w:eastAsia="Times New Roman" w:hAnsi="Consolas" w:cs="Times New Roman"/>
-          <w:sz w:val="20"/>
-          <w:szCs w:val="20"/>
-          <w:lang w:eastAsia="ru-RU"/>
-        </w:rPr>
-        <w:t>-норма): 7.6152e-08</w:t>
+        <w:t>Абсолютная ошибка (Inf-норма): 7.6152e-08</w:t>
       </w:r>
     </w:p>
     <w:p>
@@ -4441,27 +3942,7 @@
           <w:szCs w:val="20"/>
           <w:lang w:eastAsia="ru-RU"/>
         </w:rPr>
-        <w:t>Относительная ошибка (</w:t>
-      </w:r>
-      <w:proofErr w:type="spellStart"/>
-      <w:r>
-        <w:rPr>
-          <w:rFonts w:ascii="Consolas" w:eastAsia="Times New Roman" w:hAnsi="Consolas" w:cs="Times New Roman"/>
-          <w:sz w:val="20"/>
-          <w:szCs w:val="20"/>
-          <w:lang w:eastAsia="ru-RU"/>
-        </w:rPr>
-        <w:t>Inf</w:t>
-      </w:r>
-      <w:proofErr w:type="spellEnd"/>
-      <w:r>
-        <w:rPr>
-          <w:rFonts w:ascii="Consolas" w:eastAsia="Times New Roman" w:hAnsi="Consolas" w:cs="Times New Roman"/>
-          <w:sz w:val="20"/>
-          <w:szCs w:val="20"/>
-          <w:lang w:eastAsia="ru-RU"/>
-        </w:rPr>
-        <w:t>-норма): 1.5230e-09</w:t>
+        <w:t>Относительная ошибка (Inf-норма): 1.5230e-09</w:t>
       </w:r>
     </w:p>
     <w:p>
@@ -4501,27 +3982,7 @@
           <w:szCs w:val="20"/>
           <w:lang w:eastAsia="ru-RU"/>
         </w:rPr>
-        <w:t>Невязка (</w:t>
-      </w:r>
-      <w:proofErr w:type="spellStart"/>
-      <w:r>
-        <w:rPr>
-          <w:rFonts w:ascii="Consolas" w:eastAsia="Times New Roman" w:hAnsi="Consolas" w:cs="Times New Roman"/>
-          <w:sz w:val="20"/>
-          <w:szCs w:val="20"/>
-          <w:lang w:eastAsia="ru-RU"/>
-        </w:rPr>
-        <w:t>Inf</w:t>
-      </w:r>
-      <w:proofErr w:type="spellEnd"/>
-      <w:r>
-        <w:rPr>
-          <w:rFonts w:ascii="Consolas" w:eastAsia="Times New Roman" w:hAnsi="Consolas" w:cs="Times New Roman"/>
-          <w:sz w:val="20"/>
-          <w:szCs w:val="20"/>
-          <w:lang w:eastAsia="ru-RU"/>
-        </w:rPr>
-        <w:t>-норма): 1.4211e-13</w:t>
+        <w:t>Невязка (Inf-норма): 1.4211e-13</w:t>
       </w:r>
     </w:p>
     <w:p>
@@ -4805,9 +4266,209 @@
           <w:szCs w:val="20"/>
           <w:lang w:eastAsia="ru-RU"/>
         </w:rPr>
-        <w:t>%% Дано</w:t>
-      </w:r>
-      <w:proofErr w:type="gramStart"/>
+        <w:t>%% Дано: Хорошо обусловленная матрица</w:t>
+      </w:r>
+    </w:p>
+    <w:p>
+      <w:pPr>
+        <w:spacing w:after="0" w:line="240" w:lineRule="auto"/>
+        <w:rPr>
+          <w:rFonts w:ascii="Consolas" w:eastAsia="Times New Roman" w:hAnsi="Consolas" w:cs="Times New Roman"/>
+          <w:sz w:val="20"/>
+          <w:szCs w:val="20"/>
+          <w:lang w:eastAsia="ru-RU"/>
+        </w:rPr>
+      </w:pPr>
+      <w:r>
+        <w:rPr>
+          <w:rFonts w:ascii="Consolas" w:eastAsia="Times New Roman" w:hAnsi="Consolas" w:cs="Times New Roman"/>
+          <w:sz w:val="20"/>
+          <w:szCs w:val="20"/>
+          <w:lang w:eastAsia="ru-RU"/>
+        </w:rPr>
+        <w:t xml:space="preserve">clc, clear, close </w:t>
+      </w:r>
+      <w:r>
+        <w:rPr>
+          <w:rFonts w:ascii="Consolas" w:eastAsia="Times New Roman" w:hAnsi="Consolas" w:cs="Times New Roman"/>
+          <w:color w:val="A709F5"/>
+          <w:sz w:val="20"/>
+          <w:szCs w:val="20"/>
+          <w:lang w:eastAsia="ru-RU"/>
+        </w:rPr>
+        <w:t>all</w:t>
+      </w:r>
+    </w:p>
+    <w:p>
+      <w:pPr>
+        <w:spacing w:after="0" w:line="240" w:lineRule="auto"/>
+        <w:rPr>
+          <w:rFonts w:ascii="Consolas" w:eastAsia="Times New Roman" w:hAnsi="Consolas" w:cs="Times New Roman"/>
+          <w:sz w:val="20"/>
+          <w:szCs w:val="20"/>
+          <w:lang w:eastAsia="ru-RU"/>
+        </w:rPr>
+      </w:pPr>
+    </w:p>
+    <w:p>
+      <w:pPr>
+        <w:spacing w:after="0" w:line="240" w:lineRule="auto"/>
+        <w:rPr>
+          <w:rFonts w:ascii="Consolas" w:eastAsia="Times New Roman" w:hAnsi="Consolas" w:cs="Times New Roman"/>
+          <w:sz w:val="20"/>
+          <w:szCs w:val="20"/>
+          <w:lang w:eastAsia="ru-RU"/>
+        </w:rPr>
+      </w:pPr>
+      <w:r>
+        <w:rPr>
+          <w:rFonts w:ascii="Consolas" w:eastAsia="Times New Roman" w:hAnsi="Consolas" w:cs="Times New Roman"/>
+          <w:sz w:val="20"/>
+          <w:szCs w:val="20"/>
+          <w:lang w:eastAsia="ru-RU"/>
+        </w:rPr>
+        <w:t>A1 = [</w:t>
+      </w:r>
+    </w:p>
+    <w:p>
+      <w:pPr>
+        <w:spacing w:after="0" w:line="240" w:lineRule="auto"/>
+        <w:rPr>
+          <w:rFonts w:ascii="Consolas" w:eastAsia="Times New Roman" w:hAnsi="Consolas" w:cs="Times New Roman"/>
+          <w:sz w:val="20"/>
+          <w:szCs w:val="20"/>
+          <w:lang w:eastAsia="ru-RU"/>
+        </w:rPr>
+      </w:pPr>
+      <w:r>
+        <w:rPr>
+          <w:rFonts w:ascii="Consolas" w:eastAsia="Times New Roman" w:hAnsi="Consolas" w:cs="Times New Roman"/>
+          <w:sz w:val="20"/>
+          <w:szCs w:val="20"/>
+          <w:lang w:eastAsia="ru-RU"/>
+        </w:rPr>
+        <w:t xml:space="preserve">        -52.4000         0.0000        -0.5700         4.7300</w:t>
+      </w:r>
+    </w:p>
+    <w:p>
+      <w:pPr>
+        <w:spacing w:after="0" w:line="240" w:lineRule="auto"/>
+        <w:rPr>
+          <w:rFonts w:ascii="Consolas" w:eastAsia="Times New Roman" w:hAnsi="Consolas" w:cs="Times New Roman"/>
+          <w:sz w:val="20"/>
+          <w:szCs w:val="20"/>
+          <w:lang w:eastAsia="ru-RU"/>
+        </w:rPr>
+      </w:pPr>
+      <w:r>
+        <w:rPr>
+          <w:rFonts w:ascii="Consolas" w:eastAsia="Times New Roman" w:hAnsi="Consolas" w:cs="Times New Roman"/>
+          <w:sz w:val="20"/>
+          <w:szCs w:val="20"/>
+          <w:lang w:eastAsia="ru-RU"/>
+        </w:rPr>
+        <w:t xml:space="preserve">          0.1200        32.4000         9.0500         0.4900</w:t>
+      </w:r>
+    </w:p>
+    <w:p>
+      <w:pPr>
+        <w:spacing w:after="0" w:line="240" w:lineRule="auto"/>
+        <w:rPr>
+          <w:rFonts w:ascii="Consolas" w:eastAsia="Times New Roman" w:hAnsi="Consolas" w:cs="Times New Roman"/>
+          <w:sz w:val="20"/>
+          <w:szCs w:val="20"/>
+          <w:lang w:eastAsia="ru-RU"/>
+        </w:rPr>
+      </w:pPr>
+      <w:r>
+        <w:rPr>
+          <w:rFonts w:ascii="Consolas" w:eastAsia="Times New Roman" w:hAnsi="Consolas" w:cs="Times New Roman"/>
+          <w:sz w:val="20"/>
+          <w:szCs w:val="20"/>
+          <w:lang w:eastAsia="ru-RU"/>
+        </w:rPr>
+        <w:t xml:space="preserve">          0.0000         5.8800      -175.0000         2.4300</w:t>
+      </w:r>
+    </w:p>
+    <w:p>
+      <w:pPr>
+        <w:spacing w:after="0" w:line="240" w:lineRule="auto"/>
+        <w:rPr>
+          <w:rFonts w:ascii="Consolas" w:eastAsia="Times New Roman" w:hAnsi="Consolas" w:cs="Times New Roman"/>
+          <w:sz w:val="20"/>
+          <w:szCs w:val="20"/>
+          <w:lang w:eastAsia="ru-RU"/>
+        </w:rPr>
+      </w:pPr>
+      <w:r>
+        <w:rPr>
+          <w:rFonts w:ascii="Consolas" w:eastAsia="Times New Roman" w:hAnsi="Consolas" w:cs="Times New Roman"/>
+          <w:sz w:val="20"/>
+          <w:szCs w:val="20"/>
+          <w:lang w:eastAsia="ru-RU"/>
+        </w:rPr>
+        <w:t xml:space="preserve">         -5.0100        -2.4300         1.8700       -76.2000</w:t>
+      </w:r>
+    </w:p>
+    <w:p>
+      <w:pPr>
+        <w:spacing w:after="0" w:line="240" w:lineRule="auto"/>
+        <w:rPr>
+          <w:rFonts w:ascii="Consolas" w:eastAsia="Times New Roman" w:hAnsi="Consolas" w:cs="Times New Roman"/>
+          <w:sz w:val="20"/>
+          <w:szCs w:val="20"/>
+          <w:lang w:eastAsia="ru-RU"/>
+        </w:rPr>
+      </w:pPr>
+      <w:r>
+        <w:rPr>
+          <w:rFonts w:ascii="Consolas" w:eastAsia="Times New Roman" w:hAnsi="Consolas" w:cs="Times New Roman"/>
+          <w:sz w:val="20"/>
+          <w:szCs w:val="20"/>
+          <w:lang w:eastAsia="ru-RU"/>
+        </w:rPr>
+        <w:t xml:space="preserve">    ];</w:t>
+      </w:r>
+    </w:p>
+    <w:p>
+      <w:pPr>
+        <w:spacing w:after="0" w:line="240" w:lineRule="auto"/>
+        <w:rPr>
+          <w:rFonts w:ascii="Consolas" w:eastAsia="Times New Roman" w:hAnsi="Consolas" w:cs="Times New Roman"/>
+          <w:sz w:val="20"/>
+          <w:szCs w:val="20"/>
+          <w:lang w:eastAsia="ru-RU"/>
+        </w:rPr>
+      </w:pPr>
+      <w:r>
+        <w:rPr>
+          <w:rFonts w:ascii="Consolas" w:eastAsia="Times New Roman" w:hAnsi="Consolas" w:cs="Times New Roman"/>
+          <w:sz w:val="20"/>
+          <w:szCs w:val="20"/>
+          <w:lang w:eastAsia="ru-RU"/>
+        </w:rPr>
+        <w:t>b1 = [-1309.1700; 224.1300; 97.4000; -7800.6200];</w:t>
+      </w:r>
+    </w:p>
+    <w:p>
+      <w:pPr>
+        <w:spacing w:after="0" w:line="240" w:lineRule="auto"/>
+        <w:rPr>
+          <w:rFonts w:ascii="Consolas" w:eastAsia="Times New Roman" w:hAnsi="Consolas" w:cs="Times New Roman"/>
+          <w:sz w:val="20"/>
+          <w:szCs w:val="20"/>
+          <w:lang w:eastAsia="ru-RU"/>
+        </w:rPr>
+      </w:pPr>
+      <w:r>
+        <w:rPr>
+          <w:rFonts w:ascii="Consolas" w:eastAsia="Times New Roman" w:hAnsi="Consolas" w:cs="Times New Roman"/>
+          <w:sz w:val="20"/>
+          <w:szCs w:val="20"/>
+          <w:lang w:eastAsia="ru-RU"/>
+        </w:rPr>
+        <w:t xml:space="preserve">x1_exact = [34; 5; 1; 100]; </w:t>
+      </w:r>
       <w:r>
         <w:rPr>
           <w:rFonts w:ascii="Consolas" w:eastAsia="Times New Roman" w:hAnsi="Consolas" w:cs="Times New Roman"/>
@@ -4816,9 +4477,30 @@
           <w:szCs w:val="20"/>
           <w:lang w:eastAsia="ru-RU"/>
         </w:rPr>
-        <w:t>: Хорошо</w:t>
-      </w:r>
-      <w:proofErr w:type="gramEnd"/>
+        <w:t>% Точные решения</w:t>
+      </w:r>
+    </w:p>
+    <w:p>
+      <w:pPr>
+        <w:spacing w:after="0" w:line="240" w:lineRule="auto"/>
+        <w:rPr>
+          <w:rFonts w:ascii="Consolas" w:eastAsia="Times New Roman" w:hAnsi="Consolas" w:cs="Times New Roman"/>
+          <w:sz w:val="20"/>
+          <w:szCs w:val="20"/>
+          <w:lang w:eastAsia="ru-RU"/>
+        </w:rPr>
+      </w:pPr>
+    </w:p>
+    <w:p>
+      <w:pPr>
+        <w:spacing w:after="0" w:line="240" w:lineRule="auto"/>
+        <w:rPr>
+          <w:rFonts w:ascii="Consolas" w:eastAsia="Times New Roman" w:hAnsi="Consolas" w:cs="Times New Roman"/>
+          <w:sz w:val="20"/>
+          <w:szCs w:val="20"/>
+          <w:lang w:eastAsia="ru-RU"/>
+        </w:rPr>
+      </w:pPr>
       <w:r>
         <w:rPr>
           <w:rFonts w:ascii="Consolas" w:eastAsia="Times New Roman" w:hAnsi="Consolas" w:cs="Times New Roman"/>
@@ -4827,80 +4509,1399 @@
           <w:szCs w:val="20"/>
           <w:lang w:eastAsia="ru-RU"/>
         </w:rPr>
-        <w:t xml:space="preserve"> обусловленная матрица</w:t>
-      </w:r>
-    </w:p>
-    <w:p>
-      <w:pPr>
-        <w:spacing w:after="0" w:line="240" w:lineRule="auto"/>
-        <w:rPr>
-          <w:rFonts w:ascii="Consolas" w:eastAsia="Times New Roman" w:hAnsi="Consolas" w:cs="Times New Roman"/>
-          <w:sz w:val="20"/>
-          <w:szCs w:val="20"/>
-          <w:lang w:eastAsia="ru-RU"/>
-        </w:rPr>
-      </w:pPr>
-      <w:proofErr w:type="spellStart"/>
-      <w:r>
-        <w:rPr>
-          <w:rFonts w:ascii="Consolas" w:eastAsia="Times New Roman" w:hAnsi="Consolas" w:cs="Times New Roman"/>
-          <w:sz w:val="20"/>
-          <w:szCs w:val="20"/>
-          <w:lang w:eastAsia="ru-RU"/>
-        </w:rPr>
-        <w:t>clc</w:t>
-      </w:r>
-      <w:proofErr w:type="spellEnd"/>
-      <w:r>
-        <w:rPr>
-          <w:rFonts w:ascii="Consolas" w:eastAsia="Times New Roman" w:hAnsi="Consolas" w:cs="Times New Roman"/>
-          <w:sz w:val="20"/>
-          <w:szCs w:val="20"/>
-          <w:lang w:eastAsia="ru-RU"/>
-        </w:rPr>
-        <w:t xml:space="preserve">, </w:t>
-      </w:r>
-      <w:proofErr w:type="spellStart"/>
-      <w:r>
-        <w:rPr>
-          <w:rFonts w:ascii="Consolas" w:eastAsia="Times New Roman" w:hAnsi="Consolas" w:cs="Times New Roman"/>
-          <w:sz w:val="20"/>
-          <w:szCs w:val="20"/>
-          <w:lang w:eastAsia="ru-RU"/>
-        </w:rPr>
-        <w:t>clear</w:t>
-      </w:r>
-      <w:proofErr w:type="spellEnd"/>
-      <w:r>
-        <w:rPr>
-          <w:rFonts w:ascii="Consolas" w:eastAsia="Times New Roman" w:hAnsi="Consolas" w:cs="Times New Roman"/>
-          <w:sz w:val="20"/>
-          <w:szCs w:val="20"/>
-          <w:lang w:eastAsia="ru-RU"/>
-        </w:rPr>
-        <w:t xml:space="preserve">, </w:t>
-      </w:r>
-      <w:proofErr w:type="spellStart"/>
-      <w:r>
-        <w:rPr>
-          <w:rFonts w:ascii="Consolas" w:eastAsia="Times New Roman" w:hAnsi="Consolas" w:cs="Times New Roman"/>
-          <w:sz w:val="20"/>
-          <w:szCs w:val="20"/>
-          <w:lang w:eastAsia="ru-RU"/>
-        </w:rPr>
-        <w:t>close</w:t>
-      </w:r>
-      <w:proofErr w:type="spellEnd"/>
-      <w:r>
-        <w:rPr>
-          <w:rFonts w:ascii="Consolas" w:eastAsia="Times New Roman" w:hAnsi="Consolas" w:cs="Times New Roman"/>
-          <w:sz w:val="20"/>
-          <w:szCs w:val="20"/>
-          <w:lang w:eastAsia="ru-RU"/>
+        <w:t>%% Решение. Хорошо обусловленная матрица</w:t>
+      </w:r>
+    </w:p>
+    <w:p>
+      <w:pPr>
+        <w:spacing w:after="0" w:line="240" w:lineRule="auto"/>
+        <w:rPr>
+          <w:rFonts w:ascii="Consolas" w:eastAsia="Times New Roman" w:hAnsi="Consolas" w:cs="Times New Roman"/>
+          <w:sz w:val="20"/>
+          <w:szCs w:val="20"/>
+          <w:lang w:eastAsia="ru-RU"/>
+        </w:rPr>
+      </w:pPr>
+    </w:p>
+    <w:p>
+      <w:pPr>
+        <w:spacing w:after="0" w:line="240" w:lineRule="auto"/>
+        <w:rPr>
+          <w:rFonts w:ascii="Consolas" w:eastAsia="Times New Roman" w:hAnsi="Consolas" w:cs="Times New Roman"/>
+          <w:sz w:val="20"/>
+          <w:szCs w:val="20"/>
+          <w:lang w:eastAsia="ru-RU"/>
+        </w:rPr>
+      </w:pPr>
+      <w:r>
+        <w:rPr>
+          <w:rFonts w:ascii="Consolas" w:eastAsia="Times New Roman" w:hAnsi="Consolas" w:cs="Times New Roman"/>
+          <w:sz w:val="20"/>
+          <w:szCs w:val="20"/>
+          <w:lang w:eastAsia="ru-RU"/>
+        </w:rPr>
+        <w:t>x1 = gauss(A1,b1);</w:t>
+      </w:r>
+    </w:p>
+    <w:p>
+      <w:pPr>
+        <w:spacing w:after="0" w:line="240" w:lineRule="auto"/>
+        <w:rPr>
+          <w:rFonts w:ascii="Consolas" w:eastAsia="Times New Roman" w:hAnsi="Consolas" w:cs="Times New Roman"/>
+          <w:sz w:val="20"/>
+          <w:szCs w:val="20"/>
+          <w:lang w:eastAsia="ru-RU"/>
+        </w:rPr>
+      </w:pPr>
+    </w:p>
+    <w:p>
+      <w:pPr>
+        <w:spacing w:after="0" w:line="240" w:lineRule="auto"/>
+        <w:rPr>
+          <w:rFonts w:ascii="Consolas" w:eastAsia="Times New Roman" w:hAnsi="Consolas" w:cs="Times New Roman"/>
+          <w:sz w:val="20"/>
+          <w:szCs w:val="20"/>
+          <w:lang w:eastAsia="ru-RU"/>
+        </w:rPr>
+      </w:pPr>
+      <w:r>
+        <w:rPr>
+          <w:rFonts w:ascii="Consolas" w:eastAsia="Times New Roman" w:hAnsi="Consolas" w:cs="Times New Roman"/>
+          <w:sz w:val="20"/>
+          <w:szCs w:val="20"/>
+          <w:lang w:val="en-US" w:eastAsia="ru-RU"/>
+        </w:rPr>
+        <w:t>cond</w:t>
+      </w:r>
+      <w:r>
+        <w:rPr>
+          <w:rFonts w:ascii="Consolas" w:eastAsia="Times New Roman" w:hAnsi="Consolas" w:cs="Times New Roman"/>
+          <w:sz w:val="20"/>
+          <w:szCs w:val="20"/>
+          <w:lang w:eastAsia="ru-RU"/>
+        </w:rPr>
+        <w:t>_</w:t>
+      </w:r>
+      <w:r>
+        <w:rPr>
+          <w:rFonts w:ascii="Consolas" w:eastAsia="Times New Roman" w:hAnsi="Consolas" w:cs="Times New Roman"/>
+          <w:sz w:val="20"/>
+          <w:szCs w:val="20"/>
+          <w:lang w:val="en-US" w:eastAsia="ru-RU"/>
+        </w:rPr>
+        <w:t>A</w:t>
+      </w:r>
+      <w:r>
+        <w:rPr>
+          <w:rFonts w:ascii="Consolas" w:eastAsia="Times New Roman" w:hAnsi="Consolas" w:cs="Times New Roman"/>
+          <w:sz w:val="20"/>
+          <w:szCs w:val="20"/>
+          <w:lang w:eastAsia="ru-RU"/>
+        </w:rPr>
+        <w:t xml:space="preserve">1_1 = </w:t>
+      </w:r>
+      <w:r>
+        <w:rPr>
+          <w:rFonts w:ascii="Consolas" w:eastAsia="Times New Roman" w:hAnsi="Consolas" w:cs="Times New Roman"/>
+          <w:sz w:val="20"/>
+          <w:szCs w:val="20"/>
+          <w:lang w:val="en-US" w:eastAsia="ru-RU"/>
+        </w:rPr>
+        <w:t>cond</w:t>
+      </w:r>
+      <w:r>
+        <w:rPr>
+          <w:rFonts w:ascii="Consolas" w:eastAsia="Times New Roman" w:hAnsi="Consolas" w:cs="Times New Roman"/>
+          <w:sz w:val="20"/>
+          <w:szCs w:val="20"/>
+          <w:lang w:eastAsia="ru-RU"/>
+        </w:rPr>
+        <w:t>(</w:t>
+      </w:r>
+      <w:r>
+        <w:rPr>
+          <w:rFonts w:ascii="Consolas" w:eastAsia="Times New Roman" w:hAnsi="Consolas" w:cs="Times New Roman"/>
+          <w:sz w:val="20"/>
+          <w:szCs w:val="20"/>
+          <w:lang w:val="en-US" w:eastAsia="ru-RU"/>
+        </w:rPr>
+        <w:t>A</w:t>
+      </w:r>
+      <w:r>
+        <w:rPr>
+          <w:rFonts w:ascii="Consolas" w:eastAsia="Times New Roman" w:hAnsi="Consolas" w:cs="Times New Roman"/>
+          <w:sz w:val="20"/>
+          <w:szCs w:val="20"/>
+          <w:lang w:eastAsia="ru-RU"/>
+        </w:rPr>
+        <w:t>1,1);</w:t>
+      </w:r>
+    </w:p>
+    <w:p>
+      <w:pPr>
+        <w:spacing w:after="0" w:line="240" w:lineRule="auto"/>
+        <w:rPr>
+          <w:rFonts w:ascii="Consolas" w:eastAsia="Times New Roman" w:hAnsi="Consolas" w:cs="Times New Roman"/>
+          <w:sz w:val="20"/>
+          <w:szCs w:val="20"/>
+          <w:lang w:val="en-US" w:eastAsia="ru-RU"/>
+        </w:rPr>
+      </w:pPr>
+      <w:r>
+        <w:rPr>
+          <w:rFonts w:ascii="Consolas" w:eastAsia="Times New Roman" w:hAnsi="Consolas" w:cs="Times New Roman"/>
+          <w:sz w:val="20"/>
+          <w:szCs w:val="20"/>
+          <w:lang w:val="en-US" w:eastAsia="ru-RU"/>
+        </w:rPr>
+        <w:t>cond_A1_Inf = cond(A1, Inf);</w:t>
+      </w:r>
+    </w:p>
+    <w:p>
+      <w:pPr>
+        <w:spacing w:after="0" w:line="240" w:lineRule="auto"/>
+        <w:rPr>
+          <w:rFonts w:ascii="Consolas" w:eastAsia="Times New Roman" w:hAnsi="Consolas" w:cs="Times New Roman"/>
+          <w:sz w:val="20"/>
+          <w:szCs w:val="20"/>
+          <w:lang w:val="en-US" w:eastAsia="ru-RU"/>
+        </w:rPr>
+      </w:pPr>
+    </w:p>
+    <w:p>
+      <w:pPr>
+        <w:spacing w:after="0" w:line="240" w:lineRule="auto"/>
+        <w:rPr>
+          <w:rFonts w:ascii="Consolas" w:eastAsia="Times New Roman" w:hAnsi="Consolas" w:cs="Times New Roman"/>
+          <w:sz w:val="20"/>
+          <w:szCs w:val="20"/>
+          <w:lang w:val="en-US" w:eastAsia="ru-RU"/>
+        </w:rPr>
+      </w:pPr>
+      <w:r>
+        <w:rPr>
+          <w:rFonts w:ascii="Consolas" w:eastAsia="Times New Roman" w:hAnsi="Consolas" w:cs="Times New Roman"/>
+          <w:sz w:val="20"/>
+          <w:szCs w:val="20"/>
+          <w:lang w:val="en-US" w:eastAsia="ru-RU"/>
+        </w:rPr>
+        <w:t>x1_abs_err1 = norm(x1 - x1_exact,1);</w:t>
+      </w:r>
+    </w:p>
+    <w:p>
+      <w:pPr>
+        <w:spacing w:after="0" w:line="240" w:lineRule="auto"/>
+        <w:rPr>
+          <w:rFonts w:ascii="Consolas" w:eastAsia="Times New Roman" w:hAnsi="Consolas" w:cs="Times New Roman"/>
+          <w:sz w:val="20"/>
+          <w:szCs w:val="20"/>
+          <w:lang w:val="en-US" w:eastAsia="ru-RU"/>
+        </w:rPr>
+      </w:pPr>
+      <w:r>
+        <w:rPr>
+          <w:rFonts w:ascii="Consolas" w:eastAsia="Times New Roman" w:hAnsi="Consolas" w:cs="Times New Roman"/>
+          <w:sz w:val="20"/>
+          <w:szCs w:val="20"/>
+          <w:lang w:val="en-US" w:eastAsia="ru-RU"/>
+        </w:rPr>
+        <w:t>x1_abs_errInf = norm(x1 - x1_exact,inf);</w:t>
+      </w:r>
+    </w:p>
+    <w:p>
+      <w:pPr>
+        <w:spacing w:after="0" w:line="240" w:lineRule="auto"/>
+        <w:rPr>
+          <w:rFonts w:ascii="Consolas" w:eastAsia="Times New Roman" w:hAnsi="Consolas" w:cs="Times New Roman"/>
+          <w:sz w:val="20"/>
+          <w:szCs w:val="20"/>
+          <w:lang w:val="en-US" w:eastAsia="ru-RU"/>
+        </w:rPr>
+      </w:pPr>
+    </w:p>
+    <w:p>
+      <w:pPr>
+        <w:spacing w:after="0" w:line="240" w:lineRule="auto"/>
+        <w:rPr>
+          <w:rFonts w:ascii="Consolas" w:eastAsia="Times New Roman" w:hAnsi="Consolas" w:cs="Times New Roman"/>
+          <w:sz w:val="20"/>
+          <w:szCs w:val="20"/>
+          <w:lang w:val="en-US" w:eastAsia="ru-RU"/>
+        </w:rPr>
+      </w:pPr>
+      <w:r>
+        <w:rPr>
+          <w:rFonts w:ascii="Consolas" w:eastAsia="Times New Roman" w:hAnsi="Consolas" w:cs="Times New Roman"/>
+          <w:sz w:val="20"/>
+          <w:szCs w:val="20"/>
+          <w:lang w:val="en-US" w:eastAsia="ru-RU"/>
+        </w:rPr>
+        <w:t>x1_rel_err1 = x1_abs_err1 / norm(x1_exact,1);</w:t>
+      </w:r>
+    </w:p>
+    <w:p>
+      <w:pPr>
+        <w:spacing w:after="0" w:line="240" w:lineRule="auto"/>
+        <w:rPr>
+          <w:rFonts w:ascii="Consolas" w:eastAsia="Times New Roman" w:hAnsi="Consolas" w:cs="Times New Roman"/>
+          <w:sz w:val="20"/>
+          <w:szCs w:val="20"/>
+          <w:lang w:val="en-US" w:eastAsia="ru-RU"/>
+        </w:rPr>
+      </w:pPr>
+      <w:r>
+        <w:rPr>
+          <w:rFonts w:ascii="Consolas" w:eastAsia="Times New Roman" w:hAnsi="Consolas" w:cs="Times New Roman"/>
+          <w:sz w:val="20"/>
+          <w:szCs w:val="20"/>
+          <w:lang w:val="en-US" w:eastAsia="ru-RU"/>
+        </w:rPr>
+        <w:t>x1_rel_errInf = x1_abs_errInf / norm(x1_exact,inf);</w:t>
+      </w:r>
+    </w:p>
+    <w:p>
+      <w:pPr>
+        <w:spacing w:after="0" w:line="240" w:lineRule="auto"/>
+        <w:rPr>
+          <w:rFonts w:ascii="Consolas" w:eastAsia="Times New Roman" w:hAnsi="Consolas" w:cs="Times New Roman"/>
+          <w:sz w:val="20"/>
+          <w:szCs w:val="20"/>
+          <w:lang w:val="en-US" w:eastAsia="ru-RU"/>
+        </w:rPr>
+      </w:pPr>
+    </w:p>
+    <w:p>
+      <w:pPr>
+        <w:spacing w:after="0" w:line="240" w:lineRule="auto"/>
+        <w:rPr>
+          <w:rFonts w:ascii="Consolas" w:eastAsia="Times New Roman" w:hAnsi="Consolas" w:cs="Times New Roman"/>
+          <w:sz w:val="20"/>
+          <w:szCs w:val="20"/>
+          <w:lang w:val="en-US" w:eastAsia="ru-RU"/>
+        </w:rPr>
+      </w:pPr>
+      <w:r>
+        <w:rPr>
+          <w:rFonts w:ascii="Consolas" w:eastAsia="Times New Roman" w:hAnsi="Consolas" w:cs="Times New Roman"/>
+          <w:sz w:val="20"/>
+          <w:szCs w:val="20"/>
+          <w:lang w:val="en-US" w:eastAsia="ru-RU"/>
+        </w:rPr>
+        <w:t>r1 = b1 - A1*x1;</w:t>
+      </w:r>
+    </w:p>
+    <w:p>
+      <w:pPr>
+        <w:spacing w:after="0" w:line="240" w:lineRule="auto"/>
+        <w:rPr>
+          <w:rFonts w:ascii="Consolas" w:eastAsia="Times New Roman" w:hAnsi="Consolas" w:cs="Times New Roman"/>
+          <w:sz w:val="20"/>
+          <w:szCs w:val="20"/>
+          <w:lang w:val="en-US" w:eastAsia="ru-RU"/>
+        </w:rPr>
+      </w:pPr>
+      <w:r>
+        <w:rPr>
+          <w:rFonts w:ascii="Consolas" w:eastAsia="Times New Roman" w:hAnsi="Consolas" w:cs="Times New Roman"/>
+          <w:sz w:val="20"/>
+          <w:szCs w:val="20"/>
+          <w:lang w:val="en-US" w:eastAsia="ru-RU"/>
+        </w:rPr>
+        <w:t>r1_norm1 = norm(r1,1);</w:t>
+      </w:r>
+    </w:p>
+    <w:p>
+      <w:pPr>
+        <w:spacing w:after="0" w:line="240" w:lineRule="auto"/>
+        <w:rPr>
+          <w:rFonts w:ascii="Consolas" w:eastAsia="Times New Roman" w:hAnsi="Consolas" w:cs="Times New Roman"/>
+          <w:sz w:val="20"/>
+          <w:szCs w:val="20"/>
+          <w:lang w:val="en-US" w:eastAsia="ru-RU"/>
+        </w:rPr>
+      </w:pPr>
+      <w:r>
+        <w:rPr>
+          <w:rFonts w:ascii="Consolas" w:eastAsia="Times New Roman" w:hAnsi="Consolas" w:cs="Times New Roman"/>
+          <w:sz w:val="20"/>
+          <w:szCs w:val="20"/>
+          <w:lang w:val="en-US" w:eastAsia="ru-RU"/>
+        </w:rPr>
+        <w:t>r1_normInf = norm(r1,inf);</w:t>
+      </w:r>
+    </w:p>
+    <w:p>
+      <w:pPr>
+        <w:spacing w:after="0" w:line="240" w:lineRule="auto"/>
+        <w:rPr>
+          <w:rFonts w:ascii="Consolas" w:eastAsia="Times New Roman" w:hAnsi="Consolas" w:cs="Times New Roman"/>
+          <w:sz w:val="20"/>
+          <w:szCs w:val="20"/>
+          <w:lang w:val="en-US" w:eastAsia="ru-RU"/>
+        </w:rPr>
+      </w:pPr>
+    </w:p>
+    <w:p>
+      <w:pPr>
+        <w:spacing w:after="0" w:line="240" w:lineRule="auto"/>
+        <w:rPr>
+          <w:rFonts w:ascii="Consolas" w:eastAsia="Times New Roman" w:hAnsi="Consolas" w:cs="Times New Roman"/>
+          <w:sz w:val="20"/>
+          <w:szCs w:val="20"/>
+          <w:lang w:eastAsia="ru-RU"/>
+        </w:rPr>
+      </w:pPr>
+      <w:r>
+        <w:rPr>
+          <w:rFonts w:ascii="Consolas" w:eastAsia="Times New Roman" w:hAnsi="Consolas" w:cs="Times New Roman"/>
+          <w:color w:val="008013"/>
+          <w:sz w:val="20"/>
+          <w:szCs w:val="20"/>
+          <w:lang w:eastAsia="ru-RU"/>
+        </w:rPr>
+        <w:t>%% Вывод результатов для хорошо обусловленной матрицы</w:t>
+      </w:r>
+    </w:p>
+    <w:p>
+      <w:pPr>
+        <w:spacing w:after="0" w:line="240" w:lineRule="auto"/>
+        <w:rPr>
+          <w:rFonts w:ascii="Consolas" w:eastAsia="Times New Roman" w:hAnsi="Consolas" w:cs="Times New Roman"/>
+          <w:sz w:val="20"/>
+          <w:szCs w:val="20"/>
+          <w:lang w:eastAsia="ru-RU"/>
+        </w:rPr>
+      </w:pPr>
+      <w:r>
+        <w:rPr>
+          <w:rFonts w:ascii="Consolas" w:eastAsia="Times New Roman" w:hAnsi="Consolas" w:cs="Times New Roman"/>
+          <w:sz w:val="20"/>
+          <w:szCs w:val="20"/>
+          <w:lang w:eastAsia="ru-RU"/>
+        </w:rPr>
+        <w:t>fprintf(</w:t>
+      </w:r>
+      <w:r>
+        <w:rPr>
+          <w:rFonts w:ascii="Consolas" w:eastAsia="Times New Roman" w:hAnsi="Consolas" w:cs="Times New Roman"/>
+          <w:color w:val="A709F5"/>
+          <w:sz w:val="20"/>
+          <w:szCs w:val="20"/>
+          <w:lang w:eastAsia="ru-RU"/>
+        </w:rPr>
+        <w:t>'Хорошо обусловленная матрица\n'</w:t>
+      </w:r>
+      <w:r>
+        <w:rPr>
+          <w:rFonts w:ascii="Consolas" w:eastAsia="Times New Roman" w:hAnsi="Consolas" w:cs="Times New Roman"/>
+          <w:sz w:val="20"/>
+          <w:szCs w:val="20"/>
+          <w:lang w:eastAsia="ru-RU"/>
+        </w:rPr>
+        <w:t>);</w:t>
+      </w:r>
+    </w:p>
+    <w:p>
+      <w:pPr>
+        <w:spacing w:after="0" w:line="240" w:lineRule="auto"/>
+        <w:rPr>
+          <w:rFonts w:ascii="Consolas" w:eastAsia="Times New Roman" w:hAnsi="Consolas" w:cs="Times New Roman"/>
+          <w:sz w:val="20"/>
+          <w:szCs w:val="20"/>
+          <w:lang w:val="en-US" w:eastAsia="ru-RU"/>
+        </w:rPr>
+      </w:pPr>
+      <w:r>
+        <w:rPr>
+          <w:rFonts w:ascii="Consolas" w:eastAsia="Times New Roman" w:hAnsi="Consolas" w:cs="Times New Roman"/>
+          <w:sz w:val="20"/>
+          <w:szCs w:val="20"/>
+          <w:lang w:val="en-US" w:eastAsia="ru-RU"/>
+        </w:rPr>
+        <w:t>fprintf(</w:t>
+      </w:r>
+      <w:r>
+        <w:rPr>
+          <w:rFonts w:ascii="Consolas" w:eastAsia="Times New Roman" w:hAnsi="Consolas" w:cs="Times New Roman"/>
+          <w:color w:val="A709F5"/>
+          <w:sz w:val="20"/>
+          <w:szCs w:val="20"/>
+          <w:lang w:val="en-US" w:eastAsia="ru-RU"/>
+        </w:rPr>
+        <w:t>'</w:t>
+      </w:r>
+      <w:r>
+        <w:rPr>
+          <w:rFonts w:ascii="Consolas" w:eastAsia="Times New Roman" w:hAnsi="Consolas" w:cs="Times New Roman"/>
+          <w:color w:val="A709F5"/>
+          <w:sz w:val="20"/>
+          <w:szCs w:val="20"/>
+          <w:lang w:eastAsia="ru-RU"/>
+        </w:rPr>
+        <w:t>Решение</w:t>
+      </w:r>
+      <w:r>
+        <w:rPr>
+          <w:rFonts w:ascii="Consolas" w:eastAsia="Times New Roman" w:hAnsi="Consolas" w:cs="Times New Roman"/>
+          <w:color w:val="A709F5"/>
+          <w:sz w:val="20"/>
+          <w:szCs w:val="20"/>
+          <w:lang w:val="en-US" w:eastAsia="ru-RU"/>
+        </w:rPr>
+        <w:t xml:space="preserve"> x:\n'</w:t>
+      </w:r>
+      <w:r>
+        <w:rPr>
+          <w:rFonts w:ascii="Consolas" w:eastAsia="Times New Roman" w:hAnsi="Consolas" w:cs="Times New Roman"/>
+          <w:sz w:val="20"/>
+          <w:szCs w:val="20"/>
+          <w:lang w:val="en-US" w:eastAsia="ru-RU"/>
+        </w:rPr>
+        <w:t>);</w:t>
+      </w:r>
+    </w:p>
+    <w:p>
+      <w:pPr>
+        <w:spacing w:after="0" w:line="240" w:lineRule="auto"/>
+        <w:rPr>
+          <w:rFonts w:ascii="Consolas" w:eastAsia="Times New Roman" w:hAnsi="Consolas" w:cs="Times New Roman"/>
+          <w:sz w:val="20"/>
+          <w:szCs w:val="20"/>
+          <w:lang w:val="en-US" w:eastAsia="ru-RU"/>
+        </w:rPr>
+      </w:pPr>
+      <w:r>
+        <w:rPr>
+          <w:rFonts w:ascii="Consolas" w:eastAsia="Times New Roman" w:hAnsi="Consolas" w:cs="Times New Roman"/>
+          <w:sz w:val="20"/>
+          <w:szCs w:val="20"/>
+          <w:lang w:val="en-US" w:eastAsia="ru-RU"/>
+        </w:rPr>
+        <w:t xml:space="preserve">format </w:t>
+      </w:r>
+      <w:r>
+        <w:rPr>
+          <w:rFonts w:ascii="Consolas" w:eastAsia="Times New Roman" w:hAnsi="Consolas" w:cs="Times New Roman"/>
+          <w:color w:val="A709F5"/>
+          <w:sz w:val="20"/>
+          <w:szCs w:val="20"/>
+          <w:lang w:val="en-US" w:eastAsia="ru-RU"/>
+        </w:rPr>
+        <w:t>short</w:t>
+      </w:r>
+    </w:p>
+    <w:p>
+      <w:pPr>
+        <w:spacing w:after="0" w:line="240" w:lineRule="auto"/>
+        <w:rPr>
+          <w:rFonts w:ascii="Consolas" w:eastAsia="Times New Roman" w:hAnsi="Consolas" w:cs="Times New Roman"/>
+          <w:sz w:val="20"/>
+          <w:szCs w:val="20"/>
+          <w:lang w:eastAsia="ru-RU"/>
+        </w:rPr>
+      </w:pPr>
+      <w:r>
+        <w:rPr>
+          <w:rFonts w:ascii="Consolas" w:eastAsia="Times New Roman" w:hAnsi="Consolas" w:cs="Times New Roman"/>
+          <w:sz w:val="20"/>
+          <w:szCs w:val="20"/>
+          <w:lang w:eastAsia="ru-RU"/>
+        </w:rPr>
+        <w:t>disp(x1);</w:t>
+      </w:r>
+    </w:p>
+    <w:p>
+      <w:pPr>
+        <w:spacing w:after="0" w:line="240" w:lineRule="auto"/>
+        <w:rPr>
+          <w:rFonts w:ascii="Consolas" w:eastAsia="Times New Roman" w:hAnsi="Consolas" w:cs="Times New Roman"/>
+          <w:sz w:val="20"/>
+          <w:szCs w:val="20"/>
+          <w:lang w:eastAsia="ru-RU"/>
+        </w:rPr>
+      </w:pPr>
+      <w:r>
+        <w:rPr>
+          <w:rFonts w:ascii="Consolas" w:eastAsia="Times New Roman" w:hAnsi="Consolas" w:cs="Times New Roman"/>
+          <w:sz w:val="20"/>
+          <w:szCs w:val="20"/>
+          <w:lang w:eastAsia="ru-RU"/>
+        </w:rPr>
+        <w:t>fprintf(</w:t>
+      </w:r>
+      <w:r>
+        <w:rPr>
+          <w:rFonts w:ascii="Consolas" w:eastAsia="Times New Roman" w:hAnsi="Consolas" w:cs="Times New Roman"/>
+          <w:color w:val="A709F5"/>
+          <w:sz w:val="20"/>
+          <w:szCs w:val="20"/>
+          <w:lang w:eastAsia="ru-RU"/>
+        </w:rPr>
+        <w:t>'Число обусловленности (1-норма): %.4f\n'</w:t>
+      </w:r>
+      <w:r>
+        <w:rPr>
+          <w:rFonts w:ascii="Consolas" w:eastAsia="Times New Roman" w:hAnsi="Consolas" w:cs="Times New Roman"/>
+          <w:sz w:val="20"/>
+          <w:szCs w:val="20"/>
+          <w:lang w:eastAsia="ru-RU"/>
+        </w:rPr>
+        <w:t>, cond_A1_1);</w:t>
+      </w:r>
+    </w:p>
+    <w:p>
+      <w:pPr>
+        <w:spacing w:after="0" w:line="240" w:lineRule="auto"/>
+        <w:rPr>
+          <w:rFonts w:ascii="Consolas" w:eastAsia="Times New Roman" w:hAnsi="Consolas" w:cs="Times New Roman"/>
+          <w:sz w:val="20"/>
+          <w:szCs w:val="20"/>
+          <w:lang w:eastAsia="ru-RU"/>
+        </w:rPr>
+      </w:pPr>
+      <w:r>
+        <w:rPr>
+          <w:rFonts w:ascii="Consolas" w:eastAsia="Times New Roman" w:hAnsi="Consolas" w:cs="Times New Roman"/>
+          <w:sz w:val="20"/>
+          <w:szCs w:val="20"/>
+          <w:lang w:eastAsia="ru-RU"/>
+        </w:rPr>
+        <w:t>fprintf(</w:t>
+      </w:r>
+      <w:r>
+        <w:rPr>
+          <w:rFonts w:ascii="Consolas" w:eastAsia="Times New Roman" w:hAnsi="Consolas" w:cs="Times New Roman"/>
+          <w:color w:val="A709F5"/>
+          <w:sz w:val="20"/>
+          <w:szCs w:val="20"/>
+          <w:lang w:eastAsia="ru-RU"/>
+        </w:rPr>
+        <w:t>'Число обусловленности (Inf-норма): %.4f\n'</w:t>
+      </w:r>
+      <w:r>
+        <w:rPr>
+          <w:rFonts w:ascii="Consolas" w:eastAsia="Times New Roman" w:hAnsi="Consolas" w:cs="Times New Roman"/>
+          <w:sz w:val="20"/>
+          <w:szCs w:val="20"/>
+          <w:lang w:eastAsia="ru-RU"/>
+        </w:rPr>
+        <w:t>, cond_A1_Inf);</w:t>
+      </w:r>
+    </w:p>
+    <w:p>
+      <w:pPr>
+        <w:spacing w:after="0" w:line="240" w:lineRule="auto"/>
+        <w:rPr>
+          <w:rFonts w:ascii="Consolas" w:eastAsia="Times New Roman" w:hAnsi="Consolas" w:cs="Times New Roman"/>
+          <w:sz w:val="20"/>
+          <w:szCs w:val="20"/>
+          <w:lang w:eastAsia="ru-RU"/>
+        </w:rPr>
+      </w:pPr>
+      <w:r>
+        <w:rPr>
+          <w:rFonts w:ascii="Consolas" w:eastAsia="Times New Roman" w:hAnsi="Consolas" w:cs="Times New Roman"/>
+          <w:sz w:val="20"/>
+          <w:szCs w:val="20"/>
+          <w:lang w:eastAsia="ru-RU"/>
+        </w:rPr>
+        <w:t>fprintf(</w:t>
+      </w:r>
+      <w:r>
+        <w:rPr>
+          <w:rFonts w:ascii="Consolas" w:eastAsia="Times New Roman" w:hAnsi="Consolas" w:cs="Times New Roman"/>
+          <w:color w:val="A709F5"/>
+          <w:sz w:val="20"/>
+          <w:szCs w:val="20"/>
+          <w:lang w:eastAsia="ru-RU"/>
+        </w:rPr>
+        <w:t>'Абсолютная ошибка (1-норма): %.4e\n'</w:t>
+      </w:r>
+      <w:r>
+        <w:rPr>
+          <w:rFonts w:ascii="Consolas" w:eastAsia="Times New Roman" w:hAnsi="Consolas" w:cs="Times New Roman"/>
+          <w:sz w:val="20"/>
+          <w:szCs w:val="20"/>
+          <w:lang w:eastAsia="ru-RU"/>
+        </w:rPr>
+        <w:t>, x1_abs_err1);</w:t>
+      </w:r>
+    </w:p>
+    <w:p>
+      <w:pPr>
+        <w:spacing w:after="0" w:line="240" w:lineRule="auto"/>
+        <w:rPr>
+          <w:rFonts w:ascii="Consolas" w:eastAsia="Times New Roman" w:hAnsi="Consolas" w:cs="Times New Roman"/>
+          <w:sz w:val="20"/>
+          <w:szCs w:val="20"/>
+          <w:lang w:eastAsia="ru-RU"/>
+        </w:rPr>
+      </w:pPr>
+      <w:r>
+        <w:rPr>
+          <w:rFonts w:ascii="Consolas" w:eastAsia="Times New Roman" w:hAnsi="Consolas" w:cs="Times New Roman"/>
+          <w:sz w:val="20"/>
+          <w:szCs w:val="20"/>
+          <w:lang w:eastAsia="ru-RU"/>
+        </w:rPr>
+        <w:t>fprintf(</w:t>
+      </w:r>
+      <w:r>
+        <w:rPr>
+          <w:rFonts w:ascii="Consolas" w:eastAsia="Times New Roman" w:hAnsi="Consolas" w:cs="Times New Roman"/>
+          <w:color w:val="A709F5"/>
+          <w:sz w:val="20"/>
+          <w:szCs w:val="20"/>
+          <w:lang w:eastAsia="ru-RU"/>
+        </w:rPr>
+        <w:t>'Абсолютная ошибка (Inf-норма): %.4e\n'</w:t>
+      </w:r>
+      <w:r>
+        <w:rPr>
+          <w:rFonts w:ascii="Consolas" w:eastAsia="Times New Roman" w:hAnsi="Consolas" w:cs="Times New Roman"/>
+          <w:sz w:val="20"/>
+          <w:szCs w:val="20"/>
+          <w:lang w:eastAsia="ru-RU"/>
+        </w:rPr>
+        <w:t>, x1_abs_errInf);</w:t>
+      </w:r>
+    </w:p>
+    <w:p>
+      <w:pPr>
+        <w:spacing w:after="0" w:line="240" w:lineRule="auto"/>
+        <w:rPr>
+          <w:rFonts w:ascii="Consolas" w:eastAsia="Times New Roman" w:hAnsi="Consolas" w:cs="Times New Roman"/>
+          <w:sz w:val="20"/>
+          <w:szCs w:val="20"/>
+          <w:lang w:eastAsia="ru-RU"/>
+        </w:rPr>
+      </w:pPr>
+      <w:r>
+        <w:rPr>
+          <w:rFonts w:ascii="Consolas" w:eastAsia="Times New Roman" w:hAnsi="Consolas" w:cs="Times New Roman"/>
+          <w:sz w:val="20"/>
+          <w:szCs w:val="20"/>
+          <w:lang w:eastAsia="ru-RU"/>
+        </w:rPr>
+        <w:t>fprintf(</w:t>
+      </w:r>
+      <w:r>
+        <w:rPr>
+          <w:rFonts w:ascii="Consolas" w:eastAsia="Times New Roman" w:hAnsi="Consolas" w:cs="Times New Roman"/>
+          <w:color w:val="A709F5"/>
+          <w:sz w:val="20"/>
+          <w:szCs w:val="20"/>
+          <w:lang w:eastAsia="ru-RU"/>
+        </w:rPr>
+        <w:t>'Относительная ошибка (1-норма): %.4e\n'</w:t>
+      </w:r>
+      <w:r>
+        <w:rPr>
+          <w:rFonts w:ascii="Consolas" w:eastAsia="Times New Roman" w:hAnsi="Consolas" w:cs="Times New Roman"/>
+          <w:sz w:val="20"/>
+          <w:szCs w:val="20"/>
+          <w:lang w:eastAsia="ru-RU"/>
+        </w:rPr>
+        <w:t>, x1_rel_err1);</w:t>
+      </w:r>
+    </w:p>
+    <w:p>
+      <w:pPr>
+        <w:spacing w:after="0" w:line="240" w:lineRule="auto"/>
+        <w:rPr>
+          <w:rFonts w:ascii="Consolas" w:eastAsia="Times New Roman" w:hAnsi="Consolas" w:cs="Times New Roman"/>
+          <w:sz w:val="20"/>
+          <w:szCs w:val="20"/>
+          <w:lang w:eastAsia="ru-RU"/>
+        </w:rPr>
+      </w:pPr>
+      <w:r>
+        <w:rPr>
+          <w:rFonts w:ascii="Consolas" w:eastAsia="Times New Roman" w:hAnsi="Consolas" w:cs="Times New Roman"/>
+          <w:sz w:val="20"/>
+          <w:szCs w:val="20"/>
+          <w:lang w:eastAsia="ru-RU"/>
+        </w:rPr>
+        <w:t>fprintf(</w:t>
+      </w:r>
+      <w:r>
+        <w:rPr>
+          <w:rFonts w:ascii="Consolas" w:eastAsia="Times New Roman" w:hAnsi="Consolas" w:cs="Times New Roman"/>
+          <w:color w:val="A709F5"/>
+          <w:sz w:val="20"/>
+          <w:szCs w:val="20"/>
+          <w:lang w:eastAsia="ru-RU"/>
+        </w:rPr>
+        <w:t>'Относительная ошибка (Inf-норма): %.4e\n'</w:t>
+      </w:r>
+      <w:r>
+        <w:rPr>
+          <w:rFonts w:ascii="Consolas" w:eastAsia="Times New Roman" w:hAnsi="Consolas" w:cs="Times New Roman"/>
+          <w:sz w:val="20"/>
+          <w:szCs w:val="20"/>
+          <w:lang w:eastAsia="ru-RU"/>
+        </w:rPr>
+        <w:t>, x1_rel_errInf);</w:t>
+      </w:r>
+    </w:p>
+    <w:p>
+      <w:pPr>
+        <w:spacing w:after="0" w:line="240" w:lineRule="auto"/>
+        <w:rPr>
+          <w:rFonts w:ascii="Consolas" w:eastAsia="Times New Roman" w:hAnsi="Consolas" w:cs="Times New Roman"/>
+          <w:sz w:val="20"/>
+          <w:szCs w:val="20"/>
+          <w:lang w:eastAsia="ru-RU"/>
+        </w:rPr>
+      </w:pPr>
+      <w:r>
+        <w:rPr>
+          <w:rFonts w:ascii="Consolas" w:eastAsia="Times New Roman" w:hAnsi="Consolas" w:cs="Times New Roman"/>
+          <w:sz w:val="20"/>
+          <w:szCs w:val="20"/>
+          <w:lang w:eastAsia="ru-RU"/>
+        </w:rPr>
+        <w:t>fprintf(</w:t>
+      </w:r>
+      <w:r>
+        <w:rPr>
+          <w:rFonts w:ascii="Consolas" w:eastAsia="Times New Roman" w:hAnsi="Consolas" w:cs="Times New Roman"/>
+          <w:color w:val="A709F5"/>
+          <w:sz w:val="20"/>
+          <w:szCs w:val="20"/>
+          <w:lang w:eastAsia="ru-RU"/>
+        </w:rPr>
+        <w:t>'Невязка (1-норма): %.4e\n'</w:t>
+      </w:r>
+      <w:r>
+        <w:rPr>
+          <w:rFonts w:ascii="Consolas" w:eastAsia="Times New Roman" w:hAnsi="Consolas" w:cs="Times New Roman"/>
+          <w:sz w:val="20"/>
+          <w:szCs w:val="20"/>
+          <w:lang w:eastAsia="ru-RU"/>
+        </w:rPr>
+        <w:t>, r1_norm1);</w:t>
+      </w:r>
+    </w:p>
+    <w:p>
+      <w:pPr>
+        <w:spacing w:after="0" w:line="240" w:lineRule="auto"/>
+        <w:rPr>
+          <w:rFonts w:ascii="Consolas" w:eastAsia="Times New Roman" w:hAnsi="Consolas" w:cs="Times New Roman"/>
+          <w:sz w:val="20"/>
+          <w:szCs w:val="20"/>
+          <w:lang w:eastAsia="ru-RU"/>
+        </w:rPr>
+      </w:pPr>
+      <w:r>
+        <w:rPr>
+          <w:rFonts w:ascii="Consolas" w:eastAsia="Times New Roman" w:hAnsi="Consolas" w:cs="Times New Roman"/>
+          <w:sz w:val="20"/>
+          <w:szCs w:val="20"/>
+          <w:lang w:eastAsia="ru-RU"/>
+        </w:rPr>
+        <w:t>fprintf(</w:t>
+      </w:r>
+      <w:r>
+        <w:rPr>
+          <w:rFonts w:ascii="Consolas" w:eastAsia="Times New Roman" w:hAnsi="Consolas" w:cs="Times New Roman"/>
+          <w:color w:val="A709F5"/>
+          <w:sz w:val="20"/>
+          <w:szCs w:val="20"/>
+          <w:lang w:eastAsia="ru-RU"/>
+        </w:rPr>
+        <w:t>'Невязка (Inf-норма): %.4e\n\n'</w:t>
+      </w:r>
+      <w:r>
+        <w:rPr>
+          <w:rFonts w:ascii="Consolas" w:eastAsia="Times New Roman" w:hAnsi="Consolas" w:cs="Times New Roman"/>
+          <w:sz w:val="20"/>
+          <w:szCs w:val="20"/>
+          <w:lang w:eastAsia="ru-RU"/>
+        </w:rPr>
+        <w:t>, r1_normInf);</w:t>
+      </w:r>
+    </w:p>
+    <w:p>
+      <w:pPr>
+        <w:spacing w:after="0" w:line="240" w:lineRule="auto"/>
+        <w:rPr>
+          <w:rFonts w:ascii="Consolas" w:eastAsia="Times New Roman" w:hAnsi="Consolas" w:cs="Times New Roman"/>
+          <w:sz w:val="20"/>
+          <w:szCs w:val="20"/>
+          <w:lang w:eastAsia="ru-RU"/>
+        </w:rPr>
+      </w:pPr>
+    </w:p>
+    <w:p>
+      <w:pPr>
+        <w:spacing w:after="0" w:line="240" w:lineRule="auto"/>
+        <w:rPr>
+          <w:rFonts w:ascii="Consolas" w:eastAsia="Times New Roman" w:hAnsi="Consolas" w:cs="Times New Roman"/>
+          <w:sz w:val="20"/>
+          <w:szCs w:val="20"/>
+          <w:lang w:eastAsia="ru-RU"/>
+        </w:rPr>
+      </w:pPr>
+      <w:r>
+        <w:rPr>
+          <w:rFonts w:ascii="Consolas" w:eastAsia="Times New Roman" w:hAnsi="Consolas" w:cs="Times New Roman"/>
+          <w:color w:val="008013"/>
+          <w:sz w:val="20"/>
+          <w:szCs w:val="20"/>
+          <w:lang w:eastAsia="ru-RU"/>
+        </w:rPr>
+        <w:t>%% Дано. Плохо обусловленная матрица</w:t>
+      </w:r>
+    </w:p>
+    <w:p>
+      <w:pPr>
+        <w:spacing w:after="0" w:line="240" w:lineRule="auto"/>
+        <w:rPr>
+          <w:rFonts w:ascii="Consolas" w:eastAsia="Times New Roman" w:hAnsi="Consolas" w:cs="Times New Roman"/>
+          <w:sz w:val="20"/>
+          <w:szCs w:val="20"/>
+          <w:lang w:eastAsia="ru-RU"/>
+        </w:rPr>
+      </w:pPr>
+    </w:p>
+    <w:p>
+      <w:pPr>
+        <w:spacing w:after="0" w:line="240" w:lineRule="auto"/>
+        <w:rPr>
+          <w:rFonts w:ascii="Consolas" w:eastAsia="Times New Roman" w:hAnsi="Consolas" w:cs="Times New Roman"/>
+          <w:sz w:val="20"/>
+          <w:szCs w:val="20"/>
+          <w:lang w:eastAsia="ru-RU"/>
+        </w:rPr>
+      </w:pPr>
+      <w:r>
+        <w:rPr>
+          <w:rFonts w:ascii="Consolas" w:eastAsia="Times New Roman" w:hAnsi="Consolas" w:cs="Times New Roman"/>
+          <w:sz w:val="20"/>
+          <w:szCs w:val="20"/>
+          <w:lang w:eastAsia="ru-RU"/>
+        </w:rPr>
+        <w:t>A2 = [</w:t>
+      </w:r>
+    </w:p>
+    <w:p>
+      <w:pPr>
+        <w:spacing w:after="0" w:line="240" w:lineRule="auto"/>
+        <w:rPr>
+          <w:rFonts w:ascii="Consolas" w:eastAsia="Times New Roman" w:hAnsi="Consolas" w:cs="Times New Roman"/>
+          <w:sz w:val="20"/>
+          <w:szCs w:val="20"/>
+          <w:lang w:eastAsia="ru-RU"/>
+        </w:rPr>
+      </w:pPr>
+      <w:r>
+        <w:rPr>
+          <w:rFonts w:ascii="Consolas" w:eastAsia="Times New Roman" w:hAnsi="Consolas" w:cs="Times New Roman"/>
+          <w:sz w:val="20"/>
+          <w:szCs w:val="20"/>
+          <w:lang w:eastAsia="ru-RU"/>
+        </w:rPr>
+        <w:t xml:space="preserve">        -558.5500      2569.1600        12.6000        55.8600</w:t>
+      </w:r>
+    </w:p>
+    <w:p>
+      <w:pPr>
+        <w:spacing w:after="0" w:line="240" w:lineRule="auto"/>
+        <w:rPr>
+          <w:rFonts w:ascii="Consolas" w:eastAsia="Times New Roman" w:hAnsi="Consolas" w:cs="Times New Roman"/>
+          <w:sz w:val="20"/>
+          <w:szCs w:val="20"/>
+          <w:lang w:eastAsia="ru-RU"/>
+        </w:rPr>
+      </w:pPr>
+      <w:r>
+        <w:rPr>
+          <w:rFonts w:ascii="Consolas" w:eastAsia="Times New Roman" w:hAnsi="Consolas" w:cs="Times New Roman"/>
+          <w:sz w:val="20"/>
+          <w:szCs w:val="20"/>
+          <w:lang w:eastAsia="ru-RU"/>
+        </w:rPr>
+        <w:t xml:space="preserve">        -139.6500       642.3400         3.1500        13.9650</w:t>
+      </w:r>
+    </w:p>
+    <w:p>
+      <w:pPr>
+        <w:spacing w:after="0" w:line="240" w:lineRule="auto"/>
+        <w:rPr>
+          <w:rFonts w:ascii="Consolas" w:eastAsia="Times New Roman" w:hAnsi="Consolas" w:cs="Times New Roman"/>
+          <w:sz w:val="20"/>
+          <w:szCs w:val="20"/>
+          <w:lang w:eastAsia="ru-RU"/>
+        </w:rPr>
+      </w:pPr>
+      <w:r>
+        <w:rPr>
+          <w:rFonts w:ascii="Consolas" w:eastAsia="Times New Roman" w:hAnsi="Consolas" w:cs="Times New Roman"/>
+          <w:sz w:val="20"/>
+          <w:szCs w:val="20"/>
+          <w:lang w:eastAsia="ru-RU"/>
+        </w:rPr>
+        <w:t xml:space="preserve">         -19.9500        91.7700         0.4000         1.9950</w:t>
+      </w:r>
+    </w:p>
+    <w:p>
+      <w:pPr>
+        <w:spacing w:after="0" w:line="240" w:lineRule="auto"/>
+        <w:rPr>
+          <w:rFonts w:ascii="Consolas" w:eastAsia="Times New Roman" w:hAnsi="Consolas" w:cs="Times New Roman"/>
+          <w:sz w:val="20"/>
+          <w:szCs w:val="20"/>
+          <w:lang w:eastAsia="ru-RU"/>
+        </w:rPr>
+      </w:pPr>
+      <w:r>
+        <w:rPr>
+          <w:rFonts w:ascii="Consolas" w:eastAsia="Times New Roman" w:hAnsi="Consolas" w:cs="Times New Roman"/>
+          <w:sz w:val="20"/>
+          <w:szCs w:val="20"/>
+          <w:lang w:eastAsia="ru-RU"/>
+        </w:rPr>
+        <w:t xml:space="preserve">         838.3900     -3855.9940       -18.9000       -83.7890</w:t>
+      </w:r>
+    </w:p>
+    <w:p>
+      <w:pPr>
+        <w:spacing w:after="0" w:line="240" w:lineRule="auto"/>
+        <w:rPr>
+          <w:rFonts w:ascii="Consolas" w:eastAsia="Times New Roman" w:hAnsi="Consolas" w:cs="Times New Roman"/>
+          <w:sz w:val="20"/>
+          <w:szCs w:val="20"/>
+          <w:lang w:eastAsia="ru-RU"/>
+        </w:rPr>
+      </w:pPr>
+      <w:r>
+        <w:rPr>
+          <w:rFonts w:ascii="Consolas" w:eastAsia="Times New Roman" w:hAnsi="Consolas" w:cs="Times New Roman"/>
+          <w:sz w:val="20"/>
+          <w:szCs w:val="20"/>
+          <w:lang w:eastAsia="ru-RU"/>
+        </w:rPr>
+        <w:t xml:space="preserve">    ];</w:t>
+      </w:r>
+    </w:p>
+    <w:p>
+      <w:pPr>
+        <w:spacing w:after="0" w:line="240" w:lineRule="auto"/>
+        <w:rPr>
+          <w:rFonts w:ascii="Consolas" w:eastAsia="Times New Roman" w:hAnsi="Consolas" w:cs="Times New Roman"/>
+          <w:sz w:val="20"/>
+          <w:szCs w:val="20"/>
+          <w:lang w:eastAsia="ru-RU"/>
+        </w:rPr>
+      </w:pPr>
+      <w:r>
+        <w:rPr>
+          <w:rFonts w:ascii="Consolas" w:eastAsia="Times New Roman" w:hAnsi="Consolas" w:cs="Times New Roman"/>
+          <w:sz w:val="20"/>
+          <w:szCs w:val="20"/>
+          <w:lang w:eastAsia="ru-RU"/>
+        </w:rPr>
+        <w:t>b2 = [127.3100; 31.8150; 2.0450; -190.3990];</w:t>
+      </w:r>
+    </w:p>
+    <w:p>
+      <w:pPr>
+        <w:spacing w:after="0" w:line="240" w:lineRule="auto"/>
+        <w:rPr>
+          <w:rFonts w:ascii="Consolas" w:eastAsia="Times New Roman" w:hAnsi="Consolas" w:cs="Times New Roman"/>
+          <w:sz w:val="20"/>
+          <w:szCs w:val="20"/>
+          <w:lang w:eastAsia="ru-RU"/>
+        </w:rPr>
+      </w:pPr>
+      <w:r>
+        <w:rPr>
+          <w:rFonts w:ascii="Consolas" w:eastAsia="Times New Roman" w:hAnsi="Consolas" w:cs="Times New Roman"/>
+          <w:sz w:val="20"/>
+          <w:szCs w:val="20"/>
+          <w:lang w:eastAsia="ru-RU"/>
+        </w:rPr>
+        <w:t xml:space="preserve">x2_exact = [1; 0; 50; 1]; </w:t>
+      </w:r>
+      <w:r>
+        <w:rPr>
+          <w:rFonts w:ascii="Consolas" w:eastAsia="Times New Roman" w:hAnsi="Consolas" w:cs="Times New Roman"/>
+          <w:color w:val="008013"/>
+          <w:sz w:val="20"/>
+          <w:szCs w:val="20"/>
+          <w:lang w:eastAsia="ru-RU"/>
+        </w:rPr>
+        <w:t>% Точные решения</w:t>
+      </w:r>
+    </w:p>
+    <w:p>
+      <w:pPr>
+        <w:spacing w:after="0" w:line="240" w:lineRule="auto"/>
+        <w:rPr>
+          <w:rFonts w:ascii="Consolas" w:eastAsia="Times New Roman" w:hAnsi="Consolas" w:cs="Times New Roman"/>
+          <w:sz w:val="20"/>
+          <w:szCs w:val="20"/>
+          <w:lang w:eastAsia="ru-RU"/>
+        </w:rPr>
+      </w:pPr>
+    </w:p>
+    <w:p>
+      <w:pPr>
+        <w:spacing w:after="0" w:line="240" w:lineRule="auto"/>
+        <w:rPr>
+          <w:rFonts w:ascii="Consolas" w:eastAsia="Times New Roman" w:hAnsi="Consolas" w:cs="Times New Roman"/>
+          <w:sz w:val="20"/>
+          <w:szCs w:val="20"/>
+          <w:lang w:val="en-US" w:eastAsia="ru-RU"/>
+        </w:rPr>
+      </w:pPr>
+      <w:r>
+        <w:rPr>
+          <w:rFonts w:ascii="Consolas" w:eastAsia="Times New Roman" w:hAnsi="Consolas" w:cs="Times New Roman"/>
+          <w:color w:val="008013"/>
+          <w:sz w:val="20"/>
+          <w:szCs w:val="20"/>
+          <w:lang w:eastAsia="ru-RU"/>
+        </w:rPr>
+        <w:t>%% Решение. Плохо</w:t>
+      </w:r>
+      <w:r>
+        <w:rPr>
+          <w:rFonts w:ascii="Consolas" w:eastAsia="Times New Roman" w:hAnsi="Consolas" w:cs="Times New Roman"/>
+          <w:color w:val="008013"/>
+          <w:sz w:val="20"/>
+          <w:szCs w:val="20"/>
+          <w:lang w:val="en-US" w:eastAsia="ru-RU"/>
         </w:rPr>
         <w:t xml:space="preserve"> </w:t>
       </w:r>
-      <w:proofErr w:type="spellStart"/>
+      <w:r>
+        <w:rPr>
+          <w:rFonts w:ascii="Consolas" w:eastAsia="Times New Roman" w:hAnsi="Consolas" w:cs="Times New Roman"/>
+          <w:color w:val="008013"/>
+          <w:sz w:val="20"/>
+          <w:szCs w:val="20"/>
+          <w:lang w:eastAsia="ru-RU"/>
+        </w:rPr>
+        <w:t>обусловленная</w:t>
+      </w:r>
+      <w:r>
+        <w:rPr>
+          <w:rFonts w:ascii="Consolas" w:eastAsia="Times New Roman" w:hAnsi="Consolas" w:cs="Times New Roman"/>
+          <w:color w:val="008013"/>
+          <w:sz w:val="20"/>
+          <w:szCs w:val="20"/>
+          <w:lang w:val="en-US" w:eastAsia="ru-RU"/>
+        </w:rPr>
+        <w:t xml:space="preserve"> </w:t>
+      </w:r>
+      <w:r>
+        <w:rPr>
+          <w:rFonts w:ascii="Consolas" w:eastAsia="Times New Roman" w:hAnsi="Consolas" w:cs="Times New Roman"/>
+          <w:color w:val="008013"/>
+          <w:sz w:val="20"/>
+          <w:szCs w:val="20"/>
+          <w:lang w:eastAsia="ru-RU"/>
+        </w:rPr>
+        <w:t>матрица</w:t>
+      </w:r>
+    </w:p>
+    <w:p>
+      <w:pPr>
+        <w:spacing w:after="0" w:line="240" w:lineRule="auto"/>
+        <w:rPr>
+          <w:rFonts w:ascii="Consolas" w:eastAsia="Times New Roman" w:hAnsi="Consolas" w:cs="Times New Roman"/>
+          <w:sz w:val="20"/>
+          <w:szCs w:val="20"/>
+          <w:lang w:val="en-US" w:eastAsia="ru-RU"/>
+        </w:rPr>
+      </w:pPr>
+      <w:r>
+        <w:rPr>
+          <w:rFonts w:ascii="Consolas" w:eastAsia="Times New Roman" w:hAnsi="Consolas" w:cs="Times New Roman"/>
+          <w:sz w:val="20"/>
+          <w:szCs w:val="20"/>
+          <w:lang w:val="en-US" w:eastAsia="ru-RU"/>
+        </w:rPr>
+        <w:t>x2 = gauss(A2,b2);</w:t>
+      </w:r>
+    </w:p>
+    <w:p>
+      <w:pPr>
+        <w:spacing w:after="0" w:line="240" w:lineRule="auto"/>
+        <w:rPr>
+          <w:rFonts w:ascii="Consolas" w:eastAsia="Times New Roman" w:hAnsi="Consolas" w:cs="Times New Roman"/>
+          <w:sz w:val="20"/>
+          <w:szCs w:val="20"/>
+          <w:lang w:val="en-US" w:eastAsia="ru-RU"/>
+        </w:rPr>
+      </w:pPr>
+    </w:p>
+    <w:p>
+      <w:pPr>
+        <w:spacing w:after="0" w:line="240" w:lineRule="auto"/>
+        <w:rPr>
+          <w:rFonts w:ascii="Consolas" w:eastAsia="Times New Roman" w:hAnsi="Consolas" w:cs="Times New Roman"/>
+          <w:sz w:val="20"/>
+          <w:szCs w:val="20"/>
+          <w:lang w:val="en-US" w:eastAsia="ru-RU"/>
+        </w:rPr>
+      </w:pPr>
+      <w:r>
+        <w:rPr>
+          <w:rFonts w:ascii="Consolas" w:eastAsia="Times New Roman" w:hAnsi="Consolas" w:cs="Times New Roman"/>
+          <w:sz w:val="20"/>
+          <w:szCs w:val="20"/>
+          <w:lang w:val="en-US" w:eastAsia="ru-RU"/>
+        </w:rPr>
+        <w:t>cond_A2_1 = cond(A2,1);</w:t>
+      </w:r>
+    </w:p>
+    <w:p>
+      <w:pPr>
+        <w:spacing w:after="0" w:line="240" w:lineRule="auto"/>
+        <w:rPr>
+          <w:rFonts w:ascii="Consolas" w:eastAsia="Times New Roman" w:hAnsi="Consolas" w:cs="Times New Roman"/>
+          <w:sz w:val="20"/>
+          <w:szCs w:val="20"/>
+          <w:lang w:val="en-US" w:eastAsia="ru-RU"/>
+        </w:rPr>
+      </w:pPr>
+      <w:r>
+        <w:rPr>
+          <w:rFonts w:ascii="Consolas" w:eastAsia="Times New Roman" w:hAnsi="Consolas" w:cs="Times New Roman"/>
+          <w:sz w:val="20"/>
+          <w:szCs w:val="20"/>
+          <w:lang w:val="en-US" w:eastAsia="ru-RU"/>
+        </w:rPr>
+        <w:t>cond_A2_Inf = cond(A2, Inf);</w:t>
+      </w:r>
+    </w:p>
+    <w:p>
+      <w:pPr>
+        <w:spacing w:after="0" w:line="240" w:lineRule="auto"/>
+        <w:rPr>
+          <w:rFonts w:ascii="Consolas" w:eastAsia="Times New Roman" w:hAnsi="Consolas" w:cs="Times New Roman"/>
+          <w:sz w:val="20"/>
+          <w:szCs w:val="20"/>
+          <w:lang w:val="en-US" w:eastAsia="ru-RU"/>
+        </w:rPr>
+      </w:pPr>
+    </w:p>
+    <w:p>
+      <w:pPr>
+        <w:spacing w:after="0" w:line="240" w:lineRule="auto"/>
+        <w:rPr>
+          <w:rFonts w:ascii="Consolas" w:eastAsia="Times New Roman" w:hAnsi="Consolas" w:cs="Times New Roman"/>
+          <w:sz w:val="20"/>
+          <w:szCs w:val="20"/>
+          <w:lang w:val="en-US" w:eastAsia="ru-RU"/>
+        </w:rPr>
+      </w:pPr>
+      <w:r>
+        <w:rPr>
+          <w:rFonts w:ascii="Consolas" w:eastAsia="Times New Roman" w:hAnsi="Consolas" w:cs="Times New Roman"/>
+          <w:sz w:val="20"/>
+          <w:szCs w:val="20"/>
+          <w:lang w:val="en-US" w:eastAsia="ru-RU"/>
+        </w:rPr>
+        <w:t>x2_abs_err1 = norm(x2 - x2_exact,1);</w:t>
+      </w:r>
+    </w:p>
+    <w:p>
+      <w:pPr>
+        <w:spacing w:after="0" w:line="240" w:lineRule="auto"/>
+        <w:rPr>
+          <w:rFonts w:ascii="Consolas" w:eastAsia="Times New Roman" w:hAnsi="Consolas" w:cs="Times New Roman"/>
+          <w:sz w:val="20"/>
+          <w:szCs w:val="20"/>
+          <w:lang w:val="en-US" w:eastAsia="ru-RU"/>
+        </w:rPr>
+      </w:pPr>
+      <w:r>
+        <w:rPr>
+          <w:rFonts w:ascii="Consolas" w:eastAsia="Times New Roman" w:hAnsi="Consolas" w:cs="Times New Roman"/>
+          <w:sz w:val="20"/>
+          <w:szCs w:val="20"/>
+          <w:lang w:val="en-US" w:eastAsia="ru-RU"/>
+        </w:rPr>
+        <w:t>x2_abs_errInf = norm(x2 - x2_exact,inf);</w:t>
+      </w:r>
+    </w:p>
+    <w:p>
+      <w:pPr>
+        <w:spacing w:after="0" w:line="240" w:lineRule="auto"/>
+        <w:rPr>
+          <w:rFonts w:ascii="Consolas" w:eastAsia="Times New Roman" w:hAnsi="Consolas" w:cs="Times New Roman"/>
+          <w:sz w:val="20"/>
+          <w:szCs w:val="20"/>
+          <w:lang w:val="en-US" w:eastAsia="ru-RU"/>
+        </w:rPr>
+      </w:pPr>
+    </w:p>
+    <w:p>
+      <w:pPr>
+        <w:spacing w:after="0" w:line="240" w:lineRule="auto"/>
+        <w:rPr>
+          <w:rFonts w:ascii="Consolas" w:eastAsia="Times New Roman" w:hAnsi="Consolas" w:cs="Times New Roman"/>
+          <w:sz w:val="20"/>
+          <w:szCs w:val="20"/>
+          <w:lang w:val="en-US" w:eastAsia="ru-RU"/>
+        </w:rPr>
+      </w:pPr>
+      <w:r>
+        <w:rPr>
+          <w:rFonts w:ascii="Consolas" w:eastAsia="Times New Roman" w:hAnsi="Consolas" w:cs="Times New Roman"/>
+          <w:sz w:val="20"/>
+          <w:szCs w:val="20"/>
+          <w:lang w:val="en-US" w:eastAsia="ru-RU"/>
+        </w:rPr>
+        <w:t>x2_rel_err1 = x2_abs_err1 / norm(x2_exact,1);</w:t>
+      </w:r>
+    </w:p>
+    <w:p>
+      <w:pPr>
+        <w:spacing w:after="0" w:line="240" w:lineRule="auto"/>
+        <w:rPr>
+          <w:rFonts w:ascii="Consolas" w:eastAsia="Times New Roman" w:hAnsi="Consolas" w:cs="Times New Roman"/>
+          <w:sz w:val="20"/>
+          <w:szCs w:val="20"/>
+          <w:lang w:val="en-US" w:eastAsia="ru-RU"/>
+        </w:rPr>
+      </w:pPr>
+      <w:r>
+        <w:rPr>
+          <w:rFonts w:ascii="Consolas" w:eastAsia="Times New Roman" w:hAnsi="Consolas" w:cs="Times New Roman"/>
+          <w:sz w:val="20"/>
+          <w:szCs w:val="20"/>
+          <w:lang w:val="en-US" w:eastAsia="ru-RU"/>
+        </w:rPr>
+        <w:t>x2_rel_errInf = x2_abs_errInf / norm(x2_exact,inf);</w:t>
+      </w:r>
+    </w:p>
+    <w:p>
+      <w:pPr>
+        <w:spacing w:after="0" w:line="240" w:lineRule="auto"/>
+        <w:rPr>
+          <w:rFonts w:ascii="Consolas" w:eastAsia="Times New Roman" w:hAnsi="Consolas" w:cs="Times New Roman"/>
+          <w:sz w:val="20"/>
+          <w:szCs w:val="20"/>
+          <w:lang w:val="en-US" w:eastAsia="ru-RU"/>
+        </w:rPr>
+      </w:pPr>
+    </w:p>
+    <w:p>
+      <w:pPr>
+        <w:spacing w:after="0" w:line="240" w:lineRule="auto"/>
+        <w:rPr>
+          <w:rFonts w:ascii="Consolas" w:eastAsia="Times New Roman" w:hAnsi="Consolas" w:cs="Times New Roman"/>
+          <w:sz w:val="20"/>
+          <w:szCs w:val="20"/>
+          <w:lang w:val="en-US" w:eastAsia="ru-RU"/>
+        </w:rPr>
+      </w:pPr>
+      <w:r>
+        <w:rPr>
+          <w:rFonts w:ascii="Consolas" w:eastAsia="Times New Roman" w:hAnsi="Consolas" w:cs="Times New Roman"/>
+          <w:sz w:val="20"/>
+          <w:szCs w:val="20"/>
+          <w:lang w:val="en-US" w:eastAsia="ru-RU"/>
+        </w:rPr>
+        <w:t>r2 = b2 - A2*x2;</w:t>
+      </w:r>
+    </w:p>
+    <w:p>
+      <w:pPr>
+        <w:spacing w:after="0" w:line="240" w:lineRule="auto"/>
+        <w:rPr>
+          <w:rFonts w:ascii="Consolas" w:eastAsia="Times New Roman" w:hAnsi="Consolas" w:cs="Times New Roman"/>
+          <w:sz w:val="20"/>
+          <w:szCs w:val="20"/>
+          <w:lang w:val="en-US" w:eastAsia="ru-RU"/>
+        </w:rPr>
+      </w:pPr>
+      <w:r>
+        <w:rPr>
+          <w:rFonts w:ascii="Consolas" w:eastAsia="Times New Roman" w:hAnsi="Consolas" w:cs="Times New Roman"/>
+          <w:sz w:val="20"/>
+          <w:szCs w:val="20"/>
+          <w:lang w:val="en-US" w:eastAsia="ru-RU"/>
+        </w:rPr>
+        <w:t>r2_norm1 = norm(r2,1);</w:t>
+      </w:r>
+    </w:p>
+    <w:p>
+      <w:pPr>
+        <w:spacing w:after="0" w:line="240" w:lineRule="auto"/>
+        <w:rPr>
+          <w:rFonts w:ascii="Consolas" w:eastAsia="Times New Roman" w:hAnsi="Consolas" w:cs="Times New Roman"/>
+          <w:sz w:val="20"/>
+          <w:szCs w:val="20"/>
+          <w:lang w:val="en-US" w:eastAsia="ru-RU"/>
+        </w:rPr>
+      </w:pPr>
+      <w:r>
+        <w:rPr>
+          <w:rFonts w:ascii="Consolas" w:eastAsia="Times New Roman" w:hAnsi="Consolas" w:cs="Times New Roman"/>
+          <w:sz w:val="20"/>
+          <w:szCs w:val="20"/>
+          <w:lang w:val="en-US" w:eastAsia="ru-RU"/>
+        </w:rPr>
+        <w:t>r2_normInf = norm(r2,inf);</w:t>
+      </w:r>
+    </w:p>
+    <w:p>
+      <w:pPr>
+        <w:spacing w:after="0" w:line="240" w:lineRule="auto"/>
+        <w:rPr>
+          <w:rFonts w:ascii="Consolas" w:eastAsia="Times New Roman" w:hAnsi="Consolas" w:cs="Times New Roman"/>
+          <w:sz w:val="20"/>
+          <w:szCs w:val="20"/>
+          <w:lang w:val="en-US" w:eastAsia="ru-RU"/>
+        </w:rPr>
+      </w:pPr>
+    </w:p>
+    <w:p>
+      <w:pPr>
+        <w:spacing w:after="0" w:line="240" w:lineRule="auto"/>
+        <w:rPr>
+          <w:rFonts w:ascii="Consolas" w:eastAsia="Times New Roman" w:hAnsi="Consolas" w:cs="Times New Roman"/>
+          <w:sz w:val="20"/>
+          <w:szCs w:val="20"/>
+          <w:lang w:eastAsia="ru-RU"/>
+        </w:rPr>
+      </w:pPr>
+      <w:r>
+        <w:rPr>
+          <w:rFonts w:ascii="Consolas" w:eastAsia="Times New Roman" w:hAnsi="Consolas" w:cs="Times New Roman"/>
+          <w:color w:val="008013"/>
+          <w:sz w:val="20"/>
+          <w:szCs w:val="20"/>
+          <w:lang w:eastAsia="ru-RU"/>
+        </w:rPr>
+        <w:t>%% Вывод результатов для плохо обусловленной матрицы</w:t>
+      </w:r>
+    </w:p>
+    <w:p>
+      <w:pPr>
+        <w:spacing w:after="0" w:line="240" w:lineRule="auto"/>
+        <w:rPr>
+          <w:rFonts w:ascii="Consolas" w:eastAsia="Times New Roman" w:hAnsi="Consolas" w:cs="Times New Roman"/>
+          <w:sz w:val="20"/>
+          <w:szCs w:val="20"/>
+          <w:lang w:eastAsia="ru-RU"/>
+        </w:rPr>
+      </w:pPr>
+      <w:r>
+        <w:rPr>
+          <w:rFonts w:ascii="Consolas" w:eastAsia="Times New Roman" w:hAnsi="Consolas" w:cs="Times New Roman"/>
+          <w:sz w:val="20"/>
+          <w:szCs w:val="20"/>
+          <w:lang w:eastAsia="ru-RU"/>
+        </w:rPr>
+        <w:t>fprintf(</w:t>
+      </w:r>
       <w:r>
         <w:rPr>
           <w:rFonts w:ascii="Consolas" w:eastAsia="Times New Roman" w:hAnsi="Consolas" w:cs="Times New Roman"/>
@@ -4909,201 +5910,551 @@
           <w:szCs w:val="20"/>
           <w:lang w:eastAsia="ru-RU"/>
         </w:rPr>
-        <w:t>all</w:t>
-      </w:r>
-      <w:proofErr w:type="spellEnd"/>
-    </w:p>
-    <w:p>
-      <w:pPr>
-        <w:spacing w:after="0" w:line="240" w:lineRule="auto"/>
-        <w:rPr>
-          <w:rFonts w:ascii="Consolas" w:eastAsia="Times New Roman" w:hAnsi="Consolas" w:cs="Times New Roman"/>
-          <w:sz w:val="20"/>
-          <w:szCs w:val="20"/>
-          <w:lang w:eastAsia="ru-RU"/>
-        </w:rPr>
-      </w:pPr>
-    </w:p>
-    <w:p>
-      <w:pPr>
-        <w:spacing w:after="0" w:line="240" w:lineRule="auto"/>
-        <w:rPr>
-          <w:rFonts w:ascii="Consolas" w:eastAsia="Times New Roman" w:hAnsi="Consolas" w:cs="Times New Roman"/>
-          <w:sz w:val="20"/>
-          <w:szCs w:val="20"/>
-          <w:lang w:eastAsia="ru-RU"/>
-        </w:rPr>
-      </w:pPr>
-      <w:r>
-        <w:rPr>
-          <w:rFonts w:ascii="Consolas" w:eastAsia="Times New Roman" w:hAnsi="Consolas" w:cs="Times New Roman"/>
-          <w:sz w:val="20"/>
-          <w:szCs w:val="20"/>
-          <w:lang w:eastAsia="ru-RU"/>
-        </w:rPr>
-        <w:t>A1 = [</w:t>
-      </w:r>
-    </w:p>
-    <w:p>
-      <w:pPr>
-        <w:spacing w:after="0" w:line="240" w:lineRule="auto"/>
-        <w:rPr>
-          <w:rFonts w:ascii="Consolas" w:eastAsia="Times New Roman" w:hAnsi="Consolas" w:cs="Times New Roman"/>
-          <w:sz w:val="20"/>
-          <w:szCs w:val="20"/>
-          <w:lang w:eastAsia="ru-RU"/>
-        </w:rPr>
-      </w:pPr>
-      <w:r>
-        <w:rPr>
-          <w:rFonts w:ascii="Consolas" w:eastAsia="Times New Roman" w:hAnsi="Consolas" w:cs="Times New Roman"/>
-          <w:sz w:val="20"/>
-          <w:szCs w:val="20"/>
-          <w:lang w:eastAsia="ru-RU"/>
-        </w:rPr>
-        <w:t xml:space="preserve">        -52.4000         0.0000        -0.5700         4.7300</w:t>
-      </w:r>
-    </w:p>
-    <w:p>
-      <w:pPr>
-        <w:spacing w:after="0" w:line="240" w:lineRule="auto"/>
-        <w:rPr>
-          <w:rFonts w:ascii="Consolas" w:eastAsia="Times New Roman" w:hAnsi="Consolas" w:cs="Times New Roman"/>
-          <w:sz w:val="20"/>
-          <w:szCs w:val="20"/>
-          <w:lang w:eastAsia="ru-RU"/>
-        </w:rPr>
-      </w:pPr>
-      <w:r>
-        <w:rPr>
-          <w:rFonts w:ascii="Consolas" w:eastAsia="Times New Roman" w:hAnsi="Consolas" w:cs="Times New Roman"/>
-          <w:sz w:val="20"/>
-          <w:szCs w:val="20"/>
-          <w:lang w:eastAsia="ru-RU"/>
-        </w:rPr>
-        <w:t xml:space="preserve">          0.1200        32.4000         9.0500         0.4900</w:t>
-      </w:r>
-    </w:p>
-    <w:p>
-      <w:pPr>
-        <w:spacing w:after="0" w:line="240" w:lineRule="auto"/>
-        <w:rPr>
-          <w:rFonts w:ascii="Consolas" w:eastAsia="Times New Roman" w:hAnsi="Consolas" w:cs="Times New Roman"/>
-          <w:sz w:val="20"/>
-          <w:szCs w:val="20"/>
-          <w:lang w:eastAsia="ru-RU"/>
-        </w:rPr>
-      </w:pPr>
-      <w:r>
-        <w:rPr>
-          <w:rFonts w:ascii="Consolas" w:eastAsia="Times New Roman" w:hAnsi="Consolas" w:cs="Times New Roman"/>
-          <w:sz w:val="20"/>
-          <w:szCs w:val="20"/>
-          <w:lang w:eastAsia="ru-RU"/>
-        </w:rPr>
-        <w:t xml:space="preserve">          0.0000         5.8800      -175.0000         2.4300</w:t>
-      </w:r>
-    </w:p>
-    <w:p>
-      <w:pPr>
-        <w:spacing w:after="0" w:line="240" w:lineRule="auto"/>
-        <w:rPr>
-          <w:rFonts w:ascii="Consolas" w:eastAsia="Times New Roman" w:hAnsi="Consolas" w:cs="Times New Roman"/>
-          <w:sz w:val="20"/>
-          <w:szCs w:val="20"/>
-          <w:lang w:eastAsia="ru-RU"/>
-        </w:rPr>
-      </w:pPr>
-      <w:r>
-        <w:rPr>
-          <w:rFonts w:ascii="Consolas" w:eastAsia="Times New Roman" w:hAnsi="Consolas" w:cs="Times New Roman"/>
-          <w:sz w:val="20"/>
-          <w:szCs w:val="20"/>
-          <w:lang w:eastAsia="ru-RU"/>
-        </w:rPr>
-        <w:t xml:space="preserve">         -5.0100        -2.4300         1.8700       -76.2000</w:t>
-      </w:r>
-    </w:p>
-    <w:p>
-      <w:pPr>
-        <w:spacing w:after="0" w:line="240" w:lineRule="auto"/>
-        <w:rPr>
-          <w:rFonts w:ascii="Consolas" w:eastAsia="Times New Roman" w:hAnsi="Consolas" w:cs="Times New Roman"/>
-          <w:sz w:val="20"/>
-          <w:szCs w:val="20"/>
-          <w:lang w:eastAsia="ru-RU"/>
-        </w:rPr>
-      </w:pPr>
-      <w:r>
-        <w:rPr>
-          <w:rFonts w:ascii="Consolas" w:eastAsia="Times New Roman" w:hAnsi="Consolas" w:cs="Times New Roman"/>
-          <w:sz w:val="20"/>
-          <w:szCs w:val="20"/>
-          <w:lang w:eastAsia="ru-RU"/>
-        </w:rPr>
-        <w:t xml:space="preserve">    ];</w:t>
-      </w:r>
-    </w:p>
-    <w:p>
-      <w:pPr>
-        <w:spacing w:after="0" w:line="240" w:lineRule="auto"/>
-        <w:rPr>
-          <w:rFonts w:ascii="Consolas" w:eastAsia="Times New Roman" w:hAnsi="Consolas" w:cs="Times New Roman"/>
-          <w:sz w:val="20"/>
-          <w:szCs w:val="20"/>
-          <w:lang w:eastAsia="ru-RU"/>
-        </w:rPr>
-      </w:pPr>
-      <w:r>
-        <w:rPr>
-          <w:rFonts w:ascii="Consolas" w:eastAsia="Times New Roman" w:hAnsi="Consolas" w:cs="Times New Roman"/>
-          <w:sz w:val="20"/>
-          <w:szCs w:val="20"/>
-          <w:lang w:eastAsia="ru-RU"/>
-        </w:rPr>
-        <w:t>b1 = [-1309.1700; 224.1300; 97.4000; -7800.6200];</w:t>
-      </w:r>
-    </w:p>
-    <w:p>
-      <w:pPr>
-        <w:spacing w:after="0" w:line="240" w:lineRule="auto"/>
-        <w:rPr>
-          <w:rFonts w:ascii="Consolas" w:eastAsia="Times New Roman" w:hAnsi="Consolas" w:cs="Times New Roman"/>
-          <w:sz w:val="20"/>
-          <w:szCs w:val="20"/>
-          <w:lang w:eastAsia="ru-RU"/>
-        </w:rPr>
-      </w:pPr>
-      <w:r>
-        <w:rPr>
-          <w:rFonts w:ascii="Consolas" w:eastAsia="Times New Roman" w:hAnsi="Consolas" w:cs="Times New Roman"/>
-          <w:sz w:val="20"/>
-          <w:szCs w:val="20"/>
-          <w:lang w:eastAsia="ru-RU"/>
-        </w:rPr>
-        <w:t xml:space="preserve">x1_exact = [34; 5; 1; 100]; </w:t>
-      </w:r>
+        <w:t>'Плохо обусловленная матрица\n'</w:t>
+      </w:r>
+      <w:r>
+        <w:rPr>
+          <w:rFonts w:ascii="Consolas" w:eastAsia="Times New Roman" w:hAnsi="Consolas" w:cs="Times New Roman"/>
+          <w:sz w:val="20"/>
+          <w:szCs w:val="20"/>
+          <w:lang w:eastAsia="ru-RU"/>
+        </w:rPr>
+        <w:t>);</w:t>
+      </w:r>
+    </w:p>
+    <w:p>
+      <w:pPr>
+        <w:spacing w:after="0" w:line="240" w:lineRule="auto"/>
+        <w:rPr>
+          <w:rFonts w:ascii="Consolas" w:eastAsia="Times New Roman" w:hAnsi="Consolas" w:cs="Times New Roman"/>
+          <w:sz w:val="20"/>
+          <w:szCs w:val="20"/>
+          <w:lang w:val="en-US" w:eastAsia="ru-RU"/>
+        </w:rPr>
+      </w:pPr>
+      <w:r>
+        <w:rPr>
+          <w:rFonts w:ascii="Consolas" w:eastAsia="Times New Roman" w:hAnsi="Consolas" w:cs="Times New Roman"/>
+          <w:sz w:val="20"/>
+          <w:szCs w:val="20"/>
+          <w:lang w:val="en-US" w:eastAsia="ru-RU"/>
+        </w:rPr>
+        <w:t>fprintf(</w:t>
+      </w:r>
+      <w:r>
+        <w:rPr>
+          <w:rFonts w:ascii="Consolas" w:eastAsia="Times New Roman" w:hAnsi="Consolas" w:cs="Times New Roman"/>
+          <w:color w:val="A709F5"/>
+          <w:sz w:val="20"/>
+          <w:szCs w:val="20"/>
+          <w:lang w:val="en-US" w:eastAsia="ru-RU"/>
+        </w:rPr>
+        <w:t>'</w:t>
+      </w:r>
+      <w:r>
+        <w:rPr>
+          <w:rFonts w:ascii="Consolas" w:eastAsia="Times New Roman" w:hAnsi="Consolas" w:cs="Times New Roman"/>
+          <w:color w:val="A709F5"/>
+          <w:sz w:val="20"/>
+          <w:szCs w:val="20"/>
+          <w:lang w:eastAsia="ru-RU"/>
+        </w:rPr>
+        <w:t>Решение</w:t>
+      </w:r>
+      <w:r>
+        <w:rPr>
+          <w:rFonts w:ascii="Consolas" w:eastAsia="Times New Roman" w:hAnsi="Consolas" w:cs="Times New Roman"/>
+          <w:color w:val="A709F5"/>
+          <w:sz w:val="20"/>
+          <w:szCs w:val="20"/>
+          <w:lang w:val="en-US" w:eastAsia="ru-RU"/>
+        </w:rPr>
+        <w:t xml:space="preserve"> x:\n'</w:t>
+      </w:r>
+      <w:r>
+        <w:rPr>
+          <w:rFonts w:ascii="Consolas" w:eastAsia="Times New Roman" w:hAnsi="Consolas" w:cs="Times New Roman"/>
+          <w:sz w:val="20"/>
+          <w:szCs w:val="20"/>
+          <w:lang w:val="en-US" w:eastAsia="ru-RU"/>
+        </w:rPr>
+        <w:t>);</w:t>
+      </w:r>
+    </w:p>
+    <w:p>
+      <w:pPr>
+        <w:spacing w:after="0" w:line="240" w:lineRule="auto"/>
+        <w:rPr>
+          <w:rFonts w:ascii="Consolas" w:eastAsia="Times New Roman" w:hAnsi="Consolas" w:cs="Times New Roman"/>
+          <w:sz w:val="20"/>
+          <w:szCs w:val="20"/>
+          <w:lang w:val="en-US" w:eastAsia="ru-RU"/>
+        </w:rPr>
+      </w:pPr>
+      <w:r>
+        <w:rPr>
+          <w:rFonts w:ascii="Consolas" w:eastAsia="Times New Roman" w:hAnsi="Consolas" w:cs="Times New Roman"/>
+          <w:sz w:val="20"/>
+          <w:szCs w:val="20"/>
+          <w:lang w:val="en-US" w:eastAsia="ru-RU"/>
+        </w:rPr>
+        <w:t xml:space="preserve">format </w:t>
+      </w:r>
+      <w:r>
+        <w:rPr>
+          <w:rFonts w:ascii="Consolas" w:eastAsia="Times New Roman" w:hAnsi="Consolas" w:cs="Times New Roman"/>
+          <w:color w:val="A709F5"/>
+          <w:sz w:val="20"/>
+          <w:szCs w:val="20"/>
+          <w:lang w:val="en-US" w:eastAsia="ru-RU"/>
+        </w:rPr>
+        <w:t>short</w:t>
+      </w:r>
+    </w:p>
+    <w:p>
+      <w:pPr>
+        <w:spacing w:after="0" w:line="240" w:lineRule="auto"/>
+        <w:rPr>
+          <w:rFonts w:ascii="Consolas" w:eastAsia="Times New Roman" w:hAnsi="Consolas" w:cs="Times New Roman"/>
+          <w:sz w:val="20"/>
+          <w:szCs w:val="20"/>
+          <w:lang w:eastAsia="ru-RU"/>
+        </w:rPr>
+      </w:pPr>
+      <w:r>
+        <w:rPr>
+          <w:rFonts w:ascii="Consolas" w:eastAsia="Times New Roman" w:hAnsi="Consolas" w:cs="Times New Roman"/>
+          <w:sz w:val="20"/>
+          <w:szCs w:val="20"/>
+          <w:lang w:eastAsia="ru-RU"/>
+        </w:rPr>
+        <w:t>disp(x2);</w:t>
+      </w:r>
+    </w:p>
+    <w:p>
+      <w:pPr>
+        <w:spacing w:after="0" w:line="240" w:lineRule="auto"/>
+        <w:rPr>
+          <w:rFonts w:ascii="Consolas" w:eastAsia="Times New Roman" w:hAnsi="Consolas" w:cs="Times New Roman"/>
+          <w:sz w:val="20"/>
+          <w:szCs w:val="20"/>
+          <w:lang w:eastAsia="ru-RU"/>
+        </w:rPr>
+      </w:pPr>
+      <w:r>
+        <w:rPr>
+          <w:rFonts w:ascii="Consolas" w:eastAsia="Times New Roman" w:hAnsi="Consolas" w:cs="Times New Roman"/>
+          <w:sz w:val="20"/>
+          <w:szCs w:val="20"/>
+          <w:lang w:eastAsia="ru-RU"/>
+        </w:rPr>
+        <w:t>fprintf(</w:t>
+      </w:r>
+      <w:r>
+        <w:rPr>
+          <w:rFonts w:ascii="Consolas" w:eastAsia="Times New Roman" w:hAnsi="Consolas" w:cs="Times New Roman"/>
+          <w:color w:val="A709F5"/>
+          <w:sz w:val="20"/>
+          <w:szCs w:val="20"/>
+          <w:lang w:eastAsia="ru-RU"/>
+        </w:rPr>
+        <w:t>'Число обусловленности (1-норма): %.4e\n'</w:t>
+      </w:r>
+      <w:r>
+        <w:rPr>
+          <w:rFonts w:ascii="Consolas" w:eastAsia="Times New Roman" w:hAnsi="Consolas" w:cs="Times New Roman"/>
+          <w:sz w:val="20"/>
+          <w:szCs w:val="20"/>
+          <w:lang w:eastAsia="ru-RU"/>
+        </w:rPr>
+        <w:t>, cond_A2_1);</w:t>
+      </w:r>
+    </w:p>
+    <w:p>
+      <w:pPr>
+        <w:spacing w:after="0" w:line="240" w:lineRule="auto"/>
+        <w:rPr>
+          <w:rFonts w:ascii="Consolas" w:eastAsia="Times New Roman" w:hAnsi="Consolas" w:cs="Times New Roman"/>
+          <w:sz w:val="20"/>
+          <w:szCs w:val="20"/>
+          <w:lang w:eastAsia="ru-RU"/>
+        </w:rPr>
+      </w:pPr>
+      <w:r>
+        <w:rPr>
+          <w:rFonts w:ascii="Consolas" w:eastAsia="Times New Roman" w:hAnsi="Consolas" w:cs="Times New Roman"/>
+          <w:sz w:val="20"/>
+          <w:szCs w:val="20"/>
+          <w:lang w:eastAsia="ru-RU"/>
+        </w:rPr>
+        <w:t>fprintf(</w:t>
+      </w:r>
+      <w:r>
+        <w:rPr>
+          <w:rFonts w:ascii="Consolas" w:eastAsia="Times New Roman" w:hAnsi="Consolas" w:cs="Times New Roman"/>
+          <w:color w:val="A709F5"/>
+          <w:sz w:val="20"/>
+          <w:szCs w:val="20"/>
+          <w:lang w:eastAsia="ru-RU"/>
+        </w:rPr>
+        <w:t>'Число обусловленности (Inf-норма): %.4e\n'</w:t>
+      </w:r>
+      <w:r>
+        <w:rPr>
+          <w:rFonts w:ascii="Consolas" w:eastAsia="Times New Roman" w:hAnsi="Consolas" w:cs="Times New Roman"/>
+          <w:sz w:val="20"/>
+          <w:szCs w:val="20"/>
+          <w:lang w:eastAsia="ru-RU"/>
+        </w:rPr>
+        <w:t>, cond_A2_Inf);</w:t>
+      </w:r>
+    </w:p>
+    <w:p>
+      <w:pPr>
+        <w:spacing w:after="0" w:line="240" w:lineRule="auto"/>
+        <w:rPr>
+          <w:rFonts w:ascii="Consolas" w:eastAsia="Times New Roman" w:hAnsi="Consolas" w:cs="Times New Roman"/>
+          <w:sz w:val="20"/>
+          <w:szCs w:val="20"/>
+          <w:lang w:eastAsia="ru-RU"/>
+        </w:rPr>
+      </w:pPr>
+      <w:r>
+        <w:rPr>
+          <w:rFonts w:ascii="Consolas" w:eastAsia="Times New Roman" w:hAnsi="Consolas" w:cs="Times New Roman"/>
+          <w:sz w:val="20"/>
+          <w:szCs w:val="20"/>
+          <w:lang w:eastAsia="ru-RU"/>
+        </w:rPr>
+        <w:t>fprintf(</w:t>
+      </w:r>
+      <w:r>
+        <w:rPr>
+          <w:rFonts w:ascii="Consolas" w:eastAsia="Times New Roman" w:hAnsi="Consolas" w:cs="Times New Roman"/>
+          <w:color w:val="A709F5"/>
+          <w:sz w:val="20"/>
+          <w:szCs w:val="20"/>
+          <w:lang w:eastAsia="ru-RU"/>
+        </w:rPr>
+        <w:t>'Абсолютная ошибка (1-норма): %.4e\n'</w:t>
+      </w:r>
+      <w:r>
+        <w:rPr>
+          <w:rFonts w:ascii="Consolas" w:eastAsia="Times New Roman" w:hAnsi="Consolas" w:cs="Times New Roman"/>
+          <w:sz w:val="20"/>
+          <w:szCs w:val="20"/>
+          <w:lang w:eastAsia="ru-RU"/>
+        </w:rPr>
+        <w:t>, x2_abs_err1);</w:t>
+      </w:r>
+    </w:p>
+    <w:p>
+      <w:pPr>
+        <w:spacing w:after="0" w:line="240" w:lineRule="auto"/>
+        <w:rPr>
+          <w:rFonts w:ascii="Consolas" w:eastAsia="Times New Roman" w:hAnsi="Consolas" w:cs="Times New Roman"/>
+          <w:sz w:val="20"/>
+          <w:szCs w:val="20"/>
+          <w:lang w:eastAsia="ru-RU"/>
+        </w:rPr>
+      </w:pPr>
+      <w:r>
+        <w:rPr>
+          <w:rFonts w:ascii="Consolas" w:eastAsia="Times New Roman" w:hAnsi="Consolas" w:cs="Times New Roman"/>
+          <w:sz w:val="20"/>
+          <w:szCs w:val="20"/>
+          <w:lang w:eastAsia="ru-RU"/>
+        </w:rPr>
+        <w:t>fprintf(</w:t>
+      </w:r>
+      <w:r>
+        <w:rPr>
+          <w:rFonts w:ascii="Consolas" w:eastAsia="Times New Roman" w:hAnsi="Consolas" w:cs="Times New Roman"/>
+          <w:color w:val="A709F5"/>
+          <w:sz w:val="20"/>
+          <w:szCs w:val="20"/>
+          <w:lang w:eastAsia="ru-RU"/>
+        </w:rPr>
+        <w:t>'Абсолютная ошибка (Inf-норма): %.4e\n'</w:t>
+      </w:r>
+      <w:r>
+        <w:rPr>
+          <w:rFonts w:ascii="Consolas" w:eastAsia="Times New Roman" w:hAnsi="Consolas" w:cs="Times New Roman"/>
+          <w:sz w:val="20"/>
+          <w:szCs w:val="20"/>
+          <w:lang w:eastAsia="ru-RU"/>
+        </w:rPr>
+        <w:t>, x2_abs_errInf);</w:t>
+      </w:r>
+    </w:p>
+    <w:p>
+      <w:pPr>
+        <w:spacing w:after="0" w:line="240" w:lineRule="auto"/>
+        <w:rPr>
+          <w:rFonts w:ascii="Consolas" w:eastAsia="Times New Roman" w:hAnsi="Consolas" w:cs="Times New Roman"/>
+          <w:sz w:val="20"/>
+          <w:szCs w:val="20"/>
+          <w:lang w:eastAsia="ru-RU"/>
+        </w:rPr>
+      </w:pPr>
+      <w:r>
+        <w:rPr>
+          <w:rFonts w:ascii="Consolas" w:eastAsia="Times New Roman" w:hAnsi="Consolas" w:cs="Times New Roman"/>
+          <w:sz w:val="20"/>
+          <w:szCs w:val="20"/>
+          <w:lang w:eastAsia="ru-RU"/>
+        </w:rPr>
+        <w:t>fprintf(</w:t>
+      </w:r>
+      <w:r>
+        <w:rPr>
+          <w:rFonts w:ascii="Consolas" w:eastAsia="Times New Roman" w:hAnsi="Consolas" w:cs="Times New Roman"/>
+          <w:color w:val="A709F5"/>
+          <w:sz w:val="20"/>
+          <w:szCs w:val="20"/>
+          <w:lang w:eastAsia="ru-RU"/>
+        </w:rPr>
+        <w:t>'Относительная ошибка (1-норма): %.4e\n'</w:t>
+      </w:r>
+      <w:r>
+        <w:rPr>
+          <w:rFonts w:ascii="Consolas" w:eastAsia="Times New Roman" w:hAnsi="Consolas" w:cs="Times New Roman"/>
+          <w:sz w:val="20"/>
+          <w:szCs w:val="20"/>
+          <w:lang w:eastAsia="ru-RU"/>
+        </w:rPr>
+        <w:t>, x2_rel_err1);</w:t>
+      </w:r>
+    </w:p>
+    <w:p>
+      <w:pPr>
+        <w:spacing w:after="0" w:line="240" w:lineRule="auto"/>
+        <w:rPr>
+          <w:rFonts w:ascii="Consolas" w:eastAsia="Times New Roman" w:hAnsi="Consolas" w:cs="Times New Roman"/>
+          <w:sz w:val="20"/>
+          <w:szCs w:val="20"/>
+          <w:lang w:eastAsia="ru-RU"/>
+        </w:rPr>
+      </w:pPr>
+      <w:r>
+        <w:rPr>
+          <w:rFonts w:ascii="Consolas" w:eastAsia="Times New Roman" w:hAnsi="Consolas" w:cs="Times New Roman"/>
+          <w:sz w:val="20"/>
+          <w:szCs w:val="20"/>
+          <w:lang w:eastAsia="ru-RU"/>
+        </w:rPr>
+        <w:t>fprintf(</w:t>
+      </w:r>
+      <w:r>
+        <w:rPr>
+          <w:rFonts w:ascii="Consolas" w:eastAsia="Times New Roman" w:hAnsi="Consolas" w:cs="Times New Roman"/>
+          <w:color w:val="A709F5"/>
+          <w:sz w:val="20"/>
+          <w:szCs w:val="20"/>
+          <w:lang w:eastAsia="ru-RU"/>
+        </w:rPr>
+        <w:t>'Относительная ошибка (Inf-норма): %.4e\n'</w:t>
+      </w:r>
+      <w:r>
+        <w:rPr>
+          <w:rFonts w:ascii="Consolas" w:eastAsia="Times New Roman" w:hAnsi="Consolas" w:cs="Times New Roman"/>
+          <w:sz w:val="20"/>
+          <w:szCs w:val="20"/>
+          <w:lang w:eastAsia="ru-RU"/>
+        </w:rPr>
+        <w:t>, x2_rel_errInf);</w:t>
+      </w:r>
+    </w:p>
+    <w:p>
+      <w:pPr>
+        <w:spacing w:after="0" w:line="240" w:lineRule="auto"/>
+        <w:rPr>
+          <w:rFonts w:ascii="Consolas" w:eastAsia="Times New Roman" w:hAnsi="Consolas" w:cs="Times New Roman"/>
+          <w:sz w:val="20"/>
+          <w:szCs w:val="20"/>
+          <w:lang w:eastAsia="ru-RU"/>
+        </w:rPr>
+      </w:pPr>
+      <w:r>
+        <w:rPr>
+          <w:rFonts w:ascii="Consolas" w:eastAsia="Times New Roman" w:hAnsi="Consolas" w:cs="Times New Roman"/>
+          <w:sz w:val="20"/>
+          <w:szCs w:val="20"/>
+          <w:lang w:eastAsia="ru-RU"/>
+        </w:rPr>
+        <w:t>fprintf(</w:t>
+      </w:r>
+      <w:r>
+        <w:rPr>
+          <w:rFonts w:ascii="Consolas" w:eastAsia="Times New Roman" w:hAnsi="Consolas" w:cs="Times New Roman"/>
+          <w:color w:val="A709F5"/>
+          <w:sz w:val="20"/>
+          <w:szCs w:val="20"/>
+          <w:lang w:eastAsia="ru-RU"/>
+        </w:rPr>
+        <w:t>'Невязка (1-норма): %.4e\n'</w:t>
+      </w:r>
+      <w:r>
+        <w:rPr>
+          <w:rFonts w:ascii="Consolas" w:eastAsia="Times New Roman" w:hAnsi="Consolas" w:cs="Times New Roman"/>
+          <w:sz w:val="20"/>
+          <w:szCs w:val="20"/>
+          <w:lang w:eastAsia="ru-RU"/>
+        </w:rPr>
+        <w:t>, r2_norm1);</w:t>
+      </w:r>
+    </w:p>
+    <w:p>
+      <w:pPr>
+        <w:spacing w:after="0" w:line="240" w:lineRule="auto"/>
+        <w:rPr>
+          <w:rFonts w:ascii="Consolas" w:eastAsia="Times New Roman" w:hAnsi="Consolas" w:cs="Times New Roman"/>
+          <w:sz w:val="20"/>
+          <w:szCs w:val="20"/>
+          <w:lang w:eastAsia="ru-RU"/>
+        </w:rPr>
+      </w:pPr>
+      <w:r>
+        <w:rPr>
+          <w:rFonts w:ascii="Consolas" w:eastAsia="Times New Roman" w:hAnsi="Consolas" w:cs="Times New Roman"/>
+          <w:sz w:val="20"/>
+          <w:szCs w:val="20"/>
+          <w:lang w:eastAsia="ru-RU"/>
+        </w:rPr>
+        <w:t>fprintf(</w:t>
+      </w:r>
+      <w:r>
+        <w:rPr>
+          <w:rFonts w:ascii="Consolas" w:eastAsia="Times New Roman" w:hAnsi="Consolas" w:cs="Times New Roman"/>
+          <w:color w:val="A709F5"/>
+          <w:sz w:val="20"/>
+          <w:szCs w:val="20"/>
+          <w:lang w:eastAsia="ru-RU"/>
+        </w:rPr>
+        <w:t>'Невязка (Inf-норма): %.4e\n'</w:t>
+      </w:r>
+      <w:r>
+        <w:rPr>
+          <w:rFonts w:ascii="Consolas" w:eastAsia="Times New Roman" w:hAnsi="Consolas" w:cs="Times New Roman"/>
+          <w:sz w:val="20"/>
+          <w:szCs w:val="20"/>
+          <w:lang w:eastAsia="ru-RU"/>
+        </w:rPr>
+        <w:t>, r2_normInf);</w:t>
+      </w:r>
+    </w:p>
+    <w:p>
+      <w:pPr>
+        <w:spacing w:after="0" w:line="240" w:lineRule="auto"/>
+        <w:rPr>
+          <w:rFonts w:ascii="Consolas" w:eastAsia="Times New Roman" w:hAnsi="Consolas" w:cs="Times New Roman"/>
+          <w:sz w:val="20"/>
+          <w:szCs w:val="20"/>
+          <w:lang w:eastAsia="ru-RU"/>
+        </w:rPr>
+      </w:pPr>
+    </w:p>
+    <w:p>
+      <w:pPr>
+        <w:spacing w:after="0" w:line="240" w:lineRule="auto"/>
+        <w:rPr>
+          <w:rFonts w:ascii="Consolas" w:eastAsia="Times New Roman" w:hAnsi="Consolas" w:cs="Times New Roman"/>
+          <w:sz w:val="20"/>
+          <w:szCs w:val="20"/>
+          <w:lang w:val="en-US" w:eastAsia="ru-RU"/>
+        </w:rPr>
+      </w:pPr>
       <w:r>
         <w:rPr>
           <w:rFonts w:ascii="Consolas" w:eastAsia="Times New Roman" w:hAnsi="Consolas" w:cs="Times New Roman"/>
           <w:color w:val="008013"/>
           <w:sz w:val="20"/>
           <w:szCs w:val="20"/>
-          <w:lang w:eastAsia="ru-RU"/>
-        </w:rPr>
-        <w:t>% Точные решения</w:t>
-      </w:r>
-    </w:p>
-    <w:p>
-      <w:pPr>
-        <w:spacing w:after="0" w:line="240" w:lineRule="auto"/>
-        <w:rPr>
-          <w:rFonts w:ascii="Consolas" w:eastAsia="Times New Roman" w:hAnsi="Consolas" w:cs="Times New Roman"/>
-          <w:sz w:val="20"/>
-          <w:szCs w:val="20"/>
-          <w:lang w:eastAsia="ru-RU"/>
-        </w:rPr>
-      </w:pPr>
+          <w:lang w:val="en-US" w:eastAsia="ru-RU"/>
+        </w:rPr>
+        <w:t>%% functions</w:t>
+      </w:r>
+    </w:p>
+    <w:p>
+      <w:pPr>
+        <w:spacing w:after="0" w:line="240" w:lineRule="auto"/>
+        <w:rPr>
+          <w:rFonts w:ascii="Consolas" w:eastAsia="Times New Roman" w:hAnsi="Consolas" w:cs="Times New Roman"/>
+          <w:sz w:val="20"/>
+          <w:szCs w:val="20"/>
+          <w:lang w:val="en-US" w:eastAsia="ru-RU"/>
+        </w:rPr>
+      </w:pPr>
+      <w:r>
+        <w:rPr>
+          <w:rFonts w:ascii="Consolas" w:eastAsia="Times New Roman" w:hAnsi="Consolas" w:cs="Times New Roman"/>
+          <w:color w:val="0E00FF"/>
+          <w:sz w:val="20"/>
+          <w:szCs w:val="20"/>
+          <w:lang w:val="en-US" w:eastAsia="ru-RU"/>
+        </w:rPr>
+        <w:t xml:space="preserve">function </w:t>
+      </w:r>
+      <w:r>
+        <w:rPr>
+          <w:rFonts w:ascii="Consolas" w:eastAsia="Times New Roman" w:hAnsi="Consolas" w:cs="Times New Roman"/>
+          <w:sz w:val="20"/>
+          <w:szCs w:val="20"/>
+          <w:lang w:val="en-US" w:eastAsia="ru-RU"/>
+        </w:rPr>
+        <w:t>x = gauss(A, b)</w:t>
+      </w:r>
+    </w:p>
+    <w:p>
+      <w:pPr>
+        <w:spacing w:after="0" w:line="240" w:lineRule="auto"/>
+        <w:rPr>
+          <w:rFonts w:ascii="Consolas" w:eastAsia="Times New Roman" w:hAnsi="Consolas" w:cs="Times New Roman"/>
+          <w:sz w:val="20"/>
+          <w:szCs w:val="20"/>
+          <w:lang w:val="en-US" w:eastAsia="ru-RU"/>
+        </w:rPr>
+      </w:pPr>
+    </w:p>
+    <w:p>
+      <w:pPr>
+        <w:spacing w:after="0" w:line="240" w:lineRule="auto"/>
+        <w:rPr>
+          <w:rFonts w:ascii="Consolas" w:eastAsia="Times New Roman" w:hAnsi="Consolas" w:cs="Times New Roman"/>
+          <w:sz w:val="20"/>
+          <w:szCs w:val="20"/>
+          <w:lang w:val="en-US" w:eastAsia="ru-RU"/>
+        </w:rPr>
+      </w:pPr>
+      <w:r>
+        <w:rPr>
+          <w:rFonts w:ascii="Consolas" w:eastAsia="Times New Roman" w:hAnsi="Consolas" w:cs="Times New Roman"/>
+          <w:sz w:val="20"/>
+          <w:szCs w:val="20"/>
+          <w:lang w:val="en-US" w:eastAsia="ru-RU"/>
+        </w:rPr>
+        <w:t>n = length(b);</w:t>
+      </w:r>
+    </w:p>
+    <w:p>
+      <w:pPr>
+        <w:spacing w:after="0" w:line="240" w:lineRule="auto"/>
+        <w:rPr>
+          <w:rFonts w:ascii="Consolas" w:eastAsia="Times New Roman" w:hAnsi="Consolas" w:cs="Times New Roman"/>
+          <w:sz w:val="20"/>
+          <w:szCs w:val="20"/>
+          <w:lang w:val="en-US" w:eastAsia="ru-RU"/>
+        </w:rPr>
+      </w:pPr>
+      <w:r>
+        <w:rPr>
+          <w:rFonts w:ascii="Consolas" w:eastAsia="Times New Roman" w:hAnsi="Consolas" w:cs="Times New Roman"/>
+          <w:sz w:val="20"/>
+          <w:szCs w:val="20"/>
+          <w:lang w:val="en-US" w:eastAsia="ru-RU"/>
+        </w:rPr>
+        <w:t>Ab = [A b];</w:t>
+      </w:r>
     </w:p>
     <w:p>
       <w:pPr>
@@ -5123,340 +6474,616 @@
           <w:szCs w:val="20"/>
           <w:lang w:eastAsia="ru-RU"/>
         </w:rPr>
-        <w:t>%% Решение. Хорошо обусловленная матрица</w:t>
-      </w:r>
-    </w:p>
-    <w:p>
-      <w:pPr>
-        <w:spacing w:after="0" w:line="240" w:lineRule="auto"/>
-        <w:rPr>
-          <w:rFonts w:ascii="Consolas" w:eastAsia="Times New Roman" w:hAnsi="Consolas" w:cs="Times New Roman"/>
-          <w:sz w:val="20"/>
-          <w:szCs w:val="20"/>
-          <w:lang w:eastAsia="ru-RU"/>
-        </w:rPr>
-      </w:pPr>
-    </w:p>
-    <w:p>
-      <w:pPr>
-        <w:spacing w:after="0" w:line="240" w:lineRule="auto"/>
-        <w:rPr>
-          <w:rFonts w:ascii="Consolas" w:eastAsia="Times New Roman" w:hAnsi="Consolas" w:cs="Times New Roman"/>
-          <w:sz w:val="20"/>
-          <w:szCs w:val="20"/>
-          <w:lang w:eastAsia="ru-RU"/>
-        </w:rPr>
-      </w:pPr>
-      <w:r>
-        <w:rPr>
-          <w:rFonts w:ascii="Consolas" w:eastAsia="Times New Roman" w:hAnsi="Consolas" w:cs="Times New Roman"/>
-          <w:sz w:val="20"/>
-          <w:szCs w:val="20"/>
-          <w:lang w:eastAsia="ru-RU"/>
-        </w:rPr>
-        <w:t xml:space="preserve">x1 = </w:t>
-      </w:r>
-      <w:proofErr w:type="spellStart"/>
-      <w:r>
-        <w:rPr>
-          <w:rFonts w:ascii="Consolas" w:eastAsia="Times New Roman" w:hAnsi="Consolas" w:cs="Times New Roman"/>
-          <w:sz w:val="20"/>
-          <w:szCs w:val="20"/>
-          <w:lang w:eastAsia="ru-RU"/>
-        </w:rPr>
-        <w:t>gauss</w:t>
-      </w:r>
-      <w:proofErr w:type="spellEnd"/>
-      <w:r>
-        <w:rPr>
-          <w:rFonts w:ascii="Consolas" w:eastAsia="Times New Roman" w:hAnsi="Consolas" w:cs="Times New Roman"/>
-          <w:sz w:val="20"/>
-          <w:szCs w:val="20"/>
-          <w:lang w:eastAsia="ru-RU"/>
-        </w:rPr>
-        <w:t>(A</w:t>
-      </w:r>
-      <w:proofErr w:type="gramStart"/>
-      <w:r>
-        <w:rPr>
-          <w:rFonts w:ascii="Consolas" w:eastAsia="Times New Roman" w:hAnsi="Consolas" w:cs="Times New Roman"/>
-          <w:sz w:val="20"/>
-          <w:szCs w:val="20"/>
-          <w:lang w:eastAsia="ru-RU"/>
-        </w:rPr>
-        <w:t>1,b</w:t>
-      </w:r>
-      <w:proofErr w:type="gramEnd"/>
-      <w:r>
-        <w:rPr>
-          <w:rFonts w:ascii="Consolas" w:eastAsia="Times New Roman" w:hAnsi="Consolas" w:cs="Times New Roman"/>
-          <w:sz w:val="20"/>
-          <w:szCs w:val="20"/>
-          <w:lang w:eastAsia="ru-RU"/>
-        </w:rPr>
-        <w:t>1);</w:t>
-      </w:r>
-    </w:p>
-    <w:p>
-      <w:pPr>
-        <w:spacing w:after="0" w:line="240" w:lineRule="auto"/>
-        <w:rPr>
-          <w:rFonts w:ascii="Consolas" w:eastAsia="Times New Roman" w:hAnsi="Consolas" w:cs="Times New Roman"/>
-          <w:sz w:val="20"/>
-          <w:szCs w:val="20"/>
-          <w:lang w:eastAsia="ru-RU"/>
-        </w:rPr>
-      </w:pPr>
-    </w:p>
-    <w:p>
-      <w:pPr>
-        <w:spacing w:after="0" w:line="240" w:lineRule="auto"/>
-        <w:rPr>
-          <w:rFonts w:ascii="Consolas" w:eastAsia="Times New Roman" w:hAnsi="Consolas" w:cs="Times New Roman"/>
-          <w:sz w:val="20"/>
-          <w:szCs w:val="20"/>
-          <w:lang w:val="en-US" w:eastAsia="ru-RU"/>
-        </w:rPr>
-      </w:pPr>
-      <w:r>
-        <w:rPr>
-          <w:rFonts w:ascii="Consolas" w:eastAsia="Times New Roman" w:hAnsi="Consolas" w:cs="Times New Roman"/>
-          <w:sz w:val="20"/>
-          <w:szCs w:val="20"/>
-          <w:lang w:val="en-US" w:eastAsia="ru-RU"/>
-        </w:rPr>
-        <w:t xml:space="preserve">cond_A1_1 = </w:t>
-      </w:r>
-      <w:proofErr w:type="spellStart"/>
-      <w:r>
-        <w:rPr>
-          <w:rFonts w:ascii="Consolas" w:eastAsia="Times New Roman" w:hAnsi="Consolas" w:cs="Times New Roman"/>
-          <w:sz w:val="20"/>
-          <w:szCs w:val="20"/>
-          <w:lang w:val="en-US" w:eastAsia="ru-RU"/>
-        </w:rPr>
-        <w:t>cond</w:t>
-      </w:r>
-      <w:proofErr w:type="spellEnd"/>
-      <w:r>
-        <w:rPr>
-          <w:rFonts w:ascii="Consolas" w:eastAsia="Times New Roman" w:hAnsi="Consolas" w:cs="Times New Roman"/>
-          <w:sz w:val="20"/>
-          <w:szCs w:val="20"/>
-          <w:lang w:val="en-US" w:eastAsia="ru-RU"/>
-        </w:rPr>
-        <w:t>(A1,1);</w:t>
-      </w:r>
-    </w:p>
-    <w:p>
-      <w:pPr>
-        <w:spacing w:after="0" w:line="240" w:lineRule="auto"/>
-        <w:rPr>
-          <w:rFonts w:ascii="Consolas" w:eastAsia="Times New Roman" w:hAnsi="Consolas" w:cs="Times New Roman"/>
-          <w:sz w:val="20"/>
-          <w:szCs w:val="20"/>
-          <w:lang w:val="en-US" w:eastAsia="ru-RU"/>
-        </w:rPr>
-      </w:pPr>
-      <w:r>
-        <w:rPr>
-          <w:rFonts w:ascii="Consolas" w:eastAsia="Times New Roman" w:hAnsi="Consolas" w:cs="Times New Roman"/>
-          <w:sz w:val="20"/>
-          <w:szCs w:val="20"/>
-          <w:lang w:val="en-US" w:eastAsia="ru-RU"/>
-        </w:rPr>
-        <w:t xml:space="preserve">cond_A1_Inf = </w:t>
-      </w:r>
-      <w:proofErr w:type="spellStart"/>
-      <w:proofErr w:type="gramStart"/>
-      <w:r>
-        <w:rPr>
-          <w:rFonts w:ascii="Consolas" w:eastAsia="Times New Roman" w:hAnsi="Consolas" w:cs="Times New Roman"/>
-          <w:sz w:val="20"/>
-          <w:szCs w:val="20"/>
-          <w:lang w:val="en-US" w:eastAsia="ru-RU"/>
-        </w:rPr>
-        <w:t>cond</w:t>
-      </w:r>
-      <w:proofErr w:type="spellEnd"/>
-      <w:r>
-        <w:rPr>
-          <w:rFonts w:ascii="Consolas" w:eastAsia="Times New Roman" w:hAnsi="Consolas" w:cs="Times New Roman"/>
-          <w:sz w:val="20"/>
-          <w:szCs w:val="20"/>
-          <w:lang w:val="en-US" w:eastAsia="ru-RU"/>
+        <w:t>% прямой ход</w:t>
+      </w:r>
+    </w:p>
+    <w:p>
+      <w:pPr>
+        <w:spacing w:after="0" w:line="240" w:lineRule="auto"/>
+        <w:rPr>
+          <w:rFonts w:ascii="Consolas" w:eastAsia="Times New Roman" w:hAnsi="Consolas" w:cs="Times New Roman"/>
+          <w:sz w:val="20"/>
+          <w:szCs w:val="20"/>
+          <w:lang w:eastAsia="ru-RU"/>
+        </w:rPr>
+      </w:pPr>
+      <w:r>
+        <w:rPr>
+          <w:rFonts w:ascii="Consolas" w:eastAsia="Times New Roman" w:hAnsi="Consolas" w:cs="Times New Roman"/>
+          <w:color w:val="0E00FF"/>
+          <w:sz w:val="20"/>
+          <w:szCs w:val="20"/>
+          <w:lang w:eastAsia="ru-RU"/>
+        </w:rPr>
+        <w:t xml:space="preserve">for </w:t>
+      </w:r>
+      <w:r>
+        <w:rPr>
+          <w:rFonts w:ascii="Consolas" w:eastAsia="Times New Roman" w:hAnsi="Consolas" w:cs="Times New Roman"/>
+          <w:sz w:val="20"/>
+          <w:szCs w:val="20"/>
+          <w:lang w:eastAsia="ru-RU"/>
+        </w:rPr>
+        <w:t>k = 1:n-1</w:t>
+      </w:r>
+    </w:p>
+    <w:p>
+      <w:pPr>
+        <w:spacing w:after="0" w:line="240" w:lineRule="auto"/>
+        <w:rPr>
+          <w:rFonts w:ascii="Consolas" w:eastAsia="Times New Roman" w:hAnsi="Consolas" w:cs="Times New Roman"/>
+          <w:sz w:val="20"/>
+          <w:szCs w:val="20"/>
+          <w:lang w:eastAsia="ru-RU"/>
+        </w:rPr>
+      </w:pPr>
+      <w:r>
+        <w:rPr>
+          <w:rFonts w:ascii="Consolas" w:eastAsia="Times New Roman" w:hAnsi="Consolas" w:cs="Times New Roman"/>
+          <w:sz w:val="20"/>
+          <w:szCs w:val="20"/>
+          <w:lang w:eastAsia="ru-RU"/>
+        </w:rPr>
+        <w:t xml:space="preserve">    </w:t>
+      </w:r>
+      <w:r>
+        <w:rPr>
+          <w:rFonts w:ascii="Consolas" w:eastAsia="Times New Roman" w:hAnsi="Consolas" w:cs="Times New Roman"/>
+          <w:color w:val="008013"/>
+          <w:sz w:val="20"/>
+          <w:szCs w:val="20"/>
+          <w:lang w:eastAsia="ru-RU"/>
+        </w:rPr>
+        <w:t>% поиск главного элемента, перестановка</w:t>
+      </w:r>
+    </w:p>
+    <w:p>
+      <w:pPr>
+        <w:spacing w:after="0" w:line="240" w:lineRule="auto"/>
+        <w:rPr>
+          <w:rFonts w:ascii="Consolas" w:eastAsia="Times New Roman" w:hAnsi="Consolas" w:cs="Times New Roman"/>
+          <w:sz w:val="20"/>
+          <w:szCs w:val="20"/>
+          <w:lang w:val="en-US" w:eastAsia="ru-RU"/>
+        </w:rPr>
+      </w:pPr>
+      <w:r>
+        <w:rPr>
+          <w:rFonts w:ascii="Consolas" w:eastAsia="Times New Roman" w:hAnsi="Consolas" w:cs="Times New Roman"/>
+          <w:sz w:val="20"/>
+          <w:szCs w:val="20"/>
+          <w:lang w:eastAsia="ru-RU"/>
+        </w:rPr>
+        <w:t xml:space="preserve">    </w:t>
+      </w:r>
+      <w:r>
+        <w:rPr>
+          <w:rFonts w:ascii="Consolas" w:eastAsia="Times New Roman" w:hAnsi="Consolas" w:cs="Times New Roman"/>
+          <w:sz w:val="20"/>
+          <w:szCs w:val="20"/>
+          <w:lang w:val="en-US" w:eastAsia="ru-RU"/>
+        </w:rPr>
+        <w:t>[~, m] = max(abs(Ab(k:n,k)));</w:t>
+      </w:r>
+    </w:p>
+    <w:p>
+      <w:pPr>
+        <w:spacing w:after="0" w:line="240" w:lineRule="auto"/>
+        <w:rPr>
+          <w:rFonts w:ascii="Consolas" w:eastAsia="Times New Roman" w:hAnsi="Consolas" w:cs="Times New Roman"/>
+          <w:sz w:val="20"/>
+          <w:szCs w:val="20"/>
+          <w:lang w:val="en-US" w:eastAsia="ru-RU"/>
+        </w:rPr>
+      </w:pPr>
+      <w:r>
+        <w:rPr>
+          <w:rFonts w:ascii="Consolas" w:eastAsia="Times New Roman" w:hAnsi="Consolas" w:cs="Times New Roman"/>
+          <w:sz w:val="20"/>
+          <w:szCs w:val="20"/>
+          <w:lang w:val="en-US" w:eastAsia="ru-RU"/>
+        </w:rPr>
+        <w:t xml:space="preserve">    </w:t>
+      </w:r>
+      <w:r>
+        <w:rPr>
+          <w:rFonts w:ascii="Consolas" w:eastAsia="Times New Roman" w:hAnsi="Consolas" w:cs="Times New Roman"/>
+          <w:sz w:val="20"/>
+          <w:szCs w:val="20"/>
+          <w:lang w:val="en-US" w:eastAsia="ru-RU"/>
+        </w:rPr>
+        <w:t>m = m + k - 1;</w:t>
+      </w:r>
+    </w:p>
+    <w:p>
+      <w:pPr>
+        <w:spacing w:after="0" w:line="240" w:lineRule="auto"/>
+        <w:rPr>
+          <w:rFonts w:ascii="Consolas" w:eastAsia="Times New Roman" w:hAnsi="Consolas" w:cs="Times New Roman"/>
+          <w:sz w:val="20"/>
+          <w:szCs w:val="20"/>
+          <w:lang w:val="en-US" w:eastAsia="ru-RU"/>
+        </w:rPr>
+      </w:pPr>
+    </w:p>
+    <w:p>
+      <w:pPr>
+        <w:spacing w:after="0" w:line="240" w:lineRule="auto"/>
+        <w:rPr>
+          <w:rFonts w:ascii="Consolas" w:eastAsia="Times New Roman" w:hAnsi="Consolas" w:cs="Times New Roman"/>
+          <w:sz w:val="20"/>
+          <w:szCs w:val="20"/>
+          <w:lang w:val="en-US" w:eastAsia="ru-RU"/>
+        </w:rPr>
+      </w:pPr>
+      <w:r>
+        <w:rPr>
+          <w:rFonts w:ascii="Consolas" w:eastAsia="Times New Roman" w:hAnsi="Consolas" w:cs="Times New Roman"/>
+          <w:sz w:val="20"/>
+          <w:szCs w:val="20"/>
+          <w:lang w:val="en-US" w:eastAsia="ru-RU"/>
+        </w:rPr>
+        <w:t xml:space="preserve">    </w:t>
+      </w:r>
+      <w:r>
+        <w:rPr>
+          <w:rFonts w:ascii="Consolas" w:eastAsia="Times New Roman" w:hAnsi="Consolas" w:cs="Times New Roman"/>
+          <w:color w:val="0E00FF"/>
+          <w:sz w:val="20"/>
+          <w:szCs w:val="20"/>
+          <w:lang w:val="en-US" w:eastAsia="ru-RU"/>
+        </w:rPr>
+        <w:t xml:space="preserve">if </w:t>
+      </w:r>
+      <w:r>
+        <w:rPr>
+          <w:rFonts w:ascii="Consolas" w:eastAsia="Times New Roman" w:hAnsi="Consolas" w:cs="Times New Roman"/>
+          <w:sz w:val="20"/>
+          <w:szCs w:val="20"/>
+          <w:lang w:val="en-US" w:eastAsia="ru-RU"/>
+        </w:rPr>
+        <w:t>m ~= k</w:t>
+      </w:r>
+    </w:p>
+    <w:p>
+      <w:pPr>
+        <w:spacing w:after="0" w:line="240" w:lineRule="auto"/>
+        <w:rPr>
+          <w:rFonts w:ascii="Consolas" w:eastAsia="Times New Roman" w:hAnsi="Consolas" w:cs="Times New Roman"/>
+          <w:sz w:val="20"/>
+          <w:szCs w:val="20"/>
+          <w:lang w:val="en-US" w:eastAsia="ru-RU"/>
+        </w:rPr>
+      </w:pPr>
+      <w:r>
+        <w:rPr>
+          <w:rFonts w:ascii="Consolas" w:eastAsia="Times New Roman" w:hAnsi="Consolas" w:cs="Times New Roman"/>
+          <w:sz w:val="20"/>
+          <w:szCs w:val="20"/>
+          <w:lang w:val="en-US" w:eastAsia="ru-RU"/>
+        </w:rPr>
+        <w:t xml:space="preserve">        temp = Ab(k,:);</w:t>
+      </w:r>
+    </w:p>
+    <w:p>
+      <w:pPr>
+        <w:spacing w:after="0" w:line="240" w:lineRule="auto"/>
+        <w:rPr>
+          <w:rFonts w:ascii="Consolas" w:eastAsia="Times New Roman" w:hAnsi="Consolas" w:cs="Times New Roman"/>
+          <w:sz w:val="20"/>
+          <w:szCs w:val="20"/>
+          <w:lang w:val="en-US" w:eastAsia="ru-RU"/>
+        </w:rPr>
+      </w:pPr>
+      <w:r>
+        <w:rPr>
+          <w:rFonts w:ascii="Consolas" w:eastAsia="Times New Roman" w:hAnsi="Consolas" w:cs="Times New Roman"/>
+          <w:sz w:val="20"/>
+          <w:szCs w:val="20"/>
+          <w:lang w:val="en-US" w:eastAsia="ru-RU"/>
+        </w:rPr>
+        <w:t xml:space="preserve">        Ab(k,:) = Ab(m,:);</w:t>
+      </w:r>
+    </w:p>
+    <w:p>
+      <w:pPr>
+        <w:spacing w:after="0" w:line="240" w:lineRule="auto"/>
+        <w:rPr>
+          <w:rFonts w:ascii="Consolas" w:eastAsia="Times New Roman" w:hAnsi="Consolas" w:cs="Times New Roman"/>
+          <w:sz w:val="20"/>
+          <w:szCs w:val="20"/>
+          <w:lang w:val="en-US" w:eastAsia="ru-RU"/>
+        </w:rPr>
+      </w:pPr>
+      <w:r>
+        <w:rPr>
+          <w:rFonts w:ascii="Consolas" w:eastAsia="Times New Roman" w:hAnsi="Consolas" w:cs="Times New Roman"/>
+          <w:sz w:val="20"/>
+          <w:szCs w:val="20"/>
+          <w:lang w:val="en-US" w:eastAsia="ru-RU"/>
+        </w:rPr>
+        <w:t xml:space="preserve">        Ab(m,:) = temp;</w:t>
+      </w:r>
+    </w:p>
+    <w:p>
+      <w:pPr>
+        <w:spacing w:after="0" w:line="240" w:lineRule="auto"/>
+        <w:rPr>
+          <w:rFonts w:ascii="Consolas" w:eastAsia="Times New Roman" w:hAnsi="Consolas" w:cs="Times New Roman"/>
+          <w:sz w:val="20"/>
+          <w:szCs w:val="20"/>
+          <w:lang w:val="en-US" w:eastAsia="ru-RU"/>
+        </w:rPr>
+      </w:pPr>
+      <w:r>
+        <w:rPr>
+          <w:rFonts w:ascii="Consolas" w:eastAsia="Times New Roman" w:hAnsi="Consolas" w:cs="Times New Roman"/>
+          <w:sz w:val="20"/>
+          <w:szCs w:val="20"/>
+          <w:lang w:val="en-US" w:eastAsia="ru-RU"/>
+        </w:rPr>
+        <w:t xml:space="preserve">    </w:t>
+      </w:r>
+      <w:r>
+        <w:rPr>
+          <w:rFonts w:ascii="Consolas" w:eastAsia="Times New Roman" w:hAnsi="Consolas" w:cs="Times New Roman"/>
+          <w:color w:val="0E00FF"/>
+          <w:sz w:val="20"/>
+          <w:szCs w:val="20"/>
+          <w:lang w:val="en-US" w:eastAsia="ru-RU"/>
+        </w:rPr>
+        <w:t>end</w:t>
+      </w:r>
+    </w:p>
+    <w:p>
+      <w:pPr>
+        <w:spacing w:after="0" w:line="240" w:lineRule="auto"/>
+        <w:rPr>
+          <w:rFonts w:ascii="Consolas" w:eastAsia="Times New Roman" w:hAnsi="Consolas" w:cs="Times New Roman"/>
+          <w:sz w:val="20"/>
+          <w:szCs w:val="20"/>
+          <w:lang w:val="en-US" w:eastAsia="ru-RU"/>
+        </w:rPr>
+      </w:pPr>
+      <w:r>
+        <w:rPr>
+          <w:rFonts w:ascii="Consolas" w:eastAsia="Times New Roman" w:hAnsi="Consolas" w:cs="Times New Roman"/>
+          <w:sz w:val="20"/>
+          <w:szCs w:val="20"/>
+          <w:lang w:val="en-US" w:eastAsia="ru-RU"/>
+        </w:rPr>
+        <w:t xml:space="preserve">    </w:t>
+      </w:r>
+      <w:r>
+        <w:rPr>
+          <w:rFonts w:ascii="Consolas" w:eastAsia="Times New Roman" w:hAnsi="Consolas" w:cs="Times New Roman"/>
+          <w:color w:val="008013"/>
+          <w:sz w:val="20"/>
+          <w:szCs w:val="20"/>
+          <w:lang w:val="en-US" w:eastAsia="ru-RU"/>
+        </w:rPr>
+        <w:t xml:space="preserve">% </w:t>
+      </w:r>
+      <w:r>
+        <w:rPr>
+          <w:rFonts w:ascii="Consolas" w:eastAsia="Times New Roman" w:hAnsi="Consolas" w:cs="Times New Roman"/>
+          <w:color w:val="008013"/>
+          <w:sz w:val="20"/>
+          <w:szCs w:val="20"/>
+          <w:lang w:eastAsia="ru-RU"/>
+        </w:rPr>
+        <w:t>нормирование</w:t>
+      </w:r>
+    </w:p>
+    <w:p>
+      <w:pPr>
+        <w:spacing w:after="0" w:line="240" w:lineRule="auto"/>
+        <w:rPr>
+          <w:rFonts w:ascii="Consolas" w:eastAsia="Times New Roman" w:hAnsi="Consolas" w:cs="Times New Roman"/>
+          <w:sz w:val="20"/>
+          <w:szCs w:val="20"/>
+          <w:lang w:val="en-US" w:eastAsia="ru-RU"/>
+        </w:rPr>
+      </w:pPr>
+      <w:r>
+        <w:rPr>
+          <w:rFonts w:ascii="Consolas" w:eastAsia="Times New Roman" w:hAnsi="Consolas" w:cs="Times New Roman"/>
+          <w:sz w:val="20"/>
+          <w:szCs w:val="20"/>
+          <w:lang w:val="en-US" w:eastAsia="ru-RU"/>
+        </w:rPr>
+        <w:t xml:space="preserve">    Ab(k,k:end) = Ab(k,k:end) / Ab(k,k);</w:t>
+      </w:r>
+    </w:p>
+    <w:p>
+      <w:pPr>
+        <w:spacing w:after="0" w:line="240" w:lineRule="auto"/>
+        <w:rPr>
+          <w:rFonts w:ascii="Consolas" w:eastAsia="Times New Roman" w:hAnsi="Consolas" w:cs="Times New Roman"/>
+          <w:sz w:val="20"/>
+          <w:szCs w:val="20"/>
+          <w:lang w:val="en-US" w:eastAsia="ru-RU"/>
+        </w:rPr>
+      </w:pPr>
+      <w:r>
+        <w:rPr>
+          <w:rFonts w:ascii="Consolas" w:eastAsia="Times New Roman" w:hAnsi="Consolas" w:cs="Times New Roman"/>
+          <w:sz w:val="20"/>
+          <w:szCs w:val="20"/>
+          <w:lang w:val="en-US" w:eastAsia="ru-RU"/>
+        </w:rPr>
+        <w:t xml:space="preserve">    </w:t>
+      </w:r>
+      <w:r>
+        <w:rPr>
+          <w:rFonts w:ascii="Consolas" w:eastAsia="Times New Roman" w:hAnsi="Consolas" w:cs="Times New Roman"/>
+          <w:color w:val="008013"/>
+          <w:sz w:val="20"/>
+          <w:szCs w:val="20"/>
+          <w:lang w:val="en-US" w:eastAsia="ru-RU"/>
+        </w:rPr>
+        <w:t xml:space="preserve">% </w:t>
+      </w:r>
+      <w:r>
+        <w:rPr>
+          <w:rFonts w:ascii="Consolas" w:eastAsia="Times New Roman" w:hAnsi="Consolas" w:cs="Times New Roman"/>
+          <w:color w:val="008013"/>
+          <w:sz w:val="20"/>
+          <w:szCs w:val="20"/>
+          <w:lang w:eastAsia="ru-RU"/>
+        </w:rPr>
+        <w:t>вычитание</w:t>
+      </w:r>
+    </w:p>
+    <w:p>
+      <w:pPr>
+        <w:spacing w:after="0" w:line="240" w:lineRule="auto"/>
+        <w:rPr>
+          <w:rFonts w:ascii="Consolas" w:eastAsia="Times New Roman" w:hAnsi="Consolas" w:cs="Times New Roman"/>
+          <w:sz w:val="20"/>
+          <w:szCs w:val="20"/>
+          <w:lang w:val="en-US" w:eastAsia="ru-RU"/>
+        </w:rPr>
+      </w:pPr>
+      <w:r>
+        <w:rPr>
+          <w:rFonts w:ascii="Consolas" w:eastAsia="Times New Roman" w:hAnsi="Consolas" w:cs="Times New Roman"/>
+          <w:sz w:val="20"/>
+          <w:szCs w:val="20"/>
+          <w:lang w:val="en-US" w:eastAsia="ru-RU"/>
+        </w:rPr>
+        <w:t xml:space="preserve">    </w:t>
+      </w:r>
+      <w:r>
+        <w:rPr>
+          <w:rFonts w:ascii="Consolas" w:eastAsia="Times New Roman" w:hAnsi="Consolas" w:cs="Times New Roman"/>
+          <w:color w:val="0E00FF"/>
+          <w:sz w:val="20"/>
+          <w:szCs w:val="20"/>
+          <w:lang w:val="en-US" w:eastAsia="ru-RU"/>
+        </w:rPr>
+        <w:t xml:space="preserve">for </w:t>
+      </w:r>
+      <w:r>
+        <w:rPr>
+          <w:rFonts w:ascii="Consolas" w:eastAsia="Times New Roman" w:hAnsi="Consolas" w:cs="Times New Roman"/>
+          <w:sz w:val="20"/>
+          <w:szCs w:val="20"/>
+          <w:lang w:val="en-US" w:eastAsia="ru-RU"/>
+        </w:rPr>
+        <w:t>i = k+1:n</w:t>
+      </w:r>
+    </w:p>
+    <w:p>
+      <w:pPr>
+        <w:spacing w:after="0" w:line="240" w:lineRule="auto"/>
+        <w:rPr>
+          <w:rFonts w:ascii="Consolas" w:eastAsia="Times New Roman" w:hAnsi="Consolas" w:cs="Times New Roman"/>
+          <w:sz w:val="20"/>
+          <w:szCs w:val="20"/>
+          <w:lang w:val="en-US" w:eastAsia="ru-RU"/>
+        </w:rPr>
+      </w:pPr>
+      <w:r>
+        <w:rPr>
+          <w:rFonts w:ascii="Consolas" w:eastAsia="Times New Roman" w:hAnsi="Consolas" w:cs="Times New Roman"/>
+          <w:sz w:val="20"/>
+          <w:szCs w:val="20"/>
+          <w:lang w:val="en-US" w:eastAsia="ru-RU"/>
+        </w:rPr>
+        <w:t xml:space="preserve">        Ab(i,k:end) = Ab(i,k:end) - Ab(k,k:end) * Ab(i,k);</w:t>
+      </w:r>
+    </w:p>
+    <w:p>
+      <w:pPr>
+        <w:spacing w:after="0" w:line="240" w:lineRule="auto"/>
+        <w:rPr>
+          <w:rFonts w:ascii="Consolas" w:eastAsia="Times New Roman" w:hAnsi="Consolas" w:cs="Times New Roman"/>
+          <w:sz w:val="20"/>
+          <w:szCs w:val="20"/>
+          <w:lang w:val="en-US" w:eastAsia="ru-RU"/>
+        </w:rPr>
+      </w:pPr>
+      <w:r>
+        <w:rPr>
+          <w:rFonts w:ascii="Consolas" w:eastAsia="Times New Roman" w:hAnsi="Consolas" w:cs="Times New Roman"/>
+          <w:sz w:val="20"/>
+          <w:szCs w:val="20"/>
+          <w:lang w:val="en-US" w:eastAsia="ru-RU"/>
+        </w:rPr>
+        <w:t xml:space="preserve">    </w:t>
+      </w:r>
+      <w:r>
+        <w:rPr>
+          <w:rFonts w:ascii="Consolas" w:eastAsia="Times New Roman" w:hAnsi="Consolas" w:cs="Times New Roman"/>
+          <w:color w:val="0E00FF"/>
+          <w:sz w:val="20"/>
+          <w:szCs w:val="20"/>
+          <w:lang w:val="en-US" w:eastAsia="ru-RU"/>
+        </w:rPr>
+        <w:t>end</w:t>
+      </w:r>
+    </w:p>
+    <w:p>
+      <w:pPr>
+        <w:spacing w:after="0" w:line="240" w:lineRule="auto"/>
+        <w:rPr>
+          <w:rFonts w:ascii="Consolas" w:eastAsia="Times New Roman" w:hAnsi="Consolas" w:cs="Times New Roman"/>
+          <w:sz w:val="20"/>
+          <w:szCs w:val="20"/>
+          <w:lang w:eastAsia="ru-RU"/>
+        </w:rPr>
+      </w:pPr>
+      <w:r>
+        <w:rPr>
+          <w:rFonts w:ascii="Consolas" w:eastAsia="Times New Roman" w:hAnsi="Consolas" w:cs="Times New Roman"/>
+          <w:sz w:val="20"/>
+          <w:szCs w:val="20"/>
+          <w:lang w:val="en-US" w:eastAsia="ru-RU"/>
+        </w:rPr>
+        <w:t>fprintf</w:t>
+      </w:r>
+      <w:r>
+        <w:rPr>
+          <w:rFonts w:ascii="Consolas" w:eastAsia="Times New Roman" w:hAnsi="Consolas" w:cs="Times New Roman"/>
+          <w:sz w:val="20"/>
+          <w:szCs w:val="20"/>
+          <w:lang w:eastAsia="ru-RU"/>
         </w:rPr>
         <w:t>(</w:t>
       </w:r>
-      <w:proofErr w:type="gramEnd"/>
-      <w:r>
-        <w:rPr>
-          <w:rFonts w:ascii="Consolas" w:eastAsia="Times New Roman" w:hAnsi="Consolas" w:cs="Times New Roman"/>
-          <w:sz w:val="20"/>
-          <w:szCs w:val="20"/>
-          <w:lang w:val="en-US" w:eastAsia="ru-RU"/>
-        </w:rPr>
-        <w:t>A1, Inf);</w:t>
-      </w:r>
-    </w:p>
-    <w:p>
-      <w:pPr>
-        <w:spacing w:after="0" w:line="240" w:lineRule="auto"/>
-        <w:rPr>
-          <w:rFonts w:ascii="Consolas" w:eastAsia="Times New Roman" w:hAnsi="Consolas" w:cs="Times New Roman"/>
-          <w:sz w:val="20"/>
-          <w:szCs w:val="20"/>
-          <w:lang w:val="en-US" w:eastAsia="ru-RU"/>
-        </w:rPr>
-      </w:pPr>
-    </w:p>
-    <w:p>
-      <w:pPr>
-        <w:spacing w:after="0" w:line="240" w:lineRule="auto"/>
-        <w:rPr>
-          <w:rFonts w:ascii="Consolas" w:eastAsia="Times New Roman" w:hAnsi="Consolas" w:cs="Times New Roman"/>
-          <w:sz w:val="20"/>
-          <w:szCs w:val="20"/>
-          <w:lang w:val="en-US" w:eastAsia="ru-RU"/>
-        </w:rPr>
-      </w:pPr>
-      <w:r>
-        <w:rPr>
-          <w:rFonts w:ascii="Consolas" w:eastAsia="Times New Roman" w:hAnsi="Consolas" w:cs="Times New Roman"/>
-          <w:sz w:val="20"/>
-          <w:szCs w:val="20"/>
-          <w:lang w:val="en-US" w:eastAsia="ru-RU"/>
-        </w:rPr>
-        <w:t xml:space="preserve">x1_abs_err1 = </w:t>
-      </w:r>
-      <w:proofErr w:type="gramStart"/>
-      <w:r>
-        <w:rPr>
-          <w:rFonts w:ascii="Consolas" w:eastAsia="Times New Roman" w:hAnsi="Consolas" w:cs="Times New Roman"/>
-          <w:sz w:val="20"/>
-          <w:szCs w:val="20"/>
-          <w:lang w:val="en-US" w:eastAsia="ru-RU"/>
-        </w:rPr>
-        <w:t>norm(</w:t>
-      </w:r>
-      <w:proofErr w:type="gramEnd"/>
-      <w:r>
-        <w:rPr>
-          <w:rFonts w:ascii="Consolas" w:eastAsia="Times New Roman" w:hAnsi="Consolas" w:cs="Times New Roman"/>
-          <w:sz w:val="20"/>
-          <w:szCs w:val="20"/>
-          <w:lang w:val="en-US" w:eastAsia="ru-RU"/>
-        </w:rPr>
-        <w:t>x1 - x1_exact,1);</w:t>
-      </w:r>
-    </w:p>
-    <w:p>
-      <w:pPr>
-        <w:spacing w:after="0" w:line="240" w:lineRule="auto"/>
-        <w:rPr>
-          <w:rFonts w:ascii="Consolas" w:eastAsia="Times New Roman" w:hAnsi="Consolas" w:cs="Times New Roman"/>
-          <w:sz w:val="20"/>
-          <w:szCs w:val="20"/>
-          <w:lang w:val="en-US" w:eastAsia="ru-RU"/>
-        </w:rPr>
-      </w:pPr>
-      <w:r>
-        <w:rPr>
-          <w:rFonts w:ascii="Consolas" w:eastAsia="Times New Roman" w:hAnsi="Consolas" w:cs="Times New Roman"/>
-          <w:sz w:val="20"/>
-          <w:szCs w:val="20"/>
-          <w:lang w:val="en-US" w:eastAsia="ru-RU"/>
-        </w:rPr>
-        <w:t xml:space="preserve">x1_abs_errInf = </w:t>
-      </w:r>
-      <w:proofErr w:type="gramStart"/>
-      <w:r>
-        <w:rPr>
-          <w:rFonts w:ascii="Consolas" w:eastAsia="Times New Roman" w:hAnsi="Consolas" w:cs="Times New Roman"/>
-          <w:sz w:val="20"/>
-          <w:szCs w:val="20"/>
-          <w:lang w:val="en-US" w:eastAsia="ru-RU"/>
-        </w:rPr>
-        <w:t>norm(</w:t>
-      </w:r>
-      <w:proofErr w:type="gramEnd"/>
-      <w:r>
-        <w:rPr>
-          <w:rFonts w:ascii="Consolas" w:eastAsia="Times New Roman" w:hAnsi="Consolas" w:cs="Times New Roman"/>
-          <w:sz w:val="20"/>
-          <w:szCs w:val="20"/>
-          <w:lang w:val="en-US" w:eastAsia="ru-RU"/>
-        </w:rPr>
-        <w:t>x1 - x1_exact,inf);</w:t>
-      </w:r>
-    </w:p>
-    <w:p>
-      <w:pPr>
-        <w:spacing w:after="0" w:line="240" w:lineRule="auto"/>
-        <w:rPr>
-          <w:rFonts w:ascii="Consolas" w:eastAsia="Times New Roman" w:hAnsi="Consolas" w:cs="Times New Roman"/>
-          <w:sz w:val="20"/>
-          <w:szCs w:val="20"/>
-          <w:lang w:val="en-US" w:eastAsia="ru-RU"/>
-        </w:rPr>
-      </w:pPr>
-    </w:p>
-    <w:p>
-      <w:pPr>
-        <w:spacing w:after="0" w:line="240" w:lineRule="auto"/>
-        <w:rPr>
-          <w:rFonts w:ascii="Consolas" w:eastAsia="Times New Roman" w:hAnsi="Consolas" w:cs="Times New Roman"/>
-          <w:sz w:val="20"/>
-          <w:szCs w:val="20"/>
-          <w:lang w:val="en-US" w:eastAsia="ru-RU"/>
-        </w:rPr>
-      </w:pPr>
-      <w:r>
-        <w:rPr>
-          <w:rFonts w:ascii="Consolas" w:eastAsia="Times New Roman" w:hAnsi="Consolas" w:cs="Times New Roman"/>
-          <w:sz w:val="20"/>
-          <w:szCs w:val="20"/>
-          <w:lang w:val="en-US" w:eastAsia="ru-RU"/>
-        </w:rPr>
-        <w:t>x1_rel_err1 = x1_abs_err1 / norm(x1_exact,1);</w:t>
-      </w:r>
-    </w:p>
-    <w:p>
-      <w:pPr>
-        <w:spacing w:after="0" w:line="240" w:lineRule="auto"/>
-        <w:rPr>
-          <w:rFonts w:ascii="Consolas" w:eastAsia="Times New Roman" w:hAnsi="Consolas" w:cs="Times New Roman"/>
-          <w:sz w:val="20"/>
-          <w:szCs w:val="20"/>
-          <w:lang w:val="en-US" w:eastAsia="ru-RU"/>
-        </w:rPr>
-      </w:pPr>
-      <w:r>
-        <w:rPr>
-          <w:rFonts w:ascii="Consolas" w:eastAsia="Times New Roman" w:hAnsi="Consolas" w:cs="Times New Roman"/>
-          <w:sz w:val="20"/>
-          <w:szCs w:val="20"/>
-          <w:lang w:val="en-US" w:eastAsia="ru-RU"/>
-        </w:rPr>
-        <w:t>x1_rel_errInf = x1_abs_errInf / norm(x1_</w:t>
-      </w:r>
-      <w:proofErr w:type="gramStart"/>
-      <w:r>
-        <w:rPr>
-          <w:rFonts w:ascii="Consolas" w:eastAsia="Times New Roman" w:hAnsi="Consolas" w:cs="Times New Roman"/>
-          <w:sz w:val="20"/>
-          <w:szCs w:val="20"/>
-          <w:lang w:val="en-US" w:eastAsia="ru-RU"/>
-        </w:rPr>
-        <w:t>exact,inf</w:t>
-      </w:r>
-      <w:proofErr w:type="gramEnd"/>
-      <w:r>
-        <w:rPr>
-          <w:rFonts w:ascii="Consolas" w:eastAsia="Times New Roman" w:hAnsi="Consolas" w:cs="Times New Roman"/>
-          <w:sz w:val="20"/>
-          <w:szCs w:val="20"/>
-          <w:lang w:val="en-US" w:eastAsia="ru-RU"/>
+      <w:r>
+        <w:rPr>
+          <w:rFonts w:ascii="Consolas" w:eastAsia="Times New Roman" w:hAnsi="Consolas" w:cs="Times New Roman"/>
+          <w:color w:val="A709F5"/>
+          <w:sz w:val="20"/>
+          <w:szCs w:val="20"/>
+          <w:lang w:eastAsia="ru-RU"/>
+        </w:rPr>
+        <w:t>'</w:t>
+      </w:r>
+      <w:r>
+        <w:rPr>
+          <w:rFonts w:ascii="Consolas" w:eastAsia="Times New Roman" w:hAnsi="Consolas" w:cs="Times New Roman"/>
+          <w:color w:val="A709F5"/>
+          <w:sz w:val="20"/>
+          <w:szCs w:val="20"/>
+          <w:lang w:eastAsia="ru-RU"/>
+        </w:rPr>
+        <w:t>Вид</w:t>
+      </w:r>
+      <w:r>
+        <w:rPr>
+          <w:rFonts w:ascii="Consolas" w:eastAsia="Times New Roman" w:hAnsi="Consolas" w:cs="Times New Roman"/>
+          <w:color w:val="A709F5"/>
+          <w:sz w:val="20"/>
+          <w:szCs w:val="20"/>
+          <w:lang w:eastAsia="ru-RU"/>
+        </w:rPr>
+        <w:t xml:space="preserve"> </w:t>
+      </w:r>
+      <w:r>
+        <w:rPr>
+          <w:rFonts w:ascii="Consolas" w:eastAsia="Times New Roman" w:hAnsi="Consolas" w:cs="Times New Roman"/>
+          <w:color w:val="A709F5"/>
+          <w:sz w:val="20"/>
+          <w:szCs w:val="20"/>
+          <w:lang w:eastAsia="ru-RU"/>
+        </w:rPr>
+        <w:t>матрицы</w:t>
+      </w:r>
+      <w:r>
+        <w:rPr>
+          <w:rFonts w:ascii="Consolas" w:eastAsia="Times New Roman" w:hAnsi="Consolas" w:cs="Times New Roman"/>
+          <w:color w:val="A709F5"/>
+          <w:sz w:val="20"/>
+          <w:szCs w:val="20"/>
+          <w:lang w:eastAsia="ru-RU"/>
+        </w:rPr>
+        <w:t xml:space="preserve"> </w:t>
+      </w:r>
+      <w:r>
+        <w:rPr>
+          <w:rFonts w:ascii="Consolas" w:eastAsia="Times New Roman" w:hAnsi="Consolas" w:cs="Times New Roman"/>
+          <w:color w:val="A709F5"/>
+          <w:sz w:val="20"/>
+          <w:szCs w:val="20"/>
+          <w:lang w:eastAsia="ru-RU"/>
+        </w:rPr>
+        <w:t>после</w:t>
+      </w:r>
+      <w:r>
+        <w:rPr>
+          <w:rFonts w:ascii="Consolas" w:eastAsia="Times New Roman" w:hAnsi="Consolas" w:cs="Times New Roman"/>
+          <w:color w:val="A709F5"/>
+          <w:sz w:val="20"/>
+          <w:szCs w:val="20"/>
+          <w:lang w:eastAsia="ru-RU"/>
+        </w:rPr>
+        <w:t xml:space="preserve"> </w:t>
+      </w:r>
+      <w:r>
+        <w:rPr>
+          <w:rFonts w:ascii="Consolas" w:eastAsia="Times New Roman" w:hAnsi="Consolas" w:cs="Times New Roman"/>
+          <w:color w:val="A709F5"/>
+          <w:sz w:val="20"/>
+          <w:szCs w:val="20"/>
+          <w:lang w:eastAsia="ru-RU"/>
+        </w:rPr>
+        <w:t>шага</w:t>
+      </w:r>
+      <w:r>
+        <w:rPr>
+          <w:rFonts w:ascii="Consolas" w:eastAsia="Times New Roman" w:hAnsi="Consolas" w:cs="Times New Roman"/>
+          <w:color w:val="A709F5"/>
+          <w:sz w:val="20"/>
+          <w:szCs w:val="20"/>
+          <w:lang w:eastAsia="ru-RU"/>
+        </w:rPr>
+        <w:t xml:space="preserve"> '</w:t>
+      </w:r>
+      <w:r>
+        <w:rPr>
+          <w:rFonts w:ascii="Consolas" w:eastAsia="Times New Roman" w:hAnsi="Consolas" w:cs="Times New Roman"/>
+          <w:sz w:val="20"/>
+          <w:szCs w:val="20"/>
+          <w:lang w:eastAsia="ru-RU"/>
+        </w:rPr>
+        <w:t xml:space="preserve">); </w:t>
+      </w:r>
+      <w:r>
+        <w:rPr>
+          <w:rFonts w:ascii="Consolas" w:eastAsia="Times New Roman" w:hAnsi="Consolas" w:cs="Times New Roman"/>
+          <w:sz w:val="20"/>
+          <w:szCs w:val="20"/>
+          <w:lang w:val="en-US" w:eastAsia="ru-RU"/>
+        </w:rPr>
+        <w:t>disp</w:t>
+      </w:r>
+      <w:r>
+        <w:rPr>
+          <w:rFonts w:ascii="Consolas" w:eastAsia="Times New Roman" w:hAnsi="Consolas" w:cs="Times New Roman"/>
+          <w:sz w:val="20"/>
+          <w:szCs w:val="20"/>
+          <w:lang w:eastAsia="ru-RU"/>
+        </w:rPr>
+        <w:t>(</w:t>
+      </w:r>
+      <w:r>
+        <w:rPr>
+          <w:rFonts w:ascii="Consolas" w:eastAsia="Times New Roman" w:hAnsi="Consolas" w:cs="Times New Roman"/>
+          <w:sz w:val="20"/>
+          <w:szCs w:val="20"/>
+          <w:lang w:val="en-US" w:eastAsia="ru-RU"/>
+        </w:rPr>
+        <w:t>k</w:t>
+      </w:r>
+      <w:r>
+        <w:rPr>
+          <w:rFonts w:ascii="Consolas" w:eastAsia="Times New Roman" w:hAnsi="Consolas" w:cs="Times New Roman"/>
+          <w:sz w:val="20"/>
+          <w:szCs w:val="20"/>
+          <w:lang w:eastAsia="ru-RU"/>
         </w:rPr>
         <w:t>);</w:t>
       </w:r>
@@ -5471,97 +7098,97 @@
           <w:lang w:val="en-US" w:eastAsia="ru-RU"/>
         </w:rPr>
       </w:pPr>
-    </w:p>
-    <w:p>
-      <w:pPr>
-        <w:spacing w:after="0" w:line="240" w:lineRule="auto"/>
-        <w:rPr>
-          <w:rFonts w:ascii="Consolas" w:eastAsia="Times New Roman" w:hAnsi="Consolas" w:cs="Times New Roman"/>
-          <w:sz w:val="20"/>
-          <w:szCs w:val="20"/>
-          <w:lang w:val="en-US" w:eastAsia="ru-RU"/>
-        </w:rPr>
-      </w:pPr>
-      <w:r>
-        <w:rPr>
-          <w:rFonts w:ascii="Consolas" w:eastAsia="Times New Roman" w:hAnsi="Consolas" w:cs="Times New Roman"/>
-          <w:sz w:val="20"/>
-          <w:szCs w:val="20"/>
-          <w:lang w:val="en-US" w:eastAsia="ru-RU"/>
-        </w:rPr>
-        <w:t>r1 = b1 - A1*x1;</w:t>
-      </w:r>
-    </w:p>
-    <w:p>
-      <w:pPr>
-        <w:spacing w:after="0" w:line="240" w:lineRule="auto"/>
-        <w:rPr>
-          <w:rFonts w:ascii="Consolas" w:eastAsia="Times New Roman" w:hAnsi="Consolas" w:cs="Times New Roman"/>
-          <w:sz w:val="20"/>
-          <w:szCs w:val="20"/>
-          <w:lang w:val="en-US" w:eastAsia="ru-RU"/>
-        </w:rPr>
-      </w:pPr>
-      <w:r>
-        <w:rPr>
-          <w:rFonts w:ascii="Consolas" w:eastAsia="Times New Roman" w:hAnsi="Consolas" w:cs="Times New Roman"/>
-          <w:sz w:val="20"/>
-          <w:szCs w:val="20"/>
-          <w:lang w:val="en-US" w:eastAsia="ru-RU"/>
-        </w:rPr>
-        <w:t>r1_norm1 = norm(r1,1);</w:t>
-      </w:r>
-    </w:p>
-    <w:p>
-      <w:pPr>
-        <w:spacing w:after="0" w:line="240" w:lineRule="auto"/>
-        <w:rPr>
-          <w:rFonts w:ascii="Consolas" w:eastAsia="Times New Roman" w:hAnsi="Consolas" w:cs="Times New Roman"/>
-          <w:sz w:val="20"/>
-          <w:szCs w:val="20"/>
-          <w:lang w:val="en-US" w:eastAsia="ru-RU"/>
-        </w:rPr>
-      </w:pPr>
-      <w:r>
-        <w:rPr>
-          <w:rFonts w:ascii="Consolas" w:eastAsia="Times New Roman" w:hAnsi="Consolas" w:cs="Times New Roman"/>
-          <w:sz w:val="20"/>
-          <w:szCs w:val="20"/>
-          <w:lang w:val="en-US" w:eastAsia="ru-RU"/>
-        </w:rPr>
-        <w:t>r1_normInf = norm(r</w:t>
-      </w:r>
-      <w:proofErr w:type="gramStart"/>
-      <w:r>
-        <w:rPr>
-          <w:rFonts w:ascii="Consolas" w:eastAsia="Times New Roman" w:hAnsi="Consolas" w:cs="Times New Roman"/>
-          <w:sz w:val="20"/>
-          <w:szCs w:val="20"/>
-          <w:lang w:val="en-US" w:eastAsia="ru-RU"/>
-        </w:rPr>
-        <w:t>1,inf</w:t>
-      </w:r>
-      <w:proofErr w:type="gramEnd"/>
-      <w:r>
-        <w:rPr>
-          <w:rFonts w:ascii="Consolas" w:eastAsia="Times New Roman" w:hAnsi="Consolas" w:cs="Times New Roman"/>
-          <w:sz w:val="20"/>
-          <w:szCs w:val="20"/>
-          <w:lang w:val="en-US" w:eastAsia="ru-RU"/>
-        </w:rPr>
-        <w:t>);</w:t>
-      </w:r>
-    </w:p>
-    <w:p>
-      <w:pPr>
-        <w:spacing w:after="0" w:line="240" w:lineRule="auto"/>
-        <w:rPr>
-          <w:rFonts w:ascii="Consolas" w:eastAsia="Times New Roman" w:hAnsi="Consolas" w:cs="Times New Roman"/>
-          <w:sz w:val="20"/>
-          <w:szCs w:val="20"/>
-          <w:lang w:val="en-US" w:eastAsia="ru-RU"/>
-        </w:rPr>
-      </w:pPr>
+      <w:r>
+        <w:rPr>
+          <w:rFonts w:ascii="Consolas" w:eastAsia="Times New Roman" w:hAnsi="Consolas" w:cs="Times New Roman"/>
+          <w:sz w:val="20"/>
+          <w:szCs w:val="20"/>
+          <w:lang w:val="en-US" w:eastAsia="ru-RU"/>
+        </w:rPr>
+        <w:t xml:space="preserve">format </w:t>
+      </w:r>
+      <w:r>
+        <w:rPr>
+          <w:rFonts w:ascii="Consolas" w:eastAsia="Times New Roman" w:hAnsi="Consolas" w:cs="Times New Roman"/>
+          <w:color w:val="A709F5"/>
+          <w:sz w:val="20"/>
+          <w:szCs w:val="20"/>
+          <w:lang w:val="en-US" w:eastAsia="ru-RU"/>
+        </w:rPr>
+        <w:t>long</w:t>
+      </w:r>
+    </w:p>
+    <w:p>
+      <w:pPr>
+        <w:spacing w:after="0" w:line="240" w:lineRule="auto"/>
+        <w:rPr>
+          <w:rFonts w:ascii="Consolas" w:eastAsia="Times New Roman" w:hAnsi="Consolas" w:cs="Times New Roman"/>
+          <w:sz w:val="20"/>
+          <w:szCs w:val="20"/>
+          <w:lang w:val="en-US" w:eastAsia="ru-RU"/>
+        </w:rPr>
+      </w:pPr>
+      <w:r>
+        <w:rPr>
+          <w:rFonts w:ascii="Consolas" w:eastAsia="Times New Roman" w:hAnsi="Consolas" w:cs="Times New Roman"/>
+          <w:sz w:val="20"/>
+          <w:szCs w:val="20"/>
+          <w:lang w:val="en-US" w:eastAsia="ru-RU"/>
+        </w:rPr>
+        <w:t>disp(Ab);</w:t>
+      </w:r>
+    </w:p>
+    <w:p>
+      <w:pPr>
+        <w:spacing w:after="0" w:line="240" w:lineRule="auto"/>
+        <w:rPr>
+          <w:rFonts w:ascii="Consolas" w:eastAsia="Times New Roman" w:hAnsi="Consolas" w:cs="Times New Roman"/>
+          <w:sz w:val="20"/>
+          <w:szCs w:val="20"/>
+          <w:lang w:val="en-US" w:eastAsia="ru-RU"/>
+        </w:rPr>
+      </w:pPr>
+      <w:r>
+        <w:rPr>
+          <w:rFonts w:ascii="Consolas" w:eastAsia="Times New Roman" w:hAnsi="Consolas" w:cs="Times New Roman"/>
+          <w:color w:val="0E00FF"/>
+          <w:sz w:val="20"/>
+          <w:szCs w:val="20"/>
+          <w:lang w:val="en-US" w:eastAsia="ru-RU"/>
+        </w:rPr>
+        <w:t>end</w:t>
+      </w:r>
+    </w:p>
+    <w:p>
+      <w:pPr>
+        <w:spacing w:after="0" w:line="240" w:lineRule="auto"/>
+        <w:rPr>
+          <w:rFonts w:ascii="Consolas" w:eastAsia="Times New Roman" w:hAnsi="Consolas" w:cs="Times New Roman"/>
+          <w:sz w:val="20"/>
+          <w:szCs w:val="20"/>
+          <w:lang w:val="en-US" w:eastAsia="ru-RU"/>
+        </w:rPr>
+      </w:pPr>
+    </w:p>
+    <w:p>
+      <w:pPr>
+        <w:spacing w:after="0" w:line="240" w:lineRule="auto"/>
+        <w:rPr>
+          <w:rFonts w:ascii="Consolas" w:eastAsia="Times New Roman" w:hAnsi="Consolas" w:cs="Times New Roman"/>
+          <w:sz w:val="20"/>
+          <w:szCs w:val="20"/>
+          <w:lang w:val="en-US" w:eastAsia="ru-RU"/>
+        </w:rPr>
+      </w:pPr>
+      <w:r>
+        <w:rPr>
+          <w:rFonts w:ascii="Consolas" w:eastAsia="Times New Roman" w:hAnsi="Consolas" w:cs="Times New Roman"/>
+          <w:sz w:val="20"/>
+          <w:szCs w:val="20"/>
+          <w:lang w:val="en-US" w:eastAsia="ru-RU"/>
+        </w:rPr>
+        <w:t>Ab(n,n:end) = Ab(n,n:end) / Ab(n,n);</w:t>
+      </w:r>
     </w:p>
     <w:p>
       <w:pPr>
@@ -5581,2019 +7208,39 @@
           <w:szCs w:val="20"/>
           <w:lang w:eastAsia="ru-RU"/>
         </w:rPr>
-        <w:t>%% Вывод результатов для хорошо обусловленной матрицы</w:t>
-      </w:r>
-    </w:p>
-    <w:p>
-      <w:pPr>
-        <w:spacing w:after="0" w:line="240" w:lineRule="auto"/>
-        <w:rPr>
-          <w:rFonts w:ascii="Consolas" w:eastAsia="Times New Roman" w:hAnsi="Consolas" w:cs="Times New Roman"/>
-          <w:sz w:val="20"/>
-          <w:szCs w:val="20"/>
-          <w:lang w:eastAsia="ru-RU"/>
-        </w:rPr>
-      </w:pPr>
-      <w:proofErr w:type="spellStart"/>
-      <w:proofErr w:type="gramStart"/>
-      <w:r>
-        <w:rPr>
-          <w:rFonts w:ascii="Consolas" w:eastAsia="Times New Roman" w:hAnsi="Consolas" w:cs="Times New Roman"/>
-          <w:sz w:val="20"/>
-          <w:szCs w:val="20"/>
-          <w:lang w:eastAsia="ru-RU"/>
-        </w:rPr>
-        <w:t>fprintf</w:t>
-      </w:r>
-      <w:proofErr w:type="spellEnd"/>
-      <w:r>
-        <w:rPr>
-          <w:rFonts w:ascii="Consolas" w:eastAsia="Times New Roman" w:hAnsi="Consolas" w:cs="Times New Roman"/>
-          <w:sz w:val="20"/>
-          <w:szCs w:val="20"/>
-          <w:lang w:eastAsia="ru-RU"/>
-        </w:rPr>
-        <w:t>(</w:t>
-      </w:r>
-      <w:proofErr w:type="gramEnd"/>
-      <w:r>
-        <w:rPr>
-          <w:rFonts w:ascii="Consolas" w:eastAsia="Times New Roman" w:hAnsi="Consolas" w:cs="Times New Roman"/>
-          <w:color w:val="A709F5"/>
-          <w:sz w:val="20"/>
-          <w:szCs w:val="20"/>
-          <w:lang w:eastAsia="ru-RU"/>
-        </w:rPr>
-        <w:t>'Хорошо обусловленная матрица\n'</w:t>
-      </w:r>
-      <w:r>
-        <w:rPr>
-          <w:rFonts w:ascii="Consolas" w:eastAsia="Times New Roman" w:hAnsi="Consolas" w:cs="Times New Roman"/>
-          <w:sz w:val="20"/>
-          <w:szCs w:val="20"/>
-          <w:lang w:eastAsia="ru-RU"/>
-        </w:rPr>
-        <w:t>);</w:t>
-      </w:r>
-    </w:p>
-    <w:p>
-      <w:pPr>
-        <w:spacing w:after="0" w:line="240" w:lineRule="auto"/>
-        <w:rPr>
-          <w:rFonts w:ascii="Consolas" w:eastAsia="Times New Roman" w:hAnsi="Consolas" w:cs="Times New Roman"/>
-          <w:sz w:val="20"/>
-          <w:szCs w:val="20"/>
-          <w:lang w:val="en-US" w:eastAsia="ru-RU"/>
-        </w:rPr>
-      </w:pPr>
-      <w:proofErr w:type="spellStart"/>
-      <w:proofErr w:type="gramStart"/>
-      <w:r>
-        <w:rPr>
-          <w:rFonts w:ascii="Consolas" w:eastAsia="Times New Roman" w:hAnsi="Consolas" w:cs="Times New Roman"/>
-          <w:sz w:val="20"/>
-          <w:szCs w:val="20"/>
-          <w:lang w:val="en-US" w:eastAsia="ru-RU"/>
-        </w:rPr>
-        <w:t>fprintf</w:t>
-      </w:r>
-      <w:proofErr w:type="spellEnd"/>
-      <w:r>
-        <w:rPr>
-          <w:rFonts w:ascii="Consolas" w:eastAsia="Times New Roman" w:hAnsi="Consolas" w:cs="Times New Roman"/>
-          <w:sz w:val="20"/>
-          <w:szCs w:val="20"/>
-          <w:lang w:val="en-US" w:eastAsia="ru-RU"/>
-        </w:rPr>
-        <w:t>(</w:t>
-      </w:r>
-      <w:proofErr w:type="gramEnd"/>
-      <w:r>
-        <w:rPr>
-          <w:rFonts w:ascii="Consolas" w:eastAsia="Times New Roman" w:hAnsi="Consolas" w:cs="Times New Roman"/>
-          <w:color w:val="A709F5"/>
-          <w:sz w:val="20"/>
-          <w:szCs w:val="20"/>
-          <w:lang w:val="en-US" w:eastAsia="ru-RU"/>
-        </w:rPr>
-        <w:t>'</w:t>
-      </w:r>
-      <w:r>
-        <w:rPr>
-          <w:rFonts w:ascii="Consolas" w:eastAsia="Times New Roman" w:hAnsi="Consolas" w:cs="Times New Roman"/>
-          <w:color w:val="A709F5"/>
-          <w:sz w:val="20"/>
-          <w:szCs w:val="20"/>
-          <w:lang w:eastAsia="ru-RU"/>
-        </w:rPr>
-        <w:t>Решение</w:t>
-      </w:r>
-      <w:r>
-        <w:rPr>
-          <w:rFonts w:ascii="Consolas" w:eastAsia="Times New Roman" w:hAnsi="Consolas" w:cs="Times New Roman"/>
-          <w:color w:val="A709F5"/>
-          <w:sz w:val="20"/>
-          <w:szCs w:val="20"/>
-          <w:lang w:val="en-US" w:eastAsia="ru-RU"/>
-        </w:rPr>
-        <w:t xml:space="preserve"> x:\n'</w:t>
-      </w:r>
-      <w:r>
-        <w:rPr>
-          <w:rFonts w:ascii="Consolas" w:eastAsia="Times New Roman" w:hAnsi="Consolas" w:cs="Times New Roman"/>
-          <w:sz w:val="20"/>
-          <w:szCs w:val="20"/>
-          <w:lang w:val="en-US" w:eastAsia="ru-RU"/>
-        </w:rPr>
-        <w:t>);</w:t>
-      </w:r>
-    </w:p>
-    <w:p>
-      <w:pPr>
-        <w:spacing w:after="0" w:line="240" w:lineRule="auto"/>
-        <w:rPr>
-          <w:rFonts w:ascii="Consolas" w:eastAsia="Times New Roman" w:hAnsi="Consolas" w:cs="Times New Roman"/>
-          <w:sz w:val="20"/>
-          <w:szCs w:val="20"/>
-          <w:lang w:val="en-US" w:eastAsia="ru-RU"/>
-        </w:rPr>
-      </w:pPr>
-      <w:r>
-        <w:rPr>
-          <w:rFonts w:ascii="Consolas" w:eastAsia="Times New Roman" w:hAnsi="Consolas" w:cs="Times New Roman"/>
-          <w:sz w:val="20"/>
-          <w:szCs w:val="20"/>
-          <w:lang w:val="en-US" w:eastAsia="ru-RU"/>
-        </w:rPr>
-        <w:t xml:space="preserve">format </w:t>
-      </w:r>
-      <w:r>
-        <w:rPr>
-          <w:rFonts w:ascii="Consolas" w:eastAsia="Times New Roman" w:hAnsi="Consolas" w:cs="Times New Roman"/>
-          <w:color w:val="A709F5"/>
-          <w:sz w:val="20"/>
-          <w:szCs w:val="20"/>
-          <w:lang w:val="en-US" w:eastAsia="ru-RU"/>
-        </w:rPr>
-        <w:t>short</w:t>
-      </w:r>
-    </w:p>
-    <w:p>
-      <w:pPr>
-        <w:spacing w:after="0" w:line="240" w:lineRule="auto"/>
-        <w:rPr>
-          <w:rFonts w:ascii="Consolas" w:eastAsia="Times New Roman" w:hAnsi="Consolas" w:cs="Times New Roman"/>
-          <w:sz w:val="20"/>
-          <w:szCs w:val="20"/>
-          <w:lang w:eastAsia="ru-RU"/>
-        </w:rPr>
-      </w:pPr>
-      <w:proofErr w:type="spellStart"/>
-      <w:r>
-        <w:rPr>
-          <w:rFonts w:ascii="Consolas" w:eastAsia="Times New Roman" w:hAnsi="Consolas" w:cs="Times New Roman"/>
-          <w:sz w:val="20"/>
-          <w:szCs w:val="20"/>
-          <w:lang w:eastAsia="ru-RU"/>
-        </w:rPr>
-        <w:t>disp</w:t>
-      </w:r>
-      <w:proofErr w:type="spellEnd"/>
-      <w:r>
-        <w:rPr>
-          <w:rFonts w:ascii="Consolas" w:eastAsia="Times New Roman" w:hAnsi="Consolas" w:cs="Times New Roman"/>
-          <w:sz w:val="20"/>
-          <w:szCs w:val="20"/>
-          <w:lang w:eastAsia="ru-RU"/>
-        </w:rPr>
-        <w:t>(x1);</w:t>
-      </w:r>
-    </w:p>
-    <w:p>
-      <w:pPr>
-        <w:spacing w:after="0" w:line="240" w:lineRule="auto"/>
-        <w:rPr>
-          <w:rFonts w:ascii="Consolas" w:eastAsia="Times New Roman" w:hAnsi="Consolas" w:cs="Times New Roman"/>
-          <w:sz w:val="20"/>
-          <w:szCs w:val="20"/>
-          <w:lang w:eastAsia="ru-RU"/>
-        </w:rPr>
-      </w:pPr>
-      <w:proofErr w:type="spellStart"/>
-      <w:proofErr w:type="gramStart"/>
-      <w:r>
-        <w:rPr>
-          <w:rFonts w:ascii="Consolas" w:eastAsia="Times New Roman" w:hAnsi="Consolas" w:cs="Times New Roman"/>
-          <w:sz w:val="20"/>
-          <w:szCs w:val="20"/>
-          <w:lang w:eastAsia="ru-RU"/>
-        </w:rPr>
-        <w:t>fprintf</w:t>
-      </w:r>
-      <w:proofErr w:type="spellEnd"/>
-      <w:r>
-        <w:rPr>
-          <w:rFonts w:ascii="Consolas" w:eastAsia="Times New Roman" w:hAnsi="Consolas" w:cs="Times New Roman"/>
-          <w:sz w:val="20"/>
-          <w:szCs w:val="20"/>
-          <w:lang w:eastAsia="ru-RU"/>
-        </w:rPr>
-        <w:t>(</w:t>
-      </w:r>
-      <w:proofErr w:type="gramEnd"/>
-      <w:r>
-        <w:rPr>
-          <w:rFonts w:ascii="Consolas" w:eastAsia="Times New Roman" w:hAnsi="Consolas" w:cs="Times New Roman"/>
-          <w:color w:val="A709F5"/>
-          <w:sz w:val="20"/>
-          <w:szCs w:val="20"/>
-          <w:lang w:eastAsia="ru-RU"/>
-        </w:rPr>
-        <w:t>'Число обусловленности (1-норма): %.4f\n'</w:t>
-      </w:r>
-      <w:r>
-        <w:rPr>
-          <w:rFonts w:ascii="Consolas" w:eastAsia="Times New Roman" w:hAnsi="Consolas" w:cs="Times New Roman"/>
-          <w:sz w:val="20"/>
-          <w:szCs w:val="20"/>
-          <w:lang w:eastAsia="ru-RU"/>
-        </w:rPr>
-        <w:t>, cond_A1_1);</w:t>
-      </w:r>
-    </w:p>
-    <w:p>
-      <w:pPr>
-        <w:spacing w:after="0" w:line="240" w:lineRule="auto"/>
-        <w:rPr>
-          <w:rFonts w:ascii="Consolas" w:eastAsia="Times New Roman" w:hAnsi="Consolas" w:cs="Times New Roman"/>
-          <w:sz w:val="20"/>
-          <w:szCs w:val="20"/>
-          <w:lang w:eastAsia="ru-RU"/>
-        </w:rPr>
-      </w:pPr>
-      <w:proofErr w:type="spellStart"/>
-      <w:proofErr w:type="gramStart"/>
-      <w:r>
-        <w:rPr>
-          <w:rFonts w:ascii="Consolas" w:eastAsia="Times New Roman" w:hAnsi="Consolas" w:cs="Times New Roman"/>
-          <w:sz w:val="20"/>
-          <w:szCs w:val="20"/>
-          <w:lang w:eastAsia="ru-RU"/>
-        </w:rPr>
-        <w:t>fprintf</w:t>
-      </w:r>
-      <w:proofErr w:type="spellEnd"/>
-      <w:r>
-        <w:rPr>
-          <w:rFonts w:ascii="Consolas" w:eastAsia="Times New Roman" w:hAnsi="Consolas" w:cs="Times New Roman"/>
-          <w:sz w:val="20"/>
-          <w:szCs w:val="20"/>
-          <w:lang w:eastAsia="ru-RU"/>
-        </w:rPr>
-        <w:t>(</w:t>
-      </w:r>
-      <w:proofErr w:type="gramEnd"/>
-      <w:r>
-        <w:rPr>
-          <w:rFonts w:ascii="Consolas" w:eastAsia="Times New Roman" w:hAnsi="Consolas" w:cs="Times New Roman"/>
-          <w:color w:val="A709F5"/>
-          <w:sz w:val="20"/>
-          <w:szCs w:val="20"/>
-          <w:lang w:eastAsia="ru-RU"/>
-        </w:rPr>
-        <w:t>'Число обусловленности (</w:t>
-      </w:r>
-      <w:proofErr w:type="spellStart"/>
-      <w:r>
-        <w:rPr>
-          <w:rFonts w:ascii="Consolas" w:eastAsia="Times New Roman" w:hAnsi="Consolas" w:cs="Times New Roman"/>
-          <w:color w:val="A709F5"/>
-          <w:sz w:val="20"/>
-          <w:szCs w:val="20"/>
-          <w:lang w:eastAsia="ru-RU"/>
-        </w:rPr>
-        <w:t>Inf</w:t>
-      </w:r>
-      <w:proofErr w:type="spellEnd"/>
-      <w:r>
-        <w:rPr>
-          <w:rFonts w:ascii="Consolas" w:eastAsia="Times New Roman" w:hAnsi="Consolas" w:cs="Times New Roman"/>
-          <w:color w:val="A709F5"/>
-          <w:sz w:val="20"/>
-          <w:szCs w:val="20"/>
-          <w:lang w:eastAsia="ru-RU"/>
-        </w:rPr>
-        <w:t>-норма): %.4f\n'</w:t>
-      </w:r>
-      <w:r>
-        <w:rPr>
-          <w:rFonts w:ascii="Consolas" w:eastAsia="Times New Roman" w:hAnsi="Consolas" w:cs="Times New Roman"/>
-          <w:sz w:val="20"/>
-          <w:szCs w:val="20"/>
-          <w:lang w:eastAsia="ru-RU"/>
-        </w:rPr>
-        <w:t>, cond_A1_Inf);</w:t>
-      </w:r>
-    </w:p>
-    <w:p>
-      <w:pPr>
-        <w:spacing w:after="0" w:line="240" w:lineRule="auto"/>
-        <w:rPr>
-          <w:rFonts w:ascii="Consolas" w:eastAsia="Times New Roman" w:hAnsi="Consolas" w:cs="Times New Roman"/>
-          <w:sz w:val="20"/>
-          <w:szCs w:val="20"/>
-          <w:lang w:eastAsia="ru-RU"/>
-        </w:rPr>
-      </w:pPr>
-      <w:proofErr w:type="spellStart"/>
-      <w:proofErr w:type="gramStart"/>
-      <w:r>
-        <w:rPr>
-          <w:rFonts w:ascii="Consolas" w:eastAsia="Times New Roman" w:hAnsi="Consolas" w:cs="Times New Roman"/>
-          <w:sz w:val="20"/>
-          <w:szCs w:val="20"/>
-          <w:lang w:eastAsia="ru-RU"/>
-        </w:rPr>
-        <w:t>fprintf</w:t>
-      </w:r>
-      <w:proofErr w:type="spellEnd"/>
-      <w:r>
-        <w:rPr>
-          <w:rFonts w:ascii="Consolas" w:eastAsia="Times New Roman" w:hAnsi="Consolas" w:cs="Times New Roman"/>
-          <w:sz w:val="20"/>
-          <w:szCs w:val="20"/>
-          <w:lang w:eastAsia="ru-RU"/>
-        </w:rPr>
-        <w:t>(</w:t>
-      </w:r>
-      <w:proofErr w:type="gramEnd"/>
-      <w:r>
-        <w:rPr>
-          <w:rFonts w:ascii="Consolas" w:eastAsia="Times New Roman" w:hAnsi="Consolas" w:cs="Times New Roman"/>
-          <w:color w:val="A709F5"/>
-          <w:sz w:val="20"/>
-          <w:szCs w:val="20"/>
-          <w:lang w:eastAsia="ru-RU"/>
-        </w:rPr>
-        <w:t>'Абсолютная ошибка (1-норма): %.4e\n'</w:t>
-      </w:r>
-      <w:r>
-        <w:rPr>
-          <w:rFonts w:ascii="Consolas" w:eastAsia="Times New Roman" w:hAnsi="Consolas" w:cs="Times New Roman"/>
-          <w:sz w:val="20"/>
-          <w:szCs w:val="20"/>
-          <w:lang w:eastAsia="ru-RU"/>
-        </w:rPr>
-        <w:t>, x1_abs_err1);</w:t>
-      </w:r>
-    </w:p>
-    <w:p>
-      <w:pPr>
-        <w:spacing w:after="0" w:line="240" w:lineRule="auto"/>
-        <w:rPr>
-          <w:rFonts w:ascii="Consolas" w:eastAsia="Times New Roman" w:hAnsi="Consolas" w:cs="Times New Roman"/>
-          <w:sz w:val="20"/>
-          <w:szCs w:val="20"/>
-          <w:lang w:eastAsia="ru-RU"/>
-        </w:rPr>
-      </w:pPr>
-      <w:proofErr w:type="spellStart"/>
-      <w:proofErr w:type="gramStart"/>
-      <w:r>
-        <w:rPr>
-          <w:rFonts w:ascii="Consolas" w:eastAsia="Times New Roman" w:hAnsi="Consolas" w:cs="Times New Roman"/>
-          <w:sz w:val="20"/>
-          <w:szCs w:val="20"/>
-          <w:lang w:eastAsia="ru-RU"/>
-        </w:rPr>
-        <w:t>fprintf</w:t>
-      </w:r>
-      <w:proofErr w:type="spellEnd"/>
-      <w:r>
-        <w:rPr>
-          <w:rFonts w:ascii="Consolas" w:eastAsia="Times New Roman" w:hAnsi="Consolas" w:cs="Times New Roman"/>
-          <w:sz w:val="20"/>
-          <w:szCs w:val="20"/>
-          <w:lang w:eastAsia="ru-RU"/>
-        </w:rPr>
-        <w:t>(</w:t>
-      </w:r>
-      <w:proofErr w:type="gramEnd"/>
-      <w:r>
-        <w:rPr>
-          <w:rFonts w:ascii="Consolas" w:eastAsia="Times New Roman" w:hAnsi="Consolas" w:cs="Times New Roman"/>
-          <w:color w:val="A709F5"/>
-          <w:sz w:val="20"/>
-          <w:szCs w:val="20"/>
-          <w:lang w:eastAsia="ru-RU"/>
-        </w:rPr>
-        <w:t>'Абсолютная ошибка (</w:t>
-      </w:r>
-      <w:proofErr w:type="spellStart"/>
-      <w:r>
-        <w:rPr>
-          <w:rFonts w:ascii="Consolas" w:eastAsia="Times New Roman" w:hAnsi="Consolas" w:cs="Times New Roman"/>
-          <w:color w:val="A709F5"/>
-          <w:sz w:val="20"/>
-          <w:szCs w:val="20"/>
-          <w:lang w:eastAsia="ru-RU"/>
-        </w:rPr>
-        <w:t>Inf</w:t>
-      </w:r>
-      <w:proofErr w:type="spellEnd"/>
-      <w:r>
-        <w:rPr>
-          <w:rFonts w:ascii="Consolas" w:eastAsia="Times New Roman" w:hAnsi="Consolas" w:cs="Times New Roman"/>
-          <w:color w:val="A709F5"/>
-          <w:sz w:val="20"/>
-          <w:szCs w:val="20"/>
-          <w:lang w:eastAsia="ru-RU"/>
-        </w:rPr>
-        <w:t>-норма): %.4e\n'</w:t>
-      </w:r>
-      <w:r>
-        <w:rPr>
-          <w:rFonts w:ascii="Consolas" w:eastAsia="Times New Roman" w:hAnsi="Consolas" w:cs="Times New Roman"/>
-          <w:sz w:val="20"/>
-          <w:szCs w:val="20"/>
-          <w:lang w:eastAsia="ru-RU"/>
-        </w:rPr>
-        <w:t>, x1_abs_errInf);</w:t>
-      </w:r>
-    </w:p>
-    <w:p>
-      <w:pPr>
-        <w:spacing w:after="0" w:line="240" w:lineRule="auto"/>
-        <w:rPr>
-          <w:rFonts w:ascii="Consolas" w:eastAsia="Times New Roman" w:hAnsi="Consolas" w:cs="Times New Roman"/>
-          <w:sz w:val="20"/>
-          <w:szCs w:val="20"/>
-          <w:lang w:eastAsia="ru-RU"/>
-        </w:rPr>
-      </w:pPr>
-      <w:proofErr w:type="spellStart"/>
-      <w:proofErr w:type="gramStart"/>
-      <w:r>
-        <w:rPr>
-          <w:rFonts w:ascii="Consolas" w:eastAsia="Times New Roman" w:hAnsi="Consolas" w:cs="Times New Roman"/>
-          <w:sz w:val="20"/>
-          <w:szCs w:val="20"/>
-          <w:lang w:eastAsia="ru-RU"/>
-        </w:rPr>
-        <w:t>fprintf</w:t>
-      </w:r>
-      <w:proofErr w:type="spellEnd"/>
-      <w:r>
-        <w:rPr>
-          <w:rFonts w:ascii="Consolas" w:eastAsia="Times New Roman" w:hAnsi="Consolas" w:cs="Times New Roman"/>
-          <w:sz w:val="20"/>
-          <w:szCs w:val="20"/>
-          <w:lang w:eastAsia="ru-RU"/>
-        </w:rPr>
-        <w:t>(</w:t>
-      </w:r>
-      <w:proofErr w:type="gramEnd"/>
-      <w:r>
-        <w:rPr>
-          <w:rFonts w:ascii="Consolas" w:eastAsia="Times New Roman" w:hAnsi="Consolas" w:cs="Times New Roman"/>
-          <w:color w:val="A709F5"/>
-          <w:sz w:val="20"/>
-          <w:szCs w:val="20"/>
-          <w:lang w:eastAsia="ru-RU"/>
-        </w:rPr>
-        <w:t>'Относительная ошибка (1-норма): %.4e\n'</w:t>
-      </w:r>
-      <w:r>
-        <w:rPr>
-          <w:rFonts w:ascii="Consolas" w:eastAsia="Times New Roman" w:hAnsi="Consolas" w:cs="Times New Roman"/>
-          <w:sz w:val="20"/>
-          <w:szCs w:val="20"/>
-          <w:lang w:eastAsia="ru-RU"/>
-        </w:rPr>
-        <w:t>, x1_rel_err1);</w:t>
-      </w:r>
-    </w:p>
-    <w:p>
-      <w:pPr>
-        <w:spacing w:after="0" w:line="240" w:lineRule="auto"/>
-        <w:rPr>
-          <w:rFonts w:ascii="Consolas" w:eastAsia="Times New Roman" w:hAnsi="Consolas" w:cs="Times New Roman"/>
-          <w:sz w:val="20"/>
-          <w:szCs w:val="20"/>
-          <w:lang w:eastAsia="ru-RU"/>
-        </w:rPr>
-      </w:pPr>
-      <w:proofErr w:type="spellStart"/>
-      <w:proofErr w:type="gramStart"/>
-      <w:r>
-        <w:rPr>
-          <w:rFonts w:ascii="Consolas" w:eastAsia="Times New Roman" w:hAnsi="Consolas" w:cs="Times New Roman"/>
-          <w:sz w:val="20"/>
-          <w:szCs w:val="20"/>
-          <w:lang w:eastAsia="ru-RU"/>
-        </w:rPr>
-        <w:t>fprintf</w:t>
-      </w:r>
-      <w:proofErr w:type="spellEnd"/>
-      <w:r>
-        <w:rPr>
-          <w:rFonts w:ascii="Consolas" w:eastAsia="Times New Roman" w:hAnsi="Consolas" w:cs="Times New Roman"/>
-          <w:sz w:val="20"/>
-          <w:szCs w:val="20"/>
-          <w:lang w:eastAsia="ru-RU"/>
-        </w:rPr>
-        <w:t>(</w:t>
-      </w:r>
-      <w:proofErr w:type="gramEnd"/>
-      <w:r>
-        <w:rPr>
-          <w:rFonts w:ascii="Consolas" w:eastAsia="Times New Roman" w:hAnsi="Consolas" w:cs="Times New Roman"/>
-          <w:color w:val="A709F5"/>
-          <w:sz w:val="20"/>
-          <w:szCs w:val="20"/>
-          <w:lang w:eastAsia="ru-RU"/>
-        </w:rPr>
-        <w:t>'Относительная ошибка (</w:t>
-      </w:r>
-      <w:proofErr w:type="spellStart"/>
-      <w:r>
-        <w:rPr>
-          <w:rFonts w:ascii="Consolas" w:eastAsia="Times New Roman" w:hAnsi="Consolas" w:cs="Times New Roman"/>
-          <w:color w:val="A709F5"/>
-          <w:sz w:val="20"/>
-          <w:szCs w:val="20"/>
-          <w:lang w:eastAsia="ru-RU"/>
-        </w:rPr>
-        <w:t>Inf</w:t>
-      </w:r>
-      <w:proofErr w:type="spellEnd"/>
-      <w:r>
-        <w:rPr>
-          <w:rFonts w:ascii="Consolas" w:eastAsia="Times New Roman" w:hAnsi="Consolas" w:cs="Times New Roman"/>
-          <w:color w:val="A709F5"/>
-          <w:sz w:val="20"/>
-          <w:szCs w:val="20"/>
-          <w:lang w:eastAsia="ru-RU"/>
-        </w:rPr>
-        <w:t>-норма): %.4e\n'</w:t>
-      </w:r>
-      <w:r>
-        <w:rPr>
-          <w:rFonts w:ascii="Consolas" w:eastAsia="Times New Roman" w:hAnsi="Consolas" w:cs="Times New Roman"/>
-          <w:sz w:val="20"/>
-          <w:szCs w:val="20"/>
-          <w:lang w:eastAsia="ru-RU"/>
-        </w:rPr>
-        <w:t>, x1_rel_errInf);</w:t>
-      </w:r>
-    </w:p>
-    <w:p>
-      <w:pPr>
-        <w:spacing w:after="0" w:line="240" w:lineRule="auto"/>
-        <w:rPr>
-          <w:rFonts w:ascii="Consolas" w:eastAsia="Times New Roman" w:hAnsi="Consolas" w:cs="Times New Roman"/>
-          <w:sz w:val="20"/>
-          <w:szCs w:val="20"/>
-          <w:lang w:eastAsia="ru-RU"/>
-        </w:rPr>
-      </w:pPr>
-      <w:proofErr w:type="spellStart"/>
-      <w:proofErr w:type="gramStart"/>
-      <w:r>
-        <w:rPr>
-          <w:rFonts w:ascii="Consolas" w:eastAsia="Times New Roman" w:hAnsi="Consolas" w:cs="Times New Roman"/>
-          <w:sz w:val="20"/>
-          <w:szCs w:val="20"/>
-          <w:lang w:eastAsia="ru-RU"/>
-        </w:rPr>
-        <w:t>fprintf</w:t>
-      </w:r>
-      <w:proofErr w:type="spellEnd"/>
-      <w:r>
-        <w:rPr>
-          <w:rFonts w:ascii="Consolas" w:eastAsia="Times New Roman" w:hAnsi="Consolas" w:cs="Times New Roman"/>
-          <w:sz w:val="20"/>
-          <w:szCs w:val="20"/>
-          <w:lang w:eastAsia="ru-RU"/>
-        </w:rPr>
-        <w:t>(</w:t>
-      </w:r>
-      <w:proofErr w:type="gramEnd"/>
-      <w:r>
-        <w:rPr>
-          <w:rFonts w:ascii="Consolas" w:eastAsia="Times New Roman" w:hAnsi="Consolas" w:cs="Times New Roman"/>
-          <w:color w:val="A709F5"/>
-          <w:sz w:val="20"/>
-          <w:szCs w:val="20"/>
-          <w:lang w:eastAsia="ru-RU"/>
-        </w:rPr>
-        <w:t>'Невязка (1-норма): %.4e\n'</w:t>
-      </w:r>
-      <w:r>
-        <w:rPr>
-          <w:rFonts w:ascii="Consolas" w:eastAsia="Times New Roman" w:hAnsi="Consolas" w:cs="Times New Roman"/>
-          <w:sz w:val="20"/>
-          <w:szCs w:val="20"/>
-          <w:lang w:eastAsia="ru-RU"/>
-        </w:rPr>
-        <w:t>, r1_norm1);</w:t>
-      </w:r>
-    </w:p>
-    <w:p>
-      <w:pPr>
-        <w:spacing w:after="0" w:line="240" w:lineRule="auto"/>
-        <w:rPr>
-          <w:rFonts w:ascii="Consolas" w:eastAsia="Times New Roman" w:hAnsi="Consolas" w:cs="Times New Roman"/>
-          <w:sz w:val="20"/>
-          <w:szCs w:val="20"/>
-          <w:lang w:eastAsia="ru-RU"/>
-        </w:rPr>
-      </w:pPr>
-      <w:proofErr w:type="spellStart"/>
-      <w:proofErr w:type="gramStart"/>
-      <w:r>
-        <w:rPr>
-          <w:rFonts w:ascii="Consolas" w:eastAsia="Times New Roman" w:hAnsi="Consolas" w:cs="Times New Roman"/>
-          <w:sz w:val="20"/>
-          <w:szCs w:val="20"/>
-          <w:lang w:eastAsia="ru-RU"/>
-        </w:rPr>
-        <w:t>fprintf</w:t>
-      </w:r>
-      <w:proofErr w:type="spellEnd"/>
-      <w:r>
-        <w:rPr>
-          <w:rFonts w:ascii="Consolas" w:eastAsia="Times New Roman" w:hAnsi="Consolas" w:cs="Times New Roman"/>
-          <w:sz w:val="20"/>
-          <w:szCs w:val="20"/>
-          <w:lang w:eastAsia="ru-RU"/>
-        </w:rPr>
-        <w:t>(</w:t>
-      </w:r>
-      <w:proofErr w:type="gramEnd"/>
-      <w:r>
-        <w:rPr>
-          <w:rFonts w:ascii="Consolas" w:eastAsia="Times New Roman" w:hAnsi="Consolas" w:cs="Times New Roman"/>
-          <w:color w:val="A709F5"/>
-          <w:sz w:val="20"/>
-          <w:szCs w:val="20"/>
-          <w:lang w:eastAsia="ru-RU"/>
-        </w:rPr>
-        <w:t>'Невязка (</w:t>
-      </w:r>
-      <w:proofErr w:type="spellStart"/>
-      <w:r>
-        <w:rPr>
-          <w:rFonts w:ascii="Consolas" w:eastAsia="Times New Roman" w:hAnsi="Consolas" w:cs="Times New Roman"/>
-          <w:color w:val="A709F5"/>
-          <w:sz w:val="20"/>
-          <w:szCs w:val="20"/>
-          <w:lang w:eastAsia="ru-RU"/>
-        </w:rPr>
-        <w:t>Inf</w:t>
-      </w:r>
-      <w:proofErr w:type="spellEnd"/>
-      <w:r>
-        <w:rPr>
-          <w:rFonts w:ascii="Consolas" w:eastAsia="Times New Roman" w:hAnsi="Consolas" w:cs="Times New Roman"/>
-          <w:color w:val="A709F5"/>
-          <w:sz w:val="20"/>
-          <w:szCs w:val="20"/>
-          <w:lang w:eastAsia="ru-RU"/>
-        </w:rPr>
-        <w:t>-норма): %.4e\n\n'</w:t>
-      </w:r>
-      <w:r>
-        <w:rPr>
-          <w:rFonts w:ascii="Consolas" w:eastAsia="Times New Roman" w:hAnsi="Consolas" w:cs="Times New Roman"/>
-          <w:sz w:val="20"/>
-          <w:szCs w:val="20"/>
-          <w:lang w:eastAsia="ru-RU"/>
-        </w:rPr>
-        <w:t>, r1_normInf);</w:t>
-      </w:r>
-    </w:p>
-    <w:p>
-      <w:pPr>
-        <w:spacing w:after="0" w:line="240" w:lineRule="auto"/>
-        <w:rPr>
-          <w:rFonts w:ascii="Consolas" w:eastAsia="Times New Roman" w:hAnsi="Consolas" w:cs="Times New Roman"/>
-          <w:sz w:val="20"/>
-          <w:szCs w:val="20"/>
-          <w:lang w:eastAsia="ru-RU"/>
-        </w:rPr>
-      </w:pPr>
-    </w:p>
-    <w:p>
-      <w:pPr>
-        <w:spacing w:after="0" w:line="240" w:lineRule="auto"/>
-        <w:rPr>
-          <w:rFonts w:ascii="Consolas" w:eastAsia="Times New Roman" w:hAnsi="Consolas" w:cs="Times New Roman"/>
-          <w:sz w:val="20"/>
-          <w:szCs w:val="20"/>
-          <w:lang w:eastAsia="ru-RU"/>
-        </w:rPr>
-      </w:pPr>
-      <w:r>
-        <w:rPr>
-          <w:rFonts w:ascii="Consolas" w:eastAsia="Times New Roman" w:hAnsi="Consolas" w:cs="Times New Roman"/>
-          <w:color w:val="008013"/>
-          <w:sz w:val="20"/>
-          <w:szCs w:val="20"/>
-          <w:lang w:eastAsia="ru-RU"/>
-        </w:rPr>
-        <w:t>%% Дано. Плохо обусловленная матрица</w:t>
-      </w:r>
-    </w:p>
-    <w:p>
-      <w:pPr>
-        <w:spacing w:after="0" w:line="240" w:lineRule="auto"/>
-        <w:rPr>
-          <w:rFonts w:ascii="Consolas" w:eastAsia="Times New Roman" w:hAnsi="Consolas" w:cs="Times New Roman"/>
-          <w:sz w:val="20"/>
-          <w:szCs w:val="20"/>
-          <w:lang w:eastAsia="ru-RU"/>
-        </w:rPr>
-      </w:pPr>
-    </w:p>
-    <w:p>
-      <w:pPr>
-        <w:spacing w:after="0" w:line="240" w:lineRule="auto"/>
-        <w:rPr>
-          <w:rFonts w:ascii="Consolas" w:eastAsia="Times New Roman" w:hAnsi="Consolas" w:cs="Times New Roman"/>
-          <w:sz w:val="20"/>
-          <w:szCs w:val="20"/>
-          <w:lang w:eastAsia="ru-RU"/>
-        </w:rPr>
-      </w:pPr>
-      <w:r>
-        <w:rPr>
-          <w:rFonts w:ascii="Consolas" w:eastAsia="Times New Roman" w:hAnsi="Consolas" w:cs="Times New Roman"/>
-          <w:sz w:val="20"/>
-          <w:szCs w:val="20"/>
-          <w:lang w:eastAsia="ru-RU"/>
-        </w:rPr>
-        <w:t>A2 = [</w:t>
-      </w:r>
-    </w:p>
-    <w:p>
-      <w:pPr>
-        <w:spacing w:after="0" w:line="240" w:lineRule="auto"/>
-        <w:rPr>
-          <w:rFonts w:ascii="Consolas" w:eastAsia="Times New Roman" w:hAnsi="Consolas" w:cs="Times New Roman"/>
-          <w:sz w:val="20"/>
-          <w:szCs w:val="20"/>
-          <w:lang w:eastAsia="ru-RU"/>
-        </w:rPr>
-      </w:pPr>
-      <w:r>
-        <w:rPr>
-          <w:rFonts w:ascii="Consolas" w:eastAsia="Times New Roman" w:hAnsi="Consolas" w:cs="Times New Roman"/>
-          <w:sz w:val="20"/>
-          <w:szCs w:val="20"/>
-          <w:lang w:eastAsia="ru-RU"/>
-        </w:rPr>
-        <w:t xml:space="preserve">        -558.5500      2569.1600        12.6000        55.8600</w:t>
-      </w:r>
-    </w:p>
-    <w:p>
-      <w:pPr>
-        <w:spacing w:after="0" w:line="240" w:lineRule="auto"/>
-        <w:rPr>
-          <w:rFonts w:ascii="Consolas" w:eastAsia="Times New Roman" w:hAnsi="Consolas" w:cs="Times New Roman"/>
-          <w:sz w:val="20"/>
-          <w:szCs w:val="20"/>
-          <w:lang w:eastAsia="ru-RU"/>
-        </w:rPr>
-      </w:pPr>
-      <w:r>
-        <w:rPr>
-          <w:rFonts w:ascii="Consolas" w:eastAsia="Times New Roman" w:hAnsi="Consolas" w:cs="Times New Roman"/>
-          <w:sz w:val="20"/>
-          <w:szCs w:val="20"/>
-          <w:lang w:eastAsia="ru-RU"/>
-        </w:rPr>
-        <w:t xml:space="preserve">        -139.6500       642.3400         3.1500        13.9650</w:t>
-      </w:r>
-    </w:p>
-    <w:p>
-      <w:pPr>
-        <w:spacing w:after="0" w:line="240" w:lineRule="auto"/>
-        <w:rPr>
-          <w:rFonts w:ascii="Consolas" w:eastAsia="Times New Roman" w:hAnsi="Consolas" w:cs="Times New Roman"/>
-          <w:sz w:val="20"/>
-          <w:szCs w:val="20"/>
-          <w:lang w:eastAsia="ru-RU"/>
-        </w:rPr>
-      </w:pPr>
-      <w:r>
-        <w:rPr>
-          <w:rFonts w:ascii="Consolas" w:eastAsia="Times New Roman" w:hAnsi="Consolas" w:cs="Times New Roman"/>
-          <w:sz w:val="20"/>
-          <w:szCs w:val="20"/>
-          <w:lang w:eastAsia="ru-RU"/>
-        </w:rPr>
-        <w:t xml:space="preserve">         -19.9500        91.7700         0.4000         1.9950</w:t>
-      </w:r>
-    </w:p>
-    <w:p>
-      <w:pPr>
-        <w:spacing w:after="0" w:line="240" w:lineRule="auto"/>
-        <w:rPr>
-          <w:rFonts w:ascii="Consolas" w:eastAsia="Times New Roman" w:hAnsi="Consolas" w:cs="Times New Roman"/>
-          <w:sz w:val="20"/>
-          <w:szCs w:val="20"/>
-          <w:lang w:eastAsia="ru-RU"/>
-        </w:rPr>
-      </w:pPr>
-      <w:r>
-        <w:rPr>
-          <w:rFonts w:ascii="Consolas" w:eastAsia="Times New Roman" w:hAnsi="Consolas" w:cs="Times New Roman"/>
-          <w:sz w:val="20"/>
-          <w:szCs w:val="20"/>
-          <w:lang w:eastAsia="ru-RU"/>
-        </w:rPr>
-        <w:t xml:space="preserve">         838.3900     -3855.9940       -18.9000       -83.7890</w:t>
-      </w:r>
-    </w:p>
-    <w:p>
-      <w:pPr>
-        <w:spacing w:after="0" w:line="240" w:lineRule="auto"/>
-        <w:rPr>
-          <w:rFonts w:ascii="Consolas" w:eastAsia="Times New Roman" w:hAnsi="Consolas" w:cs="Times New Roman"/>
-          <w:sz w:val="20"/>
-          <w:szCs w:val="20"/>
-          <w:lang w:eastAsia="ru-RU"/>
-        </w:rPr>
-      </w:pPr>
-      <w:r>
-        <w:rPr>
-          <w:rFonts w:ascii="Consolas" w:eastAsia="Times New Roman" w:hAnsi="Consolas" w:cs="Times New Roman"/>
-          <w:sz w:val="20"/>
-          <w:szCs w:val="20"/>
-          <w:lang w:eastAsia="ru-RU"/>
-        </w:rPr>
-        <w:t xml:space="preserve">    ];</w:t>
-      </w:r>
-    </w:p>
-    <w:p>
-      <w:pPr>
-        <w:spacing w:after="0" w:line="240" w:lineRule="auto"/>
-        <w:rPr>
-          <w:rFonts w:ascii="Consolas" w:eastAsia="Times New Roman" w:hAnsi="Consolas" w:cs="Times New Roman"/>
-          <w:sz w:val="20"/>
-          <w:szCs w:val="20"/>
-          <w:lang w:eastAsia="ru-RU"/>
-        </w:rPr>
-      </w:pPr>
-      <w:r>
-        <w:rPr>
-          <w:rFonts w:ascii="Consolas" w:eastAsia="Times New Roman" w:hAnsi="Consolas" w:cs="Times New Roman"/>
-          <w:sz w:val="20"/>
-          <w:szCs w:val="20"/>
-          <w:lang w:eastAsia="ru-RU"/>
-        </w:rPr>
-        <w:t>b2 = [127.3100; 31.8150; 2.0450; -190.3990];</w:t>
-      </w:r>
-    </w:p>
-    <w:p>
-      <w:pPr>
-        <w:spacing w:after="0" w:line="240" w:lineRule="auto"/>
-        <w:rPr>
-          <w:rFonts w:ascii="Consolas" w:eastAsia="Times New Roman" w:hAnsi="Consolas" w:cs="Times New Roman"/>
-          <w:sz w:val="20"/>
-          <w:szCs w:val="20"/>
-          <w:lang w:eastAsia="ru-RU"/>
-        </w:rPr>
-      </w:pPr>
-      <w:r>
-        <w:rPr>
-          <w:rFonts w:ascii="Consolas" w:eastAsia="Times New Roman" w:hAnsi="Consolas" w:cs="Times New Roman"/>
-          <w:sz w:val="20"/>
-          <w:szCs w:val="20"/>
-          <w:lang w:eastAsia="ru-RU"/>
-        </w:rPr>
-        <w:t xml:space="preserve">x2_exact = [1; 0; 50; 1]; </w:t>
-      </w:r>
-      <w:r>
-        <w:rPr>
-          <w:rFonts w:ascii="Consolas" w:eastAsia="Times New Roman" w:hAnsi="Consolas" w:cs="Times New Roman"/>
-          <w:color w:val="008013"/>
-          <w:sz w:val="20"/>
-          <w:szCs w:val="20"/>
-          <w:lang w:eastAsia="ru-RU"/>
-        </w:rPr>
-        <w:t>% Точные решения</w:t>
-      </w:r>
-    </w:p>
-    <w:p>
-      <w:pPr>
-        <w:spacing w:after="0" w:line="240" w:lineRule="auto"/>
-        <w:rPr>
-          <w:rFonts w:ascii="Consolas" w:eastAsia="Times New Roman" w:hAnsi="Consolas" w:cs="Times New Roman"/>
-          <w:sz w:val="20"/>
-          <w:szCs w:val="20"/>
-          <w:lang w:eastAsia="ru-RU"/>
-        </w:rPr>
-      </w:pPr>
-    </w:p>
-    <w:p>
-      <w:pPr>
-        <w:spacing w:after="0" w:line="240" w:lineRule="auto"/>
-        <w:rPr>
-          <w:rFonts w:ascii="Consolas" w:eastAsia="Times New Roman" w:hAnsi="Consolas" w:cs="Times New Roman"/>
-          <w:sz w:val="20"/>
-          <w:szCs w:val="20"/>
-          <w:lang w:eastAsia="ru-RU"/>
-        </w:rPr>
-      </w:pPr>
-      <w:r>
-        <w:rPr>
-          <w:rFonts w:ascii="Consolas" w:eastAsia="Times New Roman" w:hAnsi="Consolas" w:cs="Times New Roman"/>
-          <w:color w:val="008013"/>
-          <w:sz w:val="20"/>
-          <w:szCs w:val="20"/>
-          <w:lang w:eastAsia="ru-RU"/>
-        </w:rPr>
-        <w:t>%% Решение. Плохо обусловленная матрица</w:t>
-      </w:r>
-    </w:p>
-    <w:p>
-      <w:pPr>
-        <w:spacing w:after="0" w:line="240" w:lineRule="auto"/>
-        <w:rPr>
-          <w:rFonts w:ascii="Consolas" w:eastAsia="Times New Roman" w:hAnsi="Consolas" w:cs="Times New Roman"/>
-          <w:sz w:val="20"/>
-          <w:szCs w:val="20"/>
-          <w:lang w:eastAsia="ru-RU"/>
-        </w:rPr>
-      </w:pPr>
-      <w:r>
-        <w:rPr>
-          <w:rFonts w:ascii="Consolas" w:eastAsia="Times New Roman" w:hAnsi="Consolas" w:cs="Times New Roman"/>
-          <w:sz w:val="20"/>
-          <w:szCs w:val="20"/>
-          <w:lang w:eastAsia="ru-RU"/>
-        </w:rPr>
-        <w:t xml:space="preserve">x2 = </w:t>
-      </w:r>
-      <w:proofErr w:type="spellStart"/>
-      <w:r>
-        <w:rPr>
-          <w:rFonts w:ascii="Consolas" w:eastAsia="Times New Roman" w:hAnsi="Consolas" w:cs="Times New Roman"/>
-          <w:sz w:val="20"/>
-          <w:szCs w:val="20"/>
-          <w:lang w:eastAsia="ru-RU"/>
-        </w:rPr>
-        <w:t>gauss</w:t>
-      </w:r>
-      <w:proofErr w:type="spellEnd"/>
-      <w:r>
-        <w:rPr>
-          <w:rFonts w:ascii="Consolas" w:eastAsia="Times New Roman" w:hAnsi="Consolas" w:cs="Times New Roman"/>
-          <w:sz w:val="20"/>
-          <w:szCs w:val="20"/>
-          <w:lang w:eastAsia="ru-RU"/>
-        </w:rPr>
-        <w:t>(A</w:t>
-      </w:r>
-      <w:proofErr w:type="gramStart"/>
-      <w:r>
-        <w:rPr>
-          <w:rFonts w:ascii="Consolas" w:eastAsia="Times New Roman" w:hAnsi="Consolas" w:cs="Times New Roman"/>
-          <w:sz w:val="20"/>
-          <w:szCs w:val="20"/>
-          <w:lang w:eastAsia="ru-RU"/>
-        </w:rPr>
-        <w:t>2,b</w:t>
-      </w:r>
-      <w:proofErr w:type="gramEnd"/>
-      <w:r>
-        <w:rPr>
-          <w:rFonts w:ascii="Consolas" w:eastAsia="Times New Roman" w:hAnsi="Consolas" w:cs="Times New Roman"/>
-          <w:sz w:val="20"/>
-          <w:szCs w:val="20"/>
-          <w:lang w:eastAsia="ru-RU"/>
-        </w:rPr>
-        <w:t>2);</w:t>
-      </w:r>
-    </w:p>
-    <w:p>
-      <w:pPr>
-        <w:spacing w:after="0" w:line="240" w:lineRule="auto"/>
-        <w:rPr>
-          <w:rFonts w:ascii="Consolas" w:eastAsia="Times New Roman" w:hAnsi="Consolas" w:cs="Times New Roman"/>
-          <w:sz w:val="20"/>
-          <w:szCs w:val="20"/>
-          <w:lang w:eastAsia="ru-RU"/>
-        </w:rPr>
-      </w:pPr>
-    </w:p>
-    <w:p>
-      <w:pPr>
-        <w:spacing w:after="0" w:line="240" w:lineRule="auto"/>
-        <w:rPr>
-          <w:rFonts w:ascii="Consolas" w:eastAsia="Times New Roman" w:hAnsi="Consolas" w:cs="Times New Roman"/>
-          <w:sz w:val="20"/>
-          <w:szCs w:val="20"/>
-          <w:lang w:val="en-US" w:eastAsia="ru-RU"/>
-        </w:rPr>
-      </w:pPr>
-      <w:r>
-        <w:rPr>
-          <w:rFonts w:ascii="Consolas" w:eastAsia="Times New Roman" w:hAnsi="Consolas" w:cs="Times New Roman"/>
-          <w:sz w:val="20"/>
-          <w:szCs w:val="20"/>
-          <w:lang w:val="en-US" w:eastAsia="ru-RU"/>
-        </w:rPr>
-        <w:t xml:space="preserve">cond_A2_1 = </w:t>
-      </w:r>
-      <w:proofErr w:type="spellStart"/>
-      <w:r>
-        <w:rPr>
-          <w:rFonts w:ascii="Consolas" w:eastAsia="Times New Roman" w:hAnsi="Consolas" w:cs="Times New Roman"/>
-          <w:sz w:val="20"/>
-          <w:szCs w:val="20"/>
-          <w:lang w:val="en-US" w:eastAsia="ru-RU"/>
-        </w:rPr>
-        <w:t>cond</w:t>
-      </w:r>
-      <w:proofErr w:type="spellEnd"/>
-      <w:r>
-        <w:rPr>
-          <w:rFonts w:ascii="Consolas" w:eastAsia="Times New Roman" w:hAnsi="Consolas" w:cs="Times New Roman"/>
-          <w:sz w:val="20"/>
-          <w:szCs w:val="20"/>
-          <w:lang w:val="en-US" w:eastAsia="ru-RU"/>
-        </w:rPr>
-        <w:t>(A2,1);</w:t>
-      </w:r>
-    </w:p>
-    <w:p>
-      <w:pPr>
-        <w:spacing w:after="0" w:line="240" w:lineRule="auto"/>
-        <w:rPr>
-          <w:rFonts w:ascii="Consolas" w:eastAsia="Times New Roman" w:hAnsi="Consolas" w:cs="Times New Roman"/>
-          <w:sz w:val="20"/>
-          <w:szCs w:val="20"/>
-          <w:lang w:val="en-US" w:eastAsia="ru-RU"/>
-        </w:rPr>
-      </w:pPr>
-      <w:r>
-        <w:rPr>
-          <w:rFonts w:ascii="Consolas" w:eastAsia="Times New Roman" w:hAnsi="Consolas" w:cs="Times New Roman"/>
-          <w:sz w:val="20"/>
-          <w:szCs w:val="20"/>
-          <w:lang w:val="en-US" w:eastAsia="ru-RU"/>
-        </w:rPr>
-        <w:t xml:space="preserve">cond_A2_Inf = </w:t>
-      </w:r>
-      <w:proofErr w:type="spellStart"/>
-      <w:r>
-        <w:rPr>
-          <w:rFonts w:ascii="Consolas" w:eastAsia="Times New Roman" w:hAnsi="Consolas" w:cs="Times New Roman"/>
-          <w:sz w:val="20"/>
-          <w:szCs w:val="20"/>
-          <w:lang w:val="en-US" w:eastAsia="ru-RU"/>
-        </w:rPr>
-        <w:t>cond</w:t>
-      </w:r>
-      <w:proofErr w:type="spellEnd"/>
-      <w:r>
-        <w:rPr>
-          <w:rFonts w:ascii="Consolas" w:eastAsia="Times New Roman" w:hAnsi="Consolas" w:cs="Times New Roman"/>
-          <w:sz w:val="20"/>
-          <w:szCs w:val="20"/>
-          <w:lang w:val="en-US" w:eastAsia="ru-RU"/>
-        </w:rPr>
-        <w:t>(A2, Inf);</w:t>
-      </w:r>
-    </w:p>
-    <w:p>
-      <w:pPr>
-        <w:spacing w:after="0" w:line="240" w:lineRule="auto"/>
-        <w:rPr>
-          <w:rFonts w:ascii="Consolas" w:eastAsia="Times New Roman" w:hAnsi="Consolas" w:cs="Times New Roman"/>
-          <w:sz w:val="20"/>
-          <w:szCs w:val="20"/>
-          <w:lang w:val="en-US" w:eastAsia="ru-RU"/>
-        </w:rPr>
-      </w:pPr>
-    </w:p>
-    <w:p>
-      <w:pPr>
-        <w:spacing w:after="0" w:line="240" w:lineRule="auto"/>
-        <w:rPr>
-          <w:rFonts w:ascii="Consolas" w:eastAsia="Times New Roman" w:hAnsi="Consolas" w:cs="Times New Roman"/>
-          <w:sz w:val="20"/>
-          <w:szCs w:val="20"/>
-          <w:lang w:val="en-US" w:eastAsia="ru-RU"/>
-        </w:rPr>
-      </w:pPr>
-      <w:r>
-        <w:rPr>
-          <w:rFonts w:ascii="Consolas" w:eastAsia="Times New Roman" w:hAnsi="Consolas" w:cs="Times New Roman"/>
-          <w:sz w:val="20"/>
-          <w:szCs w:val="20"/>
-          <w:lang w:val="en-US" w:eastAsia="ru-RU"/>
-        </w:rPr>
-        <w:t>x2_abs_err1 = norm(x2 - x2_exact,1);</w:t>
-      </w:r>
-    </w:p>
-    <w:p>
-      <w:pPr>
-        <w:spacing w:after="0" w:line="240" w:lineRule="auto"/>
-        <w:rPr>
-          <w:rFonts w:ascii="Consolas" w:eastAsia="Times New Roman" w:hAnsi="Consolas" w:cs="Times New Roman"/>
-          <w:sz w:val="20"/>
-          <w:szCs w:val="20"/>
-          <w:lang w:val="en-US" w:eastAsia="ru-RU"/>
-        </w:rPr>
-      </w:pPr>
-      <w:r>
-        <w:rPr>
-          <w:rFonts w:ascii="Consolas" w:eastAsia="Times New Roman" w:hAnsi="Consolas" w:cs="Times New Roman"/>
-          <w:sz w:val="20"/>
-          <w:szCs w:val="20"/>
-          <w:lang w:val="en-US" w:eastAsia="ru-RU"/>
-        </w:rPr>
-        <w:t>x2_abs_errInf = norm(x2 - x2_exact,inf);</w:t>
-      </w:r>
-    </w:p>
-    <w:p>
-      <w:pPr>
-        <w:spacing w:after="0" w:line="240" w:lineRule="auto"/>
-        <w:rPr>
-          <w:rFonts w:ascii="Consolas" w:eastAsia="Times New Roman" w:hAnsi="Consolas" w:cs="Times New Roman"/>
-          <w:sz w:val="20"/>
-          <w:szCs w:val="20"/>
-          <w:lang w:val="en-US" w:eastAsia="ru-RU"/>
-        </w:rPr>
-      </w:pPr>
-    </w:p>
-    <w:p>
-      <w:pPr>
-        <w:spacing w:after="0" w:line="240" w:lineRule="auto"/>
-        <w:rPr>
-          <w:rFonts w:ascii="Consolas" w:eastAsia="Times New Roman" w:hAnsi="Consolas" w:cs="Times New Roman"/>
-          <w:sz w:val="20"/>
-          <w:szCs w:val="20"/>
-          <w:lang w:val="en-US" w:eastAsia="ru-RU"/>
-        </w:rPr>
-      </w:pPr>
-      <w:r>
-        <w:rPr>
-          <w:rFonts w:ascii="Consolas" w:eastAsia="Times New Roman" w:hAnsi="Consolas" w:cs="Times New Roman"/>
-          <w:sz w:val="20"/>
-          <w:szCs w:val="20"/>
-          <w:lang w:val="en-US" w:eastAsia="ru-RU"/>
-        </w:rPr>
-        <w:t>x2_rel_err1 = x2_abs_err1 / norm(x2_exact,1);</w:t>
-      </w:r>
-    </w:p>
-    <w:p>
-      <w:pPr>
-        <w:spacing w:after="0" w:line="240" w:lineRule="auto"/>
-        <w:rPr>
-          <w:rFonts w:ascii="Consolas" w:eastAsia="Times New Roman" w:hAnsi="Consolas" w:cs="Times New Roman"/>
-          <w:sz w:val="20"/>
-          <w:szCs w:val="20"/>
-          <w:lang w:val="en-US" w:eastAsia="ru-RU"/>
-        </w:rPr>
-      </w:pPr>
-      <w:r>
-        <w:rPr>
-          <w:rFonts w:ascii="Consolas" w:eastAsia="Times New Roman" w:hAnsi="Consolas" w:cs="Times New Roman"/>
-          <w:sz w:val="20"/>
-          <w:szCs w:val="20"/>
-          <w:lang w:val="en-US" w:eastAsia="ru-RU"/>
-        </w:rPr>
-        <w:t>x2_rel_errInf = x2_abs_errInf / norm(x2_exact,inf);</w:t>
-      </w:r>
-    </w:p>
-    <w:p>
-      <w:pPr>
-        <w:spacing w:after="0" w:line="240" w:lineRule="auto"/>
-        <w:rPr>
-          <w:rFonts w:ascii="Consolas" w:eastAsia="Times New Roman" w:hAnsi="Consolas" w:cs="Times New Roman"/>
-          <w:sz w:val="20"/>
-          <w:szCs w:val="20"/>
-          <w:lang w:val="en-US" w:eastAsia="ru-RU"/>
-        </w:rPr>
-      </w:pPr>
-    </w:p>
-    <w:p>
-      <w:pPr>
-        <w:spacing w:after="0" w:line="240" w:lineRule="auto"/>
-        <w:rPr>
-          <w:rFonts w:ascii="Consolas" w:eastAsia="Times New Roman" w:hAnsi="Consolas" w:cs="Times New Roman"/>
-          <w:sz w:val="20"/>
-          <w:szCs w:val="20"/>
-          <w:lang w:val="en-US" w:eastAsia="ru-RU"/>
-        </w:rPr>
-      </w:pPr>
-      <w:r>
-        <w:rPr>
-          <w:rFonts w:ascii="Consolas" w:eastAsia="Times New Roman" w:hAnsi="Consolas" w:cs="Times New Roman"/>
-          <w:sz w:val="20"/>
-          <w:szCs w:val="20"/>
-          <w:lang w:val="en-US" w:eastAsia="ru-RU"/>
-        </w:rPr>
-        <w:t>r2 = b2 - A2*x2;</w:t>
-      </w:r>
-    </w:p>
-    <w:p>
-      <w:pPr>
-        <w:spacing w:after="0" w:line="240" w:lineRule="auto"/>
-        <w:rPr>
-          <w:rFonts w:ascii="Consolas" w:eastAsia="Times New Roman" w:hAnsi="Consolas" w:cs="Times New Roman"/>
-          <w:sz w:val="20"/>
-          <w:szCs w:val="20"/>
-          <w:lang w:val="en-US" w:eastAsia="ru-RU"/>
-        </w:rPr>
-      </w:pPr>
-      <w:r>
-        <w:rPr>
-          <w:rFonts w:ascii="Consolas" w:eastAsia="Times New Roman" w:hAnsi="Consolas" w:cs="Times New Roman"/>
-          <w:sz w:val="20"/>
-          <w:szCs w:val="20"/>
-          <w:lang w:val="en-US" w:eastAsia="ru-RU"/>
-        </w:rPr>
-        <w:t>r2_norm1 = norm(r2,1);</w:t>
-      </w:r>
-    </w:p>
-    <w:p>
-      <w:pPr>
-        <w:spacing w:after="0" w:line="240" w:lineRule="auto"/>
-        <w:rPr>
-          <w:rFonts w:ascii="Consolas" w:eastAsia="Times New Roman" w:hAnsi="Consolas" w:cs="Times New Roman"/>
-          <w:sz w:val="20"/>
-          <w:szCs w:val="20"/>
-          <w:lang w:val="en-US" w:eastAsia="ru-RU"/>
-        </w:rPr>
-      </w:pPr>
-      <w:r>
-        <w:rPr>
-          <w:rFonts w:ascii="Consolas" w:eastAsia="Times New Roman" w:hAnsi="Consolas" w:cs="Times New Roman"/>
-          <w:sz w:val="20"/>
-          <w:szCs w:val="20"/>
-          <w:lang w:val="en-US" w:eastAsia="ru-RU"/>
-        </w:rPr>
-        <w:t>r2_normInf = norm(r2,inf);</w:t>
-      </w:r>
-    </w:p>
-    <w:p>
-      <w:pPr>
-        <w:spacing w:after="0" w:line="240" w:lineRule="auto"/>
-        <w:rPr>
-          <w:rFonts w:ascii="Consolas" w:eastAsia="Times New Roman" w:hAnsi="Consolas" w:cs="Times New Roman"/>
-          <w:sz w:val="20"/>
-          <w:szCs w:val="20"/>
-          <w:lang w:val="en-US" w:eastAsia="ru-RU"/>
-        </w:rPr>
-      </w:pPr>
-    </w:p>
-    <w:p>
-      <w:pPr>
-        <w:spacing w:after="0" w:line="240" w:lineRule="auto"/>
-        <w:rPr>
-          <w:rFonts w:ascii="Consolas" w:eastAsia="Times New Roman" w:hAnsi="Consolas" w:cs="Times New Roman"/>
-          <w:sz w:val="20"/>
-          <w:szCs w:val="20"/>
-          <w:lang w:eastAsia="ru-RU"/>
-        </w:rPr>
-      </w:pPr>
-      <w:r>
-        <w:rPr>
-          <w:rFonts w:ascii="Consolas" w:eastAsia="Times New Roman" w:hAnsi="Consolas" w:cs="Times New Roman"/>
-          <w:color w:val="008013"/>
-          <w:sz w:val="20"/>
-          <w:szCs w:val="20"/>
-          <w:lang w:eastAsia="ru-RU"/>
-        </w:rPr>
-        <w:t>%% Вывод результатов для плохо обусловленной матрицы</w:t>
-      </w:r>
-    </w:p>
-    <w:p>
-      <w:pPr>
-        <w:spacing w:after="0" w:line="240" w:lineRule="auto"/>
-        <w:rPr>
-          <w:rFonts w:ascii="Consolas" w:eastAsia="Times New Roman" w:hAnsi="Consolas" w:cs="Times New Roman"/>
-          <w:sz w:val="20"/>
-          <w:szCs w:val="20"/>
-          <w:lang w:eastAsia="ru-RU"/>
-        </w:rPr>
-      </w:pPr>
-      <w:proofErr w:type="spellStart"/>
-      <w:proofErr w:type="gramStart"/>
-      <w:r>
-        <w:rPr>
-          <w:rFonts w:ascii="Consolas" w:eastAsia="Times New Roman" w:hAnsi="Consolas" w:cs="Times New Roman"/>
-          <w:sz w:val="20"/>
-          <w:szCs w:val="20"/>
-          <w:lang w:eastAsia="ru-RU"/>
-        </w:rPr>
-        <w:t>fprintf</w:t>
-      </w:r>
-      <w:proofErr w:type="spellEnd"/>
-      <w:r>
-        <w:rPr>
-          <w:rFonts w:ascii="Consolas" w:eastAsia="Times New Roman" w:hAnsi="Consolas" w:cs="Times New Roman"/>
-          <w:sz w:val="20"/>
-          <w:szCs w:val="20"/>
-          <w:lang w:eastAsia="ru-RU"/>
-        </w:rPr>
-        <w:t>(</w:t>
-      </w:r>
-      <w:proofErr w:type="gramEnd"/>
-      <w:r>
-        <w:rPr>
-          <w:rFonts w:ascii="Consolas" w:eastAsia="Times New Roman" w:hAnsi="Consolas" w:cs="Times New Roman"/>
-          <w:color w:val="A709F5"/>
-          <w:sz w:val="20"/>
-          <w:szCs w:val="20"/>
-          <w:lang w:eastAsia="ru-RU"/>
-        </w:rPr>
-        <w:t>'Плохо обусловленная матрица\n'</w:t>
-      </w:r>
-      <w:r>
-        <w:rPr>
-          <w:rFonts w:ascii="Consolas" w:eastAsia="Times New Roman" w:hAnsi="Consolas" w:cs="Times New Roman"/>
-          <w:sz w:val="20"/>
-          <w:szCs w:val="20"/>
-          <w:lang w:eastAsia="ru-RU"/>
-        </w:rPr>
-        <w:t>);</w:t>
-      </w:r>
-    </w:p>
-    <w:p>
-      <w:pPr>
-        <w:spacing w:after="0" w:line="240" w:lineRule="auto"/>
-        <w:rPr>
-          <w:rFonts w:ascii="Consolas" w:eastAsia="Times New Roman" w:hAnsi="Consolas" w:cs="Times New Roman"/>
-          <w:sz w:val="20"/>
-          <w:szCs w:val="20"/>
-          <w:lang w:val="en-US" w:eastAsia="ru-RU"/>
-        </w:rPr>
-      </w:pPr>
-      <w:proofErr w:type="spellStart"/>
-      <w:proofErr w:type="gramStart"/>
-      <w:r>
-        <w:rPr>
-          <w:rFonts w:ascii="Consolas" w:eastAsia="Times New Roman" w:hAnsi="Consolas" w:cs="Times New Roman"/>
-          <w:sz w:val="20"/>
-          <w:szCs w:val="20"/>
-          <w:lang w:val="en-US" w:eastAsia="ru-RU"/>
-        </w:rPr>
-        <w:t>fprintf</w:t>
-      </w:r>
-      <w:proofErr w:type="spellEnd"/>
-      <w:r>
-        <w:rPr>
-          <w:rFonts w:ascii="Consolas" w:eastAsia="Times New Roman" w:hAnsi="Consolas" w:cs="Times New Roman"/>
-          <w:sz w:val="20"/>
-          <w:szCs w:val="20"/>
-          <w:lang w:val="en-US" w:eastAsia="ru-RU"/>
-        </w:rPr>
-        <w:t>(</w:t>
-      </w:r>
-      <w:proofErr w:type="gramEnd"/>
-      <w:r>
-        <w:rPr>
-          <w:rFonts w:ascii="Consolas" w:eastAsia="Times New Roman" w:hAnsi="Consolas" w:cs="Times New Roman"/>
-          <w:color w:val="A709F5"/>
-          <w:sz w:val="20"/>
-          <w:szCs w:val="20"/>
-          <w:lang w:val="en-US" w:eastAsia="ru-RU"/>
-        </w:rPr>
-        <w:t>'</w:t>
-      </w:r>
-      <w:r>
-        <w:rPr>
-          <w:rFonts w:ascii="Consolas" w:eastAsia="Times New Roman" w:hAnsi="Consolas" w:cs="Times New Roman"/>
-          <w:color w:val="A709F5"/>
-          <w:sz w:val="20"/>
-          <w:szCs w:val="20"/>
-          <w:lang w:eastAsia="ru-RU"/>
-        </w:rPr>
-        <w:t>Решение</w:t>
-      </w:r>
-      <w:r>
-        <w:rPr>
-          <w:rFonts w:ascii="Consolas" w:eastAsia="Times New Roman" w:hAnsi="Consolas" w:cs="Times New Roman"/>
-          <w:color w:val="A709F5"/>
-          <w:sz w:val="20"/>
-          <w:szCs w:val="20"/>
-          <w:lang w:val="en-US" w:eastAsia="ru-RU"/>
-        </w:rPr>
-        <w:t xml:space="preserve"> x:\n'</w:t>
-      </w:r>
-      <w:r>
-        <w:rPr>
-          <w:rFonts w:ascii="Consolas" w:eastAsia="Times New Roman" w:hAnsi="Consolas" w:cs="Times New Roman"/>
-          <w:sz w:val="20"/>
-          <w:szCs w:val="20"/>
-          <w:lang w:val="en-US" w:eastAsia="ru-RU"/>
-        </w:rPr>
-        <w:t>);</w:t>
-      </w:r>
-    </w:p>
-    <w:p>
-      <w:pPr>
-        <w:spacing w:after="0" w:line="240" w:lineRule="auto"/>
-        <w:rPr>
-          <w:rFonts w:ascii="Consolas" w:eastAsia="Times New Roman" w:hAnsi="Consolas" w:cs="Times New Roman"/>
-          <w:sz w:val="20"/>
-          <w:szCs w:val="20"/>
-          <w:lang w:val="en-US" w:eastAsia="ru-RU"/>
-        </w:rPr>
-      </w:pPr>
-      <w:r>
-        <w:rPr>
-          <w:rFonts w:ascii="Consolas" w:eastAsia="Times New Roman" w:hAnsi="Consolas" w:cs="Times New Roman"/>
-          <w:sz w:val="20"/>
-          <w:szCs w:val="20"/>
-          <w:lang w:val="en-US" w:eastAsia="ru-RU"/>
-        </w:rPr>
-        <w:t xml:space="preserve">format </w:t>
-      </w:r>
-      <w:r>
-        <w:rPr>
-          <w:rFonts w:ascii="Consolas" w:eastAsia="Times New Roman" w:hAnsi="Consolas" w:cs="Times New Roman"/>
-          <w:color w:val="A709F5"/>
-          <w:sz w:val="20"/>
-          <w:szCs w:val="20"/>
-          <w:lang w:val="en-US" w:eastAsia="ru-RU"/>
-        </w:rPr>
-        <w:t>short</w:t>
-      </w:r>
-    </w:p>
-    <w:p>
-      <w:pPr>
-        <w:spacing w:after="0" w:line="240" w:lineRule="auto"/>
-        <w:rPr>
-          <w:rFonts w:ascii="Consolas" w:eastAsia="Times New Roman" w:hAnsi="Consolas" w:cs="Times New Roman"/>
-          <w:sz w:val="20"/>
-          <w:szCs w:val="20"/>
-          <w:lang w:eastAsia="ru-RU"/>
-        </w:rPr>
-      </w:pPr>
-      <w:proofErr w:type="spellStart"/>
-      <w:r>
-        <w:rPr>
-          <w:rFonts w:ascii="Consolas" w:eastAsia="Times New Roman" w:hAnsi="Consolas" w:cs="Times New Roman"/>
-          <w:sz w:val="20"/>
-          <w:szCs w:val="20"/>
-          <w:lang w:eastAsia="ru-RU"/>
-        </w:rPr>
-        <w:t>disp</w:t>
-      </w:r>
-      <w:proofErr w:type="spellEnd"/>
-      <w:r>
-        <w:rPr>
-          <w:rFonts w:ascii="Consolas" w:eastAsia="Times New Roman" w:hAnsi="Consolas" w:cs="Times New Roman"/>
-          <w:sz w:val="20"/>
-          <w:szCs w:val="20"/>
-          <w:lang w:eastAsia="ru-RU"/>
-        </w:rPr>
-        <w:t>(x2);</w:t>
-      </w:r>
-    </w:p>
-    <w:p>
-      <w:pPr>
-        <w:spacing w:after="0" w:line="240" w:lineRule="auto"/>
-        <w:rPr>
-          <w:rFonts w:ascii="Consolas" w:eastAsia="Times New Roman" w:hAnsi="Consolas" w:cs="Times New Roman"/>
-          <w:sz w:val="20"/>
-          <w:szCs w:val="20"/>
-          <w:lang w:eastAsia="ru-RU"/>
-        </w:rPr>
-      </w:pPr>
-      <w:proofErr w:type="spellStart"/>
-      <w:proofErr w:type="gramStart"/>
-      <w:r>
-        <w:rPr>
-          <w:rFonts w:ascii="Consolas" w:eastAsia="Times New Roman" w:hAnsi="Consolas" w:cs="Times New Roman"/>
-          <w:sz w:val="20"/>
-          <w:szCs w:val="20"/>
-          <w:lang w:eastAsia="ru-RU"/>
-        </w:rPr>
-        <w:t>fprintf</w:t>
-      </w:r>
-      <w:proofErr w:type="spellEnd"/>
-      <w:r>
-        <w:rPr>
-          <w:rFonts w:ascii="Consolas" w:eastAsia="Times New Roman" w:hAnsi="Consolas" w:cs="Times New Roman"/>
-          <w:sz w:val="20"/>
-          <w:szCs w:val="20"/>
-          <w:lang w:eastAsia="ru-RU"/>
-        </w:rPr>
-        <w:t>(</w:t>
-      </w:r>
-      <w:proofErr w:type="gramEnd"/>
-      <w:r>
-        <w:rPr>
-          <w:rFonts w:ascii="Consolas" w:eastAsia="Times New Roman" w:hAnsi="Consolas" w:cs="Times New Roman"/>
-          <w:color w:val="A709F5"/>
-          <w:sz w:val="20"/>
-          <w:szCs w:val="20"/>
-          <w:lang w:eastAsia="ru-RU"/>
-        </w:rPr>
-        <w:t>'Число обусловленности (1-норма): %.4e\n'</w:t>
-      </w:r>
-      <w:r>
-        <w:rPr>
-          <w:rFonts w:ascii="Consolas" w:eastAsia="Times New Roman" w:hAnsi="Consolas" w:cs="Times New Roman"/>
-          <w:sz w:val="20"/>
-          <w:szCs w:val="20"/>
-          <w:lang w:eastAsia="ru-RU"/>
-        </w:rPr>
-        <w:t>, cond_A2_1);</w:t>
-      </w:r>
-    </w:p>
-    <w:p>
-      <w:pPr>
-        <w:spacing w:after="0" w:line="240" w:lineRule="auto"/>
-        <w:rPr>
-          <w:rFonts w:ascii="Consolas" w:eastAsia="Times New Roman" w:hAnsi="Consolas" w:cs="Times New Roman"/>
-          <w:sz w:val="20"/>
-          <w:szCs w:val="20"/>
-          <w:lang w:eastAsia="ru-RU"/>
-        </w:rPr>
-      </w:pPr>
-      <w:proofErr w:type="spellStart"/>
-      <w:proofErr w:type="gramStart"/>
-      <w:r>
-        <w:rPr>
-          <w:rFonts w:ascii="Consolas" w:eastAsia="Times New Roman" w:hAnsi="Consolas" w:cs="Times New Roman"/>
-          <w:sz w:val="20"/>
-          <w:szCs w:val="20"/>
-          <w:lang w:eastAsia="ru-RU"/>
-        </w:rPr>
-        <w:t>fprintf</w:t>
-      </w:r>
-      <w:proofErr w:type="spellEnd"/>
-      <w:r>
-        <w:rPr>
-          <w:rFonts w:ascii="Consolas" w:eastAsia="Times New Roman" w:hAnsi="Consolas" w:cs="Times New Roman"/>
-          <w:sz w:val="20"/>
-          <w:szCs w:val="20"/>
-          <w:lang w:eastAsia="ru-RU"/>
-        </w:rPr>
-        <w:t>(</w:t>
-      </w:r>
-      <w:proofErr w:type="gramEnd"/>
-      <w:r>
-        <w:rPr>
-          <w:rFonts w:ascii="Consolas" w:eastAsia="Times New Roman" w:hAnsi="Consolas" w:cs="Times New Roman"/>
-          <w:color w:val="A709F5"/>
-          <w:sz w:val="20"/>
-          <w:szCs w:val="20"/>
-          <w:lang w:eastAsia="ru-RU"/>
-        </w:rPr>
-        <w:t>'Число обусловленности (</w:t>
-      </w:r>
-      <w:proofErr w:type="spellStart"/>
-      <w:r>
-        <w:rPr>
-          <w:rFonts w:ascii="Consolas" w:eastAsia="Times New Roman" w:hAnsi="Consolas" w:cs="Times New Roman"/>
-          <w:color w:val="A709F5"/>
-          <w:sz w:val="20"/>
-          <w:szCs w:val="20"/>
-          <w:lang w:eastAsia="ru-RU"/>
-        </w:rPr>
-        <w:t>Inf</w:t>
-      </w:r>
-      <w:proofErr w:type="spellEnd"/>
-      <w:r>
-        <w:rPr>
-          <w:rFonts w:ascii="Consolas" w:eastAsia="Times New Roman" w:hAnsi="Consolas" w:cs="Times New Roman"/>
-          <w:color w:val="A709F5"/>
-          <w:sz w:val="20"/>
-          <w:szCs w:val="20"/>
-          <w:lang w:eastAsia="ru-RU"/>
-        </w:rPr>
-        <w:t>-норма): %.4e\n'</w:t>
-      </w:r>
-      <w:r>
-        <w:rPr>
-          <w:rFonts w:ascii="Consolas" w:eastAsia="Times New Roman" w:hAnsi="Consolas" w:cs="Times New Roman"/>
-          <w:sz w:val="20"/>
-          <w:szCs w:val="20"/>
-          <w:lang w:eastAsia="ru-RU"/>
-        </w:rPr>
-        <w:t>, cond_A2_Inf);</w:t>
-      </w:r>
-    </w:p>
-    <w:p>
-      <w:pPr>
-        <w:spacing w:after="0" w:line="240" w:lineRule="auto"/>
-        <w:rPr>
-          <w:rFonts w:ascii="Consolas" w:eastAsia="Times New Roman" w:hAnsi="Consolas" w:cs="Times New Roman"/>
-          <w:sz w:val="20"/>
-          <w:szCs w:val="20"/>
-          <w:lang w:eastAsia="ru-RU"/>
-        </w:rPr>
-      </w:pPr>
-      <w:proofErr w:type="spellStart"/>
-      <w:proofErr w:type="gramStart"/>
-      <w:r>
-        <w:rPr>
-          <w:rFonts w:ascii="Consolas" w:eastAsia="Times New Roman" w:hAnsi="Consolas" w:cs="Times New Roman"/>
-          <w:sz w:val="20"/>
-          <w:szCs w:val="20"/>
-          <w:lang w:eastAsia="ru-RU"/>
-        </w:rPr>
-        <w:t>fprintf</w:t>
-      </w:r>
-      <w:proofErr w:type="spellEnd"/>
-      <w:r>
-        <w:rPr>
-          <w:rFonts w:ascii="Consolas" w:eastAsia="Times New Roman" w:hAnsi="Consolas" w:cs="Times New Roman"/>
-          <w:sz w:val="20"/>
-          <w:szCs w:val="20"/>
-          <w:lang w:eastAsia="ru-RU"/>
-        </w:rPr>
-        <w:t>(</w:t>
-      </w:r>
-      <w:proofErr w:type="gramEnd"/>
-      <w:r>
-        <w:rPr>
-          <w:rFonts w:ascii="Consolas" w:eastAsia="Times New Roman" w:hAnsi="Consolas" w:cs="Times New Roman"/>
-          <w:color w:val="A709F5"/>
-          <w:sz w:val="20"/>
-          <w:szCs w:val="20"/>
-          <w:lang w:eastAsia="ru-RU"/>
-        </w:rPr>
-        <w:t>'Абсолютная ошибка (1-норма): %.4e\n'</w:t>
-      </w:r>
-      <w:r>
-        <w:rPr>
-          <w:rFonts w:ascii="Consolas" w:eastAsia="Times New Roman" w:hAnsi="Consolas" w:cs="Times New Roman"/>
-          <w:sz w:val="20"/>
-          <w:szCs w:val="20"/>
-          <w:lang w:eastAsia="ru-RU"/>
-        </w:rPr>
-        <w:t>, x2_abs_err1);</w:t>
-      </w:r>
-    </w:p>
-    <w:p>
-      <w:pPr>
-        <w:spacing w:after="0" w:line="240" w:lineRule="auto"/>
-        <w:rPr>
-          <w:rFonts w:ascii="Consolas" w:eastAsia="Times New Roman" w:hAnsi="Consolas" w:cs="Times New Roman"/>
-          <w:sz w:val="20"/>
-          <w:szCs w:val="20"/>
-          <w:lang w:eastAsia="ru-RU"/>
-        </w:rPr>
-      </w:pPr>
-      <w:proofErr w:type="spellStart"/>
-      <w:proofErr w:type="gramStart"/>
-      <w:r>
-        <w:rPr>
-          <w:rFonts w:ascii="Consolas" w:eastAsia="Times New Roman" w:hAnsi="Consolas" w:cs="Times New Roman"/>
-          <w:sz w:val="20"/>
-          <w:szCs w:val="20"/>
-          <w:lang w:eastAsia="ru-RU"/>
-        </w:rPr>
-        <w:t>fprintf</w:t>
-      </w:r>
-      <w:proofErr w:type="spellEnd"/>
-      <w:r>
-        <w:rPr>
-          <w:rFonts w:ascii="Consolas" w:eastAsia="Times New Roman" w:hAnsi="Consolas" w:cs="Times New Roman"/>
-          <w:sz w:val="20"/>
-          <w:szCs w:val="20"/>
-          <w:lang w:eastAsia="ru-RU"/>
-        </w:rPr>
-        <w:t>(</w:t>
-      </w:r>
-      <w:proofErr w:type="gramEnd"/>
-      <w:r>
-        <w:rPr>
-          <w:rFonts w:ascii="Consolas" w:eastAsia="Times New Roman" w:hAnsi="Consolas" w:cs="Times New Roman"/>
-          <w:color w:val="A709F5"/>
-          <w:sz w:val="20"/>
-          <w:szCs w:val="20"/>
-          <w:lang w:eastAsia="ru-RU"/>
-        </w:rPr>
-        <w:t>'Абсолютная ошибка (</w:t>
-      </w:r>
-      <w:proofErr w:type="spellStart"/>
-      <w:r>
-        <w:rPr>
-          <w:rFonts w:ascii="Consolas" w:eastAsia="Times New Roman" w:hAnsi="Consolas" w:cs="Times New Roman"/>
-          <w:color w:val="A709F5"/>
-          <w:sz w:val="20"/>
-          <w:szCs w:val="20"/>
-          <w:lang w:eastAsia="ru-RU"/>
-        </w:rPr>
-        <w:t>Inf</w:t>
-      </w:r>
-      <w:proofErr w:type="spellEnd"/>
-      <w:r>
-        <w:rPr>
-          <w:rFonts w:ascii="Consolas" w:eastAsia="Times New Roman" w:hAnsi="Consolas" w:cs="Times New Roman"/>
-          <w:color w:val="A709F5"/>
-          <w:sz w:val="20"/>
-          <w:szCs w:val="20"/>
-          <w:lang w:eastAsia="ru-RU"/>
-        </w:rPr>
-        <w:t>-норма): %.4e\n'</w:t>
-      </w:r>
-      <w:r>
-        <w:rPr>
-          <w:rFonts w:ascii="Consolas" w:eastAsia="Times New Roman" w:hAnsi="Consolas" w:cs="Times New Roman"/>
-          <w:sz w:val="20"/>
-          <w:szCs w:val="20"/>
-          <w:lang w:eastAsia="ru-RU"/>
-        </w:rPr>
-        <w:t>, x2_abs_errInf);</w:t>
-      </w:r>
-    </w:p>
-    <w:p>
-      <w:pPr>
-        <w:spacing w:after="0" w:line="240" w:lineRule="auto"/>
-        <w:rPr>
-          <w:rFonts w:ascii="Consolas" w:eastAsia="Times New Roman" w:hAnsi="Consolas" w:cs="Times New Roman"/>
-          <w:sz w:val="20"/>
-          <w:szCs w:val="20"/>
-          <w:lang w:eastAsia="ru-RU"/>
-        </w:rPr>
-      </w:pPr>
-      <w:proofErr w:type="spellStart"/>
-      <w:proofErr w:type="gramStart"/>
-      <w:r>
-        <w:rPr>
-          <w:rFonts w:ascii="Consolas" w:eastAsia="Times New Roman" w:hAnsi="Consolas" w:cs="Times New Roman"/>
-          <w:sz w:val="20"/>
-          <w:szCs w:val="20"/>
-          <w:lang w:eastAsia="ru-RU"/>
-        </w:rPr>
-        <w:t>fprintf</w:t>
-      </w:r>
-      <w:proofErr w:type="spellEnd"/>
-      <w:r>
-        <w:rPr>
-          <w:rFonts w:ascii="Consolas" w:eastAsia="Times New Roman" w:hAnsi="Consolas" w:cs="Times New Roman"/>
-          <w:sz w:val="20"/>
-          <w:szCs w:val="20"/>
-          <w:lang w:eastAsia="ru-RU"/>
-        </w:rPr>
-        <w:t>(</w:t>
-      </w:r>
-      <w:proofErr w:type="gramEnd"/>
-      <w:r>
-        <w:rPr>
-          <w:rFonts w:ascii="Consolas" w:eastAsia="Times New Roman" w:hAnsi="Consolas" w:cs="Times New Roman"/>
-          <w:color w:val="A709F5"/>
-          <w:sz w:val="20"/>
-          <w:szCs w:val="20"/>
-          <w:lang w:eastAsia="ru-RU"/>
-        </w:rPr>
-        <w:t>'Относительная ошибка (1-норма): %.4e\n'</w:t>
-      </w:r>
-      <w:r>
-        <w:rPr>
-          <w:rFonts w:ascii="Consolas" w:eastAsia="Times New Roman" w:hAnsi="Consolas" w:cs="Times New Roman"/>
-          <w:sz w:val="20"/>
-          <w:szCs w:val="20"/>
-          <w:lang w:eastAsia="ru-RU"/>
-        </w:rPr>
-        <w:t>, x2_rel_err1);</w:t>
-      </w:r>
-    </w:p>
-    <w:p>
-      <w:pPr>
-        <w:spacing w:after="0" w:line="240" w:lineRule="auto"/>
-        <w:rPr>
-          <w:rFonts w:ascii="Consolas" w:eastAsia="Times New Roman" w:hAnsi="Consolas" w:cs="Times New Roman"/>
-          <w:sz w:val="20"/>
-          <w:szCs w:val="20"/>
-          <w:lang w:eastAsia="ru-RU"/>
-        </w:rPr>
-      </w:pPr>
-      <w:proofErr w:type="spellStart"/>
-      <w:proofErr w:type="gramStart"/>
-      <w:r>
-        <w:rPr>
-          <w:rFonts w:ascii="Consolas" w:eastAsia="Times New Roman" w:hAnsi="Consolas" w:cs="Times New Roman"/>
-          <w:sz w:val="20"/>
-          <w:szCs w:val="20"/>
-          <w:lang w:eastAsia="ru-RU"/>
-        </w:rPr>
-        <w:t>fprintf</w:t>
-      </w:r>
-      <w:proofErr w:type="spellEnd"/>
-      <w:r>
-        <w:rPr>
-          <w:rFonts w:ascii="Consolas" w:eastAsia="Times New Roman" w:hAnsi="Consolas" w:cs="Times New Roman"/>
-          <w:sz w:val="20"/>
-          <w:szCs w:val="20"/>
-          <w:lang w:eastAsia="ru-RU"/>
-        </w:rPr>
-        <w:t>(</w:t>
-      </w:r>
-      <w:proofErr w:type="gramEnd"/>
-      <w:r>
-        <w:rPr>
-          <w:rFonts w:ascii="Consolas" w:eastAsia="Times New Roman" w:hAnsi="Consolas" w:cs="Times New Roman"/>
-          <w:color w:val="A709F5"/>
-          <w:sz w:val="20"/>
-          <w:szCs w:val="20"/>
-          <w:lang w:eastAsia="ru-RU"/>
-        </w:rPr>
-        <w:t>'Относительная ошибка (</w:t>
-      </w:r>
-      <w:proofErr w:type="spellStart"/>
-      <w:r>
-        <w:rPr>
-          <w:rFonts w:ascii="Consolas" w:eastAsia="Times New Roman" w:hAnsi="Consolas" w:cs="Times New Roman"/>
-          <w:color w:val="A709F5"/>
-          <w:sz w:val="20"/>
-          <w:szCs w:val="20"/>
-          <w:lang w:eastAsia="ru-RU"/>
-        </w:rPr>
-        <w:t>Inf</w:t>
-      </w:r>
-      <w:proofErr w:type="spellEnd"/>
-      <w:r>
-        <w:rPr>
-          <w:rFonts w:ascii="Consolas" w:eastAsia="Times New Roman" w:hAnsi="Consolas" w:cs="Times New Roman"/>
-          <w:color w:val="A709F5"/>
-          <w:sz w:val="20"/>
-          <w:szCs w:val="20"/>
-          <w:lang w:eastAsia="ru-RU"/>
-        </w:rPr>
-        <w:t>-норма): %.4e\n'</w:t>
-      </w:r>
-      <w:r>
-        <w:rPr>
-          <w:rFonts w:ascii="Consolas" w:eastAsia="Times New Roman" w:hAnsi="Consolas" w:cs="Times New Roman"/>
-          <w:sz w:val="20"/>
-          <w:szCs w:val="20"/>
-          <w:lang w:eastAsia="ru-RU"/>
-        </w:rPr>
-        <w:t>, x2_rel_errInf);</w:t>
-      </w:r>
-    </w:p>
-    <w:p>
-      <w:pPr>
-        <w:spacing w:after="0" w:line="240" w:lineRule="auto"/>
-        <w:rPr>
-          <w:rFonts w:ascii="Consolas" w:eastAsia="Times New Roman" w:hAnsi="Consolas" w:cs="Times New Roman"/>
-          <w:sz w:val="20"/>
-          <w:szCs w:val="20"/>
-          <w:lang w:eastAsia="ru-RU"/>
-        </w:rPr>
-      </w:pPr>
-      <w:proofErr w:type="spellStart"/>
-      <w:proofErr w:type="gramStart"/>
-      <w:r>
-        <w:rPr>
-          <w:rFonts w:ascii="Consolas" w:eastAsia="Times New Roman" w:hAnsi="Consolas" w:cs="Times New Roman"/>
-          <w:sz w:val="20"/>
-          <w:szCs w:val="20"/>
-          <w:lang w:eastAsia="ru-RU"/>
-        </w:rPr>
-        <w:t>fprintf</w:t>
-      </w:r>
-      <w:proofErr w:type="spellEnd"/>
-      <w:r>
-        <w:rPr>
-          <w:rFonts w:ascii="Consolas" w:eastAsia="Times New Roman" w:hAnsi="Consolas" w:cs="Times New Roman"/>
-          <w:sz w:val="20"/>
-          <w:szCs w:val="20"/>
-          <w:lang w:eastAsia="ru-RU"/>
-        </w:rPr>
-        <w:t>(</w:t>
-      </w:r>
-      <w:proofErr w:type="gramEnd"/>
-      <w:r>
-        <w:rPr>
-          <w:rFonts w:ascii="Consolas" w:eastAsia="Times New Roman" w:hAnsi="Consolas" w:cs="Times New Roman"/>
-          <w:color w:val="A709F5"/>
-          <w:sz w:val="20"/>
-          <w:szCs w:val="20"/>
-          <w:lang w:eastAsia="ru-RU"/>
-        </w:rPr>
-        <w:t>'Невязка (1-норма): %.4e\n'</w:t>
-      </w:r>
-      <w:r>
-        <w:rPr>
-          <w:rFonts w:ascii="Consolas" w:eastAsia="Times New Roman" w:hAnsi="Consolas" w:cs="Times New Roman"/>
-          <w:sz w:val="20"/>
-          <w:szCs w:val="20"/>
-          <w:lang w:eastAsia="ru-RU"/>
-        </w:rPr>
-        <w:t>, r2_norm1);</w:t>
-      </w:r>
-    </w:p>
-    <w:p>
-      <w:pPr>
-        <w:spacing w:after="0" w:line="240" w:lineRule="auto"/>
-        <w:rPr>
-          <w:rFonts w:ascii="Consolas" w:eastAsia="Times New Roman" w:hAnsi="Consolas" w:cs="Times New Roman"/>
-          <w:sz w:val="20"/>
-          <w:szCs w:val="20"/>
-          <w:lang w:eastAsia="ru-RU"/>
-        </w:rPr>
-      </w:pPr>
-      <w:proofErr w:type="spellStart"/>
-      <w:proofErr w:type="gramStart"/>
-      <w:r>
-        <w:rPr>
-          <w:rFonts w:ascii="Consolas" w:eastAsia="Times New Roman" w:hAnsi="Consolas" w:cs="Times New Roman"/>
-          <w:sz w:val="20"/>
-          <w:szCs w:val="20"/>
-          <w:lang w:eastAsia="ru-RU"/>
-        </w:rPr>
-        <w:t>fprintf</w:t>
-      </w:r>
-      <w:proofErr w:type="spellEnd"/>
-      <w:r>
-        <w:rPr>
-          <w:rFonts w:ascii="Consolas" w:eastAsia="Times New Roman" w:hAnsi="Consolas" w:cs="Times New Roman"/>
-          <w:sz w:val="20"/>
-          <w:szCs w:val="20"/>
-          <w:lang w:eastAsia="ru-RU"/>
-        </w:rPr>
-        <w:t>(</w:t>
-      </w:r>
-      <w:proofErr w:type="gramEnd"/>
-      <w:r>
-        <w:rPr>
-          <w:rFonts w:ascii="Consolas" w:eastAsia="Times New Roman" w:hAnsi="Consolas" w:cs="Times New Roman"/>
-          <w:color w:val="A709F5"/>
-          <w:sz w:val="20"/>
-          <w:szCs w:val="20"/>
-          <w:lang w:eastAsia="ru-RU"/>
-        </w:rPr>
-        <w:t>'Невязка (</w:t>
-      </w:r>
-      <w:proofErr w:type="spellStart"/>
-      <w:r>
-        <w:rPr>
-          <w:rFonts w:ascii="Consolas" w:eastAsia="Times New Roman" w:hAnsi="Consolas" w:cs="Times New Roman"/>
-          <w:color w:val="A709F5"/>
-          <w:sz w:val="20"/>
-          <w:szCs w:val="20"/>
-          <w:lang w:eastAsia="ru-RU"/>
-        </w:rPr>
-        <w:t>Inf</w:t>
-      </w:r>
-      <w:proofErr w:type="spellEnd"/>
-      <w:r>
-        <w:rPr>
-          <w:rFonts w:ascii="Consolas" w:eastAsia="Times New Roman" w:hAnsi="Consolas" w:cs="Times New Roman"/>
-          <w:color w:val="A709F5"/>
-          <w:sz w:val="20"/>
-          <w:szCs w:val="20"/>
-          <w:lang w:eastAsia="ru-RU"/>
-        </w:rPr>
-        <w:t>-норма): %.4e\n'</w:t>
-      </w:r>
-      <w:r>
-        <w:rPr>
-          <w:rFonts w:ascii="Consolas" w:eastAsia="Times New Roman" w:hAnsi="Consolas" w:cs="Times New Roman"/>
-          <w:sz w:val="20"/>
-          <w:szCs w:val="20"/>
-          <w:lang w:eastAsia="ru-RU"/>
-        </w:rPr>
-        <w:t>, r2_normInf);</w:t>
-      </w:r>
-    </w:p>
-    <w:p>
-      <w:pPr>
-        <w:spacing w:after="0" w:line="240" w:lineRule="auto"/>
-        <w:rPr>
-          <w:rFonts w:ascii="Consolas" w:eastAsia="Times New Roman" w:hAnsi="Consolas" w:cs="Times New Roman"/>
-          <w:sz w:val="20"/>
-          <w:szCs w:val="20"/>
-          <w:lang w:eastAsia="ru-RU"/>
-        </w:rPr>
-      </w:pPr>
-    </w:p>
-    <w:p>
-      <w:pPr>
-        <w:spacing w:after="0" w:line="240" w:lineRule="auto"/>
-        <w:rPr>
-          <w:rFonts w:ascii="Consolas" w:eastAsia="Times New Roman" w:hAnsi="Consolas" w:cs="Times New Roman"/>
-          <w:sz w:val="20"/>
-          <w:szCs w:val="20"/>
-          <w:lang w:val="en-US" w:eastAsia="ru-RU"/>
-        </w:rPr>
-      </w:pPr>
-      <w:r>
-        <w:rPr>
-          <w:rFonts w:ascii="Consolas" w:eastAsia="Times New Roman" w:hAnsi="Consolas" w:cs="Times New Roman"/>
-          <w:color w:val="008013"/>
-          <w:sz w:val="20"/>
-          <w:szCs w:val="20"/>
-          <w:lang w:val="en-US" w:eastAsia="ru-RU"/>
-        </w:rPr>
-        <w:t>%% functions</w:t>
-      </w:r>
+        <w:t>% обратный ход</w:t>
+      </w:r>
+    </w:p>
+    <w:p>
+      <w:pPr>
+        <w:spacing w:after="0" w:line="240" w:lineRule="auto"/>
+        <w:rPr>
+          <w:rFonts w:ascii="Consolas" w:eastAsia="Times New Roman" w:hAnsi="Consolas" w:cs="Times New Roman"/>
+          <w:sz w:val="20"/>
+          <w:szCs w:val="20"/>
+          <w:lang w:eastAsia="ru-RU"/>
+        </w:rPr>
+      </w:pPr>
+      <w:r>
+        <w:rPr>
+          <w:rFonts w:ascii="Consolas" w:eastAsia="Times New Roman" w:hAnsi="Consolas" w:cs="Times New Roman"/>
+          <w:sz w:val="20"/>
+          <w:szCs w:val="20"/>
+          <w:lang w:eastAsia="ru-RU"/>
+        </w:rPr>
+        <w:t>x = zeros(n,1);</w:t>
+      </w:r>
+    </w:p>
+    <w:p>
+      <w:pPr>
+        <w:spacing w:after="0" w:line="240" w:lineRule="auto"/>
+        <w:rPr>
+          <w:rFonts w:ascii="Consolas" w:eastAsia="Times New Roman" w:hAnsi="Consolas" w:cs="Times New Roman"/>
+          <w:sz w:val="20"/>
+          <w:szCs w:val="20"/>
+          <w:lang w:eastAsia="ru-RU"/>
+        </w:rPr>
+      </w:pPr>
     </w:p>
     <w:p>
       <w:pPr>
@@ -7613,101 +7260,48 @@
           <w:szCs w:val="20"/>
           <w:lang w:val="en-US" w:eastAsia="ru-RU"/>
         </w:rPr>
-        <w:t xml:space="preserve">function </w:t>
-      </w:r>
-      <w:r>
-        <w:rPr>
-          <w:rFonts w:ascii="Consolas" w:eastAsia="Times New Roman" w:hAnsi="Consolas" w:cs="Times New Roman"/>
-          <w:sz w:val="20"/>
-          <w:szCs w:val="20"/>
-          <w:lang w:val="en-US" w:eastAsia="ru-RU"/>
-        </w:rPr>
-        <w:t>x = gauss(A, b)</w:t>
-      </w:r>
-    </w:p>
-    <w:p>
-      <w:pPr>
-        <w:spacing w:after="0" w:line="240" w:lineRule="auto"/>
-        <w:rPr>
-          <w:rFonts w:ascii="Consolas" w:eastAsia="Times New Roman" w:hAnsi="Consolas" w:cs="Times New Roman"/>
-          <w:sz w:val="20"/>
-          <w:szCs w:val="20"/>
-          <w:lang w:val="en-US" w:eastAsia="ru-RU"/>
-        </w:rPr>
-      </w:pPr>
-    </w:p>
-    <w:p>
-      <w:pPr>
-        <w:spacing w:after="0" w:line="240" w:lineRule="auto"/>
-        <w:rPr>
-          <w:rFonts w:ascii="Consolas" w:eastAsia="Times New Roman" w:hAnsi="Consolas" w:cs="Times New Roman"/>
-          <w:sz w:val="20"/>
-          <w:szCs w:val="20"/>
-          <w:lang w:val="en-US" w:eastAsia="ru-RU"/>
-        </w:rPr>
-      </w:pPr>
-      <w:r>
-        <w:rPr>
-          <w:rFonts w:ascii="Consolas" w:eastAsia="Times New Roman" w:hAnsi="Consolas" w:cs="Times New Roman"/>
-          <w:sz w:val="20"/>
-          <w:szCs w:val="20"/>
-          <w:lang w:val="en-US" w:eastAsia="ru-RU"/>
-        </w:rPr>
-        <w:t>n = length(b);</w:t>
-      </w:r>
-    </w:p>
-    <w:p>
-      <w:pPr>
-        <w:spacing w:after="0" w:line="240" w:lineRule="auto"/>
-        <w:rPr>
-          <w:rFonts w:ascii="Consolas" w:eastAsia="Times New Roman" w:hAnsi="Consolas" w:cs="Times New Roman"/>
-          <w:sz w:val="20"/>
-          <w:szCs w:val="20"/>
-          <w:lang w:val="en-US" w:eastAsia="ru-RU"/>
-        </w:rPr>
-      </w:pPr>
-      <w:r>
-        <w:rPr>
-          <w:rFonts w:ascii="Consolas" w:eastAsia="Times New Roman" w:hAnsi="Consolas" w:cs="Times New Roman"/>
-          <w:sz w:val="20"/>
-          <w:szCs w:val="20"/>
-          <w:lang w:val="en-US" w:eastAsia="ru-RU"/>
-        </w:rPr>
-        <w:t>Ab = [A b];</w:t>
-      </w:r>
-    </w:p>
-    <w:p>
-      <w:pPr>
-        <w:spacing w:after="0" w:line="240" w:lineRule="auto"/>
-        <w:rPr>
-          <w:rFonts w:ascii="Consolas" w:eastAsia="Times New Roman" w:hAnsi="Consolas" w:cs="Times New Roman"/>
-          <w:sz w:val="20"/>
-          <w:szCs w:val="20"/>
-          <w:lang w:eastAsia="ru-RU"/>
-        </w:rPr>
-      </w:pPr>
-      <w:r>
-        <w:rPr>
-          <w:rFonts w:ascii="Consolas" w:eastAsia="Times New Roman" w:hAnsi="Consolas" w:cs="Times New Roman"/>
-          <w:color w:val="008013"/>
-          <w:sz w:val="20"/>
-          <w:szCs w:val="20"/>
-          <w:lang w:eastAsia="ru-RU"/>
-        </w:rPr>
-        <w:t>% прямой ход</w:t>
-      </w:r>
-    </w:p>
-    <w:p>
-      <w:pPr>
-        <w:spacing w:after="0" w:line="240" w:lineRule="auto"/>
-        <w:rPr>
-          <w:rFonts w:ascii="Consolas" w:eastAsia="Times New Roman" w:hAnsi="Consolas" w:cs="Times New Roman"/>
-          <w:sz w:val="20"/>
-          <w:szCs w:val="20"/>
-          <w:lang w:eastAsia="ru-RU"/>
-        </w:rPr>
-      </w:pPr>
-      <w:proofErr w:type="spellStart"/>
+        <w:t xml:space="preserve">for </w:t>
+      </w:r>
+      <w:r>
+        <w:rPr>
+          <w:rFonts w:ascii="Consolas" w:eastAsia="Times New Roman" w:hAnsi="Consolas" w:cs="Times New Roman"/>
+          <w:sz w:val="20"/>
+          <w:szCs w:val="20"/>
+          <w:lang w:val="en-US" w:eastAsia="ru-RU"/>
+        </w:rPr>
+        <w:t>i = n:-1:1</w:t>
+      </w:r>
+    </w:p>
+    <w:p>
+      <w:pPr>
+        <w:spacing w:after="0" w:line="240" w:lineRule="auto"/>
+        <w:rPr>
+          <w:rFonts w:ascii="Consolas" w:eastAsia="Times New Roman" w:hAnsi="Consolas" w:cs="Times New Roman"/>
+          <w:sz w:val="20"/>
+          <w:szCs w:val="20"/>
+          <w:lang w:val="en-US" w:eastAsia="ru-RU"/>
+        </w:rPr>
+      </w:pPr>
+      <w:r>
+        <w:rPr>
+          <w:rFonts w:ascii="Consolas" w:eastAsia="Times New Roman" w:hAnsi="Consolas" w:cs="Times New Roman"/>
+          <w:sz w:val="20"/>
+          <w:szCs w:val="20"/>
+          <w:lang w:val="en-US" w:eastAsia="ru-RU"/>
+        </w:rPr>
+        <w:t xml:space="preserve">    x(i) = Ab(i,end) - Ab(i,i+1:n) * x(i+1:n);</w:t>
+      </w:r>
+    </w:p>
+    <w:p>
+      <w:pPr>
+        <w:spacing w:after="0" w:line="240" w:lineRule="auto"/>
+        <w:rPr>
+          <w:rFonts w:ascii="Consolas" w:eastAsia="Times New Roman" w:hAnsi="Consolas" w:cs="Times New Roman"/>
+          <w:sz w:val="20"/>
+          <w:szCs w:val="20"/>
+          <w:lang w:eastAsia="ru-RU"/>
+        </w:rPr>
+      </w:pPr>
       <w:r>
         <w:rPr>
           <w:rFonts w:ascii="Consolas" w:eastAsia="Times New Roman" w:hAnsi="Consolas" w:cs="Times New Roman"/>
@@ -7716,9 +7310,30 @@
           <w:szCs w:val="20"/>
           <w:lang w:eastAsia="ru-RU"/>
         </w:rPr>
-        <w:t>for</w:t>
-      </w:r>
-      <w:proofErr w:type="spellEnd"/>
+        <w:t>end</w:t>
+      </w:r>
+    </w:p>
+    <w:p>
+      <w:pPr>
+        <w:spacing w:after="0" w:line="240" w:lineRule="auto"/>
+        <w:rPr>
+          <w:rFonts w:ascii="Consolas" w:eastAsia="Times New Roman" w:hAnsi="Consolas" w:cs="Times New Roman"/>
+          <w:sz w:val="20"/>
+          <w:szCs w:val="20"/>
+          <w:lang w:eastAsia="ru-RU"/>
+        </w:rPr>
+      </w:pPr>
+    </w:p>
+    <w:p>
+      <w:pPr>
+        <w:spacing w:after="0" w:line="240" w:lineRule="auto"/>
+        <w:rPr>
+          <w:rFonts w:ascii="Consolas" w:eastAsia="Times New Roman" w:hAnsi="Consolas" w:cs="Times New Roman"/>
+          <w:sz w:val="20"/>
+          <w:szCs w:val="20"/>
+          <w:lang w:eastAsia="ru-RU"/>
+        </w:rPr>
+      </w:pPr>
       <w:r>
         <w:rPr>
           <w:rFonts w:ascii="Consolas" w:eastAsia="Times New Roman" w:hAnsi="Consolas" w:cs="Times New Roman"/>
@@ -7727,1180 +7342,8 @@
           <w:szCs w:val="20"/>
           <w:lang w:eastAsia="ru-RU"/>
         </w:rPr>
-        <w:t xml:space="preserve"> </w:t>
-      </w:r>
-      <w:r>
-        <w:rPr>
-          <w:rFonts w:ascii="Consolas" w:eastAsia="Times New Roman" w:hAnsi="Consolas" w:cs="Times New Roman"/>
-          <w:sz w:val="20"/>
-          <w:szCs w:val="20"/>
-          <w:lang w:eastAsia="ru-RU"/>
-        </w:rPr>
-        <w:t xml:space="preserve">k = </w:t>
-      </w:r>
-      <w:proofErr w:type="gramStart"/>
-      <w:r>
-        <w:rPr>
-          <w:rFonts w:ascii="Consolas" w:eastAsia="Times New Roman" w:hAnsi="Consolas" w:cs="Times New Roman"/>
-          <w:sz w:val="20"/>
-          <w:szCs w:val="20"/>
-          <w:lang w:eastAsia="ru-RU"/>
-        </w:rPr>
-        <w:t>1:n</w:t>
-      </w:r>
-      <w:proofErr w:type="gramEnd"/>
-      <w:r>
-        <w:rPr>
-          <w:rFonts w:ascii="Consolas" w:eastAsia="Times New Roman" w:hAnsi="Consolas" w:cs="Times New Roman"/>
-          <w:sz w:val="20"/>
-          <w:szCs w:val="20"/>
-          <w:lang w:eastAsia="ru-RU"/>
-        </w:rPr>
-        <w:t>-1</w:t>
-      </w:r>
-    </w:p>
-    <w:p>
-      <w:pPr>
-        <w:spacing w:after="0" w:line="240" w:lineRule="auto"/>
-        <w:rPr>
-          <w:rFonts w:ascii="Consolas" w:eastAsia="Times New Roman" w:hAnsi="Consolas" w:cs="Times New Roman"/>
-          <w:sz w:val="20"/>
-          <w:szCs w:val="20"/>
-          <w:lang w:eastAsia="ru-RU"/>
-        </w:rPr>
-      </w:pPr>
-      <w:r>
-        <w:rPr>
-          <w:rFonts w:ascii="Consolas" w:eastAsia="Times New Roman" w:hAnsi="Consolas" w:cs="Times New Roman"/>
-          <w:sz w:val="20"/>
-          <w:szCs w:val="20"/>
-          <w:lang w:eastAsia="ru-RU"/>
-        </w:rPr>
-        <w:t xml:space="preserve">    </w:t>
-      </w:r>
-      <w:r>
-        <w:rPr>
-          <w:rFonts w:ascii="Consolas" w:eastAsia="Times New Roman" w:hAnsi="Consolas" w:cs="Times New Roman"/>
-          <w:color w:val="008013"/>
-          <w:sz w:val="20"/>
-          <w:szCs w:val="20"/>
-          <w:lang w:eastAsia="ru-RU"/>
-        </w:rPr>
-        <w:t>% поиск главного элемента, перестановка</w:t>
-      </w:r>
-    </w:p>
-    <w:p>
-      <w:pPr>
-        <w:spacing w:after="0" w:line="240" w:lineRule="auto"/>
-        <w:rPr>
-          <w:rFonts w:ascii="Consolas" w:eastAsia="Times New Roman" w:hAnsi="Consolas" w:cs="Times New Roman"/>
-          <w:sz w:val="20"/>
-          <w:szCs w:val="20"/>
-          <w:lang w:val="en-US" w:eastAsia="ru-RU"/>
-        </w:rPr>
-      </w:pPr>
-      <w:r>
-        <w:rPr>
-          <w:rFonts w:ascii="Consolas" w:eastAsia="Times New Roman" w:hAnsi="Consolas" w:cs="Times New Roman"/>
-          <w:sz w:val="20"/>
-          <w:szCs w:val="20"/>
-          <w:lang w:eastAsia="ru-RU"/>
-        </w:rPr>
-        <w:t xml:space="preserve">    </w:t>
-      </w:r>
-      <w:r>
-        <w:rPr>
-          <w:rFonts w:ascii="Consolas" w:eastAsia="Times New Roman" w:hAnsi="Consolas" w:cs="Times New Roman"/>
-          <w:sz w:val="20"/>
-          <w:szCs w:val="20"/>
-          <w:lang w:val="en-US" w:eastAsia="ru-RU"/>
-        </w:rPr>
-        <w:t>[~, m] = max(abs(Ab(k:n,k)));</w:t>
-      </w:r>
-    </w:p>
-    <w:p>
-      <w:pPr>
-        <w:spacing w:after="0" w:line="240" w:lineRule="auto"/>
-        <w:rPr>
-          <w:rFonts w:ascii="Consolas" w:eastAsia="Times New Roman" w:hAnsi="Consolas" w:cs="Times New Roman"/>
-          <w:sz w:val="20"/>
-          <w:szCs w:val="20"/>
-          <w:lang w:val="en-US" w:eastAsia="ru-RU"/>
-        </w:rPr>
-      </w:pPr>
-      <w:r>
-        <w:rPr>
-          <w:rFonts w:ascii="Consolas" w:eastAsia="Times New Roman" w:hAnsi="Consolas" w:cs="Times New Roman"/>
-          <w:sz w:val="20"/>
-          <w:szCs w:val="20"/>
-          <w:lang w:val="en-US" w:eastAsia="ru-RU"/>
-        </w:rPr>
-        <w:t xml:space="preserve">    </w:t>
-      </w:r>
-      <w:r>
-        <w:rPr>
-          <w:rFonts w:ascii="Consolas" w:eastAsia="Times New Roman" w:hAnsi="Consolas" w:cs="Times New Roman"/>
-          <w:sz w:val="20"/>
-          <w:szCs w:val="20"/>
-          <w:lang w:val="en-US" w:eastAsia="ru-RU"/>
-        </w:rPr>
-        <w:t>m = m + k - 1;</w:t>
-      </w:r>
-    </w:p>
-    <w:p>
-      <w:pPr>
-        <w:spacing w:after="0" w:line="240" w:lineRule="auto"/>
-        <w:rPr>
-          <w:rFonts w:ascii="Consolas" w:eastAsia="Times New Roman" w:hAnsi="Consolas" w:cs="Times New Roman"/>
-          <w:sz w:val="20"/>
-          <w:szCs w:val="20"/>
-          <w:lang w:val="en-US" w:eastAsia="ru-RU"/>
-        </w:rPr>
-      </w:pPr>
-    </w:p>
-    <w:p>
-      <w:pPr>
-        <w:spacing w:after="0" w:line="240" w:lineRule="auto"/>
-        <w:rPr>
-          <w:rFonts w:ascii="Consolas" w:eastAsia="Times New Roman" w:hAnsi="Consolas" w:cs="Times New Roman"/>
-          <w:sz w:val="20"/>
-          <w:szCs w:val="20"/>
-          <w:lang w:val="en-US" w:eastAsia="ru-RU"/>
-        </w:rPr>
-      </w:pPr>
-      <w:r>
-        <w:rPr>
-          <w:rFonts w:ascii="Consolas" w:eastAsia="Times New Roman" w:hAnsi="Consolas" w:cs="Times New Roman"/>
-          <w:sz w:val="20"/>
-          <w:szCs w:val="20"/>
-          <w:lang w:val="en-US" w:eastAsia="ru-RU"/>
-        </w:rPr>
-        <w:t xml:space="preserve">    </w:t>
-      </w:r>
-      <w:r>
-        <w:rPr>
-          <w:rFonts w:ascii="Consolas" w:eastAsia="Times New Roman" w:hAnsi="Consolas" w:cs="Times New Roman"/>
-          <w:color w:val="0E00FF"/>
-          <w:sz w:val="20"/>
-          <w:szCs w:val="20"/>
-          <w:lang w:val="en-US" w:eastAsia="ru-RU"/>
-        </w:rPr>
-        <w:t xml:space="preserve">if </w:t>
-      </w:r>
-      <w:r>
-        <w:rPr>
-          <w:rFonts w:ascii="Consolas" w:eastAsia="Times New Roman" w:hAnsi="Consolas" w:cs="Times New Roman"/>
-          <w:sz w:val="20"/>
-          <w:szCs w:val="20"/>
-          <w:lang w:val="en-US" w:eastAsia="ru-RU"/>
-        </w:rPr>
-        <w:t>m ~= k</w:t>
-      </w:r>
-    </w:p>
-    <w:p>
-      <w:pPr>
-        <w:spacing w:after="0" w:line="240" w:lineRule="auto"/>
-        <w:rPr>
-          <w:rFonts w:ascii="Consolas" w:eastAsia="Times New Roman" w:hAnsi="Consolas" w:cs="Times New Roman"/>
-          <w:sz w:val="20"/>
-          <w:szCs w:val="20"/>
-          <w:lang w:val="en-US" w:eastAsia="ru-RU"/>
-        </w:rPr>
-      </w:pPr>
-      <w:r>
-        <w:rPr>
-          <w:rFonts w:ascii="Consolas" w:eastAsia="Times New Roman" w:hAnsi="Consolas" w:cs="Times New Roman"/>
-          <w:sz w:val="20"/>
-          <w:szCs w:val="20"/>
-          <w:lang w:val="en-US" w:eastAsia="ru-RU"/>
-        </w:rPr>
-        <w:t xml:space="preserve">        temp = Ab(k,:);</w:t>
-      </w:r>
-    </w:p>
-    <w:p>
-      <w:pPr>
-        <w:spacing w:after="0" w:line="240" w:lineRule="auto"/>
-        <w:rPr>
-          <w:rFonts w:ascii="Consolas" w:eastAsia="Times New Roman" w:hAnsi="Consolas" w:cs="Times New Roman"/>
-          <w:sz w:val="20"/>
-          <w:szCs w:val="20"/>
-          <w:lang w:val="en-US" w:eastAsia="ru-RU"/>
-        </w:rPr>
-      </w:pPr>
-      <w:r>
-        <w:rPr>
-          <w:rFonts w:ascii="Consolas" w:eastAsia="Times New Roman" w:hAnsi="Consolas" w:cs="Times New Roman"/>
-          <w:sz w:val="20"/>
-          <w:szCs w:val="20"/>
-          <w:lang w:val="en-US" w:eastAsia="ru-RU"/>
-        </w:rPr>
-        <w:t xml:space="preserve">        Ab(k,:) = Ab(m,:);</w:t>
-      </w:r>
-    </w:p>
-    <w:p>
-      <w:pPr>
-        <w:spacing w:after="0" w:line="240" w:lineRule="auto"/>
-        <w:rPr>
-          <w:rFonts w:ascii="Consolas" w:eastAsia="Times New Roman" w:hAnsi="Consolas" w:cs="Times New Roman"/>
-          <w:sz w:val="20"/>
-          <w:szCs w:val="20"/>
-          <w:lang w:val="en-US" w:eastAsia="ru-RU"/>
-        </w:rPr>
-      </w:pPr>
-      <w:r>
-        <w:rPr>
-          <w:rFonts w:ascii="Consolas" w:eastAsia="Times New Roman" w:hAnsi="Consolas" w:cs="Times New Roman"/>
-          <w:sz w:val="20"/>
-          <w:szCs w:val="20"/>
-          <w:lang w:val="en-US" w:eastAsia="ru-RU"/>
-        </w:rPr>
-        <w:t xml:space="preserve">        Ab(m,:) = temp;</w:t>
-      </w:r>
-    </w:p>
-    <w:p>
-      <w:pPr>
-        <w:spacing w:after="0" w:line="240" w:lineRule="auto"/>
-        <w:rPr>
-          <w:rFonts w:ascii="Consolas" w:eastAsia="Times New Roman" w:hAnsi="Consolas" w:cs="Times New Roman"/>
-          <w:sz w:val="20"/>
-          <w:szCs w:val="20"/>
-          <w:lang w:eastAsia="ru-RU"/>
-        </w:rPr>
-      </w:pPr>
-      <w:r>
-        <w:rPr>
-          <w:rFonts w:ascii="Consolas" w:eastAsia="Times New Roman" w:hAnsi="Consolas" w:cs="Times New Roman"/>
-          <w:sz w:val="20"/>
-          <w:szCs w:val="20"/>
-          <w:lang w:val="en-US" w:eastAsia="ru-RU"/>
-        </w:rPr>
-        <w:t xml:space="preserve">    </w:t>
-      </w:r>
-      <w:proofErr w:type="spellStart"/>
-      <w:r>
-        <w:rPr>
-          <w:rFonts w:ascii="Consolas" w:eastAsia="Times New Roman" w:hAnsi="Consolas" w:cs="Times New Roman"/>
-          <w:color w:val="0E00FF"/>
-          <w:sz w:val="20"/>
-          <w:szCs w:val="20"/>
-          <w:lang w:eastAsia="ru-RU"/>
-        </w:rPr>
         <w:t>end</w:t>
       </w:r>
-      <w:proofErr w:type="spellEnd"/>
-    </w:p>
-    <w:p>
-      <w:pPr>
-        <w:spacing w:after="0" w:line="240" w:lineRule="auto"/>
-        <w:rPr>
-          <w:rFonts w:ascii="Consolas" w:eastAsia="Times New Roman" w:hAnsi="Consolas" w:cs="Times New Roman"/>
-          <w:sz w:val="20"/>
-          <w:szCs w:val="20"/>
-          <w:lang w:val="en-US" w:eastAsia="ru-RU"/>
-        </w:rPr>
-      </w:pPr>
-      <w:r>
-        <w:rPr>
-          <w:rFonts w:ascii="Consolas" w:eastAsia="Times New Roman" w:hAnsi="Consolas" w:cs="Times New Roman"/>
-          <w:sz w:val="20"/>
-          <w:szCs w:val="20"/>
-          <w:lang w:eastAsia="ru-RU"/>
-        </w:rPr>
-        <w:t xml:space="preserve">    </w:t>
-      </w:r>
-      <w:r>
-        <w:rPr>
-          <w:rFonts w:ascii="Consolas" w:eastAsia="Times New Roman" w:hAnsi="Consolas" w:cs="Times New Roman"/>
-          <w:color w:val="008013"/>
-          <w:sz w:val="20"/>
-          <w:szCs w:val="20"/>
-          <w:lang w:val="en-US" w:eastAsia="ru-RU"/>
-        </w:rPr>
-        <w:t xml:space="preserve">% </w:t>
-      </w:r>
-      <w:r>
-        <w:rPr>
-          <w:rFonts w:ascii="Consolas" w:eastAsia="Times New Roman" w:hAnsi="Consolas" w:cs="Times New Roman"/>
-          <w:color w:val="008013"/>
-          <w:sz w:val="20"/>
-          <w:szCs w:val="20"/>
-          <w:lang w:eastAsia="ru-RU"/>
-        </w:rPr>
-        <w:t>нормирование</w:t>
-      </w:r>
-    </w:p>
-    <w:p>
-      <w:pPr>
-        <w:spacing w:after="0" w:line="240" w:lineRule="auto"/>
-        <w:rPr>
-          <w:rFonts w:ascii="Consolas" w:eastAsia="Times New Roman" w:hAnsi="Consolas" w:cs="Times New Roman"/>
-          <w:sz w:val="20"/>
-          <w:szCs w:val="20"/>
-          <w:lang w:val="en-US" w:eastAsia="ru-RU"/>
-        </w:rPr>
-      </w:pPr>
-      <w:r>
-        <w:rPr>
-          <w:rFonts w:ascii="Consolas" w:eastAsia="Times New Roman" w:hAnsi="Consolas" w:cs="Times New Roman"/>
-          <w:sz w:val="20"/>
-          <w:szCs w:val="20"/>
-          <w:lang w:val="en-US" w:eastAsia="ru-RU"/>
-        </w:rPr>
-        <w:t xml:space="preserve">    Ab(</w:t>
-      </w:r>
-      <w:proofErr w:type="spellStart"/>
-      <w:r>
-        <w:rPr>
-          <w:rFonts w:ascii="Consolas" w:eastAsia="Times New Roman" w:hAnsi="Consolas" w:cs="Times New Roman"/>
-          <w:sz w:val="20"/>
-          <w:szCs w:val="20"/>
-          <w:lang w:val="en-US" w:eastAsia="ru-RU"/>
-        </w:rPr>
-        <w:t>k,k:end</w:t>
-      </w:r>
-      <w:proofErr w:type="spellEnd"/>
-      <w:r>
-        <w:rPr>
-          <w:rFonts w:ascii="Consolas" w:eastAsia="Times New Roman" w:hAnsi="Consolas" w:cs="Times New Roman"/>
-          <w:sz w:val="20"/>
-          <w:szCs w:val="20"/>
-          <w:lang w:val="en-US" w:eastAsia="ru-RU"/>
-        </w:rPr>
-        <w:t>) = Ab(</w:t>
-      </w:r>
-      <w:proofErr w:type="spellStart"/>
-      <w:r>
-        <w:rPr>
-          <w:rFonts w:ascii="Consolas" w:eastAsia="Times New Roman" w:hAnsi="Consolas" w:cs="Times New Roman"/>
-          <w:sz w:val="20"/>
-          <w:szCs w:val="20"/>
-          <w:lang w:val="en-US" w:eastAsia="ru-RU"/>
-        </w:rPr>
-        <w:t>k,k:end</w:t>
-      </w:r>
-      <w:proofErr w:type="spellEnd"/>
-      <w:r>
-        <w:rPr>
-          <w:rFonts w:ascii="Consolas" w:eastAsia="Times New Roman" w:hAnsi="Consolas" w:cs="Times New Roman"/>
-          <w:sz w:val="20"/>
-          <w:szCs w:val="20"/>
-          <w:lang w:val="en-US" w:eastAsia="ru-RU"/>
-        </w:rPr>
-        <w:t>) / Ab(</w:t>
-      </w:r>
-      <w:proofErr w:type="spellStart"/>
-      <w:r>
-        <w:rPr>
-          <w:rFonts w:ascii="Consolas" w:eastAsia="Times New Roman" w:hAnsi="Consolas" w:cs="Times New Roman"/>
-          <w:sz w:val="20"/>
-          <w:szCs w:val="20"/>
-          <w:lang w:val="en-US" w:eastAsia="ru-RU"/>
-        </w:rPr>
-        <w:t>k,k</w:t>
-      </w:r>
-      <w:proofErr w:type="spellEnd"/>
-      <w:r>
-        <w:rPr>
-          <w:rFonts w:ascii="Consolas" w:eastAsia="Times New Roman" w:hAnsi="Consolas" w:cs="Times New Roman"/>
-          <w:sz w:val="20"/>
-          <w:szCs w:val="20"/>
-          <w:lang w:val="en-US" w:eastAsia="ru-RU"/>
-        </w:rPr>
-        <w:t>);</w:t>
-      </w:r>
-    </w:p>
-    <w:p>
-      <w:pPr>
-        <w:spacing w:after="0" w:line="240" w:lineRule="auto"/>
-        <w:rPr>
-          <w:rFonts w:ascii="Consolas" w:eastAsia="Times New Roman" w:hAnsi="Consolas" w:cs="Times New Roman"/>
-          <w:sz w:val="20"/>
-          <w:szCs w:val="20"/>
-          <w:lang w:val="en-US" w:eastAsia="ru-RU"/>
-        </w:rPr>
-      </w:pPr>
-      <w:r>
-        <w:rPr>
-          <w:rFonts w:ascii="Consolas" w:eastAsia="Times New Roman" w:hAnsi="Consolas" w:cs="Times New Roman"/>
-          <w:sz w:val="20"/>
-          <w:szCs w:val="20"/>
-          <w:lang w:val="en-US" w:eastAsia="ru-RU"/>
-        </w:rPr>
-        <w:t xml:space="preserve">    </w:t>
-      </w:r>
-      <w:r>
-        <w:rPr>
-          <w:rFonts w:ascii="Consolas" w:eastAsia="Times New Roman" w:hAnsi="Consolas" w:cs="Times New Roman"/>
-          <w:color w:val="008013"/>
-          <w:sz w:val="20"/>
-          <w:szCs w:val="20"/>
-          <w:lang w:val="en-US" w:eastAsia="ru-RU"/>
-        </w:rPr>
-        <w:t xml:space="preserve">% </w:t>
-      </w:r>
-      <w:r>
-        <w:rPr>
-          <w:rFonts w:ascii="Consolas" w:eastAsia="Times New Roman" w:hAnsi="Consolas" w:cs="Times New Roman"/>
-          <w:color w:val="008013"/>
-          <w:sz w:val="20"/>
-          <w:szCs w:val="20"/>
-          <w:lang w:eastAsia="ru-RU"/>
-        </w:rPr>
-        <w:t>вычитание</w:t>
-      </w:r>
-    </w:p>
-    <w:p>
-      <w:pPr>
-        <w:spacing w:after="0" w:line="240" w:lineRule="auto"/>
-        <w:rPr>
-          <w:rFonts w:ascii="Consolas" w:eastAsia="Times New Roman" w:hAnsi="Consolas" w:cs="Times New Roman"/>
-          <w:sz w:val="20"/>
-          <w:szCs w:val="20"/>
-          <w:lang w:val="en-US" w:eastAsia="ru-RU"/>
-        </w:rPr>
-      </w:pPr>
-      <w:r>
-        <w:rPr>
-          <w:rFonts w:ascii="Consolas" w:eastAsia="Times New Roman" w:hAnsi="Consolas" w:cs="Times New Roman"/>
-          <w:sz w:val="20"/>
-          <w:szCs w:val="20"/>
-          <w:lang w:val="en-US" w:eastAsia="ru-RU"/>
-        </w:rPr>
-        <w:t xml:space="preserve">    </w:t>
-      </w:r>
-      <w:r>
-        <w:rPr>
-          <w:rFonts w:ascii="Consolas" w:eastAsia="Times New Roman" w:hAnsi="Consolas" w:cs="Times New Roman"/>
-          <w:color w:val="0E00FF"/>
-          <w:sz w:val="20"/>
-          <w:szCs w:val="20"/>
-          <w:lang w:val="en-US" w:eastAsia="ru-RU"/>
-        </w:rPr>
-        <w:t xml:space="preserve">for </w:t>
-      </w:r>
-      <w:proofErr w:type="spellStart"/>
-      <w:r>
-        <w:rPr>
-          <w:rFonts w:ascii="Consolas" w:eastAsia="Times New Roman" w:hAnsi="Consolas" w:cs="Times New Roman"/>
-          <w:sz w:val="20"/>
-          <w:szCs w:val="20"/>
-          <w:lang w:val="en-US" w:eastAsia="ru-RU"/>
-        </w:rPr>
-        <w:t>i</w:t>
-      </w:r>
-      <w:proofErr w:type="spellEnd"/>
-      <w:r>
-        <w:rPr>
-          <w:rFonts w:ascii="Consolas" w:eastAsia="Times New Roman" w:hAnsi="Consolas" w:cs="Times New Roman"/>
-          <w:sz w:val="20"/>
-          <w:szCs w:val="20"/>
-          <w:lang w:val="en-US" w:eastAsia="ru-RU"/>
-        </w:rPr>
-        <w:t xml:space="preserve"> = k+1:n</w:t>
-      </w:r>
-    </w:p>
-    <w:p>
-      <w:pPr>
-        <w:spacing w:after="0" w:line="240" w:lineRule="auto"/>
-        <w:rPr>
-          <w:rFonts w:ascii="Consolas" w:eastAsia="Times New Roman" w:hAnsi="Consolas" w:cs="Times New Roman"/>
-          <w:sz w:val="20"/>
-          <w:szCs w:val="20"/>
-          <w:lang w:val="en-US" w:eastAsia="ru-RU"/>
-        </w:rPr>
-      </w:pPr>
-      <w:r>
-        <w:rPr>
-          <w:rFonts w:ascii="Consolas" w:eastAsia="Times New Roman" w:hAnsi="Consolas" w:cs="Times New Roman"/>
-          <w:sz w:val="20"/>
-          <w:szCs w:val="20"/>
-          <w:lang w:val="en-US" w:eastAsia="ru-RU"/>
-        </w:rPr>
-        <w:t xml:space="preserve">        Ab(</w:t>
-      </w:r>
-      <w:proofErr w:type="spellStart"/>
-      <w:r>
-        <w:rPr>
-          <w:rFonts w:ascii="Consolas" w:eastAsia="Times New Roman" w:hAnsi="Consolas" w:cs="Times New Roman"/>
-          <w:sz w:val="20"/>
-          <w:szCs w:val="20"/>
-          <w:lang w:val="en-US" w:eastAsia="ru-RU"/>
-        </w:rPr>
-        <w:t>i,k:end</w:t>
-      </w:r>
-      <w:proofErr w:type="spellEnd"/>
-      <w:r>
-        <w:rPr>
-          <w:rFonts w:ascii="Consolas" w:eastAsia="Times New Roman" w:hAnsi="Consolas" w:cs="Times New Roman"/>
-          <w:sz w:val="20"/>
-          <w:szCs w:val="20"/>
-          <w:lang w:val="en-US" w:eastAsia="ru-RU"/>
-        </w:rPr>
-        <w:t>) = Ab(</w:t>
-      </w:r>
-      <w:proofErr w:type="spellStart"/>
-      <w:r>
-        <w:rPr>
-          <w:rFonts w:ascii="Consolas" w:eastAsia="Times New Roman" w:hAnsi="Consolas" w:cs="Times New Roman"/>
-          <w:sz w:val="20"/>
-          <w:szCs w:val="20"/>
-          <w:lang w:val="en-US" w:eastAsia="ru-RU"/>
-        </w:rPr>
-        <w:t>i,k:end</w:t>
-      </w:r>
-      <w:proofErr w:type="spellEnd"/>
-      <w:r>
-        <w:rPr>
-          <w:rFonts w:ascii="Consolas" w:eastAsia="Times New Roman" w:hAnsi="Consolas" w:cs="Times New Roman"/>
-          <w:sz w:val="20"/>
-          <w:szCs w:val="20"/>
-          <w:lang w:val="en-US" w:eastAsia="ru-RU"/>
-        </w:rPr>
-        <w:t>) - Ab(</w:t>
-      </w:r>
-      <w:proofErr w:type="spellStart"/>
-      <w:r>
-        <w:rPr>
-          <w:rFonts w:ascii="Consolas" w:eastAsia="Times New Roman" w:hAnsi="Consolas" w:cs="Times New Roman"/>
-          <w:sz w:val="20"/>
-          <w:szCs w:val="20"/>
-          <w:lang w:val="en-US" w:eastAsia="ru-RU"/>
-        </w:rPr>
-        <w:t>k,k:end</w:t>
-      </w:r>
-      <w:proofErr w:type="spellEnd"/>
-      <w:r>
-        <w:rPr>
-          <w:rFonts w:ascii="Consolas" w:eastAsia="Times New Roman" w:hAnsi="Consolas" w:cs="Times New Roman"/>
-          <w:sz w:val="20"/>
-          <w:szCs w:val="20"/>
-          <w:lang w:val="en-US" w:eastAsia="ru-RU"/>
-        </w:rPr>
-        <w:t>) * Ab(</w:t>
-      </w:r>
-      <w:proofErr w:type="spellStart"/>
-      <w:r>
-        <w:rPr>
-          <w:rFonts w:ascii="Consolas" w:eastAsia="Times New Roman" w:hAnsi="Consolas" w:cs="Times New Roman"/>
-          <w:sz w:val="20"/>
-          <w:szCs w:val="20"/>
-          <w:lang w:val="en-US" w:eastAsia="ru-RU"/>
-        </w:rPr>
-        <w:t>i,k</w:t>
-      </w:r>
-      <w:proofErr w:type="spellEnd"/>
-      <w:r>
-        <w:rPr>
-          <w:rFonts w:ascii="Consolas" w:eastAsia="Times New Roman" w:hAnsi="Consolas" w:cs="Times New Roman"/>
-          <w:sz w:val="20"/>
-          <w:szCs w:val="20"/>
-          <w:lang w:val="en-US" w:eastAsia="ru-RU"/>
-        </w:rPr>
-        <w:t>);</w:t>
-      </w:r>
-    </w:p>
-    <w:p>
-      <w:pPr>
-        <w:spacing w:after="0" w:line="240" w:lineRule="auto"/>
-        <w:rPr>
-          <w:rFonts w:ascii="Consolas" w:eastAsia="Times New Roman" w:hAnsi="Consolas" w:cs="Times New Roman"/>
-          <w:sz w:val="20"/>
-          <w:szCs w:val="20"/>
-          <w:lang w:val="en-US" w:eastAsia="ru-RU"/>
-        </w:rPr>
-      </w:pPr>
-      <w:r>
-        <w:rPr>
-          <w:rFonts w:ascii="Consolas" w:eastAsia="Times New Roman" w:hAnsi="Consolas" w:cs="Times New Roman"/>
-          <w:sz w:val="20"/>
-          <w:szCs w:val="20"/>
-          <w:lang w:val="en-US" w:eastAsia="ru-RU"/>
-        </w:rPr>
-        <w:t xml:space="preserve">    </w:t>
-      </w:r>
-      <w:r>
-        <w:rPr>
-          <w:rFonts w:ascii="Consolas" w:eastAsia="Times New Roman" w:hAnsi="Consolas" w:cs="Times New Roman"/>
-          <w:color w:val="0E00FF"/>
-          <w:sz w:val="20"/>
-          <w:szCs w:val="20"/>
-          <w:lang w:val="en-US" w:eastAsia="ru-RU"/>
-        </w:rPr>
-        <w:t>end</w:t>
-      </w:r>
-    </w:p>
-    <w:p>
-      <w:pPr>
-        <w:spacing w:after="0" w:line="240" w:lineRule="auto"/>
-        <w:rPr>
-          <w:rFonts w:ascii="Consolas" w:eastAsia="Times New Roman" w:hAnsi="Consolas" w:cs="Times New Roman"/>
-          <w:sz w:val="20"/>
-          <w:szCs w:val="20"/>
-          <w:lang w:eastAsia="ru-RU"/>
-        </w:rPr>
-      </w:pPr>
-      <w:proofErr w:type="spellStart"/>
-      <w:proofErr w:type="gramStart"/>
-      <w:r>
-        <w:rPr>
-          <w:rFonts w:ascii="Consolas" w:eastAsia="Times New Roman" w:hAnsi="Consolas" w:cs="Times New Roman"/>
-          <w:sz w:val="20"/>
-          <w:szCs w:val="20"/>
-          <w:lang w:val="en-US" w:eastAsia="ru-RU"/>
-        </w:rPr>
-        <w:t>fprintf</w:t>
-      </w:r>
-      <w:proofErr w:type="spellEnd"/>
-      <w:r>
-        <w:rPr>
-          <w:rFonts w:ascii="Consolas" w:eastAsia="Times New Roman" w:hAnsi="Consolas" w:cs="Times New Roman"/>
-          <w:sz w:val="20"/>
-          <w:szCs w:val="20"/>
-          <w:lang w:eastAsia="ru-RU"/>
-        </w:rPr>
-        <w:t>(</w:t>
-      </w:r>
-      <w:proofErr w:type="gramEnd"/>
-      <w:r>
-        <w:rPr>
-          <w:rFonts w:ascii="Consolas" w:eastAsia="Times New Roman" w:hAnsi="Consolas" w:cs="Times New Roman"/>
-          <w:color w:val="A709F5"/>
-          <w:sz w:val="20"/>
-          <w:szCs w:val="20"/>
-          <w:lang w:eastAsia="ru-RU"/>
-        </w:rPr>
-        <w:t>'</w:t>
-      </w:r>
-      <w:r>
-        <w:rPr>
-          <w:rFonts w:ascii="Consolas" w:eastAsia="Times New Roman" w:hAnsi="Consolas" w:cs="Times New Roman"/>
-          <w:color w:val="A709F5"/>
-          <w:sz w:val="20"/>
-          <w:szCs w:val="20"/>
-          <w:lang w:eastAsia="ru-RU"/>
-        </w:rPr>
-        <w:t>Вид</w:t>
-      </w:r>
-      <w:r>
-        <w:rPr>
-          <w:rFonts w:ascii="Consolas" w:eastAsia="Times New Roman" w:hAnsi="Consolas" w:cs="Times New Roman"/>
-          <w:color w:val="A709F5"/>
-          <w:sz w:val="20"/>
-          <w:szCs w:val="20"/>
-          <w:lang w:eastAsia="ru-RU"/>
-        </w:rPr>
-        <w:t xml:space="preserve"> </w:t>
-      </w:r>
-      <w:r>
-        <w:rPr>
-          <w:rFonts w:ascii="Consolas" w:eastAsia="Times New Roman" w:hAnsi="Consolas" w:cs="Times New Roman"/>
-          <w:color w:val="A709F5"/>
-          <w:sz w:val="20"/>
-          <w:szCs w:val="20"/>
-          <w:lang w:eastAsia="ru-RU"/>
-        </w:rPr>
-        <w:t>матрицы</w:t>
-      </w:r>
-      <w:r>
-        <w:rPr>
-          <w:rFonts w:ascii="Consolas" w:eastAsia="Times New Roman" w:hAnsi="Consolas" w:cs="Times New Roman"/>
-          <w:color w:val="A709F5"/>
-          <w:sz w:val="20"/>
-          <w:szCs w:val="20"/>
-          <w:lang w:eastAsia="ru-RU"/>
-        </w:rPr>
-        <w:t xml:space="preserve"> </w:t>
-      </w:r>
-      <w:r>
-        <w:rPr>
-          <w:rFonts w:ascii="Consolas" w:eastAsia="Times New Roman" w:hAnsi="Consolas" w:cs="Times New Roman"/>
-          <w:color w:val="A709F5"/>
-          <w:sz w:val="20"/>
-          <w:szCs w:val="20"/>
-          <w:lang w:eastAsia="ru-RU"/>
-        </w:rPr>
-        <w:t>после</w:t>
-      </w:r>
-      <w:r>
-        <w:rPr>
-          <w:rFonts w:ascii="Consolas" w:eastAsia="Times New Roman" w:hAnsi="Consolas" w:cs="Times New Roman"/>
-          <w:color w:val="A709F5"/>
-          <w:sz w:val="20"/>
-          <w:szCs w:val="20"/>
-          <w:lang w:eastAsia="ru-RU"/>
-        </w:rPr>
-        <w:t xml:space="preserve"> </w:t>
-      </w:r>
-      <w:r>
-        <w:rPr>
-          <w:rFonts w:ascii="Consolas" w:eastAsia="Times New Roman" w:hAnsi="Consolas" w:cs="Times New Roman"/>
-          <w:color w:val="A709F5"/>
-          <w:sz w:val="20"/>
-          <w:szCs w:val="20"/>
-          <w:lang w:eastAsia="ru-RU"/>
-        </w:rPr>
-        <w:t>шага</w:t>
-      </w:r>
-      <w:r>
-        <w:rPr>
-          <w:rFonts w:ascii="Consolas" w:eastAsia="Times New Roman" w:hAnsi="Consolas" w:cs="Times New Roman"/>
-          <w:color w:val="A709F5"/>
-          <w:sz w:val="20"/>
-          <w:szCs w:val="20"/>
-          <w:lang w:eastAsia="ru-RU"/>
-        </w:rPr>
-        <w:t xml:space="preserve"> '</w:t>
-      </w:r>
-      <w:r>
-        <w:rPr>
-          <w:rFonts w:ascii="Consolas" w:eastAsia="Times New Roman" w:hAnsi="Consolas" w:cs="Times New Roman"/>
-          <w:sz w:val="20"/>
-          <w:szCs w:val="20"/>
-          <w:lang w:eastAsia="ru-RU"/>
-        </w:rPr>
-        <w:t xml:space="preserve">); </w:t>
-      </w:r>
-      <w:proofErr w:type="spellStart"/>
-      <w:r>
-        <w:rPr>
-          <w:rFonts w:ascii="Consolas" w:eastAsia="Times New Roman" w:hAnsi="Consolas" w:cs="Times New Roman"/>
-          <w:sz w:val="20"/>
-          <w:szCs w:val="20"/>
-          <w:lang w:val="en-US" w:eastAsia="ru-RU"/>
-        </w:rPr>
-        <w:t>disp</w:t>
-      </w:r>
-      <w:proofErr w:type="spellEnd"/>
-      <w:r>
-        <w:rPr>
-          <w:rFonts w:ascii="Consolas" w:eastAsia="Times New Roman" w:hAnsi="Consolas" w:cs="Times New Roman"/>
-          <w:sz w:val="20"/>
-          <w:szCs w:val="20"/>
-          <w:lang w:eastAsia="ru-RU"/>
-        </w:rPr>
-        <w:t>(</w:t>
-      </w:r>
-      <w:r>
-        <w:rPr>
-          <w:rFonts w:ascii="Consolas" w:eastAsia="Times New Roman" w:hAnsi="Consolas" w:cs="Times New Roman"/>
-          <w:sz w:val="20"/>
-          <w:szCs w:val="20"/>
-          <w:lang w:val="en-US" w:eastAsia="ru-RU"/>
-        </w:rPr>
-        <w:t>k</w:t>
-      </w:r>
-      <w:r>
-        <w:rPr>
-          <w:rFonts w:ascii="Consolas" w:eastAsia="Times New Roman" w:hAnsi="Consolas" w:cs="Times New Roman"/>
-          <w:sz w:val="20"/>
-          <w:szCs w:val="20"/>
-          <w:lang w:eastAsia="ru-RU"/>
-        </w:rPr>
-        <w:t>);</w:t>
-      </w:r>
-    </w:p>
-    <w:p>
-      <w:pPr>
-        <w:spacing w:after="0" w:line="240" w:lineRule="auto"/>
-        <w:rPr>
-          <w:rFonts w:ascii="Consolas" w:eastAsia="Times New Roman" w:hAnsi="Consolas" w:cs="Times New Roman"/>
-          <w:sz w:val="20"/>
-          <w:szCs w:val="20"/>
-          <w:lang w:val="en-US" w:eastAsia="ru-RU"/>
-        </w:rPr>
-      </w:pPr>
-      <w:r>
-        <w:rPr>
-          <w:rFonts w:ascii="Consolas" w:eastAsia="Times New Roman" w:hAnsi="Consolas" w:cs="Times New Roman"/>
-          <w:sz w:val="20"/>
-          <w:szCs w:val="20"/>
-          <w:lang w:val="en-US" w:eastAsia="ru-RU"/>
-        </w:rPr>
-        <w:t xml:space="preserve">format </w:t>
-      </w:r>
-      <w:r>
-        <w:rPr>
-          <w:rFonts w:ascii="Consolas" w:eastAsia="Times New Roman" w:hAnsi="Consolas" w:cs="Times New Roman"/>
-          <w:color w:val="A709F5"/>
-          <w:sz w:val="20"/>
-          <w:szCs w:val="20"/>
-          <w:lang w:val="en-US" w:eastAsia="ru-RU"/>
-        </w:rPr>
-        <w:t>long</w:t>
-      </w:r>
-    </w:p>
-    <w:p>
-      <w:pPr>
-        <w:spacing w:after="0" w:line="240" w:lineRule="auto"/>
-        <w:rPr>
-          <w:rFonts w:ascii="Consolas" w:eastAsia="Times New Roman" w:hAnsi="Consolas" w:cs="Times New Roman"/>
-          <w:sz w:val="20"/>
-          <w:szCs w:val="20"/>
-          <w:lang w:val="en-US" w:eastAsia="ru-RU"/>
-        </w:rPr>
-      </w:pPr>
-      <w:proofErr w:type="spellStart"/>
-      <w:r>
-        <w:rPr>
-          <w:rFonts w:ascii="Consolas" w:eastAsia="Times New Roman" w:hAnsi="Consolas" w:cs="Times New Roman"/>
-          <w:sz w:val="20"/>
-          <w:szCs w:val="20"/>
-          <w:lang w:val="en-US" w:eastAsia="ru-RU"/>
-        </w:rPr>
-        <w:t>disp</w:t>
-      </w:r>
-      <w:proofErr w:type="spellEnd"/>
-      <w:r>
-        <w:rPr>
-          <w:rFonts w:ascii="Consolas" w:eastAsia="Times New Roman" w:hAnsi="Consolas" w:cs="Times New Roman"/>
-          <w:sz w:val="20"/>
-          <w:szCs w:val="20"/>
-          <w:lang w:val="en-US" w:eastAsia="ru-RU"/>
-        </w:rPr>
-        <w:t>(Ab);</w:t>
-      </w:r>
-    </w:p>
-    <w:p>
-      <w:pPr>
-        <w:spacing w:after="0" w:line="240" w:lineRule="auto"/>
-        <w:rPr>
-          <w:rFonts w:ascii="Consolas" w:eastAsia="Times New Roman" w:hAnsi="Consolas" w:cs="Times New Roman"/>
-          <w:sz w:val="20"/>
-          <w:szCs w:val="20"/>
-          <w:lang w:val="en-US" w:eastAsia="ru-RU"/>
-        </w:rPr>
-      </w:pPr>
-      <w:r>
-        <w:rPr>
-          <w:rFonts w:ascii="Consolas" w:eastAsia="Times New Roman" w:hAnsi="Consolas" w:cs="Times New Roman"/>
-          <w:color w:val="0E00FF"/>
-          <w:sz w:val="20"/>
-          <w:szCs w:val="20"/>
-          <w:lang w:val="en-US" w:eastAsia="ru-RU"/>
-        </w:rPr>
-        <w:t>end</w:t>
-      </w:r>
-    </w:p>
-    <w:p>
-      <w:pPr>
-        <w:spacing w:after="0" w:line="240" w:lineRule="auto"/>
-        <w:rPr>
-          <w:rFonts w:ascii="Consolas" w:eastAsia="Times New Roman" w:hAnsi="Consolas" w:cs="Times New Roman"/>
-          <w:sz w:val="20"/>
-          <w:szCs w:val="20"/>
-          <w:lang w:val="en-US" w:eastAsia="ru-RU"/>
-        </w:rPr>
-      </w:pPr>
-    </w:p>
-    <w:p>
-      <w:pPr>
-        <w:spacing w:after="0" w:line="240" w:lineRule="auto"/>
-        <w:rPr>
-          <w:rFonts w:ascii="Consolas" w:eastAsia="Times New Roman" w:hAnsi="Consolas" w:cs="Times New Roman"/>
-          <w:sz w:val="20"/>
-          <w:szCs w:val="20"/>
-          <w:lang w:val="en-US" w:eastAsia="ru-RU"/>
-        </w:rPr>
-      </w:pPr>
-      <w:r>
-        <w:rPr>
-          <w:rFonts w:ascii="Consolas" w:eastAsia="Times New Roman" w:hAnsi="Consolas" w:cs="Times New Roman"/>
-          <w:sz w:val="20"/>
-          <w:szCs w:val="20"/>
-          <w:lang w:val="en-US" w:eastAsia="ru-RU"/>
-        </w:rPr>
-        <w:t>Ab(</w:t>
-      </w:r>
-      <w:proofErr w:type="spellStart"/>
-      <w:r>
-        <w:rPr>
-          <w:rFonts w:ascii="Consolas" w:eastAsia="Times New Roman" w:hAnsi="Consolas" w:cs="Times New Roman"/>
-          <w:sz w:val="20"/>
-          <w:szCs w:val="20"/>
-          <w:lang w:val="en-US" w:eastAsia="ru-RU"/>
-        </w:rPr>
-        <w:t>n,n:end</w:t>
-      </w:r>
-      <w:proofErr w:type="spellEnd"/>
-      <w:r>
-        <w:rPr>
-          <w:rFonts w:ascii="Consolas" w:eastAsia="Times New Roman" w:hAnsi="Consolas" w:cs="Times New Roman"/>
-          <w:sz w:val="20"/>
-          <w:szCs w:val="20"/>
-          <w:lang w:val="en-US" w:eastAsia="ru-RU"/>
-        </w:rPr>
-        <w:t>) = Ab(</w:t>
-      </w:r>
-      <w:proofErr w:type="spellStart"/>
-      <w:r>
-        <w:rPr>
-          <w:rFonts w:ascii="Consolas" w:eastAsia="Times New Roman" w:hAnsi="Consolas" w:cs="Times New Roman"/>
-          <w:sz w:val="20"/>
-          <w:szCs w:val="20"/>
-          <w:lang w:val="en-US" w:eastAsia="ru-RU"/>
-        </w:rPr>
-        <w:t>n,n:end</w:t>
-      </w:r>
-      <w:proofErr w:type="spellEnd"/>
-      <w:r>
-        <w:rPr>
-          <w:rFonts w:ascii="Consolas" w:eastAsia="Times New Roman" w:hAnsi="Consolas" w:cs="Times New Roman"/>
-          <w:sz w:val="20"/>
-          <w:szCs w:val="20"/>
-          <w:lang w:val="en-US" w:eastAsia="ru-RU"/>
-        </w:rPr>
-        <w:t>) / Ab(</w:t>
-      </w:r>
-      <w:proofErr w:type="spellStart"/>
-      <w:r>
-        <w:rPr>
-          <w:rFonts w:ascii="Consolas" w:eastAsia="Times New Roman" w:hAnsi="Consolas" w:cs="Times New Roman"/>
-          <w:sz w:val="20"/>
-          <w:szCs w:val="20"/>
-          <w:lang w:val="en-US" w:eastAsia="ru-RU"/>
-        </w:rPr>
-        <w:t>n,n</w:t>
-      </w:r>
-      <w:proofErr w:type="spellEnd"/>
-      <w:r>
-        <w:rPr>
-          <w:rFonts w:ascii="Consolas" w:eastAsia="Times New Roman" w:hAnsi="Consolas" w:cs="Times New Roman"/>
-          <w:sz w:val="20"/>
-          <w:szCs w:val="20"/>
-          <w:lang w:val="en-US" w:eastAsia="ru-RU"/>
-        </w:rPr>
-        <w:t>);</w:t>
-      </w:r>
-    </w:p>
-    <w:p>
-      <w:pPr>
-        <w:spacing w:after="0" w:line="240" w:lineRule="auto"/>
-        <w:rPr>
-          <w:rFonts w:ascii="Consolas" w:eastAsia="Times New Roman" w:hAnsi="Consolas" w:cs="Times New Roman"/>
-          <w:sz w:val="20"/>
-          <w:szCs w:val="20"/>
-          <w:lang w:eastAsia="ru-RU"/>
-        </w:rPr>
-      </w:pPr>
-      <w:r>
-        <w:rPr>
-          <w:rFonts w:ascii="Consolas" w:eastAsia="Times New Roman" w:hAnsi="Consolas" w:cs="Times New Roman"/>
-          <w:color w:val="008013"/>
-          <w:sz w:val="20"/>
-          <w:szCs w:val="20"/>
-          <w:lang w:eastAsia="ru-RU"/>
-        </w:rPr>
-        <w:t>% обратный ход</w:t>
-      </w:r>
-    </w:p>
-    <w:p>
-      <w:pPr>
-        <w:spacing w:after="0" w:line="240" w:lineRule="auto"/>
-        <w:rPr>
-          <w:rFonts w:ascii="Consolas" w:eastAsia="Times New Roman" w:hAnsi="Consolas" w:cs="Times New Roman"/>
-          <w:sz w:val="20"/>
-          <w:szCs w:val="20"/>
-          <w:lang w:eastAsia="ru-RU"/>
-        </w:rPr>
-      </w:pPr>
-      <w:r>
-        <w:rPr>
-          <w:rFonts w:ascii="Consolas" w:eastAsia="Times New Roman" w:hAnsi="Consolas" w:cs="Times New Roman"/>
-          <w:sz w:val="20"/>
-          <w:szCs w:val="20"/>
-          <w:lang w:eastAsia="ru-RU"/>
-        </w:rPr>
-        <w:t xml:space="preserve">x = </w:t>
-      </w:r>
-      <w:proofErr w:type="spellStart"/>
-      <w:r>
-        <w:rPr>
-          <w:rFonts w:ascii="Consolas" w:eastAsia="Times New Roman" w:hAnsi="Consolas" w:cs="Times New Roman"/>
-          <w:sz w:val="20"/>
-          <w:szCs w:val="20"/>
-          <w:lang w:eastAsia="ru-RU"/>
-        </w:rPr>
-        <w:t>zeros</w:t>
-      </w:r>
-      <w:proofErr w:type="spellEnd"/>
-      <w:r>
-        <w:rPr>
-          <w:rFonts w:ascii="Consolas" w:eastAsia="Times New Roman" w:hAnsi="Consolas" w:cs="Times New Roman"/>
-          <w:sz w:val="20"/>
-          <w:szCs w:val="20"/>
-          <w:lang w:eastAsia="ru-RU"/>
-        </w:rPr>
-        <w:t>(n,1);</w:t>
-      </w:r>
-    </w:p>
-    <w:p>
-      <w:pPr>
-        <w:spacing w:after="0" w:line="240" w:lineRule="auto"/>
-        <w:rPr>
-          <w:rFonts w:ascii="Consolas" w:eastAsia="Times New Roman" w:hAnsi="Consolas" w:cs="Times New Roman"/>
-          <w:sz w:val="20"/>
-          <w:szCs w:val="20"/>
-          <w:lang w:eastAsia="ru-RU"/>
-        </w:rPr>
-      </w:pPr>
-    </w:p>
-    <w:p>
-      <w:pPr>
-        <w:spacing w:after="0" w:line="240" w:lineRule="auto"/>
-        <w:rPr>
-          <w:rFonts w:ascii="Consolas" w:eastAsia="Times New Roman" w:hAnsi="Consolas" w:cs="Times New Roman"/>
-          <w:sz w:val="20"/>
-          <w:szCs w:val="20"/>
-          <w:lang w:val="en-US" w:eastAsia="ru-RU"/>
-        </w:rPr>
-      </w:pPr>
-      <w:r>
-        <w:rPr>
-          <w:rFonts w:ascii="Consolas" w:eastAsia="Times New Roman" w:hAnsi="Consolas" w:cs="Times New Roman"/>
-          <w:color w:val="0E00FF"/>
-          <w:sz w:val="20"/>
-          <w:szCs w:val="20"/>
-          <w:lang w:val="en-US" w:eastAsia="ru-RU"/>
-        </w:rPr>
-        <w:t xml:space="preserve">for </w:t>
-      </w:r>
-      <w:proofErr w:type="spellStart"/>
-      <w:r>
-        <w:rPr>
-          <w:rFonts w:ascii="Consolas" w:eastAsia="Times New Roman" w:hAnsi="Consolas" w:cs="Times New Roman"/>
-          <w:sz w:val="20"/>
-          <w:szCs w:val="20"/>
-          <w:lang w:val="en-US" w:eastAsia="ru-RU"/>
-        </w:rPr>
-        <w:t>i</w:t>
-      </w:r>
-      <w:proofErr w:type="spellEnd"/>
-      <w:r>
-        <w:rPr>
-          <w:rFonts w:ascii="Consolas" w:eastAsia="Times New Roman" w:hAnsi="Consolas" w:cs="Times New Roman"/>
-          <w:sz w:val="20"/>
-          <w:szCs w:val="20"/>
-          <w:lang w:val="en-US" w:eastAsia="ru-RU"/>
-        </w:rPr>
-        <w:t xml:space="preserve"> = n:-1:1</w:t>
-      </w:r>
-    </w:p>
-    <w:p>
-      <w:pPr>
-        <w:spacing w:after="0" w:line="240" w:lineRule="auto"/>
-        <w:rPr>
-          <w:rFonts w:ascii="Consolas" w:eastAsia="Times New Roman" w:hAnsi="Consolas" w:cs="Times New Roman"/>
-          <w:sz w:val="20"/>
-          <w:szCs w:val="20"/>
-          <w:lang w:val="en-US" w:eastAsia="ru-RU"/>
-        </w:rPr>
-      </w:pPr>
-      <w:r>
-        <w:rPr>
-          <w:rFonts w:ascii="Consolas" w:eastAsia="Times New Roman" w:hAnsi="Consolas" w:cs="Times New Roman"/>
-          <w:sz w:val="20"/>
-          <w:szCs w:val="20"/>
-          <w:lang w:val="en-US" w:eastAsia="ru-RU"/>
-        </w:rPr>
-        <w:t xml:space="preserve">    x(</w:t>
-      </w:r>
-      <w:proofErr w:type="spellStart"/>
-      <w:r>
-        <w:rPr>
-          <w:rFonts w:ascii="Consolas" w:eastAsia="Times New Roman" w:hAnsi="Consolas" w:cs="Times New Roman"/>
-          <w:sz w:val="20"/>
-          <w:szCs w:val="20"/>
-          <w:lang w:val="en-US" w:eastAsia="ru-RU"/>
-        </w:rPr>
-        <w:t>i</w:t>
-      </w:r>
-      <w:proofErr w:type="spellEnd"/>
-      <w:r>
-        <w:rPr>
-          <w:rFonts w:ascii="Consolas" w:eastAsia="Times New Roman" w:hAnsi="Consolas" w:cs="Times New Roman"/>
-          <w:sz w:val="20"/>
-          <w:szCs w:val="20"/>
-          <w:lang w:val="en-US" w:eastAsia="ru-RU"/>
-        </w:rPr>
-        <w:t>) = Ab(</w:t>
-      </w:r>
-      <w:proofErr w:type="spellStart"/>
-      <w:r>
-        <w:rPr>
-          <w:rFonts w:ascii="Consolas" w:eastAsia="Times New Roman" w:hAnsi="Consolas" w:cs="Times New Roman"/>
-          <w:sz w:val="20"/>
-          <w:szCs w:val="20"/>
-          <w:lang w:val="en-US" w:eastAsia="ru-RU"/>
-        </w:rPr>
-        <w:t>i,end</w:t>
-      </w:r>
-      <w:proofErr w:type="spellEnd"/>
-      <w:r>
-        <w:rPr>
-          <w:rFonts w:ascii="Consolas" w:eastAsia="Times New Roman" w:hAnsi="Consolas" w:cs="Times New Roman"/>
-          <w:sz w:val="20"/>
-          <w:szCs w:val="20"/>
-          <w:lang w:val="en-US" w:eastAsia="ru-RU"/>
-        </w:rPr>
-        <w:t>) - Ab(i,i+1:n) * x(i+1:n);</w:t>
-      </w:r>
-    </w:p>
-    <w:p>
-      <w:pPr>
-        <w:spacing w:after="0" w:line="240" w:lineRule="auto"/>
-        <w:rPr>
-          <w:rFonts w:ascii="Consolas" w:eastAsia="Times New Roman" w:hAnsi="Consolas" w:cs="Times New Roman"/>
-          <w:sz w:val="20"/>
-          <w:szCs w:val="20"/>
-          <w:lang w:eastAsia="ru-RU"/>
-        </w:rPr>
-      </w:pPr>
-      <w:proofErr w:type="spellStart"/>
-      <w:r>
-        <w:rPr>
-          <w:rFonts w:ascii="Consolas" w:eastAsia="Times New Roman" w:hAnsi="Consolas" w:cs="Times New Roman"/>
-          <w:color w:val="0E00FF"/>
-          <w:sz w:val="20"/>
-          <w:szCs w:val="20"/>
-          <w:lang w:eastAsia="ru-RU"/>
-        </w:rPr>
-        <w:t>end</w:t>
-      </w:r>
-      <w:proofErr w:type="spellEnd"/>
-    </w:p>
-    <w:p>
-      <w:pPr>
-        <w:spacing w:after="0" w:line="240" w:lineRule="auto"/>
-        <w:rPr>
-          <w:rFonts w:ascii="Consolas" w:eastAsia="Times New Roman" w:hAnsi="Consolas" w:cs="Times New Roman"/>
-          <w:sz w:val="20"/>
-          <w:szCs w:val="20"/>
-          <w:lang w:eastAsia="ru-RU"/>
-        </w:rPr>
-      </w:pPr>
-    </w:p>
-    <w:p>
-      <w:pPr>
-        <w:spacing w:after="0" w:line="240" w:lineRule="auto"/>
-        <w:rPr>
-          <w:rFonts w:ascii="Consolas" w:eastAsia="Times New Roman" w:hAnsi="Consolas" w:cs="Times New Roman"/>
-          <w:sz w:val="20"/>
-          <w:szCs w:val="20"/>
-          <w:lang w:eastAsia="ru-RU"/>
-        </w:rPr>
-      </w:pPr>
-      <w:proofErr w:type="spellStart"/>
-      <w:r>
-        <w:rPr>
-          <w:rFonts w:ascii="Consolas" w:eastAsia="Times New Roman" w:hAnsi="Consolas" w:cs="Times New Roman"/>
-          <w:color w:val="0E00FF"/>
-          <w:sz w:val="20"/>
-          <w:szCs w:val="20"/>
-          <w:lang w:eastAsia="ru-RU"/>
-        </w:rPr>
-        <w:t>end</w:t>
-      </w:r>
-      <w:proofErr w:type="spellEnd"/>
     </w:p>
     <w:sectPr>
       <w:footerReference w:type="default" r:id="rId8"/>
